--- a/PMP/PMP笔记.docx
+++ b/PMP/PMP笔记.docx
@@ -151,27 +151,8 @@
         <w:rPr>
           <w:rFonts w:hint="eastAsia"/>
         </w:rPr>
-        <w:t>项目运行环境</w:t>
-      </w:r>
-    </w:p>
-    <w:p>
-      <w:pPr>
-        <w:rPr>
-          <w:rFonts w:hint="eastAsia"/>
-        </w:rPr>
-      </w:pPr>
-      <w:bookmarkStart w:id="1" w:name="_GoBack"/>
-      <w:bookmarkEnd w:id="1"/>
-    </w:p>
-    <w:p>
-      <w:pPr>
-        <w:pStyle w:val="1"/>
-      </w:pPr>
-      <w:r>
-        <w:rPr>
-          <w:rFonts w:hint="eastAsia"/>
-        </w:rPr>
-        <w:t>项目生命周期</w:t>
+        <w:lastRenderedPageBreak/>
+        <w:t>引论</w:t>
       </w:r>
     </w:p>
     <w:p>
@@ -182,47 +163,40 @@
         <w:rPr>
           <w:rFonts w:hint="eastAsia"/>
         </w:rPr>
-        <w:t>项目和开发生命周期</w:t>
+        <w:t>指南概述和目的</w:t>
       </w:r>
     </w:p>
     <w:p>
+      <w:pPr>
+        <w:pStyle w:val="3"/>
+      </w:pPr>
       <w:r>
         <w:rPr>
           <w:rFonts w:hint="eastAsia"/>
         </w:rPr>
-        <w:t>预测型</w:t>
+        <w:t>项目管理标准</w:t>
       </w:r>
     </w:p>
     <w:p>
+      <w:pPr>
+        <w:pStyle w:val="3"/>
+      </w:pPr>
       <w:r>
         <w:rPr>
           <w:rFonts w:hint="eastAsia"/>
         </w:rPr>
-        <w:t>迭代型</w:t>
+        <w:t>通用词汇</w:t>
       </w:r>
     </w:p>
     <w:p>
+      <w:pPr>
+        <w:pStyle w:val="3"/>
+      </w:pPr>
       <w:r>
         <w:rPr>
           <w:rFonts w:hint="eastAsia"/>
         </w:rPr>
-        <w:t>增量型</w:t>
-      </w:r>
-    </w:p>
-    <w:p>
-      <w:r>
-        <w:rPr>
-          <w:rFonts w:hint="eastAsia"/>
-        </w:rPr>
-        <w:t>适应型</w:t>
-      </w:r>
-    </w:p>
-    <w:p>
-      <w:r>
-        <w:rPr>
-          <w:rFonts w:hint="eastAsia"/>
-        </w:rPr>
-        <w:t>混合型</w:t>
+        <w:t>道德与专业行为规范</w:t>
       </w:r>
     </w:p>
     <w:p>
@@ -233,56 +207,264 @@
         <w:rPr>
           <w:rFonts w:hint="eastAsia"/>
         </w:rPr>
-        <w:t>项目阶段</w:t>
+        <w:t>基本要素</w:t>
       </w:r>
     </w:p>
     <w:p>
+      <w:pPr>
+        <w:pStyle w:val="3"/>
+      </w:pPr>
       <w:r>
         <w:rPr>
           <w:rFonts w:hint="eastAsia"/>
         </w:rPr>
-        <w:t>名称</w:t>
+        <w:t>项目</w:t>
       </w:r>
     </w:p>
     <w:p>
+      <w:pPr>
+        <w:pStyle w:val="3"/>
+      </w:pPr>
       <w:r>
         <w:rPr>
           <w:rFonts w:hint="eastAsia"/>
         </w:rPr>
-        <w:t>数量</w:t>
+        <w:t>项目管理的重要性</w:t>
       </w:r>
     </w:p>
     <w:p>
+      <w:pPr>
+        <w:pStyle w:val="3"/>
+      </w:pPr>
       <w:r>
         <w:rPr>
           <w:rFonts w:hint="eastAsia"/>
         </w:rPr>
-        <w:t>持续时间</w:t>
+        <w:t>项目、项目集、项目组合以及运营管理之间的关系</w:t>
       </w:r>
     </w:p>
     <w:p>
+      <w:pPr>
+        <w:pStyle w:val="4"/>
+      </w:pPr>
       <w:r>
         <w:rPr>
           <w:rFonts w:hint="eastAsia"/>
         </w:rPr>
-        <w:t>资源需求</w:t>
+        <w:t>概述</w:t>
       </w:r>
     </w:p>
     <w:p>
+      <w:pPr>
+        <w:pStyle w:val="4"/>
+      </w:pPr>
+      <w:r>
+        <w:rPr>
+          <w:rFonts w:hint="eastAsia"/>
+        </w:rPr>
+        <w:t>项目集管理</w:t>
+      </w:r>
+    </w:p>
+    <w:p>
+      <w:pPr>
+        <w:pStyle w:val="4"/>
+      </w:pPr>
+      <w:r>
+        <w:rPr>
+          <w:rFonts w:hint="eastAsia"/>
+        </w:rPr>
+        <w:t>项目组合管理</w:t>
+      </w:r>
+    </w:p>
+    <w:p>
+      <w:pPr>
+        <w:pStyle w:val="4"/>
+      </w:pPr>
+      <w:r>
+        <w:rPr>
+          <w:rFonts w:hint="eastAsia"/>
+        </w:rPr>
+        <w:t>运管管理</w:t>
+      </w:r>
+    </w:p>
+    <w:p>
+      <w:pPr>
+        <w:pStyle w:val="4"/>
+      </w:pPr>
+      <w:r>
+        <w:rPr>
+          <w:rFonts w:hint="eastAsia"/>
+        </w:rPr>
+        <w:t>运营与项目管理</w:t>
+      </w:r>
+    </w:p>
+    <w:p>
+      <w:pPr>
+        <w:pStyle w:val="3"/>
+      </w:pPr>
+      <w:r>
+        <w:rPr>
+          <w:rFonts w:hint="eastAsia"/>
+        </w:rPr>
+        <w:t>指南的组合部分</w:t>
+      </w:r>
+    </w:p>
+    <w:p>
+      <w:pPr>
+        <w:pStyle w:val="4"/>
+      </w:pPr>
       <w:r>
         <w:rPr>
           <w:rFonts w:hint="eastAsia"/>
         </w:rPr>
         <w:lastRenderedPageBreak/>
-        <w:t>项目进入某一阶段的准入标准</w:t>
+        <w:t>项目和开发生命周期</w:t>
       </w:r>
     </w:p>
     <w:p>
+      <w:pPr>
+        <w:pStyle w:val="4"/>
+      </w:pPr>
       <w:r>
         <w:rPr>
           <w:rFonts w:hint="eastAsia"/>
         </w:rPr>
-        <w:t>项目完成某一阶段的退出标准</w:t>
+        <w:t>项目阶段</w:t>
+      </w:r>
+    </w:p>
+    <w:p>
+      <w:pPr>
+        <w:pStyle w:val="4"/>
+      </w:pPr>
+      <w:r>
+        <w:rPr>
+          <w:rFonts w:hint="eastAsia"/>
+        </w:rPr>
+        <w:t>项目关口</w:t>
+      </w:r>
+    </w:p>
+    <w:p>
+      <w:pPr>
+        <w:pStyle w:val="4"/>
+      </w:pPr>
+      <w:r>
+        <w:rPr>
+          <w:rFonts w:hint="eastAsia"/>
+        </w:rPr>
+        <w:t>项目管理过程</w:t>
+      </w:r>
+    </w:p>
+    <w:p>
+      <w:pPr>
+        <w:pStyle w:val="4"/>
+      </w:pPr>
+      <w:r>
+        <w:rPr>
+          <w:rFonts w:hint="eastAsia"/>
+        </w:rPr>
+        <w:t>项目管理过程组</w:t>
+      </w:r>
+    </w:p>
+    <w:p>
+      <w:pPr>
+        <w:pStyle w:val="4"/>
+      </w:pPr>
+      <w:r>
+        <w:rPr>
+          <w:rFonts w:hint="eastAsia"/>
+        </w:rPr>
+        <w:t>项目管理知识领域</w:t>
+      </w:r>
+    </w:p>
+    <w:p>
+      <w:pPr>
+        <w:pStyle w:val="4"/>
+      </w:pPr>
+      <w:r>
+        <w:rPr>
+          <w:rFonts w:hint="eastAsia"/>
+        </w:rPr>
+        <w:t>项目管理数据和信息</w:t>
+      </w:r>
+    </w:p>
+    <w:p>
+      <w:pPr>
+        <w:pStyle w:val="3"/>
+      </w:pPr>
+      <w:r>
+        <w:rPr>
+          <w:rFonts w:hint="eastAsia"/>
+        </w:rPr>
+        <w:t>裁剪</w:t>
+      </w:r>
+    </w:p>
+    <w:p>
+      <w:pPr>
+        <w:pStyle w:val="3"/>
+      </w:pPr>
+      <w:r>
+        <w:rPr>
+          <w:rFonts w:hint="eastAsia"/>
+        </w:rPr>
+        <w:t>项目管理商业文件</w:t>
+      </w:r>
+    </w:p>
+    <w:p>
+      <w:pPr>
+        <w:pStyle w:val="4"/>
+      </w:pPr>
+      <w:r>
+        <w:rPr>
+          <w:rFonts w:hint="eastAsia"/>
+        </w:rPr>
+        <w:t>项目商业认证</w:t>
+      </w:r>
+    </w:p>
+    <w:p>
+      <w:pPr>
+        <w:pStyle w:val="4"/>
+      </w:pPr>
+      <w:r>
+        <w:rPr>
+          <w:rFonts w:hint="eastAsia"/>
+        </w:rPr>
+        <w:t>项目效益管理计划</w:t>
+      </w:r>
+    </w:p>
+    <w:p>
+      <w:pPr>
+        <w:pStyle w:val="4"/>
+      </w:pPr>
+      <w:r>
+        <w:rPr>
+          <w:rFonts w:hint="eastAsia"/>
+        </w:rPr>
+        <w:t>项目章程和项目管理计划</w:t>
+      </w:r>
+    </w:p>
+    <w:p>
+      <w:pPr>
+        <w:pStyle w:val="4"/>
+        <w:rPr>
+          <w:rFonts w:hint="eastAsia"/>
+        </w:rPr>
+      </w:pPr>
+      <w:r>
+        <w:rPr>
+          <w:rFonts w:hint="eastAsia"/>
+        </w:rPr>
+        <w:t>项目成功标准</w:t>
+      </w:r>
+    </w:p>
+    <w:p>
+      <w:pPr>
+        <w:pStyle w:val="1"/>
+      </w:pPr>
+      <w:r>
+        <w:rPr>
+          <w:rFonts w:hint="eastAsia"/>
+        </w:rPr>
+        <w:t>项目运行环境</w:t>
       </w:r>
     </w:p>
     <w:p>
@@ -293,47 +475,7 @@
         <w:rPr>
           <w:rFonts w:hint="eastAsia"/>
         </w:rPr>
-        <w:t>阶段关口</w:t>
-      </w:r>
-    </w:p>
-    <w:p>
-      <w:r>
-        <w:rPr>
-          <w:rFonts w:hint="eastAsia"/>
-        </w:rPr>
-        <w:t>进入下个阶段</w:t>
-      </w:r>
-    </w:p>
-    <w:p>
-      <w:r>
-        <w:rPr>
-          <w:rFonts w:hint="eastAsia"/>
-        </w:rPr>
-        <w:t>整改后进入下个阶段</w:t>
-      </w:r>
-    </w:p>
-    <w:p>
-      <w:r>
-        <w:rPr>
-          <w:rFonts w:hint="eastAsia"/>
-        </w:rPr>
-        <w:t>结束项目</w:t>
-      </w:r>
-    </w:p>
-    <w:p>
-      <w:r>
-        <w:rPr>
-          <w:rFonts w:hint="eastAsia"/>
-        </w:rPr>
-        <w:t>停留在当前阶段</w:t>
-      </w:r>
-    </w:p>
-    <w:p>
-      <w:r>
-        <w:rPr>
-          <w:rFonts w:hint="eastAsia"/>
-        </w:rPr>
-        <w:t>重复阶段或某个要素</w:t>
+        <w:t>概述</w:t>
       </w:r>
     </w:p>
     <w:p>
@@ -344,31 +486,173 @@
         <w:rPr>
           <w:rFonts w:hint="eastAsia"/>
         </w:rPr>
-        <w:t>项目管理过程</w:t>
+        <w:lastRenderedPageBreak/>
+        <w:t>事件环境因素</w:t>
       </w:r>
     </w:p>
     <w:p>
+      <w:pPr>
+        <w:pStyle w:val="3"/>
+      </w:pPr>
       <w:r>
         <w:rPr>
           <w:rFonts w:hint="eastAsia"/>
         </w:rPr>
-        <w:t>仅开展一次或仅在项目预定义点开展的过程</w:t>
+        <w:t>组织内部的事业环境因素</w:t>
       </w:r>
     </w:p>
     <w:p>
+      <w:pPr>
+        <w:pStyle w:val="3"/>
+      </w:pPr>
       <w:r>
         <w:rPr>
           <w:rFonts w:hint="eastAsia"/>
         </w:rPr>
-        <w:t>根据需求定期开展的过程</w:t>
+        <w:t>组织外部的事业环境因素</w:t>
       </w:r>
     </w:p>
     <w:p>
+      <w:pPr>
+        <w:pStyle w:val="2"/>
+      </w:pPr>
       <w:r>
         <w:rPr>
           <w:rFonts w:hint="eastAsia"/>
         </w:rPr>
-        <w:t>贯穿项目始终执行的过程</w:t>
+        <w:t>组织过程资产</w:t>
+      </w:r>
+    </w:p>
+    <w:p>
+      <w:pPr>
+        <w:pStyle w:val="3"/>
+      </w:pPr>
+      <w:r>
+        <w:rPr>
+          <w:rFonts w:hint="eastAsia"/>
+        </w:rPr>
+        <w:t>过程、政策和程序</w:t>
+      </w:r>
+    </w:p>
+    <w:p>
+      <w:pPr>
+        <w:pStyle w:val="3"/>
+      </w:pPr>
+      <w:r>
+        <w:rPr>
+          <w:rFonts w:hint="eastAsia"/>
+        </w:rPr>
+        <w:t>组织知识库</w:t>
+      </w:r>
+    </w:p>
+    <w:p>
+      <w:pPr>
+        <w:pStyle w:val="2"/>
+      </w:pPr>
+      <w:r>
+        <w:rPr>
+          <w:rFonts w:hint="eastAsia"/>
+        </w:rPr>
+        <w:t>组织系统</w:t>
+      </w:r>
+    </w:p>
+    <w:p>
+      <w:pPr>
+        <w:pStyle w:val="3"/>
+      </w:pPr>
+      <w:r>
+        <w:rPr>
+          <w:rFonts w:hint="eastAsia"/>
+        </w:rPr>
+        <w:t>概述</w:t>
+      </w:r>
+    </w:p>
+    <w:p>
+      <w:pPr>
+        <w:pStyle w:val="3"/>
+      </w:pPr>
+      <w:r>
+        <w:rPr>
+          <w:rFonts w:hint="eastAsia"/>
+        </w:rPr>
+        <w:t>组织治理框架</w:t>
+      </w:r>
+    </w:p>
+    <w:p>
+      <w:pPr>
+        <w:pStyle w:val="4"/>
+      </w:pPr>
+      <w:r>
+        <w:rPr>
+          <w:rFonts w:hint="eastAsia"/>
+        </w:rPr>
+        <w:t>治理框架</w:t>
+      </w:r>
+    </w:p>
+    <w:p>
+      <w:pPr>
+        <w:pStyle w:val="4"/>
+      </w:pPr>
+      <w:r>
+        <w:rPr>
+          <w:rFonts w:hint="eastAsia"/>
+        </w:rPr>
+        <w:t>项目组合、项目集和项目治理</w:t>
+      </w:r>
+    </w:p>
+    <w:p>
+      <w:pPr>
+        <w:pStyle w:val="3"/>
+      </w:pPr>
+      <w:r>
+        <w:rPr>
+          <w:rFonts w:hint="eastAsia"/>
+        </w:rPr>
+        <w:t>管理要素</w:t>
+      </w:r>
+    </w:p>
+    <w:p>
+      <w:pPr>
+        <w:pStyle w:val="3"/>
+      </w:pPr>
+      <w:r>
+        <w:rPr>
+          <w:rFonts w:hint="eastAsia"/>
+        </w:rPr>
+        <w:t>组织结构类型</w:t>
+      </w:r>
+    </w:p>
+    <w:p>
+      <w:pPr>
+        <w:pStyle w:val="4"/>
+      </w:pPr>
+      <w:r>
+        <w:rPr>
+          <w:rFonts w:hint="eastAsia"/>
+        </w:rPr>
+        <w:t>组织结构类型</w:t>
+      </w:r>
+    </w:p>
+    <w:p>
+      <w:pPr>
+        <w:pStyle w:val="4"/>
+      </w:pPr>
+      <w:r>
+        <w:rPr>
+          <w:rFonts w:hint="eastAsia"/>
+        </w:rPr>
+        <w:t>组织杜绝选择的考虑因素</w:t>
+      </w:r>
+    </w:p>
+    <w:p>
+      <w:pPr>
+        <w:pStyle w:val="4"/>
+      </w:pPr>
+      <w:r>
+        <w:rPr>
+          <w:rFonts w:hint="eastAsia"/>
+        </w:rPr>
+        <w:t>项目管理办公室</w:t>
       </w:r>
     </w:p>
     <w:p>
@@ -379,83 +663,1082 @@
         <w:rPr>
           <w:rFonts w:hint="eastAsia"/>
         </w:rPr>
-        <w:t>项目管理过程组</w:t>
+        <w:lastRenderedPageBreak/>
+        <w:t>项目经理角色</w:t>
       </w:r>
     </w:p>
     <w:p>
+      <w:pPr>
+        <w:pStyle w:val="2"/>
+      </w:pPr>
       <w:r>
         <w:rPr>
           <w:rFonts w:hint="eastAsia"/>
         </w:rPr>
-        <w:t>启动</w:t>
+        <w:t>概述</w:t>
       </w:r>
+    </w:p>
+    <w:p>
+      <w:pPr>
+        <w:pStyle w:val="2"/>
+      </w:pPr>
       <w:r>
         <w:rPr>
           <w:rFonts w:hint="eastAsia"/>
         </w:rPr>
-        <w:t>过程组</w:t>
+        <w:t>项目经理定义</w:t>
       </w:r>
     </w:p>
     <w:p>
+      <w:pPr>
+        <w:pStyle w:val="2"/>
+      </w:pPr>
       <w:r>
         <w:rPr>
           <w:rFonts w:hint="eastAsia"/>
         </w:rPr>
-        <w:t>规划</w:t>
+        <w:t>项目经理的影响力和范围</w:t>
       </w:r>
+    </w:p>
+    <w:p>
+      <w:pPr>
+        <w:pStyle w:val="3"/>
+      </w:pPr>
       <w:r>
         <w:rPr>
           <w:rFonts w:hint="eastAsia"/>
         </w:rPr>
-        <w:t>过程组</w:t>
+        <w:t>概述</w:t>
       </w:r>
     </w:p>
     <w:p>
+      <w:pPr>
+        <w:pStyle w:val="3"/>
+      </w:pPr>
       <w:r>
         <w:rPr>
           <w:rFonts w:hint="eastAsia"/>
         </w:rPr>
-        <w:t>执行</w:t>
+        <w:t>项目</w:t>
       </w:r>
+    </w:p>
+    <w:p>
+      <w:pPr>
+        <w:pStyle w:val="3"/>
+      </w:pPr>
       <w:r>
         <w:rPr>
           <w:rFonts w:hint="eastAsia"/>
         </w:rPr>
-        <w:t>过程组</w:t>
+        <w:t>组织</w:t>
       </w:r>
     </w:p>
     <w:p>
+      <w:pPr>
+        <w:pStyle w:val="3"/>
+      </w:pPr>
       <w:r>
         <w:rPr>
           <w:rFonts w:hint="eastAsia"/>
         </w:rPr>
-        <w:t>监控</w:t>
+        <w:t>行业</w:t>
       </w:r>
+    </w:p>
+    <w:p>
+      <w:pPr>
+        <w:pStyle w:val="3"/>
+      </w:pPr>
       <w:r>
         <w:rPr>
           <w:rFonts w:hint="eastAsia"/>
         </w:rPr>
-        <w:t>过程组</w:t>
+        <w:t>专业学科</w:t>
       </w:r>
     </w:p>
     <w:p>
+      <w:pPr>
+        <w:pStyle w:val="3"/>
+      </w:pPr>
       <w:r>
         <w:rPr>
           <w:rFonts w:hint="eastAsia"/>
         </w:rPr>
-        <w:t>收尾</w:t>
+        <w:t>跨领域</w:t>
       </w:r>
+    </w:p>
+    <w:p>
+      <w:pPr>
+        <w:pStyle w:val="2"/>
+      </w:pPr>
       <w:r>
         <w:rPr>
           <w:rFonts w:hint="eastAsia"/>
         </w:rPr>
-        <w:t>过程组</w:t>
+        <w:t>项目经理的能力</w:t>
+      </w:r>
+    </w:p>
+    <w:p>
+      <w:pPr>
+        <w:pStyle w:val="3"/>
+      </w:pPr>
+      <w:r>
+        <w:rPr>
+          <w:rFonts w:hint="eastAsia"/>
+        </w:rPr>
+        <w:t>概述</w:t>
+      </w:r>
+    </w:p>
+    <w:p>
+      <w:pPr>
+        <w:pStyle w:val="3"/>
+      </w:pPr>
+      <w:r>
+        <w:rPr>
+          <w:rFonts w:hint="eastAsia"/>
+        </w:rPr>
+        <w:t>技术项目管理技能</w:t>
+      </w:r>
+    </w:p>
+    <w:p>
+      <w:pPr>
+        <w:pStyle w:val="3"/>
+      </w:pPr>
+      <w:r>
+        <w:rPr>
+          <w:rFonts w:hint="eastAsia"/>
+        </w:rPr>
+        <w:t>战略和商务管理技能</w:t>
+      </w:r>
+    </w:p>
+    <w:p>
+      <w:pPr>
+        <w:pStyle w:val="3"/>
+      </w:pPr>
+      <w:r>
+        <w:rPr>
+          <w:rFonts w:hint="eastAsia"/>
+        </w:rPr>
+        <w:t>领导力技能</w:t>
+      </w:r>
+    </w:p>
+    <w:p>
+      <w:pPr>
+        <w:pStyle w:val="4"/>
+      </w:pPr>
+      <w:r>
+        <w:rPr>
+          <w:rFonts w:hint="eastAsia"/>
+        </w:rPr>
+        <w:lastRenderedPageBreak/>
+        <w:t>人际交往</w:t>
+      </w:r>
+    </w:p>
+    <w:p>
+      <w:pPr>
+        <w:pStyle w:val="4"/>
+      </w:pPr>
+      <w:r>
+        <w:rPr>
+          <w:rFonts w:hint="eastAsia"/>
+        </w:rPr>
+        <w:t>领导者的品质和技能</w:t>
+      </w:r>
+    </w:p>
+    <w:p>
+      <w:pPr>
+        <w:pStyle w:val="4"/>
+      </w:pPr>
+      <w:r>
+        <w:rPr>
+          <w:rFonts w:hint="eastAsia"/>
+        </w:rPr>
+        <w:t>权术、权力和办好事情</w:t>
+      </w:r>
+    </w:p>
+    <w:p>
+      <w:pPr>
+        <w:pStyle w:val="3"/>
+      </w:pPr>
+      <w:r>
+        <w:rPr>
+          <w:rFonts w:hint="eastAsia"/>
+        </w:rPr>
+        <w:t>领导力与管理之比较</w:t>
+      </w:r>
+    </w:p>
+    <w:p>
+      <w:pPr>
+        <w:pStyle w:val="4"/>
+      </w:pPr>
+      <w:r>
+        <w:rPr>
+          <w:rFonts w:hint="eastAsia"/>
+        </w:rPr>
+        <w:t>领导力风格</w:t>
+      </w:r>
+    </w:p>
+    <w:p>
+      <w:pPr>
+        <w:pStyle w:val="4"/>
+      </w:pPr>
+      <w:r>
+        <w:rPr>
+          <w:rFonts w:hint="eastAsia"/>
+        </w:rPr>
+        <w:t>个性</w:t>
+      </w:r>
+    </w:p>
+    <w:p>
+      <w:pPr>
+        <w:pStyle w:val="2"/>
+      </w:pPr>
+      <w:r>
+        <w:rPr>
+          <w:rFonts w:hint="eastAsia"/>
+        </w:rPr>
+        <w:t>执行整合</w:t>
+      </w:r>
+    </w:p>
+    <w:p>
+      <w:pPr>
+        <w:pStyle w:val="3"/>
+      </w:pPr>
+      <w:r>
+        <w:rPr>
+          <w:rFonts w:hint="eastAsia"/>
+        </w:rPr>
+        <w:t>在过程层面执行整合</w:t>
+      </w:r>
+    </w:p>
+    <w:p>
+      <w:pPr>
+        <w:pStyle w:val="3"/>
+      </w:pPr>
+      <w:r>
+        <w:rPr>
+          <w:rFonts w:hint="eastAsia"/>
+        </w:rPr>
+        <w:t>认知导致的整合</w:t>
+      </w:r>
+    </w:p>
+    <w:p>
+      <w:pPr>
+        <w:pStyle w:val="3"/>
+      </w:pPr>
+      <w:r>
+        <w:rPr>
+          <w:rFonts w:hint="eastAsia"/>
+        </w:rPr>
+        <w:t>背景层面的整合</w:t>
+      </w:r>
+    </w:p>
+    <w:p>
+      <w:pPr>
+        <w:pStyle w:val="3"/>
+        <w:rPr>
+          <w:rFonts w:hint="eastAsia"/>
+        </w:rPr>
+      </w:pPr>
+      <w:r>
+        <w:rPr>
+          <w:rFonts w:hint="eastAsia"/>
+        </w:rPr>
+        <w:t>整合与复杂性</w:t>
       </w:r>
     </w:p>
     <w:bookmarkEnd w:id="0"/>
     <w:p>
       <w:pPr>
         <w:pStyle w:val="1"/>
+      </w:pPr>
+      <w:r>
+        <w:rPr>
+          <w:rFonts w:hint="eastAsia"/>
+        </w:rPr>
+        <w:t>项目整合管理</w:t>
+      </w:r>
+    </w:p>
+    <w:p>
+      <w:pPr>
+        <w:pStyle w:val="a9"/>
+        <w:numPr>
+          <w:ilvl w:val="0"/>
+          <w:numId w:val="21"/>
+        </w:numPr>
+        <w:ind w:firstLineChars="0"/>
+      </w:pPr>
+      <w:r>
+        <w:rPr>
+          <w:rFonts w:hint="eastAsia"/>
+        </w:rPr>
+        <w:t>项目整合管理的核心概念</w:t>
+      </w:r>
+    </w:p>
+    <w:p>
+      <w:pPr>
+        <w:pStyle w:val="a9"/>
+        <w:numPr>
+          <w:ilvl w:val="0"/>
+          <w:numId w:val="21"/>
+        </w:numPr>
+        <w:ind w:firstLineChars="0"/>
+      </w:pPr>
+      <w:r>
+        <w:rPr>
+          <w:rFonts w:hint="eastAsia"/>
+        </w:rPr>
+        <w:t>项目整合管理的发展趋势和新兴实践</w:t>
+      </w:r>
+    </w:p>
+    <w:p>
+      <w:pPr>
+        <w:pStyle w:val="a9"/>
+        <w:numPr>
+          <w:ilvl w:val="0"/>
+          <w:numId w:val="21"/>
+        </w:numPr>
+        <w:ind w:firstLineChars="0"/>
+      </w:pPr>
+      <w:r>
+        <w:rPr>
+          <w:rFonts w:hint="eastAsia"/>
+        </w:rPr>
+        <w:t>剪裁时需要考虑的因素</w:t>
+      </w:r>
+    </w:p>
+    <w:p>
+      <w:pPr>
+        <w:pStyle w:val="a9"/>
+        <w:numPr>
+          <w:ilvl w:val="0"/>
+          <w:numId w:val="21"/>
+        </w:numPr>
+        <w:ind w:firstLineChars="0"/>
+        <w:rPr>
+          <w:rFonts w:hint="eastAsia"/>
+        </w:rPr>
+      </w:pPr>
+      <w:r>
+        <w:rPr>
+          <w:rFonts w:hint="eastAsia"/>
+        </w:rPr>
+        <w:t>在敏捷或适应型环境中需要考虑的因素</w:t>
+      </w:r>
+    </w:p>
+    <w:p>
+      <w:pPr>
+        <w:pStyle w:val="2"/>
+      </w:pPr>
+      <w:r>
+        <w:rPr>
+          <w:rFonts w:hint="eastAsia"/>
+        </w:rPr>
+        <w:lastRenderedPageBreak/>
+        <w:t>制定项目章程</w:t>
+      </w:r>
+    </w:p>
+    <w:p>
+      <w:pPr>
+        <w:pStyle w:val="3"/>
+      </w:pPr>
+      <w:r>
+        <w:rPr>
+          <w:rFonts w:hint="eastAsia"/>
+        </w:rPr>
+        <w:t>制定项目章程：输入</w:t>
+      </w:r>
+    </w:p>
+    <w:p>
+      <w:pPr>
+        <w:pStyle w:val="4"/>
+      </w:pPr>
+      <w:r>
+        <w:rPr>
+          <w:rFonts w:hint="eastAsia"/>
+        </w:rPr>
+        <w:t>商业文件</w:t>
+      </w:r>
+    </w:p>
+    <w:p>
+      <w:pPr>
+        <w:pStyle w:val="4"/>
+      </w:pPr>
+      <w:r>
+        <w:rPr>
+          <w:rFonts w:hint="eastAsia"/>
+        </w:rPr>
+        <w:t>协议</w:t>
+      </w:r>
+    </w:p>
+    <w:p>
+      <w:pPr>
+        <w:pStyle w:val="4"/>
+      </w:pPr>
+      <w:r>
+        <w:rPr>
+          <w:rFonts w:hint="eastAsia"/>
+        </w:rPr>
+        <w:t>事业环境因素</w:t>
+      </w:r>
+    </w:p>
+    <w:p>
+      <w:pPr>
+        <w:pStyle w:val="4"/>
+      </w:pPr>
+      <w:r>
+        <w:rPr>
+          <w:rFonts w:hint="eastAsia"/>
+        </w:rPr>
+        <w:t>组织过程资产</w:t>
+      </w:r>
+    </w:p>
+    <w:p>
+      <w:pPr>
+        <w:pStyle w:val="3"/>
+      </w:pPr>
+      <w:r>
+        <w:rPr>
+          <w:rFonts w:hint="eastAsia"/>
+        </w:rPr>
+        <w:t>制定项目章程：工具与技术</w:t>
+      </w:r>
+    </w:p>
+    <w:p>
+      <w:pPr>
+        <w:pStyle w:val="4"/>
+      </w:pPr>
+      <w:r>
+        <w:rPr>
+          <w:rFonts w:hint="eastAsia"/>
+        </w:rPr>
+        <w:t>专家判断</w:t>
+      </w:r>
+    </w:p>
+    <w:p>
+      <w:pPr>
+        <w:pStyle w:val="4"/>
+      </w:pPr>
+      <w:r>
+        <w:rPr>
+          <w:rFonts w:hint="eastAsia"/>
+        </w:rPr>
+        <w:t>数据收集</w:t>
+      </w:r>
+    </w:p>
+    <w:p>
+      <w:pPr>
+        <w:pStyle w:val="4"/>
+      </w:pPr>
+      <w:r>
+        <w:rPr>
+          <w:rFonts w:hint="eastAsia"/>
+        </w:rPr>
+        <w:t>人际关系与团队技能</w:t>
+      </w:r>
+    </w:p>
+    <w:p>
+      <w:pPr>
+        <w:pStyle w:val="4"/>
+      </w:pPr>
+      <w:r>
+        <w:rPr>
+          <w:rFonts w:hint="eastAsia"/>
+        </w:rPr>
+        <w:t>会议</w:t>
+      </w:r>
+    </w:p>
+    <w:p>
+      <w:pPr>
+        <w:pStyle w:val="3"/>
+      </w:pPr>
+      <w:r>
+        <w:rPr>
+          <w:rFonts w:hint="eastAsia"/>
+        </w:rPr>
+        <w:t>制定项目章程：</w:t>
+      </w:r>
+      <w:r>
+        <w:rPr>
+          <w:rFonts w:hint="eastAsia"/>
+        </w:rPr>
+        <w:t>输出</w:t>
+      </w:r>
+    </w:p>
+    <w:p>
+      <w:pPr>
+        <w:pStyle w:val="4"/>
+      </w:pPr>
+      <w:r>
+        <w:rPr>
+          <w:rFonts w:hint="eastAsia"/>
+        </w:rPr>
+        <w:t>项目章程</w:t>
+      </w:r>
+    </w:p>
+    <w:p>
+      <w:pPr>
+        <w:pStyle w:val="4"/>
+        <w:rPr>
+          <w:rFonts w:hint="eastAsia"/>
+        </w:rPr>
+      </w:pPr>
+      <w:r>
+        <w:rPr>
+          <w:rFonts w:hint="eastAsia"/>
+        </w:rPr>
+        <w:t>假设日志</w:t>
+      </w:r>
+    </w:p>
+    <w:p>
+      <w:pPr>
+        <w:rPr>
+          <w:rFonts w:hint="eastAsia"/>
+        </w:rPr>
+      </w:pPr>
+    </w:p>
+    <w:p>
+      <w:pPr>
+        <w:pStyle w:val="2"/>
+      </w:pPr>
+      <w:r>
+        <w:rPr>
+          <w:rFonts w:hint="eastAsia"/>
+        </w:rPr>
+        <w:lastRenderedPageBreak/>
+        <w:t>制定项目管理计划</w:t>
+      </w:r>
+    </w:p>
+    <w:p>
+      <w:pPr>
+        <w:pStyle w:val="3"/>
+      </w:pPr>
+      <w:r>
+        <w:rPr>
+          <w:rFonts w:hint="eastAsia"/>
+        </w:rPr>
+        <w:t>制定项目管理计划：输入</w:t>
+      </w:r>
+    </w:p>
+    <w:p>
+      <w:pPr>
+        <w:pStyle w:val="4"/>
+      </w:pPr>
+      <w:r>
+        <w:rPr>
+          <w:rFonts w:hint="eastAsia"/>
+        </w:rPr>
+        <w:t>项目章程</w:t>
+      </w:r>
+    </w:p>
+    <w:p>
+      <w:pPr>
+        <w:pStyle w:val="4"/>
+      </w:pPr>
+      <w:r>
+        <w:rPr>
+          <w:rFonts w:hint="eastAsia"/>
+        </w:rPr>
+        <w:t>其它过程的输出</w:t>
+      </w:r>
+    </w:p>
+    <w:p>
+      <w:pPr>
+        <w:pStyle w:val="4"/>
+      </w:pPr>
+      <w:r>
+        <w:rPr>
+          <w:rFonts w:hint="eastAsia"/>
+        </w:rPr>
+        <w:t>事业环境因素</w:t>
+      </w:r>
+    </w:p>
+    <w:p>
+      <w:pPr>
+        <w:pStyle w:val="4"/>
+      </w:pPr>
+      <w:r>
+        <w:rPr>
+          <w:rFonts w:hint="eastAsia"/>
+        </w:rPr>
+        <w:t>组织过程资产</w:t>
+      </w:r>
+    </w:p>
+    <w:p>
+      <w:pPr>
+        <w:pStyle w:val="3"/>
+      </w:pPr>
+      <w:r>
+        <w:rPr>
+          <w:rFonts w:hint="eastAsia"/>
+        </w:rPr>
+        <w:t>制定项目管理计划：</w:t>
+      </w:r>
+      <w:r>
+        <w:rPr>
+          <w:rFonts w:hint="eastAsia"/>
+        </w:rPr>
+        <w:t>工具与技术</w:t>
+      </w:r>
+    </w:p>
+    <w:p>
+      <w:pPr>
+        <w:pStyle w:val="4"/>
+      </w:pPr>
+      <w:r>
+        <w:rPr>
+          <w:rFonts w:hint="eastAsia"/>
+        </w:rPr>
+        <w:t>专家判断</w:t>
+      </w:r>
+    </w:p>
+    <w:p>
+      <w:pPr>
+        <w:pStyle w:val="4"/>
+      </w:pPr>
+      <w:r>
+        <w:rPr>
+          <w:rFonts w:hint="eastAsia"/>
+        </w:rPr>
+        <w:t>数据收集</w:t>
+      </w:r>
+    </w:p>
+    <w:p>
+      <w:pPr>
+        <w:pStyle w:val="4"/>
+      </w:pPr>
+      <w:r>
+        <w:rPr>
+          <w:rFonts w:hint="eastAsia"/>
+        </w:rPr>
+        <w:t>人际关系与团队技能</w:t>
+      </w:r>
+    </w:p>
+    <w:p>
+      <w:pPr>
+        <w:pStyle w:val="4"/>
+        <w:rPr>
+          <w:rFonts w:hint="eastAsia"/>
+        </w:rPr>
+      </w:pPr>
+      <w:r>
+        <w:rPr>
+          <w:rFonts w:hint="eastAsia"/>
+        </w:rPr>
+        <w:t>会议</w:t>
+      </w:r>
+    </w:p>
+    <w:p>
+      <w:pPr>
+        <w:pStyle w:val="3"/>
+      </w:pPr>
+      <w:r>
+        <w:rPr>
+          <w:rFonts w:hint="eastAsia"/>
+        </w:rPr>
+        <w:t>制定项目管理计划：</w:t>
+      </w:r>
+      <w:r>
+        <w:rPr>
+          <w:rFonts w:hint="eastAsia"/>
+        </w:rPr>
+        <w:t>输出</w:t>
+      </w:r>
+    </w:p>
+    <w:p>
+      <w:pPr>
+        <w:pStyle w:val="4"/>
+        <w:rPr>
+          <w:rFonts w:hint="eastAsia"/>
+        </w:rPr>
+      </w:pPr>
+      <w:r>
+        <w:rPr>
+          <w:rFonts w:hint="eastAsia"/>
+        </w:rPr>
+        <w:t>项目管理计划</w:t>
+      </w:r>
+    </w:p>
+    <w:p>
+      <w:pPr>
+        <w:rPr>
+          <w:rFonts w:hint="eastAsia"/>
+        </w:rPr>
+      </w:pPr>
+    </w:p>
+    <w:p>
+      <w:pPr>
+        <w:pStyle w:val="2"/>
+      </w:pPr>
+      <w:r>
+        <w:rPr>
+          <w:rFonts w:hint="eastAsia"/>
+        </w:rPr>
+        <w:lastRenderedPageBreak/>
+        <w:t>指导与管理项目工作</w:t>
+      </w:r>
+    </w:p>
+    <w:p>
+      <w:pPr>
+        <w:pStyle w:val="3"/>
+      </w:pPr>
+      <w:r>
+        <w:rPr>
+          <w:rFonts w:hint="eastAsia"/>
+        </w:rPr>
+        <w:t>指导与管理项目工作：输入</w:t>
+      </w:r>
+    </w:p>
+    <w:p>
+      <w:pPr>
+        <w:pStyle w:val="4"/>
+      </w:pPr>
+      <w:r>
+        <w:rPr>
+          <w:rFonts w:hint="eastAsia"/>
+        </w:rPr>
+        <w:t>项目管理计划</w:t>
+      </w:r>
+    </w:p>
+    <w:p>
+      <w:pPr>
+        <w:pStyle w:val="4"/>
+      </w:pPr>
+      <w:r>
+        <w:rPr>
+          <w:rFonts w:hint="eastAsia"/>
+        </w:rPr>
+        <w:t>项目文件</w:t>
+      </w:r>
+    </w:p>
+    <w:p>
+      <w:pPr>
+        <w:pStyle w:val="4"/>
+      </w:pPr>
+      <w:r>
+        <w:rPr>
+          <w:rFonts w:hint="eastAsia"/>
+        </w:rPr>
+        <w:t>批准的变更请求</w:t>
+      </w:r>
+    </w:p>
+    <w:p>
+      <w:pPr>
+        <w:pStyle w:val="4"/>
+      </w:pPr>
+      <w:r>
+        <w:rPr>
+          <w:rFonts w:hint="eastAsia"/>
+        </w:rPr>
+        <w:t>事业环境因素</w:t>
+      </w:r>
+    </w:p>
+    <w:p>
+      <w:pPr>
+        <w:pStyle w:val="4"/>
+        <w:rPr>
+          <w:rFonts w:hint="eastAsia"/>
+        </w:rPr>
+      </w:pPr>
+      <w:r>
+        <w:rPr>
+          <w:rFonts w:hint="eastAsia"/>
+        </w:rPr>
+        <w:t>组织过程资产</w:t>
+      </w:r>
+    </w:p>
+    <w:p>
+      <w:pPr>
+        <w:pStyle w:val="3"/>
+        <w:rPr>
+          <w:rFonts w:hint="eastAsia"/>
+        </w:rPr>
+      </w:pPr>
+      <w:r>
+        <w:rPr>
+          <w:rFonts w:hint="eastAsia"/>
+        </w:rPr>
+        <w:t>指导与管理项目工作：</w:t>
+      </w:r>
+      <w:r>
+        <w:rPr>
+          <w:rFonts w:hint="eastAsia"/>
+        </w:rPr>
+        <w:t>工具与技术</w:t>
+      </w:r>
+    </w:p>
+    <w:p>
+      <w:pPr>
+        <w:pStyle w:val="4"/>
+      </w:pPr>
+      <w:r>
+        <w:rPr>
+          <w:rFonts w:hint="eastAsia"/>
+        </w:rPr>
+        <w:t>专家判断</w:t>
+      </w:r>
+    </w:p>
+    <w:p>
+      <w:pPr>
+        <w:pStyle w:val="4"/>
+      </w:pPr>
+      <w:r>
+        <w:rPr>
+          <w:rFonts w:hint="eastAsia"/>
+        </w:rPr>
+        <w:t>项目管理信息系统</w:t>
+      </w:r>
+      <w:r>
+        <w:t>(PMIS)</w:t>
+      </w:r>
+    </w:p>
+    <w:p>
+      <w:pPr>
+        <w:pStyle w:val="4"/>
+        <w:rPr>
+          <w:rFonts w:hint="eastAsia"/>
+        </w:rPr>
+      </w:pPr>
+      <w:r>
+        <w:rPr>
+          <w:rFonts w:hint="eastAsia"/>
+        </w:rPr>
+        <w:t>会议</w:t>
+      </w:r>
+    </w:p>
+    <w:p>
+      <w:pPr>
+        <w:pStyle w:val="3"/>
+        <w:rPr>
+          <w:rFonts w:hint="eastAsia"/>
+        </w:rPr>
+      </w:pPr>
+      <w:r>
+        <w:rPr>
+          <w:rFonts w:hint="eastAsia"/>
+        </w:rPr>
+        <w:t>指导与管理项目工作：</w:t>
+      </w:r>
+      <w:r>
+        <w:rPr>
+          <w:rFonts w:hint="eastAsia"/>
+        </w:rPr>
+        <w:t>输出</w:t>
+      </w:r>
+    </w:p>
+    <w:p>
+      <w:pPr>
+        <w:pStyle w:val="4"/>
+      </w:pPr>
+      <w:r>
+        <w:rPr>
+          <w:rFonts w:hint="eastAsia"/>
+        </w:rPr>
+        <w:t>可交付成果</w:t>
+      </w:r>
+    </w:p>
+    <w:p>
+      <w:pPr>
+        <w:pStyle w:val="4"/>
+      </w:pPr>
+      <w:r>
+        <w:rPr>
+          <w:rFonts w:hint="eastAsia"/>
+        </w:rPr>
+        <w:t>工作绩效数据</w:t>
+      </w:r>
+    </w:p>
+    <w:p>
+      <w:pPr>
+        <w:pStyle w:val="4"/>
+      </w:pPr>
+      <w:r>
+        <w:rPr>
+          <w:rFonts w:hint="eastAsia"/>
+        </w:rPr>
+        <w:t>问题日志</w:t>
+      </w:r>
+    </w:p>
+    <w:p>
+      <w:pPr>
+        <w:pStyle w:val="4"/>
+      </w:pPr>
+      <w:r>
+        <w:rPr>
+          <w:rFonts w:hint="eastAsia"/>
+        </w:rPr>
+        <w:lastRenderedPageBreak/>
+        <w:t>变更请求</w:t>
+      </w:r>
+    </w:p>
+    <w:p>
+      <w:pPr>
+        <w:pStyle w:val="4"/>
+      </w:pPr>
+      <w:r>
+        <w:rPr>
+          <w:rFonts w:hint="eastAsia"/>
+        </w:rPr>
+        <w:t>项目管理计划更新</w:t>
+      </w:r>
+    </w:p>
+    <w:p>
+      <w:pPr>
+        <w:pStyle w:val="4"/>
+      </w:pPr>
+      <w:r>
+        <w:rPr>
+          <w:rFonts w:hint="eastAsia"/>
+        </w:rPr>
+        <w:t>项目文件更新</w:t>
+      </w:r>
+    </w:p>
+    <w:p>
+      <w:pPr>
+        <w:pStyle w:val="4"/>
+        <w:rPr>
+          <w:rFonts w:hint="eastAsia"/>
+        </w:rPr>
+      </w:pPr>
+      <w:r>
+        <w:rPr>
+          <w:rFonts w:hint="eastAsia"/>
+        </w:rPr>
+        <w:t>组织过程资产更新</w:t>
+      </w:r>
+    </w:p>
+    <w:p>
+      <w:pPr>
+        <w:pStyle w:val="2"/>
+      </w:pPr>
+      <w:r>
+        <w:rPr>
+          <w:rFonts w:hint="eastAsia"/>
+        </w:rPr>
+        <w:t>管理项目知识</w:t>
+      </w:r>
+    </w:p>
+    <w:p>
+      <w:pPr>
+        <w:pStyle w:val="3"/>
+      </w:pPr>
+      <w:r>
+        <w:rPr>
+          <w:rFonts w:hint="eastAsia"/>
+        </w:rPr>
+        <w:t>管理项目知识：输入</w:t>
+      </w:r>
+    </w:p>
+    <w:p>
+      <w:pPr>
+        <w:pStyle w:val="4"/>
+      </w:pPr>
+      <w:r>
+        <w:rPr>
+          <w:rFonts w:hint="eastAsia"/>
+        </w:rPr>
+        <w:t>项目管理计划</w:t>
+      </w:r>
+    </w:p>
+    <w:p>
+      <w:pPr>
+        <w:pStyle w:val="4"/>
+      </w:pPr>
+      <w:r>
+        <w:rPr>
+          <w:rFonts w:hint="eastAsia"/>
+        </w:rPr>
+        <w:t>项目文件</w:t>
+      </w:r>
+    </w:p>
+    <w:p>
+      <w:pPr>
+        <w:pStyle w:val="4"/>
+      </w:pPr>
+      <w:r>
+        <w:rPr>
+          <w:rFonts w:hint="eastAsia"/>
+        </w:rPr>
+        <w:t>可交付成果</w:t>
+      </w:r>
+    </w:p>
+    <w:p>
+      <w:pPr>
+        <w:pStyle w:val="4"/>
+      </w:pPr>
+      <w:r>
+        <w:rPr>
+          <w:rFonts w:hint="eastAsia"/>
+        </w:rPr>
+        <w:t>事业环境因素</w:t>
+      </w:r>
+    </w:p>
+    <w:p>
+      <w:pPr>
+        <w:pStyle w:val="4"/>
+        <w:rPr>
+          <w:rFonts w:hint="eastAsia"/>
+        </w:rPr>
+      </w:pPr>
+      <w:r>
+        <w:rPr>
+          <w:rFonts w:hint="eastAsia"/>
+        </w:rPr>
+        <w:t>组织过程资产</w:t>
+      </w:r>
+    </w:p>
+    <w:p>
+      <w:pPr>
+        <w:pStyle w:val="3"/>
+      </w:pPr>
+      <w:r>
+        <w:rPr>
+          <w:rFonts w:hint="eastAsia"/>
+        </w:rPr>
+        <w:t>管理项目知识：</w:t>
+      </w:r>
+      <w:r>
+        <w:rPr>
+          <w:rFonts w:hint="eastAsia"/>
+        </w:rPr>
+        <w:t>工具与技术</w:t>
+      </w:r>
+    </w:p>
+    <w:p>
+      <w:pPr>
+        <w:pStyle w:val="4"/>
+      </w:pPr>
+      <w:r>
+        <w:rPr>
+          <w:rFonts w:hint="eastAsia"/>
+        </w:rPr>
+        <w:t>专家判断</w:t>
+      </w:r>
+    </w:p>
+    <w:p>
+      <w:pPr>
+        <w:pStyle w:val="4"/>
+      </w:pPr>
+      <w:r>
+        <w:rPr>
+          <w:rFonts w:hint="eastAsia"/>
+        </w:rPr>
+        <w:t>知识管理</w:t>
+      </w:r>
+    </w:p>
+    <w:p>
+      <w:pPr>
+        <w:pStyle w:val="4"/>
+      </w:pPr>
+      <w:r>
+        <w:rPr>
+          <w:rFonts w:hint="eastAsia"/>
+        </w:rPr>
+        <w:t>信息管理</w:t>
+      </w:r>
+    </w:p>
+    <w:p>
+      <w:pPr>
+        <w:pStyle w:val="4"/>
         <w:rPr>
           <w:rFonts w:hint="eastAsia"/>
         </w:rPr>
@@ -465,6 +1748,108 @@
           <w:rFonts w:hint="eastAsia"/>
         </w:rPr>
         <w:lastRenderedPageBreak/>
+        <w:t>人际关系与团队技能</w:t>
+      </w:r>
+    </w:p>
+    <w:p>
+      <w:pPr>
+        <w:pStyle w:val="3"/>
+      </w:pPr>
+      <w:r>
+        <w:rPr>
+          <w:rFonts w:hint="eastAsia"/>
+        </w:rPr>
+        <w:t>管理项目知识：</w:t>
+      </w:r>
+      <w:r>
+        <w:rPr>
+          <w:rFonts w:hint="eastAsia"/>
+        </w:rPr>
+        <w:t>输出</w:t>
+      </w:r>
+    </w:p>
+    <w:p>
+      <w:pPr>
+        <w:pStyle w:val="4"/>
+      </w:pPr>
+      <w:r>
+        <w:rPr>
+          <w:rFonts w:hint="eastAsia"/>
+        </w:rPr>
+        <w:t>经验教训登记册</w:t>
+      </w:r>
+    </w:p>
+    <w:p>
+      <w:pPr>
+        <w:pStyle w:val="4"/>
+      </w:pPr>
+      <w:r>
+        <w:rPr>
+          <w:rFonts w:hint="eastAsia"/>
+        </w:rPr>
+        <w:t>项目管理计划更新</w:t>
+      </w:r>
+    </w:p>
+    <w:p>
+      <w:pPr>
+        <w:pStyle w:val="4"/>
+        <w:rPr>
+          <w:rFonts w:hint="eastAsia"/>
+        </w:rPr>
+      </w:pPr>
+      <w:r>
+        <w:rPr>
+          <w:rFonts w:hint="eastAsia"/>
+        </w:rPr>
+        <w:t>组织过程资产更新</w:t>
+      </w:r>
+    </w:p>
+    <w:p>
+      <w:pPr>
+        <w:pStyle w:val="2"/>
+      </w:pPr>
+      <w:bookmarkStart w:id="1" w:name="_GoBack"/>
+      <w:bookmarkEnd w:id="1"/>
+      <w:r>
+        <w:rPr>
+          <w:rFonts w:hint="eastAsia"/>
+        </w:rPr>
+        <w:t>监控项目工作</w:t>
+      </w:r>
+    </w:p>
+    <w:p>
+      <w:pPr>
+        <w:pStyle w:val="2"/>
+      </w:pPr>
+      <w:r>
+        <w:rPr>
+          <w:rFonts w:hint="eastAsia"/>
+        </w:rPr>
+        <w:t>实施整体变更控制</w:t>
+      </w:r>
+    </w:p>
+    <w:p>
+      <w:pPr>
+        <w:pStyle w:val="2"/>
+        <w:rPr>
+          <w:rFonts w:hint="eastAsia"/>
+        </w:rPr>
+      </w:pPr>
+      <w:r>
+        <w:rPr>
+          <w:rFonts w:hint="eastAsia"/>
+        </w:rPr>
+        <w:t>结束项目或阶段</w:t>
+      </w:r>
+    </w:p>
+    <w:p>
+      <w:pPr>
+        <w:pStyle w:val="1"/>
+      </w:pPr>
+      <w:r>
+        <w:rPr>
+          <w:rFonts w:hint="eastAsia"/>
+        </w:rPr>
         <w:t>附录(表</w:t>
       </w:r>
       <w:r>
@@ -773,7 +2158,25 @@
                 <w:sz w:val="13"/>
                 <w:szCs w:val="13"/>
               </w:rPr>
-              <w:t>项目集的范围包括其项目集组件的范围。项目集通过确保各项目集组件的输出和成果协调互补，为组织带来效益</w:t>
+              <w:t>项目集的范围包括其项目集组件的范围。项目集通过确保</w:t>
+            </w:r>
+            <w:proofErr w:type="gramStart"/>
+            <w:r>
+              <w:rPr>
+                <w:rFonts w:hint="eastAsia"/>
+                <w:sz w:val="13"/>
+                <w:szCs w:val="13"/>
+              </w:rPr>
+              <w:t>各项目集组件</w:t>
+            </w:r>
+            <w:proofErr w:type="gramEnd"/>
+            <w:r>
+              <w:rPr>
+                <w:rFonts w:hint="eastAsia"/>
+                <w:sz w:val="13"/>
+                <w:szCs w:val="13"/>
+              </w:rPr>
+              <w:t>的输出和成果协调互补，为组织带来效益</w:t>
             </w:r>
           </w:p>
         </w:tc>
@@ -944,7 +2347,6 @@
           <w:p>
             <w:pPr>
               <w:rPr>
-                <w:rFonts w:hint="eastAsia"/>
                 <w:sz w:val="13"/>
                 <w:szCs w:val="13"/>
               </w:rPr>
@@ -966,18 +2368,35 @@
           <w:p>
             <w:pPr>
               <w:rPr>
-                <w:rFonts w:hint="eastAsia"/>
-                <w:sz w:val="13"/>
-                <w:szCs w:val="13"/>
-              </w:rPr>
-            </w:pPr>
-            <w:r>
-              <w:rPr>
-                <w:rFonts w:hint="eastAsia"/>
-                <w:sz w:val="13"/>
-                <w:szCs w:val="13"/>
-              </w:rPr>
-              <w:t>项目集的管理利用高层级计划，跟踪项目集组件的依赖关系和进展。项目集计划也用于在组件层级指导规划</w:t>
+                <w:sz w:val="13"/>
+                <w:szCs w:val="13"/>
+              </w:rPr>
+            </w:pPr>
+            <w:r>
+              <w:rPr>
+                <w:rFonts w:hint="eastAsia"/>
+                <w:sz w:val="13"/>
+                <w:szCs w:val="13"/>
+              </w:rPr>
+              <w:t>项目集的管理利用高层级计划，跟踪项目集组件的依赖关系和进展。项目</w:t>
+            </w:r>
+            <w:proofErr w:type="gramStart"/>
+            <w:r>
+              <w:rPr>
+                <w:rFonts w:hint="eastAsia"/>
+                <w:sz w:val="13"/>
+                <w:szCs w:val="13"/>
+              </w:rPr>
+              <w:t>集计划</w:t>
+            </w:r>
+            <w:proofErr w:type="gramEnd"/>
+            <w:r>
+              <w:rPr>
+                <w:rFonts w:hint="eastAsia"/>
+                <w:sz w:val="13"/>
+                <w:szCs w:val="13"/>
+              </w:rPr>
+              <w:t>也用于在组件层级指导规划</w:t>
             </w:r>
           </w:p>
         </w:tc>
@@ -988,7 +2407,6 @@
           <w:p>
             <w:pPr>
               <w:rPr>
-                <w:rFonts w:hint="eastAsia"/>
                 <w:sz w:val="13"/>
                 <w:szCs w:val="13"/>
               </w:rPr>
@@ -1022,6 +2440,7 @@
                 <w:sz w:val="13"/>
                 <w:szCs w:val="13"/>
               </w:rPr>
+              <w:lastRenderedPageBreak/>
               <w:t>0</w:t>
             </w:r>
             <w:r>
@@ -1048,7 +2467,6 @@
           <w:p>
             <w:pPr>
               <w:rPr>
-                <w:rFonts w:hint="eastAsia"/>
                 <w:sz w:val="13"/>
                 <w:szCs w:val="13"/>
               </w:rPr>
@@ -1070,18 +2488,35 @@
           <w:p>
             <w:pPr>
               <w:rPr>
-                <w:rFonts w:hint="eastAsia"/>
-                <w:sz w:val="13"/>
-                <w:szCs w:val="13"/>
-              </w:rPr>
-            </w:pPr>
-            <w:r>
-              <w:rPr>
-                <w:rFonts w:hint="eastAsia"/>
-                <w:sz w:val="13"/>
-                <w:szCs w:val="13"/>
-              </w:rPr>
-              <w:t>项目集由项目经理管理，其通过协调项目集组件的活动，确保项目集效益按预期实现</w:t>
+                <w:sz w:val="13"/>
+                <w:szCs w:val="13"/>
+              </w:rPr>
+            </w:pPr>
+            <w:r>
+              <w:rPr>
+                <w:rFonts w:hint="eastAsia"/>
+                <w:sz w:val="13"/>
+                <w:szCs w:val="13"/>
+              </w:rPr>
+              <w:t>项目集由项目经理管理，其通过协调项目集组件的活动，确保项目</w:t>
+            </w:r>
+            <w:proofErr w:type="gramStart"/>
+            <w:r>
+              <w:rPr>
+                <w:rFonts w:hint="eastAsia"/>
+                <w:sz w:val="13"/>
+                <w:szCs w:val="13"/>
+              </w:rPr>
+              <w:t>集效益</w:t>
+            </w:r>
+            <w:proofErr w:type="gramEnd"/>
+            <w:r>
+              <w:rPr>
+                <w:rFonts w:hint="eastAsia"/>
+                <w:sz w:val="13"/>
+                <w:szCs w:val="13"/>
+              </w:rPr>
+              <w:t>按预期实现</w:t>
             </w:r>
           </w:p>
         </w:tc>
@@ -1092,7 +2527,6 @@
           <w:p>
             <w:pPr>
               <w:rPr>
-                <w:rFonts w:hint="eastAsia"/>
                 <w:sz w:val="13"/>
                 <w:szCs w:val="13"/>
               </w:rPr>
@@ -1183,7 +2617,25 @@
                 <w:sz w:val="13"/>
                 <w:szCs w:val="13"/>
               </w:rPr>
-              <w:t>项目集经理监督项目集组件的进展，确保整体目标、进度计划、预算和项目集效益的实现</w:t>
+              <w:t>项目集经理监督项目集组件的进展，确保整体目标、进度计划、预算和项目</w:t>
+            </w:r>
+            <w:proofErr w:type="gramStart"/>
+            <w:r>
+              <w:rPr>
+                <w:rFonts w:hint="eastAsia"/>
+                <w:sz w:val="13"/>
+                <w:szCs w:val="13"/>
+              </w:rPr>
+              <w:t>集效益</w:t>
+            </w:r>
+            <w:proofErr w:type="gramEnd"/>
+            <w:r>
+              <w:rPr>
+                <w:rFonts w:hint="eastAsia"/>
+                <w:sz w:val="13"/>
+                <w:szCs w:val="13"/>
+              </w:rPr>
+              <w:t>的实现</w:t>
             </w:r>
           </w:p>
         </w:tc>
@@ -1284,7 +2736,25 @@
                 <w:sz w:val="13"/>
                 <w:szCs w:val="13"/>
               </w:rPr>
-              <w:t>项目集的成功通过项目集向组织将会预期效益的能力以及项目集交付所述效益的效率和效果进行衡量</w:t>
+              <w:t>项目集的成功通过</w:t>
+            </w:r>
+            <w:proofErr w:type="gramStart"/>
+            <w:r>
+              <w:rPr>
+                <w:rFonts w:hint="eastAsia"/>
+                <w:sz w:val="13"/>
+                <w:szCs w:val="13"/>
+              </w:rPr>
+              <w:t>项目集向组织</w:t>
+            </w:r>
+            <w:proofErr w:type="gramEnd"/>
+            <w:r>
+              <w:rPr>
+                <w:rFonts w:hint="eastAsia"/>
+                <w:sz w:val="13"/>
+                <w:szCs w:val="13"/>
+              </w:rPr>
+              <w:t>将会预期效益的能力以及项目集交付所述效益的效率和效果进行衡量</w:t>
             </w:r>
           </w:p>
         </w:tc>
@@ -1295,7 +2765,6 @@
           <w:p>
             <w:pPr>
               <w:rPr>
-                <w:rFonts w:hint="eastAsia"/>
                 <w:sz w:val="13"/>
                 <w:szCs w:val="13"/>
               </w:rPr>
@@ -1347,7 +2816,6 @@
             <w:pPr>
               <w:jc w:val="center"/>
               <w:rPr>
-                <w:rFonts w:hint="eastAsia"/>
                 <w:sz w:val="13"/>
                 <w:szCs w:val="13"/>
               </w:rPr>
@@ -1371,7 +2839,6 @@
             <w:pPr>
               <w:jc w:val="center"/>
               <w:rPr>
-                <w:rFonts w:hint="eastAsia"/>
                 <w:sz w:val="13"/>
                 <w:szCs w:val="13"/>
               </w:rPr>
@@ -1396,7 +2863,6 @@
           <w:p>
             <w:pPr>
               <w:rPr>
-                <w:rFonts w:hint="eastAsia"/>
                 <w:sz w:val="13"/>
                 <w:szCs w:val="13"/>
               </w:rPr>
@@ -1410,7 +2876,6 @@
           <w:p>
             <w:pPr>
               <w:rPr>
-                <w:rFonts w:hint="eastAsia"/>
                 <w:sz w:val="13"/>
                 <w:szCs w:val="13"/>
               </w:rPr>
@@ -1432,7 +2897,6 @@
           <w:p>
             <w:pPr>
               <w:rPr>
-                <w:rFonts w:hint="eastAsia"/>
                 <w:sz w:val="13"/>
                 <w:szCs w:val="13"/>
               </w:rPr>
@@ -1454,7 +2918,6 @@
           <w:p>
             <w:pPr>
               <w:rPr>
-                <w:rFonts w:hint="eastAsia"/>
                 <w:sz w:val="13"/>
                 <w:szCs w:val="13"/>
               </w:rPr>
@@ -1476,7 +2939,6 @@
           <w:p>
             <w:pPr>
               <w:rPr>
-                <w:rFonts w:hint="eastAsia"/>
                 <w:sz w:val="13"/>
                 <w:szCs w:val="13"/>
               </w:rPr>
@@ -1498,7 +2960,6 @@
           <w:p>
             <w:pPr>
               <w:rPr>
-                <w:rFonts w:hint="eastAsia"/>
                 <w:sz w:val="13"/>
                 <w:szCs w:val="13"/>
               </w:rPr>
@@ -1522,7 +2983,6 @@
           <w:p>
             <w:pPr>
               <w:rPr>
-                <w:rFonts w:hint="eastAsia"/>
                 <w:sz w:val="13"/>
                 <w:szCs w:val="13"/>
               </w:rPr>
@@ -1544,7 +3004,6 @@
           <w:p>
             <w:pPr>
               <w:rPr>
-                <w:rFonts w:hint="eastAsia"/>
                 <w:sz w:val="13"/>
                 <w:szCs w:val="13"/>
               </w:rPr>
@@ -1581,7 +3040,6 @@
           <w:p>
             <w:pPr>
               <w:rPr>
-                <w:rFonts w:hint="eastAsia"/>
                 <w:sz w:val="13"/>
                 <w:szCs w:val="13"/>
               </w:rPr>
@@ -1649,7 +3107,6 @@
           <w:p>
             <w:pPr>
               <w:rPr>
-                <w:rFonts w:hint="eastAsia"/>
                 <w:sz w:val="13"/>
                 <w:szCs w:val="13"/>
               </w:rPr>
@@ -1717,7 +3174,6 @@
           <w:p>
             <w:pPr>
               <w:rPr>
-                <w:rFonts w:hint="eastAsia"/>
                 <w:sz w:val="13"/>
                 <w:szCs w:val="13"/>
               </w:rPr>
@@ -1754,7 +3210,6 @@
           <w:p>
             <w:pPr>
               <w:rPr>
-                <w:rFonts w:hint="eastAsia"/>
                 <w:sz w:val="13"/>
                 <w:szCs w:val="13"/>
               </w:rPr>
@@ -1793,7 +3248,6 @@
           <w:p>
             <w:pPr>
               <w:rPr>
-                <w:rFonts w:hint="eastAsia"/>
                 <w:sz w:val="13"/>
                 <w:szCs w:val="13"/>
               </w:rPr>
@@ -1815,7 +3269,6 @@
           <w:p>
             <w:pPr>
               <w:rPr>
-                <w:rFonts w:hint="eastAsia"/>
                 <w:sz w:val="13"/>
                 <w:szCs w:val="13"/>
               </w:rPr>
@@ -1922,7 +3375,6 @@
           <w:p>
             <w:pPr>
               <w:rPr>
-                <w:rFonts w:hint="eastAsia"/>
                 <w:sz w:val="13"/>
                 <w:szCs w:val="13"/>
               </w:rPr>
@@ -1966,7 +3418,6 @@
           <w:p>
             <w:pPr>
               <w:rPr>
-                <w:rFonts w:hint="eastAsia"/>
                 <w:sz w:val="13"/>
                 <w:szCs w:val="13"/>
               </w:rPr>
@@ -2011,7 +3462,6 @@
           <w:p>
             <w:pPr>
               <w:rPr>
-                <w:rFonts w:hint="eastAsia"/>
                 <w:sz w:val="13"/>
                 <w:szCs w:val="13"/>
               </w:rPr>
@@ -2048,7 +3498,6 @@
           <w:p>
             <w:pPr>
               <w:rPr>
-                <w:rFonts w:hint="eastAsia"/>
                 <w:sz w:val="13"/>
                 <w:szCs w:val="13"/>
               </w:rPr>
@@ -2064,7 +3513,6 @@
           <w:p>
             <w:pPr>
               <w:rPr>
-                <w:rFonts w:hint="eastAsia"/>
                 <w:sz w:val="13"/>
                 <w:szCs w:val="13"/>
               </w:rPr>
@@ -2086,7 +3534,6 @@
           <w:p>
             <w:pPr>
               <w:rPr>
-                <w:rFonts w:hint="eastAsia"/>
                 <w:sz w:val="13"/>
                 <w:szCs w:val="13"/>
               </w:rPr>
@@ -2141,7 +3588,6 @@
                 <w:sz w:val="13"/>
                 <w:szCs w:val="13"/>
               </w:rPr>
-              <w:lastRenderedPageBreak/>
               <w:t>6.</w:t>
             </w:r>
             <w:r>
@@ -2225,7 +3671,6 @@
           <w:p>
             <w:pPr>
               <w:rPr>
-                <w:rFonts w:hint="eastAsia"/>
                 <w:sz w:val="13"/>
                 <w:szCs w:val="13"/>
               </w:rPr>
@@ -2262,7 +3707,6 @@
           <w:p>
             <w:pPr>
               <w:rPr>
-                <w:rFonts w:hint="eastAsia"/>
                 <w:sz w:val="13"/>
                 <w:szCs w:val="13"/>
               </w:rPr>
@@ -2276,7 +3720,6 @@
           <w:p>
             <w:pPr>
               <w:rPr>
-                <w:rFonts w:hint="eastAsia"/>
                 <w:sz w:val="13"/>
                 <w:szCs w:val="13"/>
               </w:rPr>
@@ -2313,7 +3756,6 @@
           <w:p>
             <w:pPr>
               <w:rPr>
-                <w:rFonts w:hint="eastAsia"/>
                 <w:sz w:val="13"/>
                 <w:szCs w:val="13"/>
               </w:rPr>
@@ -2329,18 +3771,16 @@
           <w:p>
             <w:pPr>
               <w:rPr>
-                <w:rFonts w:hint="eastAsia"/>
-                <w:sz w:val="13"/>
-                <w:szCs w:val="13"/>
-              </w:rPr>
-            </w:pPr>
-            <w:r>
-              <w:rPr>
-                <w:rFonts w:hint="eastAsia"/>
-                <w:sz w:val="13"/>
-                <w:szCs w:val="13"/>
-              </w:rPr>
-              <w:lastRenderedPageBreak/>
+                <w:sz w:val="13"/>
+                <w:szCs w:val="13"/>
+              </w:rPr>
+            </w:pPr>
+            <w:r>
+              <w:rPr>
+                <w:rFonts w:hint="eastAsia"/>
+                <w:sz w:val="13"/>
+                <w:szCs w:val="13"/>
+              </w:rPr>
               <w:t>7、项目成本管理</w:t>
             </w:r>
           </w:p>
@@ -2352,7 +3792,6 @@
           <w:p>
             <w:pPr>
               <w:rPr>
-                <w:rFonts w:hint="eastAsia"/>
                 <w:sz w:val="13"/>
                 <w:szCs w:val="13"/>
               </w:rPr>
@@ -2428,7 +3867,6 @@
           <w:p>
             <w:pPr>
               <w:rPr>
-                <w:rFonts w:hint="eastAsia"/>
                 <w:sz w:val="13"/>
                 <w:szCs w:val="13"/>
               </w:rPr>
@@ -2465,7 +3903,6 @@
           <w:p>
             <w:pPr>
               <w:rPr>
-                <w:rFonts w:hint="eastAsia"/>
                 <w:sz w:val="13"/>
                 <w:szCs w:val="13"/>
               </w:rPr>
@@ -2479,7 +3916,6 @@
           <w:p>
             <w:pPr>
               <w:rPr>
-                <w:rFonts w:hint="eastAsia"/>
                 <w:sz w:val="13"/>
                 <w:szCs w:val="13"/>
               </w:rPr>
@@ -2516,7 +3952,6 @@
           <w:p>
             <w:pPr>
               <w:rPr>
-                <w:rFonts w:hint="eastAsia"/>
                 <w:sz w:val="13"/>
                 <w:szCs w:val="13"/>
               </w:rPr>
@@ -2532,7 +3967,6 @@
           <w:p>
             <w:pPr>
               <w:rPr>
-                <w:rFonts w:hint="eastAsia"/>
                 <w:sz w:val="13"/>
                 <w:szCs w:val="13"/>
               </w:rPr>
@@ -2554,7 +3988,6 @@
           <w:p>
             <w:pPr>
               <w:rPr>
-                <w:rFonts w:hint="eastAsia"/>
                 <w:sz w:val="13"/>
                 <w:szCs w:val="13"/>
               </w:rPr>
@@ -2568,7 +4001,6 @@
           <w:p>
             <w:pPr>
               <w:rPr>
-                <w:rFonts w:hint="eastAsia"/>
                 <w:sz w:val="13"/>
                 <w:szCs w:val="13"/>
               </w:rPr>
@@ -2605,7 +4037,6 @@
           <w:p>
             <w:pPr>
               <w:rPr>
-                <w:rFonts w:hint="eastAsia"/>
                 <w:sz w:val="13"/>
                 <w:szCs w:val="13"/>
               </w:rPr>
@@ -2649,7 +4080,6 @@
           <w:p>
             <w:pPr>
               <w:rPr>
-                <w:rFonts w:hint="eastAsia"/>
                 <w:sz w:val="13"/>
                 <w:szCs w:val="13"/>
               </w:rPr>
@@ -2686,7 +4116,6 @@
           <w:p>
             <w:pPr>
               <w:rPr>
-                <w:rFonts w:hint="eastAsia"/>
                 <w:sz w:val="13"/>
                 <w:szCs w:val="13"/>
               </w:rPr>
@@ -2702,7 +4131,6 @@
           <w:p>
             <w:pPr>
               <w:rPr>
-                <w:rFonts w:hint="eastAsia"/>
                 <w:sz w:val="13"/>
                 <w:szCs w:val="13"/>
               </w:rPr>
@@ -2724,7 +4152,6 @@
           <w:p>
             <w:pPr>
               <w:rPr>
-                <w:rFonts w:hint="eastAsia"/>
                 <w:sz w:val="13"/>
                 <w:szCs w:val="13"/>
               </w:rPr>
@@ -2769,7 +4196,6 @@
           <w:p>
             <w:pPr>
               <w:rPr>
-                <w:rFonts w:hint="eastAsia"/>
                 <w:sz w:val="13"/>
                 <w:szCs w:val="13"/>
               </w:rPr>
@@ -2868,7 +4294,6 @@
           <w:p>
             <w:pPr>
               <w:rPr>
-                <w:rFonts w:hint="eastAsia"/>
                 <w:sz w:val="13"/>
                 <w:szCs w:val="13"/>
               </w:rPr>
@@ -2905,7 +4330,6 @@
           <w:p>
             <w:pPr>
               <w:rPr>
-                <w:rFonts w:hint="eastAsia"/>
                 <w:sz w:val="13"/>
                 <w:szCs w:val="13"/>
               </w:rPr>
@@ -2942,7 +4366,6 @@
           <w:p>
             <w:pPr>
               <w:rPr>
-                <w:rFonts w:hint="eastAsia"/>
                 <w:sz w:val="13"/>
                 <w:szCs w:val="13"/>
               </w:rPr>
@@ -2958,7 +4381,6 @@
           <w:p>
             <w:pPr>
               <w:rPr>
-                <w:rFonts w:hint="eastAsia"/>
                 <w:sz w:val="13"/>
                 <w:szCs w:val="13"/>
               </w:rPr>
@@ -2995,7 +4417,6 @@
           <w:p>
             <w:pPr>
               <w:rPr>
-                <w:rFonts w:hint="eastAsia"/>
                 <w:sz w:val="13"/>
                 <w:szCs w:val="13"/>
               </w:rPr>
@@ -3009,7 +4430,6 @@
           <w:p>
             <w:pPr>
               <w:rPr>
-                <w:rFonts w:hint="eastAsia"/>
                 <w:sz w:val="13"/>
                 <w:szCs w:val="13"/>
               </w:rPr>
@@ -3061,7 +4481,6 @@
           <w:p>
             <w:pPr>
               <w:rPr>
-                <w:rFonts w:hint="eastAsia"/>
                 <w:sz w:val="13"/>
                 <w:szCs w:val="13"/>
               </w:rPr>
@@ -3113,7 +4532,6 @@
           <w:p>
             <w:pPr>
               <w:rPr>
-                <w:rFonts w:hint="eastAsia"/>
                 <w:sz w:val="13"/>
                 <w:szCs w:val="13"/>
               </w:rPr>
@@ -3165,7 +4583,6 @@
           <w:p>
             <w:pPr>
               <w:rPr>
-                <w:rFonts w:hint="eastAsia"/>
                 <w:sz w:val="13"/>
                 <w:szCs w:val="13"/>
               </w:rPr>
@@ -3181,7 +4598,6 @@
           <w:p>
             <w:pPr>
               <w:rPr>
-                <w:rFonts w:hint="eastAsia"/>
                 <w:sz w:val="13"/>
                 <w:szCs w:val="13"/>
               </w:rPr>
@@ -3218,7 +4634,6 @@
           <w:p>
             <w:pPr>
               <w:rPr>
-                <w:rFonts w:hint="eastAsia"/>
                 <w:sz w:val="13"/>
                 <w:szCs w:val="13"/>
               </w:rPr>
@@ -3416,7 +4831,6 @@
           <w:p>
             <w:pPr>
               <w:rPr>
-                <w:rFonts w:hint="eastAsia"/>
                 <w:sz w:val="13"/>
                 <w:szCs w:val="13"/>
               </w:rPr>
@@ -3468,7 +4882,6 @@
           <w:p>
             <w:pPr>
               <w:rPr>
-                <w:rFonts w:hint="eastAsia"/>
                 <w:sz w:val="13"/>
                 <w:szCs w:val="13"/>
               </w:rPr>
@@ -3520,7 +4933,6 @@
           <w:p>
             <w:pPr>
               <w:rPr>
-                <w:rFonts w:hint="eastAsia"/>
                 <w:sz w:val="13"/>
                 <w:szCs w:val="13"/>
               </w:rPr>
@@ -3572,7 +4984,6 @@
           <w:p>
             <w:pPr>
               <w:rPr>
-                <w:rFonts w:hint="eastAsia"/>
                 <w:sz w:val="13"/>
                 <w:szCs w:val="13"/>
               </w:rPr>
@@ -3588,7 +4999,6 @@
           <w:p>
             <w:pPr>
               <w:rPr>
-                <w:rFonts w:hint="eastAsia"/>
                 <w:sz w:val="13"/>
                 <w:szCs w:val="13"/>
               </w:rPr>
@@ -3625,7 +5035,6 @@
           <w:p>
             <w:pPr>
               <w:rPr>
-                <w:rFonts w:hint="eastAsia"/>
                 <w:sz w:val="13"/>
                 <w:szCs w:val="13"/>
               </w:rPr>
@@ -3639,7 +5048,6 @@
           <w:p>
             <w:pPr>
               <w:rPr>
-                <w:rFonts w:hint="eastAsia"/>
                 <w:sz w:val="13"/>
                 <w:szCs w:val="13"/>
               </w:rPr>
@@ -3691,7 +5099,6 @@
           <w:p>
             <w:pPr>
               <w:rPr>
-                <w:rFonts w:hint="eastAsia"/>
                 <w:sz w:val="13"/>
                 <w:szCs w:val="13"/>
               </w:rPr>
@@ -3743,7 +5150,6 @@
           <w:p>
             <w:pPr>
               <w:rPr>
-                <w:rFonts w:hint="eastAsia"/>
                 <w:sz w:val="13"/>
                 <w:szCs w:val="13"/>
               </w:rPr>
@@ -3795,7 +5201,6 @@
           <w:p>
             <w:pPr>
               <w:rPr>
-                <w:rFonts w:hint="eastAsia"/>
                 <w:sz w:val="13"/>
                 <w:szCs w:val="13"/>
               </w:rPr>
@@ -3811,7 +5216,6 @@
           <w:p>
             <w:pPr>
               <w:rPr>
-                <w:rFonts w:hint="eastAsia"/>
                 <w:sz w:val="13"/>
                 <w:szCs w:val="13"/>
               </w:rPr>
@@ -3848,7 +5252,6 @@
           <w:p>
             <w:pPr>
               <w:rPr>
-                <w:rFonts w:hint="eastAsia"/>
                 <w:sz w:val="13"/>
                 <w:szCs w:val="13"/>
               </w:rPr>
@@ -3900,7 +5303,6 @@
           <w:p>
             <w:pPr>
               <w:rPr>
-                <w:rFonts w:hint="eastAsia"/>
                 <w:sz w:val="13"/>
                 <w:szCs w:val="13"/>
               </w:rPr>
@@ -3952,7 +5354,6 @@
           <w:p>
             <w:pPr>
               <w:rPr>
-                <w:rFonts w:hint="eastAsia"/>
                 <w:sz w:val="13"/>
                 <w:szCs w:val="13"/>
               </w:rPr>
@@ -3993,7 +5394,16 @@
                 <w:sz w:val="13"/>
                 <w:szCs w:val="13"/>
               </w:rPr>
-              <w:t>管理相关方参与</w:t>
+              <w:t>管理相关方参</w:t>
+            </w:r>
+            <w:r>
+              <w:rPr>
+                <w:rFonts w:hint="eastAsia"/>
+                <w:sz w:val="13"/>
+                <w:szCs w:val="13"/>
+              </w:rPr>
+              <w:lastRenderedPageBreak/>
+              <w:t>与</w:t>
             </w:r>
           </w:p>
         </w:tc>
@@ -4004,17 +5414,17 @@
           <w:p>
             <w:pPr>
               <w:rPr>
-                <w:rFonts w:hint="eastAsia"/>
-                <w:sz w:val="13"/>
-                <w:szCs w:val="13"/>
-              </w:rPr>
-            </w:pPr>
-            <w:r>
-              <w:rPr>
-                <w:rFonts w:hint="eastAsia"/>
-                <w:sz w:val="13"/>
-                <w:szCs w:val="13"/>
-              </w:rPr>
+                <w:sz w:val="13"/>
+                <w:szCs w:val="13"/>
+              </w:rPr>
+            </w:pPr>
+            <w:r>
+              <w:rPr>
+                <w:rFonts w:hint="eastAsia"/>
+                <w:sz w:val="13"/>
+                <w:szCs w:val="13"/>
+              </w:rPr>
+              <w:lastRenderedPageBreak/>
               <w:t>1</w:t>
             </w:r>
             <w:r>
@@ -4045,7 +5455,16 @@
                 <w:sz w:val="13"/>
                 <w:szCs w:val="13"/>
               </w:rPr>
-              <w:t>监督相关方参与</w:t>
+              <w:t>监督相关方参</w:t>
+            </w:r>
+            <w:r>
+              <w:rPr>
+                <w:rFonts w:hint="eastAsia"/>
+                <w:sz w:val="13"/>
+                <w:szCs w:val="13"/>
+              </w:rPr>
+              <w:lastRenderedPageBreak/>
+              <w:t>与</w:t>
             </w:r>
           </w:p>
         </w:tc>
@@ -4056,7 +5475,6 @@
           <w:p>
             <w:pPr>
               <w:rPr>
-                <w:rFonts w:hint="eastAsia"/>
                 <w:sz w:val="13"/>
                 <w:szCs w:val="13"/>
               </w:rPr>
@@ -4065,13 +5483,7 @@
         </w:tc>
       </w:tr>
     </w:tbl>
-    <w:p>
-      <w:pPr>
-        <w:rPr>
-          <w:rFonts w:hint="eastAsia"/>
-        </w:rPr>
-      </w:pPr>
-    </w:p>
+    <w:p/>
     <w:p>
       <w:pPr>
         <w:pStyle w:val="2"/>
@@ -4650,7 +6062,6 @@
                 <w:sz w:val="13"/>
                 <w:szCs w:val="13"/>
               </w:rPr>
-              <w:lastRenderedPageBreak/>
               <w:t>3、事业环境因素</w:t>
             </w:r>
           </w:p>
@@ -4688,7 +6099,6 @@
                 <w:sz w:val="13"/>
                 <w:szCs w:val="13"/>
               </w:rPr>
-              <w:lastRenderedPageBreak/>
               <w:t>1、专家判断</w:t>
             </w:r>
           </w:p>
@@ -4721,7 +6131,6 @@
                 <w:sz w:val="13"/>
                 <w:szCs w:val="13"/>
               </w:rPr>
-              <w:lastRenderedPageBreak/>
               <w:t xml:space="preserve">   ●头脑风暴</w:t>
             </w:r>
           </w:p>
@@ -4875,7 +6284,6 @@
                 <w:sz w:val="13"/>
                 <w:szCs w:val="13"/>
               </w:rPr>
-              <w:lastRenderedPageBreak/>
               <w:t>项目管理计划</w:t>
             </w:r>
           </w:p>
@@ -5142,6 +6550,7 @@
                 <w:sz w:val="13"/>
                 <w:szCs w:val="13"/>
               </w:rPr>
+              <w:lastRenderedPageBreak/>
               <w:t>5、组织过程资产</w:t>
             </w:r>
           </w:p>
@@ -5163,6 +6572,7 @@
                 <w:sz w:val="13"/>
                 <w:szCs w:val="13"/>
               </w:rPr>
+              <w:lastRenderedPageBreak/>
               <w:t>1、专家判断</w:t>
             </w:r>
           </w:p>
@@ -5436,6 +6846,7 @@
                 <w:sz w:val="13"/>
                 <w:szCs w:val="13"/>
               </w:rPr>
+              <w:lastRenderedPageBreak/>
               <w:t>7组织过程资产更新</w:t>
             </w:r>
           </w:p>
@@ -6146,7 +7557,6 @@
                 <w:sz w:val="13"/>
                 <w:szCs w:val="13"/>
               </w:rPr>
-              <w:lastRenderedPageBreak/>
               <w:t xml:space="preserve">   ●风险登记册</w:t>
             </w:r>
           </w:p>
@@ -6280,7 +7690,6 @@
                 <w:sz w:val="13"/>
                 <w:szCs w:val="13"/>
               </w:rPr>
-              <w:lastRenderedPageBreak/>
               <w:t>专家判断</w:t>
             </w:r>
           </w:p>
@@ -6349,8 +7758,18 @@
                 <w:sz w:val="13"/>
                 <w:szCs w:val="13"/>
               </w:rPr>
-              <w:t xml:space="preserve">   ●挣值分析</w:t>
-            </w:r>
+              <w:t xml:space="preserve">   ●</w:t>
+            </w:r>
+            <w:proofErr w:type="gramStart"/>
+            <w:r>
+              <w:rPr>
+                <w:rFonts w:hint="eastAsia"/>
+                <w:sz w:val="13"/>
+                <w:szCs w:val="13"/>
+              </w:rPr>
+              <w:t>挣值分析</w:t>
+            </w:r>
+            <w:proofErr w:type="gramEnd"/>
           </w:p>
           <w:p>
             <w:pPr>
@@ -7288,6 +8707,7 @@
                 <w:sz w:val="13"/>
                 <w:szCs w:val="13"/>
               </w:rPr>
+              <w:lastRenderedPageBreak/>
               <w:t>项目管理计划</w:t>
             </w:r>
           </w:p>
@@ -7673,6 +9093,7 @@
                 <w:sz w:val="13"/>
                 <w:szCs w:val="13"/>
               </w:rPr>
+              <w:lastRenderedPageBreak/>
               <w:t>专家判断</w:t>
             </w:r>
           </w:p>
@@ -7693,6 +9114,7 @@
                 <w:sz w:val="13"/>
                 <w:szCs w:val="13"/>
               </w:rPr>
+              <w:lastRenderedPageBreak/>
               <w:t>数据分析</w:t>
             </w:r>
           </w:p>
@@ -7802,6 +9224,7 @@
                 <w:sz w:val="13"/>
                 <w:szCs w:val="13"/>
               </w:rPr>
+              <w:lastRenderedPageBreak/>
               <w:t>项目文件更新</w:t>
             </w:r>
           </w:p>
@@ -7818,6 +9241,7 @@
                 <w:sz w:val="13"/>
                 <w:szCs w:val="13"/>
               </w:rPr>
+              <w:lastRenderedPageBreak/>
               <w:t xml:space="preserve">   ●经验教训登记册</w:t>
             </w:r>
           </w:p>
@@ -8505,6 +9929,7 @@
                 <w:sz w:val="13"/>
                 <w:szCs w:val="13"/>
               </w:rPr>
+              <w:lastRenderedPageBreak/>
               <w:t xml:space="preserve">   ●商业论证</w:t>
             </w:r>
           </w:p>
@@ -8574,6 +9999,7 @@
                 <w:sz w:val="13"/>
                 <w:szCs w:val="13"/>
               </w:rPr>
+              <w:lastRenderedPageBreak/>
               <w:t>1、专家判断</w:t>
             </w:r>
           </w:p>
@@ -8742,6 +10168,7 @@
                 <w:sz w:val="13"/>
                 <w:szCs w:val="13"/>
               </w:rPr>
+              <w:lastRenderedPageBreak/>
               <w:t xml:space="preserve">   ●投票</w:t>
             </w:r>
           </w:p>
@@ -8931,6 +10358,7 @@
                 <w:sz w:val="13"/>
                 <w:szCs w:val="13"/>
               </w:rPr>
+              <w:lastRenderedPageBreak/>
               <w:t>1、需求文件</w:t>
             </w:r>
           </w:p>
@@ -9493,7 +10921,6 @@
                 <w:sz w:val="13"/>
                 <w:szCs w:val="13"/>
               </w:rPr>
-              <w:lastRenderedPageBreak/>
               <w:t xml:space="preserve">   ●项目范围说明书</w:t>
             </w:r>
           </w:p>
@@ -9563,7 +10990,6 @@
                 <w:sz w:val="13"/>
                 <w:szCs w:val="13"/>
               </w:rPr>
-              <w:lastRenderedPageBreak/>
               <w:t>1、专家判断</w:t>
             </w:r>
           </w:p>
@@ -9649,7 +11075,6 @@
                 <w:sz w:val="13"/>
                 <w:szCs w:val="13"/>
               </w:rPr>
-              <w:lastRenderedPageBreak/>
               <w:t xml:space="preserve">   ●需求文件</w:t>
             </w:r>
           </w:p>
@@ -10228,6 +11653,7 @@
                 <w:sz w:val="13"/>
                 <w:szCs w:val="13"/>
               </w:rPr>
+              <w:lastRenderedPageBreak/>
               <w:t xml:space="preserve">   ●绩效测试基准</w:t>
             </w:r>
           </w:p>
@@ -10345,6 +11771,7 @@
                 <w:sz w:val="13"/>
                 <w:szCs w:val="13"/>
               </w:rPr>
+              <w:lastRenderedPageBreak/>
               <w:t>1、数据分析</w:t>
             </w:r>
           </w:p>
@@ -10494,6 +11921,7 @@
                 <w:sz w:val="13"/>
                 <w:szCs w:val="13"/>
               </w:rPr>
+              <w:lastRenderedPageBreak/>
               <w:t xml:space="preserve">   ●成本基准</w:t>
             </w:r>
           </w:p>
@@ -10592,6 +12020,7 @@
         <w:rPr>
           <w:rFonts w:hint="eastAsia"/>
         </w:rPr>
+        <w:lastRenderedPageBreak/>
         <w:t>项目进度管理</w:t>
       </w:r>
     </w:p>
@@ -11243,7 +12672,6 @@
                 <w:sz w:val="13"/>
                 <w:szCs w:val="13"/>
               </w:rPr>
-              <w:lastRenderedPageBreak/>
               <w:t xml:space="preserve">   ●进度基准</w:t>
             </w:r>
           </w:p>
@@ -11490,7 +12918,25 @@
                 <w:sz w:val="13"/>
                 <w:szCs w:val="13"/>
               </w:rPr>
-              <w:t>、紧前关系绘图法</w:t>
+              <w:t>、</w:t>
+            </w:r>
+            <w:proofErr w:type="gramStart"/>
+            <w:r>
+              <w:rPr>
+                <w:rFonts w:hint="eastAsia"/>
+                <w:sz w:val="13"/>
+                <w:szCs w:val="13"/>
+              </w:rPr>
+              <w:t>紧前关系</w:t>
+            </w:r>
+            <w:proofErr w:type="gramEnd"/>
+            <w:r>
+              <w:rPr>
+                <w:rFonts w:hint="eastAsia"/>
+                <w:sz w:val="13"/>
+                <w:szCs w:val="13"/>
+              </w:rPr>
+              <w:t>绘图法</w:t>
             </w:r>
           </w:p>
           <w:p>
@@ -11841,6 +13287,7 @@
                 <w:sz w:val="13"/>
                 <w:szCs w:val="13"/>
               </w:rPr>
+              <w:lastRenderedPageBreak/>
               <w:t xml:space="preserve">   ●项目团队派工单</w:t>
             </w:r>
           </w:p>
@@ -11958,6 +13405,7 @@
                 <w:sz w:val="13"/>
                 <w:szCs w:val="13"/>
               </w:rPr>
+              <w:lastRenderedPageBreak/>
               <w:t>1、专家判断</w:t>
             </w:r>
           </w:p>
@@ -12102,6 +13550,7 @@
                 <w:sz w:val="13"/>
                 <w:szCs w:val="13"/>
               </w:rPr>
+              <w:lastRenderedPageBreak/>
               <w:t>8、会议</w:t>
             </w:r>
           </w:p>
@@ -12123,6 +13572,7 @@
                 <w:sz w:val="13"/>
                 <w:szCs w:val="13"/>
               </w:rPr>
+              <w:lastRenderedPageBreak/>
               <w:t>1、持续时间估算</w:t>
             </w:r>
           </w:p>
@@ -12517,7 +13967,6 @@
                 <w:sz w:val="13"/>
                 <w:szCs w:val="13"/>
               </w:rPr>
-              <w:lastRenderedPageBreak/>
               <w:t>3、协议</w:t>
             </w:r>
           </w:p>
@@ -12584,7 +14033,6 @@
                 <w:sz w:val="13"/>
                 <w:szCs w:val="13"/>
               </w:rPr>
-              <w:lastRenderedPageBreak/>
               <w:t>1</w:t>
             </w:r>
             <w:r>
@@ -13275,8 +14723,18 @@
                 <w:sz w:val="13"/>
                 <w:szCs w:val="13"/>
               </w:rPr>
-              <w:t xml:space="preserve">   ●挣值分析</w:t>
-            </w:r>
+              <w:t xml:space="preserve">   ●</w:t>
+            </w:r>
+            <w:proofErr w:type="gramStart"/>
+            <w:r>
+              <w:rPr>
+                <w:rFonts w:hint="eastAsia"/>
+                <w:sz w:val="13"/>
+                <w:szCs w:val="13"/>
+              </w:rPr>
+              <w:t>挣值分析</w:t>
+            </w:r>
+            <w:proofErr w:type="gramEnd"/>
           </w:p>
           <w:p>
             <w:pPr>
@@ -13719,6 +15177,7 @@
         <w:rPr>
           <w:rFonts w:hint="eastAsia"/>
         </w:rPr>
+        <w:lastRenderedPageBreak/>
         <w:t>项目成本管理</w:t>
       </w:r>
     </w:p>
@@ -15277,6 +16736,7 @@
                 <w:sz w:val="13"/>
                 <w:szCs w:val="13"/>
               </w:rPr>
+              <w:lastRenderedPageBreak/>
               <w:t>4、工作绩效数据</w:t>
             </w:r>
           </w:p>
@@ -15314,6 +16774,7 @@
                 <w:sz w:val="13"/>
                 <w:szCs w:val="13"/>
               </w:rPr>
+              <w:lastRenderedPageBreak/>
               <w:t>1、专家判断</w:t>
             </w:r>
           </w:p>
@@ -15346,8 +16807,18 @@
                 <w:sz w:val="13"/>
                 <w:szCs w:val="13"/>
               </w:rPr>
-              <w:t xml:space="preserve">   ●挣值分析</w:t>
-            </w:r>
+              <w:t xml:space="preserve">   ●</w:t>
+            </w:r>
+            <w:proofErr w:type="gramStart"/>
+            <w:r>
+              <w:rPr>
+                <w:rFonts w:hint="eastAsia"/>
+                <w:sz w:val="13"/>
+                <w:szCs w:val="13"/>
+              </w:rPr>
+              <w:t>挣值分析</w:t>
+            </w:r>
+            <w:proofErr w:type="gramEnd"/>
           </w:p>
           <w:p>
             <w:pPr>
@@ -15426,6 +16897,7 @@
                 <w:sz w:val="13"/>
                 <w:szCs w:val="13"/>
               </w:rPr>
+              <w:lastRenderedPageBreak/>
               <w:t>4、项目管理信息系统</w:t>
             </w:r>
           </w:p>
@@ -15446,6 +16918,7 @@
                 <w:sz w:val="13"/>
                 <w:szCs w:val="13"/>
               </w:rPr>
+              <w:lastRenderedPageBreak/>
               <w:t>1</w:t>
             </w:r>
             <w:r>
@@ -15566,6 +17039,7 @@
                 <w:sz w:val="13"/>
                 <w:szCs w:val="13"/>
               </w:rPr>
+              <w:lastRenderedPageBreak/>
               <w:t>6、</w:t>
             </w:r>
             <w:r>
@@ -16180,7 +17654,6 @@
                 <w:sz w:val="13"/>
                 <w:szCs w:val="13"/>
               </w:rPr>
-              <w:lastRenderedPageBreak/>
               <w:t>06项目资源管理</w:t>
             </w:r>
           </w:p>
@@ -17005,6 +18478,7 @@
         <w:rPr>
           <w:rFonts w:hint="eastAsia"/>
         </w:rPr>
+        <w:lastRenderedPageBreak/>
         <w:t>项目风险管理</w:t>
       </w:r>
     </w:p>
@@ -18047,8 +19521,7 @@
         <w:rPr>
           <w:rFonts w:hint="eastAsia"/>
         </w:rPr>
-        <w:lastRenderedPageBreak/>
-        <w:t>项目相关方管理、</w:t>
+        <w:t>项目相关方管理</w:t>
       </w:r>
     </w:p>
     <w:tbl>
@@ -18484,7 +19957,2009 @@
         </w:tc>
       </w:tr>
     </w:tbl>
-    <w:p/>
+    <w:p>
+      <w:pPr>
+        <w:pStyle w:val="2"/>
+      </w:pPr>
+      <w:r>
+        <w:rPr>
+          <w:rFonts w:hint="eastAsia"/>
+        </w:rPr>
+        <w:t>项目管理计划和项目文件</w:t>
+      </w:r>
+    </w:p>
+    <w:tbl>
+      <w:tblPr>
+        <w:tblStyle w:val="a7"/>
+        <w:tblW w:w="0" w:type="auto"/>
+        <w:tblLook w:val="04A0" w:firstRow="1" w:lastRow="0" w:firstColumn="1" w:lastColumn="0" w:noHBand="0" w:noVBand="1"/>
+      </w:tblPr>
+      <w:tblGrid>
+        <w:gridCol w:w="2765"/>
+        <w:gridCol w:w="2765"/>
+        <w:gridCol w:w="2766"/>
+      </w:tblGrid>
+      <w:tr>
+        <w:tc>
+          <w:tcPr>
+            <w:tcW w:w="2765" w:type="dxa"/>
+          </w:tcPr>
+          <w:p>
+            <w:pPr>
+              <w:jc w:val="center"/>
+              <w:rPr>
+                <w:rFonts w:hint="eastAsia"/>
+                <w:sz w:val="13"/>
+                <w:szCs w:val="13"/>
+              </w:rPr>
+            </w:pPr>
+            <w:r>
+              <w:rPr>
+                <w:rFonts w:hint="eastAsia"/>
+                <w:sz w:val="13"/>
+                <w:szCs w:val="13"/>
+              </w:rPr>
+              <w:t>项目管理计划</w:t>
+            </w:r>
+          </w:p>
+        </w:tc>
+        <w:tc>
+          <w:tcPr>
+            <w:tcW w:w="5531" w:type="dxa"/>
+            <w:gridSpan w:val="2"/>
+          </w:tcPr>
+          <w:p>
+            <w:pPr>
+              <w:jc w:val="center"/>
+              <w:rPr>
+                <w:rFonts w:hint="eastAsia"/>
+                <w:sz w:val="13"/>
+                <w:szCs w:val="13"/>
+              </w:rPr>
+            </w:pPr>
+            <w:r>
+              <w:rPr>
+                <w:rFonts w:hint="eastAsia"/>
+                <w:sz w:val="13"/>
+                <w:szCs w:val="13"/>
+              </w:rPr>
+              <w:t>项目文件</w:t>
+            </w:r>
+          </w:p>
+        </w:tc>
+      </w:tr>
+      <w:tr>
+        <w:tc>
+          <w:tcPr>
+            <w:tcW w:w="2765" w:type="dxa"/>
+          </w:tcPr>
+          <w:p>
+            <w:pPr>
+              <w:rPr>
+                <w:rFonts w:hint="eastAsia"/>
+                <w:sz w:val="13"/>
+                <w:szCs w:val="13"/>
+              </w:rPr>
+            </w:pPr>
+            <w:r>
+              <w:rPr>
+                <w:rFonts w:hint="eastAsia"/>
+                <w:sz w:val="13"/>
+                <w:szCs w:val="13"/>
+              </w:rPr>
+              <w:t>1、范围管理计划</w:t>
+            </w:r>
+          </w:p>
+        </w:tc>
+        <w:tc>
+          <w:tcPr>
+            <w:tcW w:w="2765" w:type="dxa"/>
+          </w:tcPr>
+          <w:p>
+            <w:pPr>
+              <w:rPr>
+                <w:rFonts w:hint="eastAsia"/>
+                <w:sz w:val="13"/>
+                <w:szCs w:val="13"/>
+              </w:rPr>
+            </w:pPr>
+            <w:r>
+              <w:rPr>
+                <w:rFonts w:hint="eastAsia"/>
+                <w:sz w:val="13"/>
+                <w:szCs w:val="13"/>
+              </w:rPr>
+              <w:t>1、活动属性</w:t>
+            </w:r>
+          </w:p>
+        </w:tc>
+        <w:tc>
+          <w:tcPr>
+            <w:tcW w:w="2766" w:type="dxa"/>
+          </w:tcPr>
+          <w:p>
+            <w:pPr>
+              <w:rPr>
+                <w:rFonts w:hint="eastAsia"/>
+                <w:sz w:val="13"/>
+                <w:szCs w:val="13"/>
+              </w:rPr>
+            </w:pPr>
+            <w:r>
+              <w:rPr>
+                <w:rFonts w:hint="eastAsia"/>
+                <w:sz w:val="13"/>
+                <w:szCs w:val="13"/>
+              </w:rPr>
+              <w:t>1</w:t>
+            </w:r>
+            <w:r>
+              <w:rPr>
+                <w:sz w:val="13"/>
+                <w:szCs w:val="13"/>
+              </w:rPr>
+              <w:t>9</w:t>
+            </w:r>
+            <w:r>
+              <w:rPr>
+                <w:rFonts w:hint="eastAsia"/>
+                <w:sz w:val="13"/>
+                <w:szCs w:val="13"/>
+              </w:rPr>
+              <w:t>、</w:t>
+            </w:r>
+            <w:r>
+              <w:rPr>
+                <w:rFonts w:hint="eastAsia"/>
+                <w:sz w:val="13"/>
+                <w:szCs w:val="13"/>
+              </w:rPr>
+              <w:t>质量控制测量结果</w:t>
+            </w:r>
+          </w:p>
+        </w:tc>
+      </w:tr>
+      <w:tr>
+        <w:tc>
+          <w:tcPr>
+            <w:tcW w:w="2765" w:type="dxa"/>
+          </w:tcPr>
+          <w:p>
+            <w:pPr>
+              <w:rPr>
+                <w:rFonts w:hint="eastAsia"/>
+                <w:sz w:val="13"/>
+                <w:szCs w:val="13"/>
+              </w:rPr>
+            </w:pPr>
+            <w:r>
+              <w:rPr>
+                <w:rFonts w:hint="eastAsia"/>
+                <w:sz w:val="13"/>
+                <w:szCs w:val="13"/>
+              </w:rPr>
+              <w:t>2、需求管理计划</w:t>
+            </w:r>
+          </w:p>
+        </w:tc>
+        <w:tc>
+          <w:tcPr>
+            <w:tcW w:w="2765" w:type="dxa"/>
+          </w:tcPr>
+          <w:p>
+            <w:pPr>
+              <w:rPr>
+                <w:rFonts w:hint="eastAsia"/>
+                <w:sz w:val="13"/>
+                <w:szCs w:val="13"/>
+              </w:rPr>
+            </w:pPr>
+            <w:r>
+              <w:rPr>
+                <w:rFonts w:hint="eastAsia"/>
+                <w:sz w:val="13"/>
+                <w:szCs w:val="13"/>
+              </w:rPr>
+              <w:t>2、</w:t>
+            </w:r>
+            <w:r>
+              <w:rPr>
+                <w:rFonts w:hint="eastAsia"/>
+                <w:sz w:val="13"/>
+                <w:szCs w:val="13"/>
+              </w:rPr>
+              <w:t>活动清单</w:t>
+            </w:r>
+          </w:p>
+        </w:tc>
+        <w:tc>
+          <w:tcPr>
+            <w:tcW w:w="2766" w:type="dxa"/>
+          </w:tcPr>
+          <w:p>
+            <w:pPr>
+              <w:rPr>
+                <w:rFonts w:hint="eastAsia"/>
+                <w:sz w:val="13"/>
+                <w:szCs w:val="13"/>
+              </w:rPr>
+            </w:pPr>
+            <w:r>
+              <w:rPr>
+                <w:sz w:val="13"/>
+                <w:szCs w:val="13"/>
+              </w:rPr>
+              <w:t>20</w:t>
+            </w:r>
+            <w:r>
+              <w:rPr>
+                <w:rFonts w:hint="eastAsia"/>
+                <w:sz w:val="13"/>
+                <w:szCs w:val="13"/>
+              </w:rPr>
+              <w:t>、</w:t>
+            </w:r>
+            <w:r>
+              <w:rPr>
+                <w:rFonts w:hint="eastAsia"/>
+                <w:sz w:val="13"/>
+                <w:szCs w:val="13"/>
+              </w:rPr>
+              <w:t>质量测量指标</w:t>
+            </w:r>
+          </w:p>
+        </w:tc>
+      </w:tr>
+      <w:tr>
+        <w:tc>
+          <w:tcPr>
+            <w:tcW w:w="2765" w:type="dxa"/>
+          </w:tcPr>
+          <w:p>
+            <w:pPr>
+              <w:rPr>
+                <w:rFonts w:hint="eastAsia"/>
+                <w:sz w:val="13"/>
+                <w:szCs w:val="13"/>
+              </w:rPr>
+            </w:pPr>
+            <w:r>
+              <w:rPr>
+                <w:rFonts w:hint="eastAsia"/>
+                <w:sz w:val="13"/>
+                <w:szCs w:val="13"/>
+              </w:rPr>
+              <w:t>3、进度管理计划</w:t>
+            </w:r>
+          </w:p>
+        </w:tc>
+        <w:tc>
+          <w:tcPr>
+            <w:tcW w:w="2765" w:type="dxa"/>
+          </w:tcPr>
+          <w:p>
+            <w:pPr>
+              <w:rPr>
+                <w:rFonts w:hint="eastAsia"/>
+                <w:sz w:val="13"/>
+                <w:szCs w:val="13"/>
+              </w:rPr>
+            </w:pPr>
+            <w:r>
+              <w:rPr>
+                <w:rFonts w:hint="eastAsia"/>
+                <w:sz w:val="13"/>
+                <w:szCs w:val="13"/>
+              </w:rPr>
+              <w:t>3、</w:t>
+            </w:r>
+            <w:r>
+              <w:rPr>
+                <w:rFonts w:hint="eastAsia"/>
+                <w:sz w:val="13"/>
+                <w:szCs w:val="13"/>
+              </w:rPr>
+              <w:t>假设日志</w:t>
+            </w:r>
+          </w:p>
+        </w:tc>
+        <w:tc>
+          <w:tcPr>
+            <w:tcW w:w="2766" w:type="dxa"/>
+          </w:tcPr>
+          <w:p>
+            <w:pPr>
+              <w:rPr>
+                <w:rFonts w:hint="eastAsia"/>
+                <w:sz w:val="13"/>
+                <w:szCs w:val="13"/>
+              </w:rPr>
+            </w:pPr>
+            <w:r>
+              <w:rPr>
+                <w:sz w:val="13"/>
+                <w:szCs w:val="13"/>
+              </w:rPr>
+              <w:t>21</w:t>
+            </w:r>
+            <w:r>
+              <w:rPr>
+                <w:rFonts w:hint="eastAsia"/>
+                <w:sz w:val="13"/>
+                <w:szCs w:val="13"/>
+              </w:rPr>
+              <w:t>、</w:t>
+            </w:r>
+            <w:r>
+              <w:rPr>
+                <w:rFonts w:hint="eastAsia"/>
+                <w:sz w:val="13"/>
+                <w:szCs w:val="13"/>
+              </w:rPr>
+              <w:t>质量报告</w:t>
+            </w:r>
+          </w:p>
+        </w:tc>
+      </w:tr>
+      <w:tr>
+        <w:tc>
+          <w:tcPr>
+            <w:tcW w:w="2765" w:type="dxa"/>
+          </w:tcPr>
+          <w:p>
+            <w:pPr>
+              <w:rPr>
+                <w:rFonts w:hint="eastAsia"/>
+                <w:sz w:val="13"/>
+                <w:szCs w:val="13"/>
+              </w:rPr>
+            </w:pPr>
+            <w:r>
+              <w:rPr>
+                <w:rFonts w:hint="eastAsia"/>
+                <w:sz w:val="13"/>
+                <w:szCs w:val="13"/>
+              </w:rPr>
+              <w:t>4、成本管理计划</w:t>
+            </w:r>
+          </w:p>
+        </w:tc>
+        <w:tc>
+          <w:tcPr>
+            <w:tcW w:w="2765" w:type="dxa"/>
+          </w:tcPr>
+          <w:p>
+            <w:pPr>
+              <w:rPr>
+                <w:rFonts w:hint="eastAsia"/>
+                <w:sz w:val="13"/>
+                <w:szCs w:val="13"/>
+              </w:rPr>
+            </w:pPr>
+            <w:r>
+              <w:rPr>
+                <w:rFonts w:hint="eastAsia"/>
+                <w:sz w:val="13"/>
+                <w:szCs w:val="13"/>
+              </w:rPr>
+              <w:t>4、</w:t>
+            </w:r>
+            <w:r>
+              <w:rPr>
+                <w:rFonts w:hint="eastAsia"/>
+                <w:sz w:val="13"/>
+                <w:szCs w:val="13"/>
+              </w:rPr>
+              <w:t>估算依据</w:t>
+            </w:r>
+          </w:p>
+        </w:tc>
+        <w:tc>
+          <w:tcPr>
+            <w:tcW w:w="2766" w:type="dxa"/>
+          </w:tcPr>
+          <w:p>
+            <w:pPr>
+              <w:rPr>
+                <w:rFonts w:hint="eastAsia"/>
+                <w:sz w:val="13"/>
+                <w:szCs w:val="13"/>
+              </w:rPr>
+            </w:pPr>
+            <w:r>
+              <w:rPr>
+                <w:sz w:val="13"/>
+                <w:szCs w:val="13"/>
+              </w:rPr>
+              <w:t>22</w:t>
+            </w:r>
+            <w:r>
+              <w:rPr>
+                <w:rFonts w:hint="eastAsia"/>
+                <w:sz w:val="13"/>
+                <w:szCs w:val="13"/>
+              </w:rPr>
+              <w:t>、</w:t>
+            </w:r>
+            <w:r>
+              <w:rPr>
+                <w:rFonts w:hint="eastAsia"/>
+                <w:sz w:val="13"/>
+                <w:szCs w:val="13"/>
+              </w:rPr>
+              <w:t>需求文件</w:t>
+            </w:r>
+          </w:p>
+        </w:tc>
+      </w:tr>
+      <w:tr>
+        <w:tc>
+          <w:tcPr>
+            <w:tcW w:w="2765" w:type="dxa"/>
+          </w:tcPr>
+          <w:p>
+            <w:pPr>
+              <w:rPr>
+                <w:rFonts w:hint="eastAsia"/>
+                <w:sz w:val="13"/>
+                <w:szCs w:val="13"/>
+              </w:rPr>
+            </w:pPr>
+            <w:r>
+              <w:rPr>
+                <w:rFonts w:hint="eastAsia"/>
+                <w:sz w:val="13"/>
+                <w:szCs w:val="13"/>
+              </w:rPr>
+              <w:t>5、质量</w:t>
+            </w:r>
+            <w:r>
+              <w:rPr>
+                <w:rFonts w:hint="eastAsia"/>
+                <w:sz w:val="13"/>
+                <w:szCs w:val="13"/>
+              </w:rPr>
+              <w:t>管理计划</w:t>
+            </w:r>
+          </w:p>
+        </w:tc>
+        <w:tc>
+          <w:tcPr>
+            <w:tcW w:w="2765" w:type="dxa"/>
+          </w:tcPr>
+          <w:p>
+            <w:pPr>
+              <w:rPr>
+                <w:rFonts w:hint="eastAsia"/>
+                <w:sz w:val="13"/>
+                <w:szCs w:val="13"/>
+              </w:rPr>
+            </w:pPr>
+            <w:r>
+              <w:rPr>
+                <w:rFonts w:hint="eastAsia"/>
+                <w:sz w:val="13"/>
+                <w:szCs w:val="13"/>
+              </w:rPr>
+              <w:t>5、</w:t>
+            </w:r>
+            <w:r>
+              <w:rPr>
+                <w:rFonts w:hint="eastAsia"/>
+                <w:sz w:val="13"/>
+                <w:szCs w:val="13"/>
+              </w:rPr>
+              <w:t>变更日志</w:t>
+            </w:r>
+          </w:p>
+        </w:tc>
+        <w:tc>
+          <w:tcPr>
+            <w:tcW w:w="2766" w:type="dxa"/>
+          </w:tcPr>
+          <w:p>
+            <w:pPr>
+              <w:rPr>
+                <w:rFonts w:hint="eastAsia"/>
+                <w:sz w:val="13"/>
+                <w:szCs w:val="13"/>
+              </w:rPr>
+            </w:pPr>
+            <w:r>
+              <w:rPr>
+                <w:sz w:val="13"/>
+                <w:szCs w:val="13"/>
+              </w:rPr>
+              <w:t>23</w:t>
+            </w:r>
+            <w:r>
+              <w:rPr>
+                <w:rFonts w:hint="eastAsia"/>
+                <w:sz w:val="13"/>
+                <w:szCs w:val="13"/>
+              </w:rPr>
+              <w:t>、</w:t>
+            </w:r>
+            <w:r>
+              <w:rPr>
+                <w:rFonts w:hint="eastAsia"/>
+                <w:sz w:val="13"/>
+                <w:szCs w:val="13"/>
+              </w:rPr>
+              <w:t>需求跟踪矩阵</w:t>
+            </w:r>
+          </w:p>
+        </w:tc>
+      </w:tr>
+      <w:tr>
+        <w:tc>
+          <w:tcPr>
+            <w:tcW w:w="2765" w:type="dxa"/>
+          </w:tcPr>
+          <w:p>
+            <w:pPr>
+              <w:rPr>
+                <w:rFonts w:hint="eastAsia"/>
+                <w:sz w:val="13"/>
+                <w:szCs w:val="13"/>
+              </w:rPr>
+            </w:pPr>
+            <w:r>
+              <w:rPr>
+                <w:rFonts w:hint="eastAsia"/>
+                <w:sz w:val="13"/>
+                <w:szCs w:val="13"/>
+              </w:rPr>
+              <w:t>6、资源</w:t>
+            </w:r>
+            <w:r>
+              <w:rPr>
+                <w:rFonts w:hint="eastAsia"/>
+                <w:sz w:val="13"/>
+                <w:szCs w:val="13"/>
+              </w:rPr>
+              <w:t>管理计划</w:t>
+            </w:r>
+          </w:p>
+        </w:tc>
+        <w:tc>
+          <w:tcPr>
+            <w:tcW w:w="2765" w:type="dxa"/>
+          </w:tcPr>
+          <w:p>
+            <w:pPr>
+              <w:rPr>
+                <w:rFonts w:hint="eastAsia"/>
+                <w:sz w:val="13"/>
+                <w:szCs w:val="13"/>
+              </w:rPr>
+            </w:pPr>
+            <w:r>
+              <w:rPr>
+                <w:rFonts w:hint="eastAsia"/>
+                <w:sz w:val="13"/>
+                <w:szCs w:val="13"/>
+              </w:rPr>
+              <w:t>6、</w:t>
+            </w:r>
+            <w:r>
+              <w:rPr>
+                <w:rFonts w:hint="eastAsia"/>
+                <w:sz w:val="13"/>
+                <w:szCs w:val="13"/>
+              </w:rPr>
+              <w:t>成本估算</w:t>
+            </w:r>
+          </w:p>
+        </w:tc>
+        <w:tc>
+          <w:tcPr>
+            <w:tcW w:w="2766" w:type="dxa"/>
+          </w:tcPr>
+          <w:p>
+            <w:pPr>
+              <w:rPr>
+                <w:rFonts w:hint="eastAsia"/>
+                <w:sz w:val="13"/>
+                <w:szCs w:val="13"/>
+              </w:rPr>
+            </w:pPr>
+            <w:r>
+              <w:rPr>
+                <w:sz w:val="13"/>
+                <w:szCs w:val="13"/>
+              </w:rPr>
+              <w:t>24</w:t>
+            </w:r>
+            <w:r>
+              <w:rPr>
+                <w:rFonts w:hint="eastAsia"/>
+                <w:sz w:val="13"/>
+                <w:szCs w:val="13"/>
+              </w:rPr>
+              <w:t>、</w:t>
+            </w:r>
+            <w:r>
+              <w:rPr>
+                <w:rFonts w:hint="eastAsia"/>
+                <w:sz w:val="13"/>
+                <w:szCs w:val="13"/>
+              </w:rPr>
+              <w:t>资源分析结构</w:t>
+            </w:r>
+          </w:p>
+        </w:tc>
+      </w:tr>
+      <w:tr>
+        <w:tc>
+          <w:tcPr>
+            <w:tcW w:w="2765" w:type="dxa"/>
+          </w:tcPr>
+          <w:p>
+            <w:pPr>
+              <w:rPr>
+                <w:rFonts w:hint="eastAsia"/>
+                <w:sz w:val="13"/>
+                <w:szCs w:val="13"/>
+              </w:rPr>
+            </w:pPr>
+            <w:r>
+              <w:rPr>
+                <w:rFonts w:hint="eastAsia"/>
+                <w:sz w:val="13"/>
+                <w:szCs w:val="13"/>
+              </w:rPr>
+              <w:t>7、沟通</w:t>
+            </w:r>
+            <w:r>
+              <w:rPr>
+                <w:rFonts w:hint="eastAsia"/>
+                <w:sz w:val="13"/>
+                <w:szCs w:val="13"/>
+              </w:rPr>
+              <w:t>管理计划</w:t>
+            </w:r>
+          </w:p>
+        </w:tc>
+        <w:tc>
+          <w:tcPr>
+            <w:tcW w:w="2765" w:type="dxa"/>
+          </w:tcPr>
+          <w:p>
+            <w:pPr>
+              <w:rPr>
+                <w:rFonts w:hint="eastAsia"/>
+                <w:sz w:val="13"/>
+                <w:szCs w:val="13"/>
+              </w:rPr>
+            </w:pPr>
+            <w:r>
+              <w:rPr>
+                <w:rFonts w:hint="eastAsia"/>
+                <w:sz w:val="13"/>
+                <w:szCs w:val="13"/>
+              </w:rPr>
+              <w:t>7、</w:t>
+            </w:r>
+            <w:r>
+              <w:rPr>
+                <w:rFonts w:hint="eastAsia"/>
+                <w:sz w:val="13"/>
+                <w:szCs w:val="13"/>
+              </w:rPr>
+              <w:t>成本预测</w:t>
+            </w:r>
+          </w:p>
+        </w:tc>
+        <w:tc>
+          <w:tcPr>
+            <w:tcW w:w="2766" w:type="dxa"/>
+          </w:tcPr>
+          <w:p>
+            <w:pPr>
+              <w:rPr>
+                <w:rFonts w:hint="eastAsia"/>
+                <w:sz w:val="13"/>
+                <w:szCs w:val="13"/>
+              </w:rPr>
+            </w:pPr>
+            <w:r>
+              <w:rPr>
+                <w:sz w:val="13"/>
+                <w:szCs w:val="13"/>
+              </w:rPr>
+              <w:t>25</w:t>
+            </w:r>
+            <w:r>
+              <w:rPr>
+                <w:rFonts w:hint="eastAsia"/>
+                <w:sz w:val="13"/>
+                <w:szCs w:val="13"/>
+              </w:rPr>
+              <w:t>、</w:t>
+            </w:r>
+            <w:r>
+              <w:rPr>
+                <w:rFonts w:hint="eastAsia"/>
+                <w:sz w:val="13"/>
+                <w:szCs w:val="13"/>
+              </w:rPr>
+              <w:t>资源日志</w:t>
+            </w:r>
+          </w:p>
+        </w:tc>
+      </w:tr>
+      <w:tr>
+        <w:tc>
+          <w:tcPr>
+            <w:tcW w:w="2765" w:type="dxa"/>
+          </w:tcPr>
+          <w:p>
+            <w:pPr>
+              <w:rPr>
+                <w:rFonts w:hint="eastAsia"/>
+                <w:sz w:val="13"/>
+                <w:szCs w:val="13"/>
+              </w:rPr>
+            </w:pPr>
+            <w:r>
+              <w:rPr>
+                <w:rFonts w:hint="eastAsia"/>
+                <w:sz w:val="13"/>
+                <w:szCs w:val="13"/>
+              </w:rPr>
+              <w:lastRenderedPageBreak/>
+              <w:t>8、风险</w:t>
+            </w:r>
+            <w:r>
+              <w:rPr>
+                <w:rFonts w:hint="eastAsia"/>
+                <w:sz w:val="13"/>
+                <w:szCs w:val="13"/>
+              </w:rPr>
+              <w:t>管理计划</w:t>
+            </w:r>
+          </w:p>
+        </w:tc>
+        <w:tc>
+          <w:tcPr>
+            <w:tcW w:w="2765" w:type="dxa"/>
+          </w:tcPr>
+          <w:p>
+            <w:pPr>
+              <w:rPr>
+                <w:rFonts w:hint="eastAsia"/>
+                <w:sz w:val="13"/>
+                <w:szCs w:val="13"/>
+              </w:rPr>
+            </w:pPr>
+            <w:r>
+              <w:rPr>
+                <w:rFonts w:hint="eastAsia"/>
+                <w:sz w:val="13"/>
+                <w:szCs w:val="13"/>
+              </w:rPr>
+              <w:t>8、</w:t>
+            </w:r>
+            <w:r>
+              <w:rPr>
+                <w:rFonts w:hint="eastAsia"/>
+                <w:sz w:val="13"/>
+                <w:szCs w:val="13"/>
+              </w:rPr>
+              <w:t>持续时间估算</w:t>
+            </w:r>
+          </w:p>
+        </w:tc>
+        <w:tc>
+          <w:tcPr>
+            <w:tcW w:w="2766" w:type="dxa"/>
+          </w:tcPr>
+          <w:p>
+            <w:pPr>
+              <w:rPr>
+                <w:rFonts w:hint="eastAsia"/>
+                <w:sz w:val="13"/>
+                <w:szCs w:val="13"/>
+              </w:rPr>
+            </w:pPr>
+            <w:r>
+              <w:rPr>
+                <w:sz w:val="13"/>
+                <w:szCs w:val="13"/>
+              </w:rPr>
+              <w:t>26</w:t>
+            </w:r>
+            <w:r>
+              <w:rPr>
+                <w:rFonts w:hint="eastAsia"/>
+                <w:sz w:val="13"/>
+                <w:szCs w:val="13"/>
+              </w:rPr>
+              <w:t>、</w:t>
+            </w:r>
+            <w:r>
+              <w:rPr>
+                <w:rFonts w:hint="eastAsia"/>
+                <w:sz w:val="13"/>
+                <w:szCs w:val="13"/>
+              </w:rPr>
+              <w:t>资源需求</w:t>
+            </w:r>
+          </w:p>
+        </w:tc>
+      </w:tr>
+      <w:tr>
+        <w:tc>
+          <w:tcPr>
+            <w:tcW w:w="2765" w:type="dxa"/>
+          </w:tcPr>
+          <w:p>
+            <w:pPr>
+              <w:rPr>
+                <w:rFonts w:hint="eastAsia"/>
+                <w:sz w:val="13"/>
+                <w:szCs w:val="13"/>
+              </w:rPr>
+            </w:pPr>
+            <w:r>
+              <w:rPr>
+                <w:rFonts w:hint="eastAsia"/>
+                <w:sz w:val="13"/>
+                <w:szCs w:val="13"/>
+              </w:rPr>
+              <w:t>9、采购</w:t>
+            </w:r>
+            <w:r>
+              <w:rPr>
+                <w:rFonts w:hint="eastAsia"/>
+                <w:sz w:val="13"/>
+                <w:szCs w:val="13"/>
+              </w:rPr>
+              <w:t>管理计划</w:t>
+            </w:r>
+          </w:p>
+        </w:tc>
+        <w:tc>
+          <w:tcPr>
+            <w:tcW w:w="2765" w:type="dxa"/>
+          </w:tcPr>
+          <w:p>
+            <w:pPr>
+              <w:rPr>
+                <w:rFonts w:hint="eastAsia"/>
+                <w:sz w:val="13"/>
+                <w:szCs w:val="13"/>
+              </w:rPr>
+            </w:pPr>
+            <w:r>
+              <w:rPr>
+                <w:rFonts w:hint="eastAsia"/>
+                <w:sz w:val="13"/>
+                <w:szCs w:val="13"/>
+              </w:rPr>
+              <w:t>9、</w:t>
+            </w:r>
+            <w:r>
+              <w:rPr>
+                <w:rFonts w:hint="eastAsia"/>
+                <w:sz w:val="13"/>
+                <w:szCs w:val="13"/>
+              </w:rPr>
+              <w:t>问题日志</w:t>
+            </w:r>
+          </w:p>
+        </w:tc>
+        <w:tc>
+          <w:tcPr>
+            <w:tcW w:w="2766" w:type="dxa"/>
+          </w:tcPr>
+          <w:p>
+            <w:pPr>
+              <w:rPr>
+                <w:rFonts w:hint="eastAsia"/>
+                <w:sz w:val="13"/>
+                <w:szCs w:val="13"/>
+              </w:rPr>
+            </w:pPr>
+            <w:r>
+              <w:rPr>
+                <w:sz w:val="13"/>
+                <w:szCs w:val="13"/>
+              </w:rPr>
+              <w:t>27</w:t>
+            </w:r>
+            <w:r>
+              <w:rPr>
+                <w:rFonts w:hint="eastAsia"/>
+                <w:sz w:val="13"/>
+                <w:szCs w:val="13"/>
+              </w:rPr>
+              <w:t>、</w:t>
+            </w:r>
+            <w:r>
+              <w:rPr>
+                <w:rFonts w:hint="eastAsia"/>
+                <w:sz w:val="13"/>
+                <w:szCs w:val="13"/>
+              </w:rPr>
+              <w:t>风险登记册</w:t>
+            </w:r>
+          </w:p>
+        </w:tc>
+      </w:tr>
+      <w:tr>
+        <w:tc>
+          <w:tcPr>
+            <w:tcW w:w="2765" w:type="dxa"/>
+          </w:tcPr>
+          <w:p>
+            <w:pPr>
+              <w:rPr>
+                <w:rFonts w:hint="eastAsia"/>
+                <w:sz w:val="13"/>
+                <w:szCs w:val="13"/>
+              </w:rPr>
+            </w:pPr>
+            <w:r>
+              <w:rPr>
+                <w:rFonts w:hint="eastAsia"/>
+                <w:sz w:val="13"/>
+                <w:szCs w:val="13"/>
+              </w:rPr>
+              <w:t>1</w:t>
+            </w:r>
+            <w:r>
+              <w:rPr>
+                <w:sz w:val="13"/>
+                <w:szCs w:val="13"/>
+              </w:rPr>
+              <w:t>0</w:t>
+            </w:r>
+            <w:r>
+              <w:rPr>
+                <w:rFonts w:hint="eastAsia"/>
+                <w:sz w:val="13"/>
+                <w:szCs w:val="13"/>
+              </w:rPr>
+              <w:t>、相关方参与计划</w:t>
+            </w:r>
+          </w:p>
+        </w:tc>
+        <w:tc>
+          <w:tcPr>
+            <w:tcW w:w="2765" w:type="dxa"/>
+          </w:tcPr>
+          <w:p>
+            <w:pPr>
+              <w:rPr>
+                <w:rFonts w:hint="eastAsia"/>
+                <w:sz w:val="13"/>
+                <w:szCs w:val="13"/>
+              </w:rPr>
+            </w:pPr>
+            <w:r>
+              <w:rPr>
+                <w:rFonts w:hint="eastAsia"/>
+                <w:sz w:val="13"/>
+                <w:szCs w:val="13"/>
+              </w:rPr>
+              <w:t>1</w:t>
+            </w:r>
+            <w:r>
+              <w:rPr>
+                <w:sz w:val="13"/>
+                <w:szCs w:val="13"/>
+              </w:rPr>
+              <w:t>0</w:t>
+            </w:r>
+            <w:r>
+              <w:rPr>
+                <w:rFonts w:hint="eastAsia"/>
+                <w:sz w:val="13"/>
+                <w:szCs w:val="13"/>
+              </w:rPr>
+              <w:t>、</w:t>
+            </w:r>
+            <w:r>
+              <w:rPr>
+                <w:rFonts w:hint="eastAsia"/>
+                <w:sz w:val="13"/>
+                <w:szCs w:val="13"/>
+              </w:rPr>
+              <w:t>经验教训登记册</w:t>
+            </w:r>
+          </w:p>
+        </w:tc>
+        <w:tc>
+          <w:tcPr>
+            <w:tcW w:w="2766" w:type="dxa"/>
+          </w:tcPr>
+          <w:p>
+            <w:pPr>
+              <w:rPr>
+                <w:rFonts w:hint="eastAsia"/>
+                <w:sz w:val="13"/>
+                <w:szCs w:val="13"/>
+              </w:rPr>
+            </w:pPr>
+            <w:r>
+              <w:rPr>
+                <w:sz w:val="13"/>
+                <w:szCs w:val="13"/>
+              </w:rPr>
+              <w:t>28</w:t>
+            </w:r>
+            <w:r>
+              <w:rPr>
+                <w:rFonts w:hint="eastAsia"/>
+                <w:sz w:val="13"/>
+                <w:szCs w:val="13"/>
+              </w:rPr>
+              <w:t>、</w:t>
+            </w:r>
+            <w:r>
+              <w:rPr>
+                <w:rFonts w:hint="eastAsia"/>
+                <w:sz w:val="13"/>
+                <w:szCs w:val="13"/>
+              </w:rPr>
+              <w:t>风险报告</w:t>
+            </w:r>
+          </w:p>
+        </w:tc>
+      </w:tr>
+      <w:tr>
+        <w:tc>
+          <w:tcPr>
+            <w:tcW w:w="2765" w:type="dxa"/>
+          </w:tcPr>
+          <w:p>
+            <w:pPr>
+              <w:rPr>
+                <w:rFonts w:hint="eastAsia"/>
+                <w:sz w:val="13"/>
+                <w:szCs w:val="13"/>
+              </w:rPr>
+            </w:pPr>
+            <w:r>
+              <w:rPr>
+                <w:rFonts w:hint="eastAsia"/>
+                <w:sz w:val="13"/>
+                <w:szCs w:val="13"/>
+              </w:rPr>
+              <w:t>1</w:t>
+            </w:r>
+            <w:r>
+              <w:rPr>
+                <w:sz w:val="13"/>
+                <w:szCs w:val="13"/>
+              </w:rPr>
+              <w:t>1</w:t>
+            </w:r>
+            <w:r>
+              <w:rPr>
+                <w:rFonts w:hint="eastAsia"/>
+                <w:sz w:val="13"/>
+                <w:szCs w:val="13"/>
+              </w:rPr>
+              <w:t>、变更</w:t>
+            </w:r>
+            <w:r>
+              <w:rPr>
+                <w:rFonts w:hint="eastAsia"/>
+                <w:sz w:val="13"/>
+                <w:szCs w:val="13"/>
+              </w:rPr>
+              <w:t>管理计划</w:t>
+            </w:r>
+          </w:p>
+        </w:tc>
+        <w:tc>
+          <w:tcPr>
+            <w:tcW w:w="2765" w:type="dxa"/>
+          </w:tcPr>
+          <w:p>
+            <w:pPr>
+              <w:rPr>
+                <w:rFonts w:hint="eastAsia"/>
+                <w:sz w:val="13"/>
+                <w:szCs w:val="13"/>
+              </w:rPr>
+            </w:pPr>
+            <w:r>
+              <w:rPr>
+                <w:rFonts w:hint="eastAsia"/>
+                <w:sz w:val="13"/>
+                <w:szCs w:val="13"/>
+              </w:rPr>
+              <w:t>1</w:t>
+            </w:r>
+            <w:r>
+              <w:rPr>
+                <w:sz w:val="13"/>
+                <w:szCs w:val="13"/>
+              </w:rPr>
+              <w:t>1</w:t>
+            </w:r>
+            <w:r>
+              <w:rPr>
+                <w:rFonts w:hint="eastAsia"/>
+                <w:sz w:val="13"/>
+                <w:szCs w:val="13"/>
+              </w:rPr>
+              <w:t>、</w:t>
+            </w:r>
+            <w:r>
+              <w:rPr>
+                <w:rFonts w:hint="eastAsia"/>
+                <w:sz w:val="13"/>
+                <w:szCs w:val="13"/>
+              </w:rPr>
+              <w:t>里程碑清单</w:t>
+            </w:r>
+          </w:p>
+        </w:tc>
+        <w:tc>
+          <w:tcPr>
+            <w:tcW w:w="2766" w:type="dxa"/>
+          </w:tcPr>
+          <w:p>
+            <w:pPr>
+              <w:rPr>
+                <w:rFonts w:hint="eastAsia"/>
+                <w:sz w:val="13"/>
+                <w:szCs w:val="13"/>
+              </w:rPr>
+            </w:pPr>
+            <w:r>
+              <w:rPr>
+                <w:sz w:val="13"/>
+                <w:szCs w:val="13"/>
+              </w:rPr>
+              <w:t>29</w:t>
+            </w:r>
+            <w:r>
+              <w:rPr>
+                <w:rFonts w:hint="eastAsia"/>
+                <w:sz w:val="13"/>
+                <w:szCs w:val="13"/>
+              </w:rPr>
+              <w:t>、</w:t>
+            </w:r>
+            <w:r>
+              <w:rPr>
+                <w:rFonts w:hint="eastAsia"/>
+                <w:sz w:val="13"/>
+                <w:szCs w:val="13"/>
+              </w:rPr>
+              <w:t>进度数据</w:t>
+            </w:r>
+          </w:p>
+        </w:tc>
+      </w:tr>
+      <w:tr>
+        <w:tc>
+          <w:tcPr>
+            <w:tcW w:w="2765" w:type="dxa"/>
+          </w:tcPr>
+          <w:p>
+            <w:pPr>
+              <w:rPr>
+                <w:rFonts w:hint="eastAsia"/>
+                <w:sz w:val="13"/>
+                <w:szCs w:val="13"/>
+              </w:rPr>
+            </w:pPr>
+            <w:r>
+              <w:rPr>
+                <w:rFonts w:hint="eastAsia"/>
+                <w:sz w:val="13"/>
+                <w:szCs w:val="13"/>
+              </w:rPr>
+              <w:t>1</w:t>
+            </w:r>
+            <w:r>
+              <w:rPr>
+                <w:sz w:val="13"/>
+                <w:szCs w:val="13"/>
+              </w:rPr>
+              <w:t>2</w:t>
+            </w:r>
+            <w:r>
+              <w:rPr>
+                <w:rFonts w:hint="eastAsia"/>
+                <w:sz w:val="13"/>
+                <w:szCs w:val="13"/>
+              </w:rPr>
+              <w:t>、配置管理计划</w:t>
+            </w:r>
+          </w:p>
+        </w:tc>
+        <w:tc>
+          <w:tcPr>
+            <w:tcW w:w="2765" w:type="dxa"/>
+          </w:tcPr>
+          <w:p>
+            <w:pPr>
+              <w:rPr>
+                <w:rFonts w:hint="eastAsia"/>
+                <w:sz w:val="13"/>
+                <w:szCs w:val="13"/>
+              </w:rPr>
+            </w:pPr>
+            <w:r>
+              <w:rPr>
+                <w:rFonts w:hint="eastAsia"/>
+                <w:sz w:val="13"/>
+                <w:szCs w:val="13"/>
+              </w:rPr>
+              <w:t>1</w:t>
+            </w:r>
+            <w:r>
+              <w:rPr>
+                <w:sz w:val="13"/>
+                <w:szCs w:val="13"/>
+              </w:rPr>
+              <w:t>2</w:t>
+            </w:r>
+            <w:r>
+              <w:rPr>
+                <w:rFonts w:hint="eastAsia"/>
+                <w:sz w:val="13"/>
+                <w:szCs w:val="13"/>
+              </w:rPr>
+              <w:t>、</w:t>
+            </w:r>
+            <w:r>
+              <w:rPr>
+                <w:rFonts w:hint="eastAsia"/>
+                <w:sz w:val="13"/>
+                <w:szCs w:val="13"/>
+              </w:rPr>
+              <w:t>物质资源分配单</w:t>
+            </w:r>
+          </w:p>
+        </w:tc>
+        <w:tc>
+          <w:tcPr>
+            <w:tcW w:w="2766" w:type="dxa"/>
+          </w:tcPr>
+          <w:p>
+            <w:pPr>
+              <w:rPr>
+                <w:rFonts w:hint="eastAsia"/>
+                <w:sz w:val="13"/>
+                <w:szCs w:val="13"/>
+              </w:rPr>
+            </w:pPr>
+            <w:r>
+              <w:rPr>
+                <w:sz w:val="13"/>
+                <w:szCs w:val="13"/>
+              </w:rPr>
+              <w:t>3</w:t>
+            </w:r>
+            <w:r>
+              <w:rPr>
+                <w:sz w:val="13"/>
+                <w:szCs w:val="13"/>
+              </w:rPr>
+              <w:t>0</w:t>
+            </w:r>
+            <w:r>
+              <w:rPr>
+                <w:rFonts w:hint="eastAsia"/>
+                <w:sz w:val="13"/>
+                <w:szCs w:val="13"/>
+              </w:rPr>
+              <w:t>、</w:t>
+            </w:r>
+            <w:r>
+              <w:rPr>
+                <w:rFonts w:hint="eastAsia"/>
+                <w:sz w:val="13"/>
+                <w:szCs w:val="13"/>
+              </w:rPr>
+              <w:t>进度预测</w:t>
+            </w:r>
+          </w:p>
+        </w:tc>
+      </w:tr>
+      <w:tr>
+        <w:tc>
+          <w:tcPr>
+            <w:tcW w:w="2765" w:type="dxa"/>
+          </w:tcPr>
+          <w:p>
+            <w:pPr>
+              <w:rPr>
+                <w:rFonts w:hint="eastAsia"/>
+                <w:sz w:val="13"/>
+                <w:szCs w:val="13"/>
+              </w:rPr>
+            </w:pPr>
+            <w:r>
+              <w:rPr>
+                <w:rFonts w:hint="eastAsia"/>
+                <w:sz w:val="13"/>
+                <w:szCs w:val="13"/>
+              </w:rPr>
+              <w:t>1</w:t>
+            </w:r>
+            <w:r>
+              <w:rPr>
+                <w:sz w:val="13"/>
+                <w:szCs w:val="13"/>
+              </w:rPr>
+              <w:t>3</w:t>
+            </w:r>
+            <w:r>
+              <w:rPr>
+                <w:rFonts w:hint="eastAsia"/>
+                <w:sz w:val="13"/>
+                <w:szCs w:val="13"/>
+              </w:rPr>
+              <w:t>、范围基准</w:t>
+            </w:r>
+          </w:p>
+        </w:tc>
+        <w:tc>
+          <w:tcPr>
+            <w:tcW w:w="2765" w:type="dxa"/>
+          </w:tcPr>
+          <w:p>
+            <w:pPr>
+              <w:rPr>
+                <w:rFonts w:hint="eastAsia"/>
+                <w:sz w:val="13"/>
+                <w:szCs w:val="13"/>
+              </w:rPr>
+            </w:pPr>
+            <w:r>
+              <w:rPr>
+                <w:rFonts w:hint="eastAsia"/>
+                <w:sz w:val="13"/>
+                <w:szCs w:val="13"/>
+              </w:rPr>
+              <w:t>1</w:t>
+            </w:r>
+            <w:r>
+              <w:rPr>
+                <w:sz w:val="13"/>
+                <w:szCs w:val="13"/>
+              </w:rPr>
+              <w:t>3</w:t>
+            </w:r>
+            <w:r>
+              <w:rPr>
+                <w:rFonts w:hint="eastAsia"/>
+                <w:sz w:val="13"/>
+                <w:szCs w:val="13"/>
+              </w:rPr>
+              <w:t>、</w:t>
+            </w:r>
+            <w:r>
+              <w:rPr>
+                <w:rFonts w:hint="eastAsia"/>
+                <w:sz w:val="13"/>
+                <w:szCs w:val="13"/>
+              </w:rPr>
+              <w:t>项目日历</w:t>
+            </w:r>
+          </w:p>
+        </w:tc>
+        <w:tc>
+          <w:tcPr>
+            <w:tcW w:w="2766" w:type="dxa"/>
+          </w:tcPr>
+          <w:p>
+            <w:pPr>
+              <w:rPr>
+                <w:rFonts w:hint="eastAsia"/>
+                <w:sz w:val="13"/>
+                <w:szCs w:val="13"/>
+              </w:rPr>
+            </w:pPr>
+            <w:r>
+              <w:rPr>
+                <w:sz w:val="13"/>
+                <w:szCs w:val="13"/>
+              </w:rPr>
+              <w:t>3</w:t>
+            </w:r>
+            <w:r>
+              <w:rPr>
+                <w:sz w:val="13"/>
+                <w:szCs w:val="13"/>
+              </w:rPr>
+              <w:t>1</w:t>
+            </w:r>
+            <w:r>
+              <w:rPr>
+                <w:rFonts w:hint="eastAsia"/>
+                <w:sz w:val="13"/>
+                <w:szCs w:val="13"/>
+              </w:rPr>
+              <w:t>、</w:t>
+            </w:r>
+            <w:r>
+              <w:rPr>
+                <w:rFonts w:hint="eastAsia"/>
+                <w:sz w:val="13"/>
+                <w:szCs w:val="13"/>
+              </w:rPr>
+              <w:t>相关方登记册</w:t>
+            </w:r>
+          </w:p>
+        </w:tc>
+      </w:tr>
+      <w:tr>
+        <w:tc>
+          <w:tcPr>
+            <w:tcW w:w="2765" w:type="dxa"/>
+          </w:tcPr>
+          <w:p>
+            <w:pPr>
+              <w:rPr>
+                <w:rFonts w:hint="eastAsia"/>
+                <w:sz w:val="13"/>
+                <w:szCs w:val="13"/>
+              </w:rPr>
+            </w:pPr>
+            <w:r>
+              <w:rPr>
+                <w:rFonts w:hint="eastAsia"/>
+                <w:sz w:val="13"/>
+                <w:szCs w:val="13"/>
+              </w:rPr>
+              <w:t>1</w:t>
+            </w:r>
+            <w:r>
+              <w:rPr>
+                <w:sz w:val="13"/>
+                <w:szCs w:val="13"/>
+              </w:rPr>
+              <w:t>4</w:t>
+            </w:r>
+            <w:r>
+              <w:rPr>
+                <w:rFonts w:hint="eastAsia"/>
+                <w:sz w:val="13"/>
+                <w:szCs w:val="13"/>
+              </w:rPr>
+              <w:t>、进度</w:t>
+            </w:r>
+          </w:p>
+        </w:tc>
+        <w:tc>
+          <w:tcPr>
+            <w:tcW w:w="2765" w:type="dxa"/>
+          </w:tcPr>
+          <w:p>
+            <w:pPr>
+              <w:rPr>
+                <w:rFonts w:hint="eastAsia"/>
+                <w:sz w:val="13"/>
+                <w:szCs w:val="13"/>
+              </w:rPr>
+            </w:pPr>
+            <w:r>
+              <w:rPr>
+                <w:rFonts w:hint="eastAsia"/>
+                <w:sz w:val="13"/>
+                <w:szCs w:val="13"/>
+              </w:rPr>
+              <w:t>1</w:t>
+            </w:r>
+            <w:r>
+              <w:rPr>
+                <w:sz w:val="13"/>
+                <w:szCs w:val="13"/>
+              </w:rPr>
+              <w:t>4</w:t>
+            </w:r>
+            <w:r>
+              <w:rPr>
+                <w:rFonts w:hint="eastAsia"/>
+                <w:sz w:val="13"/>
+                <w:szCs w:val="13"/>
+              </w:rPr>
+              <w:t>、</w:t>
+            </w:r>
+            <w:r>
+              <w:rPr>
+                <w:rFonts w:hint="eastAsia"/>
+                <w:sz w:val="13"/>
+                <w:szCs w:val="13"/>
+              </w:rPr>
+              <w:t>项目沟通记录</w:t>
+            </w:r>
+          </w:p>
+        </w:tc>
+        <w:tc>
+          <w:tcPr>
+            <w:tcW w:w="2766" w:type="dxa"/>
+          </w:tcPr>
+          <w:p>
+            <w:pPr>
+              <w:rPr>
+                <w:rFonts w:hint="eastAsia"/>
+                <w:sz w:val="13"/>
+                <w:szCs w:val="13"/>
+              </w:rPr>
+            </w:pPr>
+            <w:r>
+              <w:rPr>
+                <w:sz w:val="13"/>
+                <w:szCs w:val="13"/>
+              </w:rPr>
+              <w:t>3</w:t>
+            </w:r>
+            <w:r>
+              <w:rPr>
+                <w:sz w:val="13"/>
+                <w:szCs w:val="13"/>
+              </w:rPr>
+              <w:t>2</w:t>
+            </w:r>
+            <w:r>
+              <w:rPr>
+                <w:rFonts w:hint="eastAsia"/>
+                <w:sz w:val="13"/>
+                <w:szCs w:val="13"/>
+              </w:rPr>
+              <w:t>、</w:t>
+            </w:r>
+            <w:r>
+              <w:rPr>
+                <w:rFonts w:hint="eastAsia"/>
+                <w:sz w:val="13"/>
+                <w:szCs w:val="13"/>
+              </w:rPr>
+              <w:t>团队章程</w:t>
+            </w:r>
+          </w:p>
+        </w:tc>
+      </w:tr>
+      <w:tr>
+        <w:tc>
+          <w:tcPr>
+            <w:tcW w:w="2765" w:type="dxa"/>
+          </w:tcPr>
+          <w:p>
+            <w:pPr>
+              <w:rPr>
+                <w:rFonts w:hint="eastAsia"/>
+                <w:sz w:val="13"/>
+                <w:szCs w:val="13"/>
+              </w:rPr>
+            </w:pPr>
+            <w:r>
+              <w:rPr>
+                <w:rFonts w:hint="eastAsia"/>
+                <w:sz w:val="13"/>
+                <w:szCs w:val="13"/>
+              </w:rPr>
+              <w:t>1</w:t>
+            </w:r>
+            <w:r>
+              <w:rPr>
+                <w:sz w:val="13"/>
+                <w:szCs w:val="13"/>
+              </w:rPr>
+              <w:t>5</w:t>
+            </w:r>
+            <w:r>
+              <w:rPr>
+                <w:rFonts w:hint="eastAsia"/>
+                <w:sz w:val="13"/>
+                <w:szCs w:val="13"/>
+              </w:rPr>
+              <w:t>、成本</w:t>
+            </w:r>
+            <w:r>
+              <w:rPr>
+                <w:rFonts w:hint="eastAsia"/>
+                <w:sz w:val="13"/>
+                <w:szCs w:val="13"/>
+              </w:rPr>
+              <w:t>基准</w:t>
+            </w:r>
+          </w:p>
+        </w:tc>
+        <w:tc>
+          <w:tcPr>
+            <w:tcW w:w="2765" w:type="dxa"/>
+          </w:tcPr>
+          <w:p>
+            <w:pPr>
+              <w:rPr>
+                <w:rFonts w:hint="eastAsia"/>
+                <w:sz w:val="13"/>
+                <w:szCs w:val="13"/>
+              </w:rPr>
+            </w:pPr>
+            <w:r>
+              <w:rPr>
+                <w:rFonts w:hint="eastAsia"/>
+                <w:sz w:val="13"/>
+                <w:szCs w:val="13"/>
+              </w:rPr>
+              <w:t>1</w:t>
+            </w:r>
+            <w:r>
+              <w:rPr>
+                <w:sz w:val="13"/>
+                <w:szCs w:val="13"/>
+              </w:rPr>
+              <w:t>5</w:t>
+            </w:r>
+            <w:r>
+              <w:rPr>
+                <w:rFonts w:hint="eastAsia"/>
+                <w:sz w:val="13"/>
+                <w:szCs w:val="13"/>
+              </w:rPr>
+              <w:t>、</w:t>
+            </w:r>
+            <w:r>
+              <w:rPr>
+                <w:rFonts w:hint="eastAsia"/>
+                <w:sz w:val="13"/>
+                <w:szCs w:val="13"/>
+              </w:rPr>
+              <w:t>项目进度计划</w:t>
+            </w:r>
+          </w:p>
+        </w:tc>
+        <w:tc>
+          <w:tcPr>
+            <w:tcW w:w="2766" w:type="dxa"/>
+          </w:tcPr>
+          <w:p>
+            <w:pPr>
+              <w:rPr>
+                <w:rFonts w:hint="eastAsia"/>
+                <w:sz w:val="13"/>
+                <w:szCs w:val="13"/>
+              </w:rPr>
+            </w:pPr>
+            <w:r>
+              <w:rPr>
+                <w:sz w:val="13"/>
+                <w:szCs w:val="13"/>
+              </w:rPr>
+              <w:t>3</w:t>
+            </w:r>
+            <w:r>
+              <w:rPr>
+                <w:sz w:val="13"/>
+                <w:szCs w:val="13"/>
+              </w:rPr>
+              <w:t>3</w:t>
+            </w:r>
+            <w:r>
+              <w:rPr>
+                <w:rFonts w:hint="eastAsia"/>
+                <w:sz w:val="13"/>
+                <w:szCs w:val="13"/>
+              </w:rPr>
+              <w:t>、</w:t>
+            </w:r>
+            <w:r>
+              <w:rPr>
+                <w:rFonts w:hint="eastAsia"/>
+                <w:sz w:val="13"/>
+                <w:szCs w:val="13"/>
+              </w:rPr>
+              <w:t>测试与评估文件</w:t>
+            </w:r>
+          </w:p>
+        </w:tc>
+      </w:tr>
+      <w:tr>
+        <w:tc>
+          <w:tcPr>
+            <w:tcW w:w="2765" w:type="dxa"/>
+          </w:tcPr>
+          <w:p>
+            <w:pPr>
+              <w:rPr>
+                <w:rFonts w:hint="eastAsia"/>
+                <w:sz w:val="13"/>
+                <w:szCs w:val="13"/>
+              </w:rPr>
+            </w:pPr>
+            <w:r>
+              <w:rPr>
+                <w:rFonts w:hint="eastAsia"/>
+                <w:sz w:val="13"/>
+                <w:szCs w:val="13"/>
+              </w:rPr>
+              <w:t>1</w:t>
+            </w:r>
+            <w:r>
+              <w:rPr>
+                <w:sz w:val="13"/>
+                <w:szCs w:val="13"/>
+              </w:rPr>
+              <w:t>6</w:t>
+            </w:r>
+            <w:r>
+              <w:rPr>
+                <w:rFonts w:hint="eastAsia"/>
+                <w:sz w:val="13"/>
+                <w:szCs w:val="13"/>
+              </w:rPr>
+              <w:t>、绩效测量基准</w:t>
+            </w:r>
+          </w:p>
+        </w:tc>
+        <w:tc>
+          <w:tcPr>
+            <w:tcW w:w="2765" w:type="dxa"/>
+          </w:tcPr>
+          <w:p>
+            <w:pPr>
+              <w:rPr>
+                <w:rFonts w:hint="eastAsia"/>
+                <w:sz w:val="13"/>
+                <w:szCs w:val="13"/>
+              </w:rPr>
+            </w:pPr>
+            <w:r>
+              <w:rPr>
+                <w:rFonts w:hint="eastAsia"/>
+                <w:sz w:val="13"/>
+                <w:szCs w:val="13"/>
+              </w:rPr>
+              <w:t>1</w:t>
+            </w:r>
+            <w:r>
+              <w:rPr>
+                <w:sz w:val="13"/>
+                <w:szCs w:val="13"/>
+              </w:rPr>
+              <w:t>6</w:t>
+            </w:r>
+            <w:r>
+              <w:rPr>
+                <w:rFonts w:hint="eastAsia"/>
+                <w:sz w:val="13"/>
+                <w:szCs w:val="13"/>
+              </w:rPr>
+              <w:t>、</w:t>
+            </w:r>
+            <w:r>
+              <w:rPr>
+                <w:rFonts w:hint="eastAsia"/>
+                <w:sz w:val="13"/>
+                <w:szCs w:val="13"/>
+              </w:rPr>
+              <w:t>项目进度网络图</w:t>
+            </w:r>
+          </w:p>
+        </w:tc>
+        <w:tc>
+          <w:tcPr>
+            <w:tcW w:w="2766" w:type="dxa"/>
+          </w:tcPr>
+          <w:p>
+            <w:pPr>
+              <w:rPr>
+                <w:rFonts w:hint="eastAsia"/>
+                <w:sz w:val="13"/>
+                <w:szCs w:val="13"/>
+              </w:rPr>
+            </w:pPr>
+          </w:p>
+        </w:tc>
+      </w:tr>
+      <w:tr>
+        <w:tc>
+          <w:tcPr>
+            <w:tcW w:w="2765" w:type="dxa"/>
+          </w:tcPr>
+          <w:p>
+            <w:pPr>
+              <w:rPr>
+                <w:rFonts w:hint="eastAsia"/>
+                <w:sz w:val="13"/>
+                <w:szCs w:val="13"/>
+              </w:rPr>
+            </w:pPr>
+            <w:r>
+              <w:rPr>
+                <w:rFonts w:hint="eastAsia"/>
+                <w:sz w:val="13"/>
+                <w:szCs w:val="13"/>
+              </w:rPr>
+              <w:t>1</w:t>
+            </w:r>
+            <w:r>
+              <w:rPr>
+                <w:sz w:val="13"/>
+                <w:szCs w:val="13"/>
+              </w:rPr>
+              <w:t>7</w:t>
+            </w:r>
+            <w:r>
+              <w:rPr>
+                <w:rFonts w:hint="eastAsia"/>
+                <w:sz w:val="13"/>
+                <w:szCs w:val="13"/>
+              </w:rPr>
+              <w:t>、项目生命周期描述</w:t>
+            </w:r>
+          </w:p>
+        </w:tc>
+        <w:tc>
+          <w:tcPr>
+            <w:tcW w:w="2765" w:type="dxa"/>
+          </w:tcPr>
+          <w:p>
+            <w:pPr>
+              <w:rPr>
+                <w:rFonts w:hint="eastAsia"/>
+                <w:sz w:val="13"/>
+                <w:szCs w:val="13"/>
+              </w:rPr>
+            </w:pPr>
+            <w:r>
+              <w:rPr>
+                <w:rFonts w:hint="eastAsia"/>
+                <w:sz w:val="13"/>
+                <w:szCs w:val="13"/>
+              </w:rPr>
+              <w:t>1</w:t>
+            </w:r>
+            <w:r>
+              <w:rPr>
+                <w:sz w:val="13"/>
+                <w:szCs w:val="13"/>
+              </w:rPr>
+              <w:t>7</w:t>
+            </w:r>
+            <w:r>
+              <w:rPr>
+                <w:rFonts w:hint="eastAsia"/>
+                <w:sz w:val="13"/>
+                <w:szCs w:val="13"/>
+              </w:rPr>
+              <w:t>、</w:t>
+            </w:r>
+            <w:r>
+              <w:rPr>
+                <w:rFonts w:hint="eastAsia"/>
+                <w:sz w:val="13"/>
+                <w:szCs w:val="13"/>
+              </w:rPr>
+              <w:t>项目范围说明书</w:t>
+            </w:r>
+          </w:p>
+        </w:tc>
+        <w:tc>
+          <w:tcPr>
+            <w:tcW w:w="2766" w:type="dxa"/>
+          </w:tcPr>
+          <w:p>
+            <w:pPr>
+              <w:rPr>
+                <w:rFonts w:hint="eastAsia"/>
+                <w:sz w:val="13"/>
+                <w:szCs w:val="13"/>
+              </w:rPr>
+            </w:pPr>
+          </w:p>
+        </w:tc>
+      </w:tr>
+      <w:tr>
+        <w:tc>
+          <w:tcPr>
+            <w:tcW w:w="2765" w:type="dxa"/>
+          </w:tcPr>
+          <w:p>
+            <w:pPr>
+              <w:rPr>
+                <w:rFonts w:hint="eastAsia"/>
+                <w:sz w:val="13"/>
+                <w:szCs w:val="13"/>
+              </w:rPr>
+            </w:pPr>
+            <w:r>
+              <w:rPr>
+                <w:rFonts w:hint="eastAsia"/>
+                <w:sz w:val="13"/>
+                <w:szCs w:val="13"/>
+              </w:rPr>
+              <w:t>1</w:t>
+            </w:r>
+            <w:r>
+              <w:rPr>
+                <w:sz w:val="13"/>
+                <w:szCs w:val="13"/>
+              </w:rPr>
+              <w:t>8</w:t>
+            </w:r>
+            <w:r>
+              <w:rPr>
+                <w:rFonts w:hint="eastAsia"/>
+                <w:sz w:val="13"/>
+                <w:szCs w:val="13"/>
+              </w:rPr>
+              <w:t>、开发方法</w:t>
+            </w:r>
+          </w:p>
+        </w:tc>
+        <w:tc>
+          <w:tcPr>
+            <w:tcW w:w="2765" w:type="dxa"/>
+          </w:tcPr>
+          <w:p>
+            <w:pPr>
+              <w:rPr>
+                <w:rFonts w:hint="eastAsia"/>
+                <w:sz w:val="13"/>
+                <w:szCs w:val="13"/>
+              </w:rPr>
+            </w:pPr>
+            <w:r>
+              <w:rPr>
+                <w:rFonts w:hint="eastAsia"/>
+                <w:sz w:val="13"/>
+                <w:szCs w:val="13"/>
+              </w:rPr>
+              <w:t>1</w:t>
+            </w:r>
+            <w:r>
+              <w:rPr>
+                <w:sz w:val="13"/>
+                <w:szCs w:val="13"/>
+              </w:rPr>
+              <w:t>8</w:t>
+            </w:r>
+            <w:r>
+              <w:rPr>
+                <w:rFonts w:hint="eastAsia"/>
+                <w:sz w:val="13"/>
+                <w:szCs w:val="13"/>
+              </w:rPr>
+              <w:t>、</w:t>
+            </w:r>
+            <w:r>
+              <w:rPr>
+                <w:rFonts w:hint="eastAsia"/>
+                <w:sz w:val="13"/>
+                <w:szCs w:val="13"/>
+              </w:rPr>
+              <w:t>项目团队派工单</w:t>
+            </w:r>
+          </w:p>
+        </w:tc>
+        <w:tc>
+          <w:tcPr>
+            <w:tcW w:w="2766" w:type="dxa"/>
+          </w:tcPr>
+          <w:p>
+            <w:pPr>
+              <w:rPr>
+                <w:rFonts w:hint="eastAsia"/>
+                <w:sz w:val="13"/>
+                <w:szCs w:val="13"/>
+              </w:rPr>
+            </w:pPr>
+          </w:p>
+        </w:tc>
+      </w:tr>
+    </w:tbl>
+    <w:p>
+      <w:pPr>
+        <w:rPr>
+          <w:rFonts w:hint="eastAsia"/>
+        </w:rPr>
+      </w:pPr>
+    </w:p>
     <w:p/>
     <w:p>
       <w:pPr>
@@ -18803,6 +22278,95 @@
     </w:lvl>
   </w:abstractNum>
   <w:abstractNum w:abstractNumId="17" w15:restartNumberingAfterBreak="0">
+    <w:nsid w:val="6D385E03"/>
+    <w:multiLevelType w:val="hybridMultilevel"/>
+    <w:tmpl w:val="B0BA4C44"/>
+    <w:lvl w:ilvl="0" w:tplc="C108E3BE">
+      <w:start w:val="1"/>
+      <w:numFmt w:val="decimal"/>
+      <w:lvlText w:val="%1."/>
+      <w:lvlJc w:val="left"/>
+      <w:pPr>
+        <w:ind w:left="420" w:hanging="420"/>
+      </w:pPr>
+      <w:rPr>
+        <w:rFonts w:hint="eastAsia"/>
+      </w:rPr>
+    </w:lvl>
+    <w:lvl w:ilvl="1" w:tplc="04090019" w:tentative="1">
+      <w:start w:val="1"/>
+      <w:numFmt w:val="lowerLetter"/>
+      <w:lvlText w:val="%2)"/>
+      <w:lvlJc w:val="left"/>
+      <w:pPr>
+        <w:ind w:left="840" w:hanging="420"/>
+      </w:pPr>
+    </w:lvl>
+    <w:lvl w:ilvl="2" w:tplc="0409001B" w:tentative="1">
+      <w:start w:val="1"/>
+      <w:numFmt w:val="lowerRoman"/>
+      <w:lvlText w:val="%3."/>
+      <w:lvlJc w:val="right"/>
+      <w:pPr>
+        <w:ind w:left="1260" w:hanging="420"/>
+      </w:pPr>
+    </w:lvl>
+    <w:lvl w:ilvl="3" w:tplc="0409000F" w:tentative="1">
+      <w:start w:val="1"/>
+      <w:numFmt w:val="decimal"/>
+      <w:lvlText w:val="%4."/>
+      <w:lvlJc w:val="left"/>
+      <w:pPr>
+        <w:ind w:left="1680" w:hanging="420"/>
+      </w:pPr>
+    </w:lvl>
+    <w:lvl w:ilvl="4" w:tplc="04090019" w:tentative="1">
+      <w:start w:val="1"/>
+      <w:numFmt w:val="lowerLetter"/>
+      <w:lvlText w:val="%5)"/>
+      <w:lvlJc w:val="left"/>
+      <w:pPr>
+        <w:ind w:left="2100" w:hanging="420"/>
+      </w:pPr>
+    </w:lvl>
+    <w:lvl w:ilvl="5" w:tplc="0409001B" w:tentative="1">
+      <w:start w:val="1"/>
+      <w:numFmt w:val="lowerRoman"/>
+      <w:lvlText w:val="%6."/>
+      <w:lvlJc w:val="right"/>
+      <w:pPr>
+        <w:ind w:left="2520" w:hanging="420"/>
+      </w:pPr>
+    </w:lvl>
+    <w:lvl w:ilvl="6" w:tplc="0409000F" w:tentative="1">
+      <w:start w:val="1"/>
+      <w:numFmt w:val="decimal"/>
+      <w:lvlText w:val="%7."/>
+      <w:lvlJc w:val="left"/>
+      <w:pPr>
+        <w:ind w:left="2940" w:hanging="420"/>
+      </w:pPr>
+    </w:lvl>
+    <w:lvl w:ilvl="7" w:tplc="04090019" w:tentative="1">
+      <w:start w:val="1"/>
+      <w:numFmt w:val="lowerLetter"/>
+      <w:lvlText w:val="%8)"/>
+      <w:lvlJc w:val="left"/>
+      <w:pPr>
+        <w:ind w:left="3360" w:hanging="420"/>
+      </w:pPr>
+    </w:lvl>
+    <w:lvl w:ilvl="8" w:tplc="0409001B" w:tentative="1">
+      <w:start w:val="1"/>
+      <w:numFmt w:val="lowerRoman"/>
+      <w:lvlText w:val="%9."/>
+      <w:lvlJc w:val="right"/>
+      <w:pPr>
+        <w:ind w:left="3780" w:hanging="420"/>
+      </w:pPr>
+    </w:lvl>
+  </w:abstractNum>
+  <w:abstractNum w:abstractNumId="18" w15:restartNumberingAfterBreak="0">
     <w:nsid w:val="7C697A6F"/>
     <w:multiLevelType w:val="singleLevel"/>
     <w:tmpl w:val="7C697A6F"/>
@@ -18814,7 +22378,7 @@
       <w:lvlJc w:val="left"/>
     </w:lvl>
   </w:abstractNum>
-  <w:abstractNum w:abstractNumId="18" w15:restartNumberingAfterBreak="0">
+  <w:abstractNum w:abstractNumId="19" w15:restartNumberingAfterBreak="0">
     <w:nsid w:val="7D418B0C"/>
     <w:multiLevelType w:val="singleLevel"/>
     <w:tmpl w:val="7D418B0C"/>
@@ -18848,7 +22412,7 @@
     <w:abstractNumId w:val="0"/>
   </w:num>
   <w:num w:numId="8">
-    <w:abstractNumId w:val="17"/>
+    <w:abstractNumId w:val="18"/>
   </w:num>
   <w:num w:numId="9">
     <w:abstractNumId w:val="8"/>
@@ -18869,7 +22433,7 @@
     <w:abstractNumId w:val="7"/>
   </w:num>
   <w:num w:numId="15">
-    <w:abstractNumId w:val="18"/>
+    <w:abstractNumId w:val="19"/>
   </w:num>
   <w:num w:numId="16">
     <w:abstractNumId w:val="1"/>
@@ -18885,6 +22449,9 @@
   </w:num>
   <w:num w:numId="20">
     <w:abstractNumId w:val="13"/>
+  </w:num>
+  <w:num w:numId="21">
+    <w:abstractNumId w:val="17"/>
   </w:num>
 </w:numbering>
 </file>
@@ -20107,7 +23674,7 @@
 </file>
 
 <file path=customXml/itemProps2.xml><?xml version="1.0" encoding="utf-8"?>
-<ds:datastoreItem xmlns:ds="http://schemas.openxmlformats.org/officeDocument/2006/customXml" ds:itemID="{778F1DE5-0146-4E29-BF4C-DA78F24184CF}">
+<ds:datastoreItem xmlns:ds="http://schemas.openxmlformats.org/officeDocument/2006/customXml" ds:itemID="{70BC7678-9EC3-4DFB-B799-DB4531F9425D}">
   <ds:schemaRefs>
     <ds:schemaRef ds:uri="http://schemas.openxmlformats.org/officeDocument/2006/bibliography"/>
   </ds:schemaRefs>

--- a/PMP/PMP笔记.docx
+++ b/PMP/PMP笔记.docx
@@ -9755,6 +9755,622 @@
       <w:pPr>
         <w:pStyle w:val="1"/>
       </w:pPr>
+      <w:r>
+        <w:rPr>
+          <w:rFonts w:hint="eastAsia"/>
+        </w:rPr>
+        <w:t>项目范围管理</w:t>
+      </w:r>
+    </w:p>
+    <w:p>
+      <w:pPr>
+        <w:pStyle w:val="2"/>
+      </w:pPr>
+      <w:r>
+        <w:rPr>
+          <w:rFonts w:hint="eastAsia"/>
+        </w:rPr>
+        <w:lastRenderedPageBreak/>
+        <w:t>规划范围管理</w:t>
+      </w:r>
+    </w:p>
+    <w:p>
+      <w:pPr>
+        <w:pStyle w:val="2"/>
+      </w:pPr>
+      <w:r>
+        <w:rPr>
+          <w:rFonts w:hint="eastAsia"/>
+        </w:rPr>
+        <w:t>收集需求</w:t>
+      </w:r>
+    </w:p>
+    <w:p>
+      <w:pPr>
+        <w:pStyle w:val="2"/>
+      </w:pPr>
+      <w:r>
+        <w:rPr>
+          <w:rFonts w:hint="eastAsia"/>
+        </w:rPr>
+        <w:t>定义范围</w:t>
+      </w:r>
+    </w:p>
+    <w:p>
+      <w:pPr>
+        <w:pStyle w:val="2"/>
+      </w:pPr>
+      <w:r>
+        <w:rPr>
+          <w:rFonts w:hint="eastAsia"/>
+        </w:rPr>
+        <w:t>创建</w:t>
+      </w:r>
+      <w:r>
+        <w:rPr>
+          <w:rFonts w:hint="eastAsia"/>
+        </w:rPr>
+        <w:t>W</w:t>
+      </w:r>
+      <w:r>
+        <w:t>BS</w:t>
+      </w:r>
+    </w:p>
+    <w:p>
+      <w:pPr>
+        <w:pStyle w:val="2"/>
+      </w:pPr>
+      <w:r>
+        <w:rPr>
+          <w:rFonts w:hint="eastAsia"/>
+        </w:rPr>
+        <w:t>确认范围</w:t>
+      </w:r>
+    </w:p>
+    <w:p>
+      <w:pPr>
+        <w:pStyle w:val="2"/>
+        <w:rPr>
+          <w:rFonts w:hint="eastAsia"/>
+        </w:rPr>
+      </w:pPr>
+      <w:r>
+        <w:rPr>
+          <w:rFonts w:hint="eastAsia"/>
+        </w:rPr>
+        <w:t>控制范围</w:t>
+      </w:r>
+    </w:p>
+    <w:p>
+      <w:pPr>
+        <w:pStyle w:val="1"/>
+      </w:pPr>
+      <w:r>
+        <w:rPr>
+          <w:rFonts w:hint="eastAsia"/>
+        </w:rPr>
+        <w:t>项目进度管理</w:t>
+      </w:r>
+    </w:p>
+    <w:p>
+      <w:pPr>
+        <w:pStyle w:val="2"/>
+      </w:pPr>
+      <w:r>
+        <w:rPr>
+          <w:rFonts w:hint="eastAsia"/>
+        </w:rPr>
+        <w:t>规划进度管理</w:t>
+      </w:r>
+    </w:p>
+    <w:p>
+      <w:pPr>
+        <w:pStyle w:val="2"/>
+      </w:pPr>
+      <w:r>
+        <w:rPr>
+          <w:rFonts w:hint="eastAsia"/>
+        </w:rPr>
+        <w:t>定义活动</w:t>
+      </w:r>
+    </w:p>
+    <w:p>
+      <w:pPr>
+        <w:pStyle w:val="2"/>
+      </w:pPr>
+      <w:r>
+        <w:rPr>
+          <w:rFonts w:hint="eastAsia"/>
+        </w:rPr>
+        <w:t>排列活动顺序</w:t>
+      </w:r>
+    </w:p>
+    <w:p>
+      <w:pPr>
+        <w:pStyle w:val="2"/>
+      </w:pPr>
+      <w:r>
+        <w:rPr>
+          <w:rFonts w:hint="eastAsia"/>
+        </w:rPr>
+        <w:t>估算活动持续时间</w:t>
+      </w:r>
+    </w:p>
+    <w:p>
+      <w:pPr>
+        <w:pStyle w:val="2"/>
+      </w:pPr>
+      <w:r>
+        <w:rPr>
+          <w:rFonts w:hint="eastAsia"/>
+        </w:rPr>
+        <w:t>制定进度计划</w:t>
+      </w:r>
+    </w:p>
+    <w:p>
+      <w:pPr>
+        <w:pStyle w:val="2"/>
+        <w:rPr>
+          <w:rFonts w:hint="eastAsia"/>
+        </w:rPr>
+      </w:pPr>
+      <w:r>
+        <w:rPr>
+          <w:rFonts w:hint="eastAsia"/>
+        </w:rPr>
+        <w:t>控制进度</w:t>
+      </w:r>
+    </w:p>
+    <w:p>
+      <w:pPr>
+        <w:pStyle w:val="1"/>
+      </w:pPr>
+      <w:r>
+        <w:rPr>
+          <w:rFonts w:hint="eastAsia"/>
+        </w:rPr>
+        <w:t>项目成本管理</w:t>
+      </w:r>
+    </w:p>
+    <w:p>
+      <w:pPr>
+        <w:pStyle w:val="2"/>
+      </w:pPr>
+      <w:r>
+        <w:rPr>
+          <w:rFonts w:hint="eastAsia"/>
+        </w:rPr>
+        <w:t>规划成本管理</w:t>
+      </w:r>
+    </w:p>
+    <w:p>
+      <w:pPr>
+        <w:pStyle w:val="2"/>
+      </w:pPr>
+      <w:r>
+        <w:rPr>
+          <w:rFonts w:hint="eastAsia"/>
+        </w:rPr>
+        <w:lastRenderedPageBreak/>
+        <w:t>估算成本</w:t>
+      </w:r>
+    </w:p>
+    <w:p>
+      <w:pPr>
+        <w:pStyle w:val="2"/>
+      </w:pPr>
+      <w:r>
+        <w:rPr>
+          <w:rFonts w:hint="eastAsia"/>
+        </w:rPr>
+        <w:t>制定预算</w:t>
+      </w:r>
+    </w:p>
+    <w:p>
+      <w:pPr>
+        <w:pStyle w:val="2"/>
+        <w:rPr>
+          <w:rFonts w:hint="eastAsia"/>
+        </w:rPr>
+      </w:pPr>
+      <w:r>
+        <w:rPr>
+          <w:rFonts w:hint="eastAsia"/>
+        </w:rPr>
+        <w:t>控制成本</w:t>
+      </w:r>
+    </w:p>
+    <w:p>
+      <w:pPr>
+        <w:pStyle w:val="1"/>
+      </w:pPr>
+      <w:r>
+        <w:rPr>
+          <w:rFonts w:hint="eastAsia"/>
+        </w:rPr>
+        <w:t>项目质量管理</w:t>
+      </w:r>
+    </w:p>
+    <w:p>
+      <w:pPr>
+        <w:pStyle w:val="2"/>
+      </w:pPr>
+      <w:r>
+        <w:rPr>
+          <w:rFonts w:hint="eastAsia"/>
+        </w:rPr>
+        <w:t>规划质量管理</w:t>
+      </w:r>
+    </w:p>
+    <w:p>
+      <w:pPr>
+        <w:pStyle w:val="2"/>
+      </w:pPr>
+      <w:r>
+        <w:rPr>
+          <w:rFonts w:hint="eastAsia"/>
+        </w:rPr>
+        <w:t>管理质量</w:t>
+      </w:r>
+    </w:p>
+    <w:p>
+      <w:pPr>
+        <w:pStyle w:val="2"/>
+        <w:rPr>
+          <w:rFonts w:hint="eastAsia"/>
+        </w:rPr>
+      </w:pPr>
+      <w:r>
+        <w:rPr>
+          <w:rFonts w:hint="eastAsia"/>
+        </w:rPr>
+        <w:t>控制质量</w:t>
+      </w:r>
+    </w:p>
+    <w:p>
+      <w:pPr>
+        <w:pStyle w:val="1"/>
+      </w:pPr>
+      <w:r>
+        <w:rPr>
+          <w:rFonts w:hint="eastAsia"/>
+        </w:rPr>
+        <w:t>项目资源管理</w:t>
+      </w:r>
+    </w:p>
+    <w:p>
+      <w:pPr>
+        <w:pStyle w:val="2"/>
+      </w:pPr>
+      <w:r>
+        <w:rPr>
+          <w:rFonts w:hint="eastAsia"/>
+        </w:rPr>
+        <w:t>规划资源管理</w:t>
+      </w:r>
+    </w:p>
+    <w:p>
+      <w:pPr>
+        <w:pStyle w:val="2"/>
+      </w:pPr>
+      <w:r>
+        <w:rPr>
+          <w:rFonts w:hint="eastAsia"/>
+        </w:rPr>
+        <w:t>估算活动资源</w:t>
+      </w:r>
+    </w:p>
+    <w:p>
+      <w:pPr>
+        <w:pStyle w:val="2"/>
+      </w:pPr>
+      <w:r>
+        <w:rPr>
+          <w:rFonts w:hint="eastAsia"/>
+        </w:rPr>
+        <w:t>获取资源</w:t>
+      </w:r>
+    </w:p>
+    <w:p>
+      <w:pPr>
+        <w:pStyle w:val="2"/>
+      </w:pPr>
+      <w:r>
+        <w:rPr>
+          <w:rFonts w:hint="eastAsia"/>
+        </w:rPr>
+        <w:t>创建团队</w:t>
+      </w:r>
+    </w:p>
+    <w:p>
+      <w:pPr>
+        <w:pStyle w:val="2"/>
+      </w:pPr>
+      <w:r>
+        <w:rPr>
+          <w:rFonts w:hint="eastAsia"/>
+        </w:rPr>
+        <w:t>管理团队</w:t>
+      </w:r>
+    </w:p>
+    <w:p>
+      <w:pPr>
+        <w:pStyle w:val="2"/>
+        <w:rPr>
+          <w:rFonts w:hint="eastAsia"/>
+        </w:rPr>
+      </w:pPr>
+      <w:r>
+        <w:rPr>
+          <w:rFonts w:hint="eastAsia"/>
+        </w:rPr>
+        <w:t>控制资源</w:t>
+      </w:r>
+    </w:p>
+    <w:p>
+      <w:pPr>
+        <w:pStyle w:val="1"/>
+      </w:pPr>
+      <w:r>
+        <w:rPr>
+          <w:rFonts w:hint="eastAsia"/>
+        </w:rPr>
+        <w:lastRenderedPageBreak/>
+        <w:t>项目沟通管理</w:t>
+      </w:r>
+    </w:p>
+    <w:p>
+      <w:pPr>
+        <w:pStyle w:val="2"/>
+      </w:pPr>
+      <w:r>
+        <w:rPr>
+          <w:rFonts w:hint="eastAsia"/>
+        </w:rPr>
+        <w:t>规划沟通</w:t>
+      </w:r>
+    </w:p>
+    <w:p>
+      <w:pPr>
+        <w:pStyle w:val="2"/>
+      </w:pPr>
+      <w:r>
+        <w:rPr>
+          <w:rFonts w:hint="eastAsia"/>
+        </w:rPr>
+        <w:t>管理沟通</w:t>
+      </w:r>
+    </w:p>
+    <w:p>
+      <w:pPr>
+        <w:pStyle w:val="2"/>
+        <w:rPr>
+          <w:rFonts w:hint="eastAsia"/>
+        </w:rPr>
+      </w:pPr>
+      <w:r>
+        <w:rPr>
+          <w:rFonts w:hint="eastAsia"/>
+        </w:rPr>
+        <w:t>监督沟通</w:t>
+      </w:r>
+    </w:p>
+    <w:p>
+      <w:pPr>
+        <w:pStyle w:val="1"/>
+      </w:pPr>
+      <w:r>
+        <w:rPr>
+          <w:rFonts w:hint="eastAsia"/>
+        </w:rPr>
+        <w:t>项目风险管理</w:t>
+      </w:r>
+    </w:p>
+    <w:p>
+      <w:pPr>
+        <w:pStyle w:val="2"/>
+      </w:pPr>
+      <w:r>
+        <w:rPr>
+          <w:rFonts w:hint="eastAsia"/>
+        </w:rPr>
+        <w:t>规划风险管理</w:t>
+      </w:r>
+    </w:p>
+    <w:p>
+      <w:pPr>
+        <w:pStyle w:val="2"/>
+      </w:pPr>
+      <w:r>
+        <w:rPr>
+          <w:rFonts w:hint="eastAsia"/>
+        </w:rPr>
+        <w:t>识别风险</w:t>
+      </w:r>
+    </w:p>
+    <w:p>
+      <w:pPr>
+        <w:pStyle w:val="2"/>
+      </w:pPr>
+      <w:r>
+        <w:rPr>
+          <w:rFonts w:hint="eastAsia"/>
+        </w:rPr>
+        <w:t>实施定性风险分析</w:t>
+      </w:r>
+    </w:p>
+    <w:p>
+      <w:pPr>
+        <w:pStyle w:val="2"/>
+        <w:rPr>
+          <w:rFonts w:hint="eastAsia"/>
+        </w:rPr>
+      </w:pPr>
+      <w:r>
+        <w:rPr>
+          <w:rFonts w:hint="eastAsia"/>
+        </w:rPr>
+        <w:t>实施</w:t>
+      </w:r>
+      <w:r>
+        <w:rPr>
+          <w:rFonts w:hint="eastAsia"/>
+        </w:rPr>
+        <w:t>定量</w:t>
+      </w:r>
+      <w:r>
+        <w:rPr>
+          <w:rFonts w:hint="eastAsia"/>
+        </w:rPr>
+        <w:t>风险分析</w:t>
+      </w:r>
+    </w:p>
+    <w:p>
+      <w:pPr>
+        <w:pStyle w:val="2"/>
+      </w:pPr>
+      <w:r>
+        <w:rPr>
+          <w:rFonts w:hint="eastAsia"/>
+        </w:rPr>
+        <w:t>规范风险应对</w:t>
+      </w:r>
+    </w:p>
+    <w:p>
+      <w:pPr>
+        <w:pStyle w:val="2"/>
+      </w:pPr>
+      <w:r>
+        <w:rPr>
+          <w:rFonts w:hint="eastAsia"/>
+        </w:rPr>
+        <w:t>实施风险应对</w:t>
+      </w:r>
+    </w:p>
+    <w:p>
+      <w:pPr>
+        <w:pStyle w:val="2"/>
+        <w:rPr>
+          <w:rFonts w:hint="eastAsia"/>
+        </w:rPr>
+      </w:pPr>
+      <w:r>
+        <w:rPr>
+          <w:rFonts w:hint="eastAsia"/>
+        </w:rPr>
+        <w:t>监督风险</w:t>
+      </w:r>
+    </w:p>
+    <w:p>
+      <w:pPr>
+        <w:pStyle w:val="1"/>
+      </w:pPr>
+      <w:r>
+        <w:rPr>
+          <w:rFonts w:hint="eastAsia"/>
+        </w:rPr>
+        <w:t>项目采购管理</w:t>
+      </w:r>
+    </w:p>
+    <w:p>
+      <w:pPr>
+        <w:pStyle w:val="2"/>
+      </w:pPr>
+      <w:r>
+        <w:rPr>
+          <w:rFonts w:hint="eastAsia"/>
+        </w:rPr>
+        <w:t>规划采购</w:t>
+      </w:r>
+    </w:p>
+    <w:p>
+      <w:pPr>
+        <w:pStyle w:val="2"/>
+      </w:pPr>
+      <w:r>
+        <w:rPr>
+          <w:rFonts w:hint="eastAsia"/>
+        </w:rPr>
+        <w:lastRenderedPageBreak/>
+        <w:t>实施采购</w:t>
+      </w:r>
+    </w:p>
+    <w:p>
+      <w:pPr>
+        <w:pStyle w:val="2"/>
+        <w:rPr>
+          <w:rFonts w:hint="eastAsia"/>
+        </w:rPr>
+      </w:pPr>
+      <w:r>
+        <w:rPr>
+          <w:rFonts w:hint="eastAsia"/>
+        </w:rPr>
+        <w:t>控制采购</w:t>
+      </w:r>
+    </w:p>
+    <w:p>
+      <w:pPr>
+        <w:pStyle w:val="1"/>
+      </w:pPr>
+      <w:r>
+        <w:rPr>
+          <w:rFonts w:hint="eastAsia"/>
+        </w:rPr>
+        <w:t>相关方参与管理</w:t>
+      </w:r>
+    </w:p>
+    <w:p>
+      <w:pPr>
+        <w:pStyle w:val="2"/>
+      </w:pPr>
+      <w:r>
+        <w:rPr>
+          <w:rFonts w:hint="eastAsia"/>
+        </w:rPr>
+        <w:t>识别相关方</w:t>
+      </w:r>
+    </w:p>
+    <w:p>
+      <w:pPr>
+        <w:pStyle w:val="2"/>
+      </w:pPr>
+      <w:r>
+        <w:rPr>
+          <w:rFonts w:hint="eastAsia"/>
+        </w:rPr>
+        <w:t>规划相关方参与</w:t>
+      </w:r>
+    </w:p>
+    <w:p>
+      <w:pPr>
+        <w:pStyle w:val="2"/>
+      </w:pPr>
+      <w:r>
+        <w:rPr>
+          <w:rFonts w:hint="eastAsia"/>
+        </w:rPr>
+        <w:t>管理相关方参与</w:t>
+      </w:r>
+    </w:p>
+    <w:p>
+      <w:pPr>
+        <w:pStyle w:val="2"/>
+        <w:rPr>
+          <w:rFonts w:hint="eastAsia"/>
+        </w:rPr>
+      </w:pPr>
+      <w:r>
+        <w:rPr>
+          <w:rFonts w:hint="eastAsia"/>
+        </w:rPr>
+        <w:t>监督相关方参与</w:t>
+      </w:r>
+    </w:p>
+    <w:p>
+      <w:pPr>
+        <w:pStyle w:val="1"/>
+      </w:pPr>
       <w:bookmarkStart w:id="78" w:name="_Toc86761598"/>
       <w:r>
         <w:rPr>
@@ -9776,7 +10392,6 @@
         <w:rPr>
           <w:rFonts w:hint="eastAsia"/>
         </w:rPr>
-        <w:lastRenderedPageBreak/>
         <w:t>项目、项目集、项目组合</w:t>
       </w:r>
       <w:bookmarkEnd w:id="79"/>
@@ -10450,7 +11065,16 @@
                 <w:sz w:val="13"/>
                 <w:szCs w:val="13"/>
               </w:rPr>
-              <w:t>项目组合经理可管理或协调项目组合管理人员或对总体项目组合负有报告职责的项目集和项目人员</w:t>
+              <w:t>项目组合经理可管理或协调项目组合管理人员或对总体项目组合负有报告</w:t>
+            </w:r>
+            <w:r>
+              <w:rPr>
+                <w:rFonts w:hint="eastAsia"/>
+                <w:sz w:val="13"/>
+                <w:szCs w:val="13"/>
+              </w:rPr>
+              <w:lastRenderedPageBreak/>
+              <w:t>职责的项目集和项目人员</w:t>
             </w:r>
           </w:p>
         </w:tc>
@@ -10473,6 +11097,7 @@
                 <w:sz w:val="13"/>
                 <w:szCs w:val="13"/>
               </w:rPr>
+              <w:lastRenderedPageBreak/>
               <w:t>0</w:t>
             </w:r>
             <w:r>
@@ -11696,7 +12321,6 @@
                 <w:sz w:val="13"/>
                 <w:szCs w:val="13"/>
               </w:rPr>
-              <w:lastRenderedPageBreak/>
               <w:t>7、项目成本管理</w:t>
             </w:r>
           </w:p>
@@ -13543,11 +14167,26 @@
             </w:pPr>
             <w:r>
               <w:rPr>
-                <w:rFonts w:hint="eastAsia"/>
-                <w:sz w:val="13"/>
-                <w:szCs w:val="13"/>
-              </w:rPr>
-              <w:t>01项目整合管理</w:t>
+                <w:sz w:val="13"/>
+                <w:szCs w:val="13"/>
+              </w:rPr>
+              <w:t>4</w:t>
+            </w:r>
+            <w:r>
+              <w:rPr>
+                <w:rFonts w:hint="eastAsia"/>
+                <w:sz w:val="13"/>
+                <w:szCs w:val="13"/>
+              </w:rPr>
+              <w:t>-</w:t>
+            </w:r>
+            <w:r>
+              <w:rPr>
+                <w:rFonts w:hint="eastAsia"/>
+                <w:sz w:val="13"/>
+                <w:szCs w:val="13"/>
+              </w:rPr>
+              <w:t>项目整合管理</w:t>
             </w:r>
           </w:p>
         </w:tc>
@@ -14094,7 +14733,6 @@
                 <w:sz w:val="13"/>
                 <w:szCs w:val="13"/>
               </w:rPr>
-              <w:lastRenderedPageBreak/>
               <w:t>3、人际关系与团队技能</w:t>
             </w:r>
           </w:p>
@@ -14184,7 +14822,6 @@
                 <w:sz w:val="13"/>
                 <w:szCs w:val="13"/>
               </w:rPr>
-              <w:lastRenderedPageBreak/>
               <w:t>项目管理计划</w:t>
             </w:r>
           </w:p>
@@ -15527,7 +16164,6 @@
                 <w:sz w:val="13"/>
                 <w:szCs w:val="13"/>
               </w:rPr>
-              <w:lastRenderedPageBreak/>
               <w:t>协议</w:t>
             </w:r>
           </w:p>
@@ -15589,7 +16225,6 @@
                 <w:sz w:val="13"/>
                 <w:szCs w:val="13"/>
               </w:rPr>
-              <w:lastRenderedPageBreak/>
               <w:t>专家判断</w:t>
             </w:r>
           </w:p>
@@ -16623,6 +17258,7 @@
                 <w:sz w:val="13"/>
                 <w:szCs w:val="13"/>
               </w:rPr>
+              <w:lastRenderedPageBreak/>
               <w:t xml:space="preserve">   ●所有组件</w:t>
             </w:r>
           </w:p>
@@ -16992,6 +17628,7 @@
                 <w:sz w:val="13"/>
                 <w:szCs w:val="13"/>
               </w:rPr>
+              <w:lastRenderedPageBreak/>
               <w:t>专家判断</w:t>
             </w:r>
           </w:p>
@@ -17028,6 +17665,7 @@
                 <w:sz w:val="13"/>
                 <w:szCs w:val="13"/>
               </w:rPr>
+              <w:lastRenderedPageBreak/>
               <w:t xml:space="preserve">   ●文件分析</w:t>
             </w:r>
           </w:p>
@@ -17121,6 +17759,7 @@
                 <w:sz w:val="13"/>
                 <w:szCs w:val="13"/>
               </w:rPr>
+              <w:lastRenderedPageBreak/>
               <w:t>项目文件更新</w:t>
             </w:r>
           </w:p>
@@ -17157,6 +17796,7 @@
                 <w:sz w:val="13"/>
                 <w:szCs w:val="13"/>
               </w:rPr>
+              <w:lastRenderedPageBreak/>
               <w:t>最终产品、服务或成果移交</w:t>
             </w:r>
           </w:p>
@@ -17352,11 +17992,26 @@
             </w:pPr>
             <w:r>
               <w:rPr>
-                <w:rFonts w:hint="eastAsia"/>
-                <w:sz w:val="13"/>
-                <w:szCs w:val="13"/>
-              </w:rPr>
-              <w:t>02项目范围管理</w:t>
+                <w:sz w:val="13"/>
+                <w:szCs w:val="13"/>
+              </w:rPr>
+              <w:t>5</w:t>
+            </w:r>
+            <w:r>
+              <w:rPr>
+                <w:rFonts w:hint="eastAsia"/>
+                <w:sz w:val="13"/>
+                <w:szCs w:val="13"/>
+              </w:rPr>
+              <w:t>-</w:t>
+            </w:r>
+            <w:r>
+              <w:rPr>
+                <w:rFonts w:hint="eastAsia"/>
+                <w:sz w:val="13"/>
+                <w:szCs w:val="13"/>
+              </w:rPr>
+              <w:t>项目范围管理</w:t>
             </w:r>
           </w:p>
         </w:tc>
@@ -17842,6 +18497,7 @@
                 <w:sz w:val="13"/>
                 <w:szCs w:val="13"/>
               </w:rPr>
+              <w:lastRenderedPageBreak/>
               <w:t>5、协议</w:t>
             </w:r>
           </w:p>
@@ -17895,6 +18551,7 @@
                 <w:sz w:val="13"/>
                 <w:szCs w:val="13"/>
               </w:rPr>
+              <w:lastRenderedPageBreak/>
               <w:t>1、专家判断</w:t>
             </w:r>
           </w:p>
@@ -18079,6 +18736,7 @@
                 <w:sz w:val="13"/>
                 <w:szCs w:val="13"/>
               </w:rPr>
+              <w:lastRenderedPageBreak/>
               <w:t xml:space="preserve">   ●多标准决策分析</w:t>
             </w:r>
           </w:p>
@@ -18252,6 +18910,7 @@
                 <w:sz w:val="13"/>
                 <w:szCs w:val="13"/>
               </w:rPr>
+              <w:lastRenderedPageBreak/>
               <w:t>1、需求文件</w:t>
             </w:r>
           </w:p>
@@ -18814,7 +19473,6 @@
                 <w:sz w:val="13"/>
                 <w:szCs w:val="13"/>
               </w:rPr>
-              <w:lastRenderedPageBreak/>
               <w:t xml:space="preserve">   ●项目范围说明书</w:t>
             </w:r>
           </w:p>
@@ -18884,7 +19542,6 @@
                 <w:sz w:val="13"/>
                 <w:szCs w:val="13"/>
               </w:rPr>
-              <w:lastRenderedPageBreak/>
               <w:t>1、专家判断</w:t>
             </w:r>
           </w:p>
@@ -18970,7 +19627,6 @@
                 <w:sz w:val="13"/>
                 <w:szCs w:val="13"/>
               </w:rPr>
-              <w:lastRenderedPageBreak/>
               <w:t xml:space="preserve">   ●需求文件</w:t>
             </w:r>
           </w:p>
@@ -19565,6 +20221,7 @@
                 <w:sz w:val="13"/>
                 <w:szCs w:val="13"/>
               </w:rPr>
+              <w:lastRenderedPageBreak/>
               <w:t>2、项目文件</w:t>
             </w:r>
           </w:p>
@@ -19666,6 +20323,7 @@
                 <w:sz w:val="13"/>
                 <w:szCs w:val="13"/>
               </w:rPr>
+              <w:lastRenderedPageBreak/>
               <w:t>1、数据分析</w:t>
             </w:r>
           </w:p>
@@ -19831,6 +20489,7 @@
                 <w:sz w:val="13"/>
                 <w:szCs w:val="13"/>
               </w:rPr>
+              <w:lastRenderedPageBreak/>
               <w:t xml:space="preserve">   ●绩效测量基准</w:t>
             </w:r>
           </w:p>
@@ -19914,6 +20573,7 @@
         <w:rPr>
           <w:rFonts w:hint="eastAsia"/>
         </w:rPr>
+        <w:lastRenderedPageBreak/>
         <w:t>项目进度管理</w:t>
       </w:r>
       <w:bookmarkEnd w:id="84"/>
@@ -20053,11 +20713,26 @@
             </w:pPr>
             <w:r>
               <w:rPr>
-                <w:rFonts w:hint="eastAsia"/>
-                <w:sz w:val="13"/>
-                <w:szCs w:val="13"/>
-              </w:rPr>
-              <w:t>03项目进度管理</w:t>
+                <w:sz w:val="13"/>
+                <w:szCs w:val="13"/>
+              </w:rPr>
+              <w:t>6</w:t>
+            </w:r>
+            <w:r>
+              <w:rPr>
+                <w:rFonts w:hint="eastAsia"/>
+                <w:sz w:val="13"/>
+                <w:szCs w:val="13"/>
+              </w:rPr>
+              <w:t>-</w:t>
+            </w:r>
+            <w:r>
+              <w:rPr>
+                <w:rFonts w:hint="eastAsia"/>
+                <w:sz w:val="13"/>
+                <w:szCs w:val="13"/>
+              </w:rPr>
+              <w:t>项目进度管理</w:t>
             </w:r>
           </w:p>
         </w:tc>
@@ -20566,7 +21241,6 @@
                 <w:sz w:val="13"/>
                 <w:szCs w:val="13"/>
               </w:rPr>
-              <w:lastRenderedPageBreak/>
               <w:t xml:space="preserve">   ●进度基准</w:t>
             </w:r>
           </w:p>
@@ -21198,6 +21872,7 @@
                 <w:sz w:val="13"/>
                 <w:szCs w:val="13"/>
               </w:rPr>
+              <w:lastRenderedPageBreak/>
               <w:t xml:space="preserve">   ●资源分解结构</w:t>
             </w:r>
           </w:p>
@@ -21299,6 +21974,7 @@
                 <w:sz w:val="13"/>
                 <w:szCs w:val="13"/>
               </w:rPr>
+              <w:lastRenderedPageBreak/>
               <w:t>1、专家判断</w:t>
             </w:r>
           </w:p>
@@ -21858,7 +22534,6 @@
                 <w:sz w:val="13"/>
                 <w:szCs w:val="13"/>
               </w:rPr>
-              <w:lastRenderedPageBreak/>
               <w:t>3、协议</w:t>
             </w:r>
           </w:p>
@@ -21925,7 +22600,6 @@
                 <w:sz w:val="13"/>
                 <w:szCs w:val="13"/>
               </w:rPr>
-              <w:lastRenderedPageBreak/>
               <w:t>1</w:t>
             </w:r>
             <w:r>
@@ -23071,6 +23745,7 @@
         <w:rPr>
           <w:rFonts w:hint="eastAsia"/>
         </w:rPr>
+        <w:lastRenderedPageBreak/>
         <w:t>项目成本管理</w:t>
       </w:r>
       <w:bookmarkEnd w:id="85"/>
@@ -23210,11 +23885,26 @@
             </w:pPr>
             <w:r>
               <w:rPr>
-                <w:rFonts w:hint="eastAsia"/>
-                <w:sz w:val="13"/>
-                <w:szCs w:val="13"/>
-              </w:rPr>
-              <w:t>04项目成本管理</w:t>
+                <w:sz w:val="13"/>
+                <w:szCs w:val="13"/>
+              </w:rPr>
+              <w:t>7</w:t>
+            </w:r>
+            <w:r>
+              <w:rPr>
+                <w:rFonts w:hint="eastAsia"/>
+                <w:sz w:val="13"/>
+                <w:szCs w:val="13"/>
+              </w:rPr>
+              <w:t>-</w:t>
+            </w:r>
+            <w:r>
+              <w:rPr>
+                <w:rFonts w:hint="eastAsia"/>
+                <w:sz w:val="13"/>
+                <w:szCs w:val="13"/>
+              </w:rPr>
+              <w:t>项目成本管理</w:t>
             </w:r>
           </w:p>
         </w:tc>
@@ -24630,6 +25320,7 @@
                 <w:sz w:val="13"/>
                 <w:szCs w:val="13"/>
               </w:rPr>
+              <w:lastRenderedPageBreak/>
               <w:t>4、工作绩效数据</w:t>
             </w:r>
           </w:p>
@@ -24667,6 +25358,7 @@
                 <w:sz w:val="13"/>
                 <w:szCs w:val="13"/>
               </w:rPr>
+              <w:lastRenderedPageBreak/>
               <w:t>1、专家判断</w:t>
             </w:r>
           </w:p>
@@ -24789,6 +25481,7 @@
                 <w:sz w:val="13"/>
                 <w:szCs w:val="13"/>
               </w:rPr>
+              <w:lastRenderedPageBreak/>
               <w:t>4、项目管理信息系统</w:t>
             </w:r>
           </w:p>
@@ -24809,6 +25502,7 @@
                 <w:sz w:val="13"/>
                 <w:szCs w:val="13"/>
               </w:rPr>
+              <w:lastRenderedPageBreak/>
               <w:t>1</w:t>
             </w:r>
             <w:r>
@@ -24929,6 +25623,7 @@
                 <w:sz w:val="13"/>
                 <w:szCs w:val="13"/>
               </w:rPr>
+              <w:lastRenderedPageBreak/>
               <w:t>6、</w:t>
             </w:r>
             <w:r>
@@ -25172,11 +25867,26 @@
             </w:pPr>
             <w:r>
               <w:rPr>
-                <w:rFonts w:hint="eastAsia"/>
-                <w:sz w:val="13"/>
-                <w:szCs w:val="13"/>
-              </w:rPr>
-              <w:t>05项目质量管理</w:t>
+                <w:sz w:val="13"/>
+                <w:szCs w:val="13"/>
+              </w:rPr>
+              <w:t>8</w:t>
+            </w:r>
+            <w:r>
+              <w:rPr>
+                <w:rFonts w:hint="eastAsia"/>
+                <w:sz w:val="13"/>
+                <w:szCs w:val="13"/>
+              </w:rPr>
+              <w:t>-</w:t>
+            </w:r>
+            <w:r>
+              <w:rPr>
+                <w:rFonts w:hint="eastAsia"/>
+                <w:sz w:val="13"/>
+                <w:szCs w:val="13"/>
+              </w:rPr>
+              <w:t>项目质量管理</w:t>
             </w:r>
           </w:p>
         </w:tc>
@@ -25212,6 +25922,232 @@
                 <w:szCs w:val="13"/>
               </w:rPr>
             </w:pPr>
+            <w:r>
+              <w:rPr>
+                <w:rFonts w:hint="eastAsia"/>
+                <w:sz w:val="13"/>
+                <w:szCs w:val="13"/>
+              </w:rPr>
+              <w:t>1、项目章程</w:t>
+            </w:r>
+          </w:p>
+          <w:p>
+            <w:pPr>
+              <w:rPr>
+                <w:sz w:val="13"/>
+                <w:szCs w:val="13"/>
+              </w:rPr>
+            </w:pPr>
+            <w:r>
+              <w:rPr>
+                <w:rFonts w:hint="eastAsia"/>
+                <w:sz w:val="13"/>
+                <w:szCs w:val="13"/>
+              </w:rPr>
+              <w:t>2、项目管理计划</w:t>
+            </w:r>
+          </w:p>
+          <w:p>
+            <w:pPr>
+              <w:rPr>
+                <w:sz w:val="13"/>
+                <w:szCs w:val="13"/>
+              </w:rPr>
+            </w:pPr>
+            <w:r>
+              <w:rPr>
+                <w:rFonts w:hint="eastAsia"/>
+                <w:sz w:val="13"/>
+                <w:szCs w:val="13"/>
+              </w:rPr>
+              <w:t>需求管理计划</w:t>
+            </w:r>
+          </w:p>
+          <w:p>
+            <w:pPr>
+              <w:rPr>
+                <w:sz w:val="13"/>
+                <w:szCs w:val="13"/>
+              </w:rPr>
+            </w:pPr>
+            <w:r>
+              <w:rPr>
+                <w:rFonts w:hint="eastAsia"/>
+                <w:sz w:val="13"/>
+                <w:szCs w:val="13"/>
+              </w:rPr>
+              <w:t>风险管理计划</w:t>
+            </w:r>
+          </w:p>
+          <w:p>
+            <w:pPr>
+              <w:rPr>
+                <w:sz w:val="13"/>
+                <w:szCs w:val="13"/>
+              </w:rPr>
+            </w:pPr>
+            <w:r>
+              <w:rPr>
+                <w:rFonts w:hint="eastAsia"/>
+                <w:sz w:val="13"/>
+                <w:szCs w:val="13"/>
+              </w:rPr>
+              <w:t>相关方参与计划</w:t>
+            </w:r>
+          </w:p>
+          <w:p>
+            <w:pPr>
+              <w:rPr>
+                <w:sz w:val="13"/>
+                <w:szCs w:val="13"/>
+              </w:rPr>
+            </w:pPr>
+            <w:r>
+              <w:rPr>
+                <w:rFonts w:hint="eastAsia"/>
+                <w:sz w:val="13"/>
+                <w:szCs w:val="13"/>
+              </w:rPr>
+              <w:t>范围基准</w:t>
+            </w:r>
+          </w:p>
+          <w:p>
+            <w:pPr>
+              <w:rPr>
+                <w:sz w:val="13"/>
+                <w:szCs w:val="13"/>
+              </w:rPr>
+            </w:pPr>
+            <w:r>
+              <w:rPr>
+                <w:rFonts w:hint="eastAsia"/>
+                <w:sz w:val="13"/>
+                <w:szCs w:val="13"/>
+              </w:rPr>
+              <w:t>3、</w:t>
+            </w:r>
+            <w:r>
+              <w:rPr>
+                <w:rFonts w:hint="eastAsia"/>
+                <w:sz w:val="13"/>
+                <w:szCs w:val="13"/>
+              </w:rPr>
+              <w:t>项目文件</w:t>
+            </w:r>
+          </w:p>
+          <w:p>
+            <w:pPr>
+              <w:rPr>
+                <w:sz w:val="13"/>
+                <w:szCs w:val="13"/>
+              </w:rPr>
+            </w:pPr>
+            <w:r>
+              <w:rPr>
+                <w:rFonts w:hint="eastAsia"/>
+                <w:sz w:val="13"/>
+                <w:szCs w:val="13"/>
+              </w:rPr>
+              <w:t>假设日志</w:t>
+            </w:r>
+          </w:p>
+          <w:p>
+            <w:pPr>
+              <w:rPr>
+                <w:sz w:val="13"/>
+                <w:szCs w:val="13"/>
+              </w:rPr>
+            </w:pPr>
+            <w:r>
+              <w:rPr>
+                <w:rFonts w:hint="eastAsia"/>
+                <w:sz w:val="13"/>
+                <w:szCs w:val="13"/>
+              </w:rPr>
+              <w:t>需求文件</w:t>
+            </w:r>
+          </w:p>
+          <w:p>
+            <w:pPr>
+              <w:rPr>
+                <w:sz w:val="13"/>
+                <w:szCs w:val="13"/>
+              </w:rPr>
+            </w:pPr>
+            <w:r>
+              <w:rPr>
+                <w:rFonts w:hint="eastAsia"/>
+                <w:sz w:val="13"/>
+                <w:szCs w:val="13"/>
+              </w:rPr>
+              <w:t>需求跟踪矩阵</w:t>
+            </w:r>
+          </w:p>
+          <w:p>
+            <w:pPr>
+              <w:rPr>
+                <w:sz w:val="13"/>
+                <w:szCs w:val="13"/>
+              </w:rPr>
+            </w:pPr>
+            <w:r>
+              <w:rPr>
+                <w:rFonts w:hint="eastAsia"/>
+                <w:sz w:val="13"/>
+                <w:szCs w:val="13"/>
+              </w:rPr>
+              <w:t>风险登记册</w:t>
+            </w:r>
+          </w:p>
+          <w:p>
+            <w:pPr>
+              <w:rPr>
+                <w:rFonts w:hint="eastAsia"/>
+                <w:sz w:val="13"/>
+                <w:szCs w:val="13"/>
+              </w:rPr>
+            </w:pPr>
+            <w:r>
+              <w:rPr>
+                <w:rFonts w:hint="eastAsia"/>
+                <w:sz w:val="13"/>
+                <w:szCs w:val="13"/>
+              </w:rPr>
+              <w:t>相关方登记册</w:t>
+            </w:r>
+          </w:p>
+          <w:p>
+            <w:pPr>
+              <w:rPr>
+                <w:sz w:val="13"/>
+                <w:szCs w:val="13"/>
+              </w:rPr>
+            </w:pPr>
+            <w:r>
+              <w:rPr>
+                <w:rFonts w:hint="eastAsia"/>
+                <w:sz w:val="13"/>
+                <w:szCs w:val="13"/>
+              </w:rPr>
+              <w:t>4、事业环境因素</w:t>
+            </w:r>
+          </w:p>
+          <w:p>
+            <w:pPr>
+              <w:rPr>
+                <w:rFonts w:hint="eastAsia"/>
+                <w:sz w:val="13"/>
+                <w:szCs w:val="13"/>
+              </w:rPr>
+            </w:pPr>
+            <w:r>
+              <w:rPr>
+                <w:rFonts w:hint="eastAsia"/>
+                <w:sz w:val="13"/>
+                <w:szCs w:val="13"/>
+              </w:rPr>
+              <w:t>5、组织过程资产</w:t>
+            </w:r>
           </w:p>
         </w:tc>
         <w:tc>
@@ -25225,6 +26161,311 @@
                 <w:szCs w:val="13"/>
               </w:rPr>
             </w:pPr>
+            <w:r>
+              <w:rPr>
+                <w:rFonts w:hint="eastAsia"/>
+                <w:sz w:val="13"/>
+                <w:szCs w:val="13"/>
+              </w:rPr>
+              <w:t>1、专家判断</w:t>
+            </w:r>
+          </w:p>
+          <w:p>
+            <w:pPr>
+              <w:rPr>
+                <w:sz w:val="13"/>
+                <w:szCs w:val="13"/>
+              </w:rPr>
+            </w:pPr>
+            <w:r>
+              <w:rPr>
+                <w:rFonts w:hint="eastAsia"/>
+                <w:sz w:val="13"/>
+                <w:szCs w:val="13"/>
+              </w:rPr>
+              <w:t>2、数据收集</w:t>
+            </w:r>
+          </w:p>
+          <w:p>
+            <w:pPr>
+              <w:rPr>
+                <w:sz w:val="13"/>
+                <w:szCs w:val="13"/>
+              </w:rPr>
+            </w:pPr>
+            <w:r>
+              <w:rPr>
+                <w:rFonts w:hint="eastAsia"/>
+                <w:sz w:val="13"/>
+                <w:szCs w:val="13"/>
+              </w:rPr>
+              <w:t>标杆对照</w:t>
+            </w:r>
+          </w:p>
+          <w:p>
+            <w:pPr>
+              <w:rPr>
+                <w:sz w:val="13"/>
+                <w:szCs w:val="13"/>
+              </w:rPr>
+            </w:pPr>
+            <w:r>
+              <w:rPr>
+                <w:rFonts w:hint="eastAsia"/>
+                <w:sz w:val="13"/>
+                <w:szCs w:val="13"/>
+              </w:rPr>
+              <w:t>头脑风暴</w:t>
+            </w:r>
+          </w:p>
+          <w:p>
+            <w:pPr>
+              <w:rPr>
+                <w:sz w:val="13"/>
+                <w:szCs w:val="13"/>
+              </w:rPr>
+            </w:pPr>
+            <w:r>
+              <w:rPr>
+                <w:rFonts w:hint="eastAsia"/>
+                <w:sz w:val="13"/>
+                <w:szCs w:val="13"/>
+              </w:rPr>
+              <w:t>访谈</w:t>
+            </w:r>
+          </w:p>
+          <w:p>
+            <w:pPr>
+              <w:rPr>
+                <w:sz w:val="13"/>
+                <w:szCs w:val="13"/>
+              </w:rPr>
+            </w:pPr>
+            <w:r>
+              <w:rPr>
+                <w:rFonts w:hint="eastAsia"/>
+                <w:sz w:val="13"/>
+                <w:szCs w:val="13"/>
+              </w:rPr>
+              <w:t>3、</w:t>
+            </w:r>
+            <w:r>
+              <w:rPr>
+                <w:rFonts w:hint="eastAsia"/>
+                <w:sz w:val="13"/>
+                <w:szCs w:val="13"/>
+              </w:rPr>
+              <w:t>数据分析</w:t>
+            </w:r>
+          </w:p>
+          <w:p>
+            <w:pPr>
+              <w:rPr>
+                <w:sz w:val="13"/>
+                <w:szCs w:val="13"/>
+              </w:rPr>
+            </w:pPr>
+            <w:r>
+              <w:rPr>
+                <w:rFonts w:hint="eastAsia"/>
+                <w:sz w:val="13"/>
+                <w:szCs w:val="13"/>
+              </w:rPr>
+              <w:t>成本效益分析</w:t>
+            </w:r>
+          </w:p>
+          <w:p>
+            <w:pPr>
+              <w:rPr>
+                <w:sz w:val="13"/>
+                <w:szCs w:val="13"/>
+              </w:rPr>
+            </w:pPr>
+            <w:r>
+              <w:rPr>
+                <w:rFonts w:hint="eastAsia"/>
+                <w:sz w:val="13"/>
+                <w:szCs w:val="13"/>
+              </w:rPr>
+              <w:t>质量成本</w:t>
+            </w:r>
+          </w:p>
+          <w:p>
+            <w:pPr>
+              <w:rPr>
+                <w:sz w:val="13"/>
+                <w:szCs w:val="13"/>
+              </w:rPr>
+            </w:pPr>
+            <w:r>
+              <w:rPr>
+                <w:rFonts w:hint="eastAsia"/>
+                <w:sz w:val="13"/>
+                <w:szCs w:val="13"/>
+              </w:rPr>
+              <w:t>4、</w:t>
+            </w:r>
+            <w:r>
+              <w:rPr>
+                <w:rFonts w:hint="eastAsia"/>
+                <w:sz w:val="13"/>
+                <w:szCs w:val="13"/>
+              </w:rPr>
+              <w:t>决策</w:t>
+            </w:r>
+          </w:p>
+          <w:p>
+            <w:pPr>
+              <w:rPr>
+                <w:sz w:val="13"/>
+                <w:szCs w:val="13"/>
+              </w:rPr>
+            </w:pPr>
+            <w:r>
+              <w:rPr>
+                <w:rFonts w:hint="eastAsia"/>
+                <w:sz w:val="13"/>
+                <w:szCs w:val="13"/>
+              </w:rPr>
+              <w:t>多标准决策分析</w:t>
+            </w:r>
+          </w:p>
+          <w:p>
+            <w:pPr>
+              <w:rPr>
+                <w:sz w:val="13"/>
+                <w:szCs w:val="13"/>
+              </w:rPr>
+            </w:pPr>
+            <w:r>
+              <w:rPr>
+                <w:sz w:val="13"/>
+                <w:szCs w:val="13"/>
+              </w:rPr>
+              <w:t>5</w:t>
+            </w:r>
+            <w:r>
+              <w:rPr>
+                <w:rFonts w:hint="eastAsia"/>
+                <w:sz w:val="13"/>
+                <w:szCs w:val="13"/>
+              </w:rPr>
+              <w:t>、</w:t>
+            </w:r>
+            <w:r>
+              <w:rPr>
+                <w:rFonts w:hint="eastAsia"/>
+                <w:sz w:val="13"/>
+                <w:szCs w:val="13"/>
+              </w:rPr>
+              <w:t>数据</w:t>
+            </w:r>
+            <w:r>
+              <w:rPr>
+                <w:rFonts w:hint="eastAsia"/>
+                <w:sz w:val="13"/>
+                <w:szCs w:val="13"/>
+              </w:rPr>
+              <w:t>表现</w:t>
+            </w:r>
+          </w:p>
+          <w:p>
+            <w:pPr>
+              <w:rPr>
+                <w:sz w:val="13"/>
+                <w:szCs w:val="13"/>
+              </w:rPr>
+            </w:pPr>
+            <w:r>
+              <w:rPr>
+                <w:rFonts w:hint="eastAsia"/>
+                <w:sz w:val="13"/>
+                <w:szCs w:val="13"/>
+              </w:rPr>
+              <w:t>流程图</w:t>
+            </w:r>
+          </w:p>
+          <w:p>
+            <w:pPr>
+              <w:rPr>
+                <w:sz w:val="13"/>
+                <w:szCs w:val="13"/>
+              </w:rPr>
+            </w:pPr>
+            <w:r>
+              <w:rPr>
+                <w:rFonts w:hint="eastAsia"/>
+                <w:sz w:val="13"/>
+                <w:szCs w:val="13"/>
+              </w:rPr>
+              <w:t>逻辑数据模型</w:t>
+            </w:r>
+          </w:p>
+          <w:p>
+            <w:pPr>
+              <w:rPr>
+                <w:sz w:val="13"/>
+                <w:szCs w:val="13"/>
+              </w:rPr>
+            </w:pPr>
+            <w:r>
+              <w:rPr>
+                <w:rFonts w:hint="eastAsia"/>
+                <w:sz w:val="13"/>
+                <w:szCs w:val="13"/>
+              </w:rPr>
+              <w:t>矩阵图</w:t>
+            </w:r>
+          </w:p>
+          <w:p>
+            <w:pPr>
+              <w:rPr>
+                <w:rFonts w:hint="eastAsia"/>
+                <w:sz w:val="13"/>
+                <w:szCs w:val="13"/>
+              </w:rPr>
+            </w:pPr>
+            <w:r>
+              <w:rPr>
+                <w:rFonts w:hint="eastAsia"/>
+                <w:sz w:val="13"/>
+                <w:szCs w:val="13"/>
+              </w:rPr>
+              <w:t>思维导图</w:t>
+            </w:r>
+          </w:p>
+          <w:p>
+            <w:pPr>
+              <w:rPr>
+                <w:sz w:val="13"/>
+                <w:szCs w:val="13"/>
+              </w:rPr>
+            </w:pPr>
+            <w:r>
+              <w:rPr>
+                <w:rFonts w:hint="eastAsia"/>
+                <w:sz w:val="13"/>
+                <w:szCs w:val="13"/>
+              </w:rPr>
+              <w:t>6、测试与检查的规划</w:t>
+            </w:r>
+          </w:p>
+          <w:p>
+            <w:pPr>
+              <w:rPr>
+                <w:rFonts w:hint="eastAsia"/>
+                <w:sz w:val="13"/>
+                <w:szCs w:val="13"/>
+              </w:rPr>
+            </w:pPr>
+            <w:r>
+              <w:rPr>
+                <w:rFonts w:hint="eastAsia"/>
+                <w:sz w:val="13"/>
+                <w:szCs w:val="13"/>
+              </w:rPr>
+              <w:t>7、会议</w:t>
+            </w:r>
           </w:p>
         </w:tc>
         <w:tc>
@@ -25238,6 +26479,169 @@
                 <w:szCs w:val="13"/>
               </w:rPr>
             </w:pPr>
+            <w:r>
+              <w:rPr>
+                <w:rFonts w:hint="eastAsia"/>
+                <w:sz w:val="13"/>
+                <w:szCs w:val="13"/>
+              </w:rPr>
+              <w:t>1、质量管理计划</w:t>
+            </w:r>
+          </w:p>
+          <w:p>
+            <w:pPr>
+              <w:rPr>
+                <w:sz w:val="13"/>
+                <w:szCs w:val="13"/>
+              </w:rPr>
+            </w:pPr>
+            <w:r>
+              <w:rPr>
+                <w:rFonts w:hint="eastAsia"/>
+                <w:sz w:val="13"/>
+                <w:szCs w:val="13"/>
+              </w:rPr>
+              <w:t>2、质量测量指标</w:t>
+            </w:r>
+          </w:p>
+          <w:p>
+            <w:pPr>
+              <w:rPr>
+                <w:sz w:val="13"/>
+                <w:szCs w:val="13"/>
+              </w:rPr>
+            </w:pPr>
+            <w:r>
+              <w:rPr>
+                <w:rFonts w:hint="eastAsia"/>
+                <w:sz w:val="13"/>
+                <w:szCs w:val="13"/>
+              </w:rPr>
+              <w:t>3、项目管理计划更新</w:t>
+            </w:r>
+          </w:p>
+          <w:p>
+            <w:pPr>
+              <w:rPr>
+                <w:sz w:val="13"/>
+                <w:szCs w:val="13"/>
+              </w:rPr>
+            </w:pPr>
+            <w:r>
+              <w:rPr>
+                <w:rFonts w:hint="eastAsia"/>
+                <w:sz w:val="13"/>
+                <w:szCs w:val="13"/>
+              </w:rPr>
+              <w:t>风险管理计划</w:t>
+            </w:r>
+          </w:p>
+          <w:p>
+            <w:pPr>
+              <w:rPr>
+                <w:sz w:val="13"/>
+                <w:szCs w:val="13"/>
+              </w:rPr>
+            </w:pPr>
+            <w:r>
+              <w:rPr>
+                <w:rFonts w:hint="eastAsia"/>
+                <w:sz w:val="13"/>
+                <w:szCs w:val="13"/>
+              </w:rPr>
+              <w:t>范围基准</w:t>
+            </w:r>
+          </w:p>
+          <w:p>
+            <w:pPr>
+              <w:rPr>
+                <w:sz w:val="13"/>
+                <w:szCs w:val="13"/>
+              </w:rPr>
+            </w:pPr>
+            <w:r>
+              <w:rPr>
+                <w:rFonts w:hint="eastAsia"/>
+                <w:sz w:val="13"/>
+                <w:szCs w:val="13"/>
+              </w:rPr>
+              <w:t>4、</w:t>
+            </w:r>
+            <w:r>
+              <w:rPr>
+                <w:rFonts w:hint="eastAsia"/>
+                <w:sz w:val="13"/>
+                <w:szCs w:val="13"/>
+              </w:rPr>
+              <w:t>项目文件更新</w:t>
+            </w:r>
+          </w:p>
+          <w:p>
+            <w:pPr>
+              <w:rPr>
+                <w:sz w:val="13"/>
+                <w:szCs w:val="13"/>
+              </w:rPr>
+            </w:pPr>
+            <w:r>
+              <w:rPr>
+                <w:rFonts w:hint="eastAsia"/>
+                <w:sz w:val="13"/>
+                <w:szCs w:val="13"/>
+              </w:rPr>
+              <w:t>经验教训登记册</w:t>
+            </w:r>
+          </w:p>
+          <w:p>
+            <w:pPr>
+              <w:rPr>
+                <w:sz w:val="13"/>
+                <w:szCs w:val="13"/>
+              </w:rPr>
+            </w:pPr>
+            <w:r>
+              <w:rPr>
+                <w:rFonts w:hint="eastAsia"/>
+                <w:sz w:val="13"/>
+                <w:szCs w:val="13"/>
+              </w:rPr>
+              <w:t>需求跟踪矩阵</w:t>
+            </w:r>
+          </w:p>
+          <w:p>
+            <w:pPr>
+              <w:rPr>
+                <w:sz w:val="13"/>
+                <w:szCs w:val="13"/>
+              </w:rPr>
+            </w:pPr>
+            <w:r>
+              <w:rPr>
+                <w:rFonts w:hint="eastAsia"/>
+                <w:sz w:val="13"/>
+                <w:szCs w:val="13"/>
+              </w:rPr>
+              <w:t>风险登记册</w:t>
+            </w:r>
+          </w:p>
+          <w:p>
+            <w:pPr>
+              <w:rPr>
+                <w:rFonts w:hint="eastAsia"/>
+                <w:sz w:val="13"/>
+                <w:szCs w:val="13"/>
+              </w:rPr>
+            </w:pPr>
+            <w:r>
+              <w:rPr>
+                <w:rFonts w:hint="eastAsia"/>
+                <w:sz w:val="13"/>
+                <w:szCs w:val="13"/>
+              </w:rPr>
+              <w:t>相关方登记册</w:t>
+            </w:r>
+            <w:bookmarkStart w:id="87" w:name="_GoBack"/>
+            <w:bookmarkEnd w:id="87"/>
           </w:p>
         </w:tc>
       </w:tr>
@@ -25399,612 +26803,12 @@
       <w:pPr>
         <w:pStyle w:val="3"/>
       </w:pPr>
-      <w:bookmarkStart w:id="87" w:name="_Toc86761607"/>
+      <w:bookmarkStart w:id="88" w:name="_Toc86761607"/>
       <w:r>
         <w:rPr>
           <w:rFonts w:hint="eastAsia"/>
         </w:rPr>
         <w:t>项目资源管理</w:t>
-      </w:r>
-      <w:bookmarkEnd w:id="87"/>
-    </w:p>
-    <w:tbl>
-      <w:tblPr>
-        <w:tblStyle w:val="a7"/>
-        <w:tblW w:w="0" w:type="auto"/>
-        <w:tblLook w:val="04A0" w:firstRow="1" w:lastRow="0" w:firstColumn="1" w:lastColumn="0" w:noHBand="0" w:noVBand="1"/>
-      </w:tblPr>
-      <w:tblGrid>
-        <w:gridCol w:w="1407"/>
-        <w:gridCol w:w="1428"/>
-        <w:gridCol w:w="1911"/>
-        <w:gridCol w:w="2013"/>
-        <w:gridCol w:w="1537"/>
-      </w:tblGrid>
-      <w:tr>
-        <w:tc>
-          <w:tcPr>
-            <w:tcW w:w="1407" w:type="dxa"/>
-          </w:tcPr>
-          <w:p>
-            <w:pPr>
-              <w:rPr>
-                <w:sz w:val="13"/>
-                <w:szCs w:val="13"/>
-              </w:rPr>
-            </w:pPr>
-            <w:r>
-              <w:rPr>
-                <w:rFonts w:hint="eastAsia"/>
-                <w:sz w:val="13"/>
-                <w:szCs w:val="13"/>
-              </w:rPr>
-              <w:t>名称</w:t>
-            </w:r>
-          </w:p>
-        </w:tc>
-        <w:tc>
-          <w:tcPr>
-            <w:tcW w:w="1428" w:type="dxa"/>
-          </w:tcPr>
-          <w:p>
-            <w:pPr>
-              <w:rPr>
-                <w:sz w:val="13"/>
-                <w:szCs w:val="13"/>
-              </w:rPr>
-            </w:pPr>
-            <w:r>
-              <w:rPr>
-                <w:rFonts w:hint="eastAsia"/>
-                <w:sz w:val="13"/>
-                <w:szCs w:val="13"/>
-              </w:rPr>
-              <w:t>子类</w:t>
-            </w:r>
-          </w:p>
-        </w:tc>
-        <w:tc>
-          <w:tcPr>
-            <w:tcW w:w="1911" w:type="dxa"/>
-          </w:tcPr>
-          <w:p>
-            <w:pPr>
-              <w:rPr>
-                <w:sz w:val="13"/>
-                <w:szCs w:val="13"/>
-              </w:rPr>
-            </w:pPr>
-            <w:r>
-              <w:rPr>
-                <w:rFonts w:hint="eastAsia"/>
-                <w:sz w:val="13"/>
-                <w:szCs w:val="13"/>
-              </w:rPr>
-              <w:t>输入</w:t>
-            </w:r>
-          </w:p>
-        </w:tc>
-        <w:tc>
-          <w:tcPr>
-            <w:tcW w:w="2013" w:type="dxa"/>
-          </w:tcPr>
-          <w:p>
-            <w:pPr>
-              <w:rPr>
-                <w:sz w:val="13"/>
-                <w:szCs w:val="13"/>
-              </w:rPr>
-            </w:pPr>
-            <w:r>
-              <w:rPr>
-                <w:rFonts w:hint="eastAsia"/>
-                <w:sz w:val="13"/>
-                <w:szCs w:val="13"/>
-              </w:rPr>
-              <w:t>工具和技术</w:t>
-            </w:r>
-          </w:p>
-        </w:tc>
-        <w:tc>
-          <w:tcPr>
-            <w:tcW w:w="1537" w:type="dxa"/>
-          </w:tcPr>
-          <w:p>
-            <w:pPr>
-              <w:rPr>
-                <w:sz w:val="13"/>
-                <w:szCs w:val="13"/>
-              </w:rPr>
-            </w:pPr>
-            <w:r>
-              <w:rPr>
-                <w:rFonts w:hint="eastAsia"/>
-                <w:sz w:val="13"/>
-                <w:szCs w:val="13"/>
-              </w:rPr>
-              <w:t>输出</w:t>
-            </w:r>
-          </w:p>
-        </w:tc>
-      </w:tr>
-      <w:tr>
-        <w:tc>
-          <w:tcPr>
-            <w:tcW w:w="1407" w:type="dxa"/>
-            <w:vMerge w:val="restart"/>
-          </w:tcPr>
-          <w:p>
-            <w:pPr>
-              <w:rPr>
-                <w:sz w:val="13"/>
-                <w:szCs w:val="13"/>
-              </w:rPr>
-            </w:pPr>
-            <w:r>
-              <w:rPr>
-                <w:rFonts w:hint="eastAsia"/>
-                <w:sz w:val="13"/>
-                <w:szCs w:val="13"/>
-              </w:rPr>
-              <w:lastRenderedPageBreak/>
-              <w:t>06项目资源管理</w:t>
-            </w:r>
-          </w:p>
-        </w:tc>
-        <w:tc>
-          <w:tcPr>
-            <w:tcW w:w="1428" w:type="dxa"/>
-          </w:tcPr>
-          <w:p>
-            <w:pPr>
-              <w:rPr>
-                <w:sz w:val="13"/>
-                <w:szCs w:val="13"/>
-              </w:rPr>
-            </w:pPr>
-            <w:r>
-              <w:rPr>
-                <w:rFonts w:hint="eastAsia"/>
-                <w:sz w:val="13"/>
-                <w:szCs w:val="13"/>
-              </w:rPr>
-              <w:t>1、规划资源管理</w:t>
-            </w:r>
-          </w:p>
-        </w:tc>
-        <w:tc>
-          <w:tcPr>
-            <w:tcW w:w="1911" w:type="dxa"/>
-          </w:tcPr>
-          <w:p>
-            <w:pPr>
-              <w:rPr>
-                <w:sz w:val="13"/>
-                <w:szCs w:val="13"/>
-              </w:rPr>
-            </w:pPr>
-          </w:p>
-        </w:tc>
-        <w:tc>
-          <w:tcPr>
-            <w:tcW w:w="2013" w:type="dxa"/>
-          </w:tcPr>
-          <w:p>
-            <w:pPr>
-              <w:rPr>
-                <w:sz w:val="13"/>
-                <w:szCs w:val="13"/>
-              </w:rPr>
-            </w:pPr>
-          </w:p>
-        </w:tc>
-        <w:tc>
-          <w:tcPr>
-            <w:tcW w:w="1537" w:type="dxa"/>
-          </w:tcPr>
-          <w:p>
-            <w:pPr>
-              <w:rPr>
-                <w:sz w:val="13"/>
-                <w:szCs w:val="13"/>
-              </w:rPr>
-            </w:pPr>
-          </w:p>
-        </w:tc>
-      </w:tr>
-      <w:tr>
-        <w:tc>
-          <w:tcPr>
-            <w:tcW w:w="1407" w:type="dxa"/>
-            <w:vMerge/>
-          </w:tcPr>
-          <w:p>
-            <w:pPr>
-              <w:rPr>
-                <w:sz w:val="13"/>
-                <w:szCs w:val="13"/>
-              </w:rPr>
-            </w:pPr>
-          </w:p>
-        </w:tc>
-        <w:tc>
-          <w:tcPr>
-            <w:tcW w:w="1428" w:type="dxa"/>
-          </w:tcPr>
-          <w:p>
-            <w:pPr>
-              <w:rPr>
-                <w:sz w:val="13"/>
-                <w:szCs w:val="13"/>
-              </w:rPr>
-            </w:pPr>
-            <w:r>
-              <w:rPr>
-                <w:rFonts w:hint="eastAsia"/>
-                <w:sz w:val="13"/>
-                <w:szCs w:val="13"/>
-              </w:rPr>
-              <w:t>2、估算活动资源</w:t>
-            </w:r>
-          </w:p>
-        </w:tc>
-        <w:tc>
-          <w:tcPr>
-            <w:tcW w:w="1911" w:type="dxa"/>
-          </w:tcPr>
-          <w:p>
-            <w:pPr>
-              <w:rPr>
-                <w:sz w:val="13"/>
-                <w:szCs w:val="13"/>
-              </w:rPr>
-            </w:pPr>
-          </w:p>
-        </w:tc>
-        <w:tc>
-          <w:tcPr>
-            <w:tcW w:w="2013" w:type="dxa"/>
-          </w:tcPr>
-          <w:p>
-            <w:pPr>
-              <w:rPr>
-                <w:sz w:val="13"/>
-                <w:szCs w:val="13"/>
-              </w:rPr>
-            </w:pPr>
-          </w:p>
-        </w:tc>
-        <w:tc>
-          <w:tcPr>
-            <w:tcW w:w="1537" w:type="dxa"/>
-          </w:tcPr>
-          <w:p>
-            <w:pPr>
-              <w:rPr>
-                <w:sz w:val="13"/>
-                <w:szCs w:val="13"/>
-              </w:rPr>
-            </w:pPr>
-          </w:p>
-        </w:tc>
-      </w:tr>
-      <w:tr>
-        <w:tc>
-          <w:tcPr>
-            <w:tcW w:w="1407" w:type="dxa"/>
-            <w:vMerge/>
-          </w:tcPr>
-          <w:p>
-            <w:pPr>
-              <w:rPr>
-                <w:sz w:val="13"/>
-                <w:szCs w:val="13"/>
-              </w:rPr>
-            </w:pPr>
-          </w:p>
-        </w:tc>
-        <w:tc>
-          <w:tcPr>
-            <w:tcW w:w="1428" w:type="dxa"/>
-          </w:tcPr>
-          <w:p>
-            <w:pPr>
-              <w:rPr>
-                <w:sz w:val="13"/>
-                <w:szCs w:val="13"/>
-              </w:rPr>
-            </w:pPr>
-            <w:r>
-              <w:rPr>
-                <w:rFonts w:hint="eastAsia"/>
-                <w:sz w:val="13"/>
-                <w:szCs w:val="13"/>
-              </w:rPr>
-              <w:t>3、获取资源</w:t>
-            </w:r>
-          </w:p>
-        </w:tc>
-        <w:tc>
-          <w:tcPr>
-            <w:tcW w:w="1911" w:type="dxa"/>
-          </w:tcPr>
-          <w:p>
-            <w:pPr>
-              <w:rPr>
-                <w:sz w:val="13"/>
-                <w:szCs w:val="13"/>
-              </w:rPr>
-            </w:pPr>
-          </w:p>
-        </w:tc>
-        <w:tc>
-          <w:tcPr>
-            <w:tcW w:w="2013" w:type="dxa"/>
-          </w:tcPr>
-          <w:p>
-            <w:pPr>
-              <w:rPr>
-                <w:sz w:val="13"/>
-                <w:szCs w:val="13"/>
-              </w:rPr>
-            </w:pPr>
-          </w:p>
-        </w:tc>
-        <w:tc>
-          <w:tcPr>
-            <w:tcW w:w="1537" w:type="dxa"/>
-          </w:tcPr>
-          <w:p>
-            <w:pPr>
-              <w:rPr>
-                <w:sz w:val="13"/>
-                <w:szCs w:val="13"/>
-              </w:rPr>
-            </w:pPr>
-          </w:p>
-        </w:tc>
-      </w:tr>
-      <w:tr>
-        <w:tc>
-          <w:tcPr>
-            <w:tcW w:w="1407" w:type="dxa"/>
-            <w:vMerge/>
-          </w:tcPr>
-          <w:p>
-            <w:pPr>
-              <w:rPr>
-                <w:sz w:val="13"/>
-                <w:szCs w:val="13"/>
-              </w:rPr>
-            </w:pPr>
-          </w:p>
-        </w:tc>
-        <w:tc>
-          <w:tcPr>
-            <w:tcW w:w="1428" w:type="dxa"/>
-          </w:tcPr>
-          <w:p>
-            <w:pPr>
-              <w:rPr>
-                <w:sz w:val="13"/>
-                <w:szCs w:val="13"/>
-              </w:rPr>
-            </w:pPr>
-            <w:r>
-              <w:rPr>
-                <w:rFonts w:hint="eastAsia"/>
-                <w:sz w:val="13"/>
-                <w:szCs w:val="13"/>
-              </w:rPr>
-              <w:t>4、建设团队</w:t>
-            </w:r>
-          </w:p>
-        </w:tc>
-        <w:tc>
-          <w:tcPr>
-            <w:tcW w:w="1911" w:type="dxa"/>
-          </w:tcPr>
-          <w:p>
-            <w:pPr>
-              <w:rPr>
-                <w:sz w:val="13"/>
-                <w:szCs w:val="13"/>
-              </w:rPr>
-            </w:pPr>
-          </w:p>
-        </w:tc>
-        <w:tc>
-          <w:tcPr>
-            <w:tcW w:w="2013" w:type="dxa"/>
-          </w:tcPr>
-          <w:p>
-            <w:pPr>
-              <w:rPr>
-                <w:sz w:val="13"/>
-                <w:szCs w:val="13"/>
-              </w:rPr>
-            </w:pPr>
-          </w:p>
-        </w:tc>
-        <w:tc>
-          <w:tcPr>
-            <w:tcW w:w="1537" w:type="dxa"/>
-          </w:tcPr>
-          <w:p>
-            <w:pPr>
-              <w:rPr>
-                <w:sz w:val="13"/>
-                <w:szCs w:val="13"/>
-              </w:rPr>
-            </w:pPr>
-          </w:p>
-        </w:tc>
-      </w:tr>
-      <w:tr>
-        <w:tc>
-          <w:tcPr>
-            <w:tcW w:w="1407" w:type="dxa"/>
-            <w:vMerge/>
-          </w:tcPr>
-          <w:p>
-            <w:pPr>
-              <w:rPr>
-                <w:sz w:val="13"/>
-                <w:szCs w:val="13"/>
-              </w:rPr>
-            </w:pPr>
-          </w:p>
-        </w:tc>
-        <w:tc>
-          <w:tcPr>
-            <w:tcW w:w="1428" w:type="dxa"/>
-          </w:tcPr>
-          <w:p>
-            <w:pPr>
-              <w:rPr>
-                <w:sz w:val="13"/>
-                <w:szCs w:val="13"/>
-              </w:rPr>
-            </w:pPr>
-            <w:r>
-              <w:rPr>
-                <w:rFonts w:hint="eastAsia"/>
-                <w:sz w:val="13"/>
-                <w:szCs w:val="13"/>
-              </w:rPr>
-              <w:t>5、管理团队</w:t>
-            </w:r>
-          </w:p>
-        </w:tc>
-        <w:tc>
-          <w:tcPr>
-            <w:tcW w:w="1911" w:type="dxa"/>
-          </w:tcPr>
-          <w:p>
-            <w:pPr>
-              <w:rPr>
-                <w:sz w:val="13"/>
-                <w:szCs w:val="13"/>
-              </w:rPr>
-            </w:pPr>
-          </w:p>
-        </w:tc>
-        <w:tc>
-          <w:tcPr>
-            <w:tcW w:w="2013" w:type="dxa"/>
-          </w:tcPr>
-          <w:p>
-            <w:pPr>
-              <w:rPr>
-                <w:sz w:val="13"/>
-                <w:szCs w:val="13"/>
-              </w:rPr>
-            </w:pPr>
-          </w:p>
-        </w:tc>
-        <w:tc>
-          <w:tcPr>
-            <w:tcW w:w="1537" w:type="dxa"/>
-          </w:tcPr>
-          <w:p>
-            <w:pPr>
-              <w:rPr>
-                <w:sz w:val="13"/>
-                <w:szCs w:val="13"/>
-              </w:rPr>
-            </w:pPr>
-          </w:p>
-        </w:tc>
-      </w:tr>
-      <w:tr>
-        <w:tc>
-          <w:tcPr>
-            <w:tcW w:w="1407" w:type="dxa"/>
-            <w:vMerge/>
-          </w:tcPr>
-          <w:p>
-            <w:pPr>
-              <w:rPr>
-                <w:sz w:val="13"/>
-                <w:szCs w:val="13"/>
-              </w:rPr>
-            </w:pPr>
-          </w:p>
-        </w:tc>
-        <w:tc>
-          <w:tcPr>
-            <w:tcW w:w="1428" w:type="dxa"/>
-          </w:tcPr>
-          <w:p>
-            <w:pPr>
-              <w:rPr>
-                <w:sz w:val="13"/>
-                <w:szCs w:val="13"/>
-              </w:rPr>
-            </w:pPr>
-            <w:r>
-              <w:rPr>
-                <w:rFonts w:hint="eastAsia"/>
-                <w:sz w:val="13"/>
-                <w:szCs w:val="13"/>
-              </w:rPr>
-              <w:t>6、控制资源</w:t>
-            </w:r>
-          </w:p>
-        </w:tc>
-        <w:tc>
-          <w:tcPr>
-            <w:tcW w:w="1911" w:type="dxa"/>
-          </w:tcPr>
-          <w:p>
-            <w:pPr>
-              <w:rPr>
-                <w:sz w:val="13"/>
-                <w:szCs w:val="13"/>
-              </w:rPr>
-            </w:pPr>
-          </w:p>
-        </w:tc>
-        <w:tc>
-          <w:tcPr>
-            <w:tcW w:w="2013" w:type="dxa"/>
-          </w:tcPr>
-          <w:p>
-            <w:pPr>
-              <w:rPr>
-                <w:sz w:val="13"/>
-                <w:szCs w:val="13"/>
-              </w:rPr>
-            </w:pPr>
-          </w:p>
-        </w:tc>
-        <w:tc>
-          <w:tcPr>
-            <w:tcW w:w="1537" w:type="dxa"/>
-          </w:tcPr>
-          <w:p>
-            <w:pPr>
-              <w:rPr>
-                <w:sz w:val="13"/>
-                <w:szCs w:val="13"/>
-              </w:rPr>
-            </w:pPr>
-          </w:p>
-        </w:tc>
-      </w:tr>
-    </w:tbl>
-    <w:p/>
-    <w:p>
-      <w:pPr>
-        <w:pStyle w:val="3"/>
-      </w:pPr>
-      <w:bookmarkStart w:id="88" w:name="_Toc86761608"/>
-      <w:r>
-        <w:rPr>
-          <w:rFonts w:hint="eastAsia"/>
-        </w:rPr>
-        <w:t>项目沟通管理</w:t>
       </w:r>
       <w:bookmarkEnd w:id="88"/>
     </w:p>
@@ -26143,11 +26947,26 @@
             </w:pPr>
             <w:r>
               <w:rPr>
-                <w:rFonts w:hint="eastAsia"/>
-                <w:sz w:val="13"/>
-                <w:szCs w:val="13"/>
-              </w:rPr>
-              <w:t>07项目沟通管理</w:t>
+                <w:sz w:val="13"/>
+                <w:szCs w:val="13"/>
+              </w:rPr>
+              <w:t>9</w:t>
+            </w:r>
+            <w:r>
+              <w:rPr>
+                <w:rFonts w:hint="eastAsia"/>
+                <w:sz w:val="13"/>
+                <w:szCs w:val="13"/>
+              </w:rPr>
+              <w:t>-</w:t>
+            </w:r>
+            <w:r>
+              <w:rPr>
+                <w:rFonts w:hint="eastAsia"/>
+                <w:sz w:val="13"/>
+                <w:szCs w:val="13"/>
+              </w:rPr>
+              <w:t>项目资源管理</w:t>
             </w:r>
           </w:p>
         </w:tc>
@@ -26168,7 +26987,7 @@
                 <w:sz w:val="13"/>
                 <w:szCs w:val="13"/>
               </w:rPr>
-              <w:t>1、规划沟通管理</w:t>
+              <w:t>1、规划资源管理</w:t>
             </w:r>
           </w:p>
         </w:tc>
@@ -26244,7 +27063,7 @@
                 <w:sz w:val="13"/>
                 <w:szCs w:val="13"/>
               </w:rPr>
-              <w:t>2、管理沟通</w:t>
+              <w:t>2、估算活动资源</w:t>
             </w:r>
           </w:p>
         </w:tc>
@@ -26320,7 +27139,235 @@
                 <w:sz w:val="13"/>
                 <w:szCs w:val="13"/>
               </w:rPr>
-              <w:t>3、监督沟通</w:t>
+              <w:t>3、获取资源</w:t>
+            </w:r>
+          </w:p>
+        </w:tc>
+        <w:tc>
+          <w:tcPr>
+            <w:tcW w:w="1911" w:type="dxa"/>
+          </w:tcPr>
+          <w:p>
+            <w:pPr>
+              <w:rPr>
+                <w:sz w:val="13"/>
+                <w:szCs w:val="13"/>
+              </w:rPr>
+            </w:pPr>
+          </w:p>
+        </w:tc>
+        <w:tc>
+          <w:tcPr>
+            <w:tcW w:w="2013" w:type="dxa"/>
+          </w:tcPr>
+          <w:p>
+            <w:pPr>
+              <w:rPr>
+                <w:sz w:val="13"/>
+                <w:szCs w:val="13"/>
+              </w:rPr>
+            </w:pPr>
+          </w:p>
+        </w:tc>
+        <w:tc>
+          <w:tcPr>
+            <w:tcW w:w="1537" w:type="dxa"/>
+          </w:tcPr>
+          <w:p>
+            <w:pPr>
+              <w:rPr>
+                <w:sz w:val="13"/>
+                <w:szCs w:val="13"/>
+              </w:rPr>
+            </w:pPr>
+          </w:p>
+        </w:tc>
+      </w:tr>
+      <w:tr>
+        <w:tc>
+          <w:tcPr>
+            <w:tcW w:w="1407" w:type="dxa"/>
+            <w:vMerge/>
+          </w:tcPr>
+          <w:p>
+            <w:pPr>
+              <w:rPr>
+                <w:sz w:val="13"/>
+                <w:szCs w:val="13"/>
+              </w:rPr>
+            </w:pPr>
+          </w:p>
+        </w:tc>
+        <w:tc>
+          <w:tcPr>
+            <w:tcW w:w="1428" w:type="dxa"/>
+          </w:tcPr>
+          <w:p>
+            <w:pPr>
+              <w:rPr>
+                <w:sz w:val="13"/>
+                <w:szCs w:val="13"/>
+              </w:rPr>
+            </w:pPr>
+            <w:r>
+              <w:rPr>
+                <w:rFonts w:hint="eastAsia"/>
+                <w:sz w:val="13"/>
+                <w:szCs w:val="13"/>
+              </w:rPr>
+              <w:t>4、建设团队</w:t>
+            </w:r>
+          </w:p>
+        </w:tc>
+        <w:tc>
+          <w:tcPr>
+            <w:tcW w:w="1911" w:type="dxa"/>
+          </w:tcPr>
+          <w:p>
+            <w:pPr>
+              <w:rPr>
+                <w:sz w:val="13"/>
+                <w:szCs w:val="13"/>
+              </w:rPr>
+            </w:pPr>
+          </w:p>
+        </w:tc>
+        <w:tc>
+          <w:tcPr>
+            <w:tcW w:w="2013" w:type="dxa"/>
+          </w:tcPr>
+          <w:p>
+            <w:pPr>
+              <w:rPr>
+                <w:sz w:val="13"/>
+                <w:szCs w:val="13"/>
+              </w:rPr>
+            </w:pPr>
+          </w:p>
+        </w:tc>
+        <w:tc>
+          <w:tcPr>
+            <w:tcW w:w="1537" w:type="dxa"/>
+          </w:tcPr>
+          <w:p>
+            <w:pPr>
+              <w:rPr>
+                <w:sz w:val="13"/>
+                <w:szCs w:val="13"/>
+              </w:rPr>
+            </w:pPr>
+          </w:p>
+        </w:tc>
+      </w:tr>
+      <w:tr>
+        <w:tc>
+          <w:tcPr>
+            <w:tcW w:w="1407" w:type="dxa"/>
+            <w:vMerge/>
+          </w:tcPr>
+          <w:p>
+            <w:pPr>
+              <w:rPr>
+                <w:sz w:val="13"/>
+                <w:szCs w:val="13"/>
+              </w:rPr>
+            </w:pPr>
+          </w:p>
+        </w:tc>
+        <w:tc>
+          <w:tcPr>
+            <w:tcW w:w="1428" w:type="dxa"/>
+          </w:tcPr>
+          <w:p>
+            <w:pPr>
+              <w:rPr>
+                <w:sz w:val="13"/>
+                <w:szCs w:val="13"/>
+              </w:rPr>
+            </w:pPr>
+            <w:r>
+              <w:rPr>
+                <w:rFonts w:hint="eastAsia"/>
+                <w:sz w:val="13"/>
+                <w:szCs w:val="13"/>
+              </w:rPr>
+              <w:t>5、管理团队</w:t>
+            </w:r>
+          </w:p>
+        </w:tc>
+        <w:tc>
+          <w:tcPr>
+            <w:tcW w:w="1911" w:type="dxa"/>
+          </w:tcPr>
+          <w:p>
+            <w:pPr>
+              <w:rPr>
+                <w:sz w:val="13"/>
+                <w:szCs w:val="13"/>
+              </w:rPr>
+            </w:pPr>
+          </w:p>
+        </w:tc>
+        <w:tc>
+          <w:tcPr>
+            <w:tcW w:w="2013" w:type="dxa"/>
+          </w:tcPr>
+          <w:p>
+            <w:pPr>
+              <w:rPr>
+                <w:sz w:val="13"/>
+                <w:szCs w:val="13"/>
+              </w:rPr>
+            </w:pPr>
+          </w:p>
+        </w:tc>
+        <w:tc>
+          <w:tcPr>
+            <w:tcW w:w="1537" w:type="dxa"/>
+          </w:tcPr>
+          <w:p>
+            <w:pPr>
+              <w:rPr>
+                <w:sz w:val="13"/>
+                <w:szCs w:val="13"/>
+              </w:rPr>
+            </w:pPr>
+          </w:p>
+        </w:tc>
+      </w:tr>
+      <w:tr>
+        <w:tc>
+          <w:tcPr>
+            <w:tcW w:w="1407" w:type="dxa"/>
+            <w:vMerge/>
+          </w:tcPr>
+          <w:p>
+            <w:pPr>
+              <w:rPr>
+                <w:sz w:val="13"/>
+                <w:szCs w:val="13"/>
+              </w:rPr>
+            </w:pPr>
+          </w:p>
+        </w:tc>
+        <w:tc>
+          <w:tcPr>
+            <w:tcW w:w="1428" w:type="dxa"/>
+          </w:tcPr>
+          <w:p>
+            <w:pPr>
+              <w:rPr>
+                <w:sz w:val="13"/>
+                <w:szCs w:val="13"/>
+              </w:rPr>
+            </w:pPr>
+            <w:r>
+              <w:rPr>
+                <w:rFonts w:hint="eastAsia"/>
+                <w:sz w:val="13"/>
+                <w:szCs w:val="13"/>
+              </w:rPr>
+              <w:t>6、控制资源</w:t>
             </w:r>
           </w:p>
         </w:tc>
@@ -26370,12 +27417,12 @@
       <w:pPr>
         <w:pStyle w:val="3"/>
       </w:pPr>
-      <w:bookmarkStart w:id="89" w:name="_Toc86761609"/>
+      <w:bookmarkStart w:id="89" w:name="_Toc86761608"/>
       <w:r>
         <w:rPr>
           <w:rFonts w:hint="eastAsia"/>
         </w:rPr>
-        <w:t>项目风险管理</w:t>
+        <w:t>项目沟通管理</w:t>
       </w:r>
       <w:bookmarkEnd w:id="89"/>
     </w:p>
@@ -26514,11 +27561,26 @@
             </w:pPr>
             <w:r>
               <w:rPr>
-                <w:rFonts w:hint="eastAsia"/>
-                <w:sz w:val="13"/>
-                <w:szCs w:val="13"/>
-              </w:rPr>
-              <w:t>08项目风险管理</w:t>
+                <w:sz w:val="13"/>
+                <w:szCs w:val="13"/>
+              </w:rPr>
+              <w:t>10</w:t>
+            </w:r>
+            <w:r>
+              <w:rPr>
+                <w:rFonts w:hint="eastAsia"/>
+                <w:sz w:val="13"/>
+                <w:szCs w:val="13"/>
+              </w:rPr>
+              <w:t>-</w:t>
+            </w:r>
+            <w:r>
+              <w:rPr>
+                <w:rFonts w:hint="eastAsia"/>
+                <w:sz w:val="13"/>
+                <w:szCs w:val="13"/>
+              </w:rPr>
+              <w:t>项目沟通管理</w:t>
             </w:r>
           </w:p>
         </w:tc>
@@ -26539,7 +27601,7 @@
                 <w:sz w:val="13"/>
                 <w:szCs w:val="13"/>
               </w:rPr>
-              <w:t>1、规划风险管理</w:t>
+              <w:t>1、规划沟通管理</w:t>
             </w:r>
           </w:p>
         </w:tc>
@@ -26615,7 +27677,7 @@
                 <w:sz w:val="13"/>
                 <w:szCs w:val="13"/>
               </w:rPr>
-              <w:t>2、识别风险</w:t>
+              <w:t>2、管理沟通</w:t>
             </w:r>
           </w:p>
         </w:tc>
@@ -26691,311 +27753,7 @@
                 <w:sz w:val="13"/>
                 <w:szCs w:val="13"/>
               </w:rPr>
-              <w:t>3、实施定性风险分析</w:t>
-            </w:r>
-          </w:p>
-        </w:tc>
-        <w:tc>
-          <w:tcPr>
-            <w:tcW w:w="1911" w:type="dxa"/>
-          </w:tcPr>
-          <w:p>
-            <w:pPr>
-              <w:rPr>
-                <w:sz w:val="13"/>
-                <w:szCs w:val="13"/>
-              </w:rPr>
-            </w:pPr>
-          </w:p>
-        </w:tc>
-        <w:tc>
-          <w:tcPr>
-            <w:tcW w:w="2013" w:type="dxa"/>
-          </w:tcPr>
-          <w:p>
-            <w:pPr>
-              <w:rPr>
-                <w:sz w:val="13"/>
-                <w:szCs w:val="13"/>
-              </w:rPr>
-            </w:pPr>
-          </w:p>
-        </w:tc>
-        <w:tc>
-          <w:tcPr>
-            <w:tcW w:w="1537" w:type="dxa"/>
-          </w:tcPr>
-          <w:p>
-            <w:pPr>
-              <w:rPr>
-                <w:sz w:val="13"/>
-                <w:szCs w:val="13"/>
-              </w:rPr>
-            </w:pPr>
-          </w:p>
-        </w:tc>
-      </w:tr>
-      <w:tr>
-        <w:tc>
-          <w:tcPr>
-            <w:tcW w:w="1407" w:type="dxa"/>
-            <w:vMerge/>
-          </w:tcPr>
-          <w:p>
-            <w:pPr>
-              <w:rPr>
-                <w:sz w:val="13"/>
-                <w:szCs w:val="13"/>
-              </w:rPr>
-            </w:pPr>
-          </w:p>
-        </w:tc>
-        <w:tc>
-          <w:tcPr>
-            <w:tcW w:w="1428" w:type="dxa"/>
-          </w:tcPr>
-          <w:p>
-            <w:pPr>
-              <w:rPr>
-                <w:sz w:val="13"/>
-                <w:szCs w:val="13"/>
-              </w:rPr>
-            </w:pPr>
-            <w:r>
-              <w:rPr>
-                <w:rFonts w:hint="eastAsia"/>
-                <w:sz w:val="13"/>
-                <w:szCs w:val="13"/>
-              </w:rPr>
-              <w:t>4、实施定量风险分析</w:t>
-            </w:r>
-          </w:p>
-        </w:tc>
-        <w:tc>
-          <w:tcPr>
-            <w:tcW w:w="1911" w:type="dxa"/>
-          </w:tcPr>
-          <w:p>
-            <w:pPr>
-              <w:rPr>
-                <w:sz w:val="13"/>
-                <w:szCs w:val="13"/>
-              </w:rPr>
-            </w:pPr>
-          </w:p>
-        </w:tc>
-        <w:tc>
-          <w:tcPr>
-            <w:tcW w:w="2013" w:type="dxa"/>
-          </w:tcPr>
-          <w:p>
-            <w:pPr>
-              <w:rPr>
-                <w:sz w:val="13"/>
-                <w:szCs w:val="13"/>
-              </w:rPr>
-            </w:pPr>
-          </w:p>
-        </w:tc>
-        <w:tc>
-          <w:tcPr>
-            <w:tcW w:w="1537" w:type="dxa"/>
-          </w:tcPr>
-          <w:p>
-            <w:pPr>
-              <w:rPr>
-                <w:sz w:val="13"/>
-                <w:szCs w:val="13"/>
-              </w:rPr>
-            </w:pPr>
-          </w:p>
-        </w:tc>
-      </w:tr>
-      <w:tr>
-        <w:tc>
-          <w:tcPr>
-            <w:tcW w:w="1407" w:type="dxa"/>
-            <w:vMerge/>
-          </w:tcPr>
-          <w:p>
-            <w:pPr>
-              <w:rPr>
-                <w:sz w:val="13"/>
-                <w:szCs w:val="13"/>
-              </w:rPr>
-            </w:pPr>
-          </w:p>
-        </w:tc>
-        <w:tc>
-          <w:tcPr>
-            <w:tcW w:w="1428" w:type="dxa"/>
-          </w:tcPr>
-          <w:p>
-            <w:pPr>
-              <w:rPr>
-                <w:sz w:val="13"/>
-                <w:szCs w:val="13"/>
-              </w:rPr>
-            </w:pPr>
-            <w:r>
-              <w:rPr>
-                <w:rFonts w:hint="eastAsia"/>
-                <w:sz w:val="13"/>
-                <w:szCs w:val="13"/>
-              </w:rPr>
-              <w:t>5、规划风险应对</w:t>
-            </w:r>
-          </w:p>
-        </w:tc>
-        <w:tc>
-          <w:tcPr>
-            <w:tcW w:w="1911" w:type="dxa"/>
-          </w:tcPr>
-          <w:p>
-            <w:pPr>
-              <w:rPr>
-                <w:sz w:val="13"/>
-                <w:szCs w:val="13"/>
-              </w:rPr>
-            </w:pPr>
-          </w:p>
-        </w:tc>
-        <w:tc>
-          <w:tcPr>
-            <w:tcW w:w="2013" w:type="dxa"/>
-          </w:tcPr>
-          <w:p>
-            <w:pPr>
-              <w:rPr>
-                <w:sz w:val="13"/>
-                <w:szCs w:val="13"/>
-              </w:rPr>
-            </w:pPr>
-          </w:p>
-        </w:tc>
-        <w:tc>
-          <w:tcPr>
-            <w:tcW w:w="1537" w:type="dxa"/>
-          </w:tcPr>
-          <w:p>
-            <w:pPr>
-              <w:rPr>
-                <w:sz w:val="13"/>
-                <w:szCs w:val="13"/>
-              </w:rPr>
-            </w:pPr>
-          </w:p>
-        </w:tc>
-      </w:tr>
-      <w:tr>
-        <w:tc>
-          <w:tcPr>
-            <w:tcW w:w="1407" w:type="dxa"/>
-            <w:vMerge/>
-          </w:tcPr>
-          <w:p>
-            <w:pPr>
-              <w:rPr>
-                <w:sz w:val="13"/>
-                <w:szCs w:val="13"/>
-              </w:rPr>
-            </w:pPr>
-          </w:p>
-        </w:tc>
-        <w:tc>
-          <w:tcPr>
-            <w:tcW w:w="1428" w:type="dxa"/>
-          </w:tcPr>
-          <w:p>
-            <w:pPr>
-              <w:rPr>
-                <w:sz w:val="13"/>
-                <w:szCs w:val="13"/>
-              </w:rPr>
-            </w:pPr>
-            <w:r>
-              <w:rPr>
-                <w:rFonts w:hint="eastAsia"/>
-                <w:sz w:val="13"/>
-                <w:szCs w:val="13"/>
-              </w:rPr>
-              <w:t>6、实施风险应对</w:t>
-            </w:r>
-          </w:p>
-        </w:tc>
-        <w:tc>
-          <w:tcPr>
-            <w:tcW w:w="1911" w:type="dxa"/>
-          </w:tcPr>
-          <w:p>
-            <w:pPr>
-              <w:rPr>
-                <w:sz w:val="13"/>
-                <w:szCs w:val="13"/>
-              </w:rPr>
-            </w:pPr>
-          </w:p>
-        </w:tc>
-        <w:tc>
-          <w:tcPr>
-            <w:tcW w:w="2013" w:type="dxa"/>
-          </w:tcPr>
-          <w:p>
-            <w:pPr>
-              <w:rPr>
-                <w:sz w:val="13"/>
-                <w:szCs w:val="13"/>
-              </w:rPr>
-            </w:pPr>
-          </w:p>
-        </w:tc>
-        <w:tc>
-          <w:tcPr>
-            <w:tcW w:w="1537" w:type="dxa"/>
-          </w:tcPr>
-          <w:p>
-            <w:pPr>
-              <w:rPr>
-                <w:sz w:val="13"/>
-                <w:szCs w:val="13"/>
-              </w:rPr>
-            </w:pPr>
-          </w:p>
-        </w:tc>
-      </w:tr>
-      <w:tr>
-        <w:tc>
-          <w:tcPr>
-            <w:tcW w:w="1407" w:type="dxa"/>
-            <w:vMerge/>
-          </w:tcPr>
-          <w:p>
-            <w:pPr>
-              <w:rPr>
-                <w:sz w:val="13"/>
-                <w:szCs w:val="13"/>
-              </w:rPr>
-            </w:pPr>
-          </w:p>
-        </w:tc>
-        <w:tc>
-          <w:tcPr>
-            <w:tcW w:w="1428" w:type="dxa"/>
-          </w:tcPr>
-          <w:p>
-            <w:pPr>
-              <w:rPr>
-                <w:sz w:val="13"/>
-                <w:szCs w:val="13"/>
-              </w:rPr>
-            </w:pPr>
-            <w:r>
-              <w:rPr>
-                <w:rFonts w:hint="eastAsia"/>
-                <w:sz w:val="13"/>
-                <w:szCs w:val="13"/>
-              </w:rPr>
-              <w:t>7、监督风险</w:t>
+              <w:t>3、监督沟通</w:t>
             </w:r>
           </w:p>
         </w:tc>
@@ -27045,12 +27803,12 @@
       <w:pPr>
         <w:pStyle w:val="3"/>
       </w:pPr>
-      <w:bookmarkStart w:id="90" w:name="_Toc86761610"/>
+      <w:bookmarkStart w:id="90" w:name="_Toc86761609"/>
       <w:r>
         <w:rPr>
           <w:rFonts w:hint="eastAsia"/>
         </w:rPr>
-        <w:t>项目采购管理</w:t>
+        <w:t>项目风险管理</w:t>
       </w:r>
       <w:bookmarkEnd w:id="90"/>
     </w:p>
@@ -27189,11 +27947,26 @@
             </w:pPr>
             <w:r>
               <w:rPr>
-                <w:rFonts w:hint="eastAsia"/>
-                <w:sz w:val="13"/>
-                <w:szCs w:val="13"/>
-              </w:rPr>
-              <w:t>09项目采购管理</w:t>
+                <w:sz w:val="13"/>
+                <w:szCs w:val="13"/>
+              </w:rPr>
+              <w:t>11</w:t>
+            </w:r>
+            <w:r>
+              <w:rPr>
+                <w:rFonts w:hint="eastAsia"/>
+                <w:sz w:val="13"/>
+                <w:szCs w:val="13"/>
+              </w:rPr>
+              <w:t>-</w:t>
+            </w:r>
+            <w:r>
+              <w:rPr>
+                <w:rFonts w:hint="eastAsia"/>
+                <w:sz w:val="13"/>
+                <w:szCs w:val="13"/>
+              </w:rPr>
+              <w:t>项目风险管理</w:t>
             </w:r>
           </w:p>
         </w:tc>
@@ -27214,7 +27987,7 @@
                 <w:sz w:val="13"/>
                 <w:szCs w:val="13"/>
               </w:rPr>
-              <w:t>1、规划采购管理</w:t>
+              <w:t>1、规划风险管理</w:t>
             </w:r>
           </w:p>
         </w:tc>
@@ -27290,7 +28063,7 @@
                 <w:sz w:val="13"/>
                 <w:szCs w:val="13"/>
               </w:rPr>
-              <w:t>2、实施采购管理</w:t>
+              <w:t>2、识别风险</w:t>
             </w:r>
           </w:p>
         </w:tc>
@@ -27366,7 +28139,311 @@
                 <w:sz w:val="13"/>
                 <w:szCs w:val="13"/>
               </w:rPr>
-              <w:t>3、控制采购管理</w:t>
+              <w:t>3、实施定性风险分析</w:t>
+            </w:r>
+          </w:p>
+        </w:tc>
+        <w:tc>
+          <w:tcPr>
+            <w:tcW w:w="1911" w:type="dxa"/>
+          </w:tcPr>
+          <w:p>
+            <w:pPr>
+              <w:rPr>
+                <w:sz w:val="13"/>
+                <w:szCs w:val="13"/>
+              </w:rPr>
+            </w:pPr>
+          </w:p>
+        </w:tc>
+        <w:tc>
+          <w:tcPr>
+            <w:tcW w:w="2013" w:type="dxa"/>
+          </w:tcPr>
+          <w:p>
+            <w:pPr>
+              <w:rPr>
+                <w:sz w:val="13"/>
+                <w:szCs w:val="13"/>
+              </w:rPr>
+            </w:pPr>
+          </w:p>
+        </w:tc>
+        <w:tc>
+          <w:tcPr>
+            <w:tcW w:w="1537" w:type="dxa"/>
+          </w:tcPr>
+          <w:p>
+            <w:pPr>
+              <w:rPr>
+                <w:sz w:val="13"/>
+                <w:szCs w:val="13"/>
+              </w:rPr>
+            </w:pPr>
+          </w:p>
+        </w:tc>
+      </w:tr>
+      <w:tr>
+        <w:tc>
+          <w:tcPr>
+            <w:tcW w:w="1407" w:type="dxa"/>
+            <w:vMerge/>
+          </w:tcPr>
+          <w:p>
+            <w:pPr>
+              <w:rPr>
+                <w:sz w:val="13"/>
+                <w:szCs w:val="13"/>
+              </w:rPr>
+            </w:pPr>
+          </w:p>
+        </w:tc>
+        <w:tc>
+          <w:tcPr>
+            <w:tcW w:w="1428" w:type="dxa"/>
+          </w:tcPr>
+          <w:p>
+            <w:pPr>
+              <w:rPr>
+                <w:sz w:val="13"/>
+                <w:szCs w:val="13"/>
+              </w:rPr>
+            </w:pPr>
+            <w:r>
+              <w:rPr>
+                <w:rFonts w:hint="eastAsia"/>
+                <w:sz w:val="13"/>
+                <w:szCs w:val="13"/>
+              </w:rPr>
+              <w:t>4、实施定量风险分析</w:t>
+            </w:r>
+          </w:p>
+        </w:tc>
+        <w:tc>
+          <w:tcPr>
+            <w:tcW w:w="1911" w:type="dxa"/>
+          </w:tcPr>
+          <w:p>
+            <w:pPr>
+              <w:rPr>
+                <w:sz w:val="13"/>
+                <w:szCs w:val="13"/>
+              </w:rPr>
+            </w:pPr>
+          </w:p>
+        </w:tc>
+        <w:tc>
+          <w:tcPr>
+            <w:tcW w:w="2013" w:type="dxa"/>
+          </w:tcPr>
+          <w:p>
+            <w:pPr>
+              <w:rPr>
+                <w:sz w:val="13"/>
+                <w:szCs w:val="13"/>
+              </w:rPr>
+            </w:pPr>
+          </w:p>
+        </w:tc>
+        <w:tc>
+          <w:tcPr>
+            <w:tcW w:w="1537" w:type="dxa"/>
+          </w:tcPr>
+          <w:p>
+            <w:pPr>
+              <w:rPr>
+                <w:sz w:val="13"/>
+                <w:szCs w:val="13"/>
+              </w:rPr>
+            </w:pPr>
+          </w:p>
+        </w:tc>
+      </w:tr>
+      <w:tr>
+        <w:tc>
+          <w:tcPr>
+            <w:tcW w:w="1407" w:type="dxa"/>
+            <w:vMerge/>
+          </w:tcPr>
+          <w:p>
+            <w:pPr>
+              <w:rPr>
+                <w:sz w:val="13"/>
+                <w:szCs w:val="13"/>
+              </w:rPr>
+            </w:pPr>
+          </w:p>
+        </w:tc>
+        <w:tc>
+          <w:tcPr>
+            <w:tcW w:w="1428" w:type="dxa"/>
+          </w:tcPr>
+          <w:p>
+            <w:pPr>
+              <w:rPr>
+                <w:sz w:val="13"/>
+                <w:szCs w:val="13"/>
+              </w:rPr>
+            </w:pPr>
+            <w:r>
+              <w:rPr>
+                <w:rFonts w:hint="eastAsia"/>
+                <w:sz w:val="13"/>
+                <w:szCs w:val="13"/>
+              </w:rPr>
+              <w:t>5、规划风险应对</w:t>
+            </w:r>
+          </w:p>
+        </w:tc>
+        <w:tc>
+          <w:tcPr>
+            <w:tcW w:w="1911" w:type="dxa"/>
+          </w:tcPr>
+          <w:p>
+            <w:pPr>
+              <w:rPr>
+                <w:sz w:val="13"/>
+                <w:szCs w:val="13"/>
+              </w:rPr>
+            </w:pPr>
+          </w:p>
+        </w:tc>
+        <w:tc>
+          <w:tcPr>
+            <w:tcW w:w="2013" w:type="dxa"/>
+          </w:tcPr>
+          <w:p>
+            <w:pPr>
+              <w:rPr>
+                <w:sz w:val="13"/>
+                <w:szCs w:val="13"/>
+              </w:rPr>
+            </w:pPr>
+          </w:p>
+        </w:tc>
+        <w:tc>
+          <w:tcPr>
+            <w:tcW w:w="1537" w:type="dxa"/>
+          </w:tcPr>
+          <w:p>
+            <w:pPr>
+              <w:rPr>
+                <w:sz w:val="13"/>
+                <w:szCs w:val="13"/>
+              </w:rPr>
+            </w:pPr>
+          </w:p>
+        </w:tc>
+      </w:tr>
+      <w:tr>
+        <w:tc>
+          <w:tcPr>
+            <w:tcW w:w="1407" w:type="dxa"/>
+            <w:vMerge/>
+          </w:tcPr>
+          <w:p>
+            <w:pPr>
+              <w:rPr>
+                <w:sz w:val="13"/>
+                <w:szCs w:val="13"/>
+              </w:rPr>
+            </w:pPr>
+          </w:p>
+        </w:tc>
+        <w:tc>
+          <w:tcPr>
+            <w:tcW w:w="1428" w:type="dxa"/>
+          </w:tcPr>
+          <w:p>
+            <w:pPr>
+              <w:rPr>
+                <w:sz w:val="13"/>
+                <w:szCs w:val="13"/>
+              </w:rPr>
+            </w:pPr>
+            <w:r>
+              <w:rPr>
+                <w:rFonts w:hint="eastAsia"/>
+                <w:sz w:val="13"/>
+                <w:szCs w:val="13"/>
+              </w:rPr>
+              <w:t>6、实施风险应对</w:t>
+            </w:r>
+          </w:p>
+        </w:tc>
+        <w:tc>
+          <w:tcPr>
+            <w:tcW w:w="1911" w:type="dxa"/>
+          </w:tcPr>
+          <w:p>
+            <w:pPr>
+              <w:rPr>
+                <w:sz w:val="13"/>
+                <w:szCs w:val="13"/>
+              </w:rPr>
+            </w:pPr>
+          </w:p>
+        </w:tc>
+        <w:tc>
+          <w:tcPr>
+            <w:tcW w:w="2013" w:type="dxa"/>
+          </w:tcPr>
+          <w:p>
+            <w:pPr>
+              <w:rPr>
+                <w:sz w:val="13"/>
+                <w:szCs w:val="13"/>
+              </w:rPr>
+            </w:pPr>
+          </w:p>
+        </w:tc>
+        <w:tc>
+          <w:tcPr>
+            <w:tcW w:w="1537" w:type="dxa"/>
+          </w:tcPr>
+          <w:p>
+            <w:pPr>
+              <w:rPr>
+                <w:sz w:val="13"/>
+                <w:szCs w:val="13"/>
+              </w:rPr>
+            </w:pPr>
+          </w:p>
+        </w:tc>
+      </w:tr>
+      <w:tr>
+        <w:tc>
+          <w:tcPr>
+            <w:tcW w:w="1407" w:type="dxa"/>
+            <w:vMerge/>
+          </w:tcPr>
+          <w:p>
+            <w:pPr>
+              <w:rPr>
+                <w:sz w:val="13"/>
+                <w:szCs w:val="13"/>
+              </w:rPr>
+            </w:pPr>
+          </w:p>
+        </w:tc>
+        <w:tc>
+          <w:tcPr>
+            <w:tcW w:w="1428" w:type="dxa"/>
+          </w:tcPr>
+          <w:p>
+            <w:pPr>
+              <w:rPr>
+                <w:sz w:val="13"/>
+                <w:szCs w:val="13"/>
+              </w:rPr>
+            </w:pPr>
+            <w:r>
+              <w:rPr>
+                <w:rFonts w:hint="eastAsia"/>
+                <w:sz w:val="13"/>
+                <w:szCs w:val="13"/>
+              </w:rPr>
+              <w:t>7、监督风险</w:t>
             </w:r>
           </w:p>
         </w:tc>
@@ -27416,13 +28493,12 @@
       <w:pPr>
         <w:pStyle w:val="3"/>
       </w:pPr>
-      <w:bookmarkStart w:id="91" w:name="_Toc86761611"/>
+      <w:bookmarkStart w:id="91" w:name="_Toc86761610"/>
       <w:r>
         <w:rPr>
           <w:rFonts w:hint="eastAsia"/>
         </w:rPr>
-        <w:lastRenderedPageBreak/>
-        <w:t>项目相关方管理</w:t>
+        <w:t>项目采购管理</w:t>
       </w:r>
       <w:bookmarkEnd w:id="91"/>
     </w:p>
@@ -27561,11 +28637,404 @@
             </w:pPr>
             <w:r>
               <w:rPr>
-                <w:rFonts w:hint="eastAsia"/>
-                <w:sz w:val="13"/>
-                <w:szCs w:val="13"/>
-              </w:rPr>
-              <w:t>10项目相关方管理</w:t>
+                <w:sz w:val="13"/>
+                <w:szCs w:val="13"/>
+              </w:rPr>
+              <w:t>12</w:t>
+            </w:r>
+            <w:r>
+              <w:rPr>
+                <w:rFonts w:hint="eastAsia"/>
+                <w:sz w:val="13"/>
+                <w:szCs w:val="13"/>
+              </w:rPr>
+              <w:t>-</w:t>
+            </w:r>
+            <w:r>
+              <w:rPr>
+                <w:rFonts w:hint="eastAsia"/>
+                <w:sz w:val="13"/>
+                <w:szCs w:val="13"/>
+              </w:rPr>
+              <w:t>项目采购管理</w:t>
+            </w:r>
+          </w:p>
+        </w:tc>
+        <w:tc>
+          <w:tcPr>
+            <w:tcW w:w="1428" w:type="dxa"/>
+          </w:tcPr>
+          <w:p>
+            <w:pPr>
+              <w:rPr>
+                <w:sz w:val="13"/>
+                <w:szCs w:val="13"/>
+              </w:rPr>
+            </w:pPr>
+            <w:r>
+              <w:rPr>
+                <w:rFonts w:hint="eastAsia"/>
+                <w:sz w:val="13"/>
+                <w:szCs w:val="13"/>
+              </w:rPr>
+              <w:t>1、规划采购管理</w:t>
+            </w:r>
+          </w:p>
+        </w:tc>
+        <w:tc>
+          <w:tcPr>
+            <w:tcW w:w="1911" w:type="dxa"/>
+          </w:tcPr>
+          <w:p>
+            <w:pPr>
+              <w:rPr>
+                <w:sz w:val="13"/>
+                <w:szCs w:val="13"/>
+              </w:rPr>
+            </w:pPr>
+          </w:p>
+        </w:tc>
+        <w:tc>
+          <w:tcPr>
+            <w:tcW w:w="2013" w:type="dxa"/>
+          </w:tcPr>
+          <w:p>
+            <w:pPr>
+              <w:rPr>
+                <w:sz w:val="13"/>
+                <w:szCs w:val="13"/>
+              </w:rPr>
+            </w:pPr>
+          </w:p>
+        </w:tc>
+        <w:tc>
+          <w:tcPr>
+            <w:tcW w:w="1537" w:type="dxa"/>
+          </w:tcPr>
+          <w:p>
+            <w:pPr>
+              <w:rPr>
+                <w:sz w:val="13"/>
+                <w:szCs w:val="13"/>
+              </w:rPr>
+            </w:pPr>
+          </w:p>
+        </w:tc>
+      </w:tr>
+      <w:tr>
+        <w:tc>
+          <w:tcPr>
+            <w:tcW w:w="1407" w:type="dxa"/>
+            <w:vMerge/>
+          </w:tcPr>
+          <w:p>
+            <w:pPr>
+              <w:rPr>
+                <w:sz w:val="13"/>
+                <w:szCs w:val="13"/>
+              </w:rPr>
+            </w:pPr>
+          </w:p>
+        </w:tc>
+        <w:tc>
+          <w:tcPr>
+            <w:tcW w:w="1428" w:type="dxa"/>
+          </w:tcPr>
+          <w:p>
+            <w:pPr>
+              <w:rPr>
+                <w:sz w:val="13"/>
+                <w:szCs w:val="13"/>
+              </w:rPr>
+            </w:pPr>
+            <w:r>
+              <w:rPr>
+                <w:rFonts w:hint="eastAsia"/>
+                <w:sz w:val="13"/>
+                <w:szCs w:val="13"/>
+              </w:rPr>
+              <w:t>2、实施采购管理</w:t>
+            </w:r>
+          </w:p>
+        </w:tc>
+        <w:tc>
+          <w:tcPr>
+            <w:tcW w:w="1911" w:type="dxa"/>
+          </w:tcPr>
+          <w:p>
+            <w:pPr>
+              <w:rPr>
+                <w:sz w:val="13"/>
+                <w:szCs w:val="13"/>
+              </w:rPr>
+            </w:pPr>
+          </w:p>
+        </w:tc>
+        <w:tc>
+          <w:tcPr>
+            <w:tcW w:w="2013" w:type="dxa"/>
+          </w:tcPr>
+          <w:p>
+            <w:pPr>
+              <w:rPr>
+                <w:sz w:val="13"/>
+                <w:szCs w:val="13"/>
+              </w:rPr>
+            </w:pPr>
+          </w:p>
+        </w:tc>
+        <w:tc>
+          <w:tcPr>
+            <w:tcW w:w="1537" w:type="dxa"/>
+          </w:tcPr>
+          <w:p>
+            <w:pPr>
+              <w:rPr>
+                <w:sz w:val="13"/>
+                <w:szCs w:val="13"/>
+              </w:rPr>
+            </w:pPr>
+          </w:p>
+        </w:tc>
+      </w:tr>
+      <w:tr>
+        <w:tc>
+          <w:tcPr>
+            <w:tcW w:w="1407" w:type="dxa"/>
+            <w:vMerge/>
+          </w:tcPr>
+          <w:p>
+            <w:pPr>
+              <w:rPr>
+                <w:sz w:val="13"/>
+                <w:szCs w:val="13"/>
+              </w:rPr>
+            </w:pPr>
+          </w:p>
+        </w:tc>
+        <w:tc>
+          <w:tcPr>
+            <w:tcW w:w="1428" w:type="dxa"/>
+          </w:tcPr>
+          <w:p>
+            <w:pPr>
+              <w:rPr>
+                <w:sz w:val="13"/>
+                <w:szCs w:val="13"/>
+              </w:rPr>
+            </w:pPr>
+            <w:r>
+              <w:rPr>
+                <w:rFonts w:hint="eastAsia"/>
+                <w:sz w:val="13"/>
+                <w:szCs w:val="13"/>
+              </w:rPr>
+              <w:t>3、控制采购管理</w:t>
+            </w:r>
+          </w:p>
+        </w:tc>
+        <w:tc>
+          <w:tcPr>
+            <w:tcW w:w="1911" w:type="dxa"/>
+          </w:tcPr>
+          <w:p>
+            <w:pPr>
+              <w:rPr>
+                <w:sz w:val="13"/>
+                <w:szCs w:val="13"/>
+              </w:rPr>
+            </w:pPr>
+          </w:p>
+        </w:tc>
+        <w:tc>
+          <w:tcPr>
+            <w:tcW w:w="2013" w:type="dxa"/>
+          </w:tcPr>
+          <w:p>
+            <w:pPr>
+              <w:rPr>
+                <w:sz w:val="13"/>
+                <w:szCs w:val="13"/>
+              </w:rPr>
+            </w:pPr>
+          </w:p>
+        </w:tc>
+        <w:tc>
+          <w:tcPr>
+            <w:tcW w:w="1537" w:type="dxa"/>
+          </w:tcPr>
+          <w:p>
+            <w:pPr>
+              <w:rPr>
+                <w:sz w:val="13"/>
+                <w:szCs w:val="13"/>
+              </w:rPr>
+            </w:pPr>
+          </w:p>
+        </w:tc>
+      </w:tr>
+    </w:tbl>
+    <w:p/>
+    <w:p>
+      <w:pPr>
+        <w:pStyle w:val="3"/>
+      </w:pPr>
+      <w:bookmarkStart w:id="92" w:name="_Toc86761611"/>
+      <w:r>
+        <w:rPr>
+          <w:rFonts w:hint="eastAsia"/>
+        </w:rPr>
+        <w:t>项目相关方管理</w:t>
+      </w:r>
+      <w:bookmarkEnd w:id="92"/>
+    </w:p>
+    <w:tbl>
+      <w:tblPr>
+        <w:tblStyle w:val="a7"/>
+        <w:tblW w:w="0" w:type="auto"/>
+        <w:tblLook w:val="04A0" w:firstRow="1" w:lastRow="0" w:firstColumn="1" w:lastColumn="0" w:noHBand="0" w:noVBand="1"/>
+      </w:tblPr>
+      <w:tblGrid>
+        <w:gridCol w:w="1407"/>
+        <w:gridCol w:w="1428"/>
+        <w:gridCol w:w="1911"/>
+        <w:gridCol w:w="2013"/>
+        <w:gridCol w:w="1537"/>
+      </w:tblGrid>
+      <w:tr>
+        <w:tc>
+          <w:tcPr>
+            <w:tcW w:w="1407" w:type="dxa"/>
+          </w:tcPr>
+          <w:p>
+            <w:pPr>
+              <w:rPr>
+                <w:sz w:val="13"/>
+                <w:szCs w:val="13"/>
+              </w:rPr>
+            </w:pPr>
+            <w:r>
+              <w:rPr>
+                <w:rFonts w:hint="eastAsia"/>
+                <w:sz w:val="13"/>
+                <w:szCs w:val="13"/>
+              </w:rPr>
+              <w:t>名称</w:t>
+            </w:r>
+          </w:p>
+        </w:tc>
+        <w:tc>
+          <w:tcPr>
+            <w:tcW w:w="1428" w:type="dxa"/>
+          </w:tcPr>
+          <w:p>
+            <w:pPr>
+              <w:rPr>
+                <w:sz w:val="13"/>
+                <w:szCs w:val="13"/>
+              </w:rPr>
+            </w:pPr>
+            <w:r>
+              <w:rPr>
+                <w:rFonts w:hint="eastAsia"/>
+                <w:sz w:val="13"/>
+                <w:szCs w:val="13"/>
+              </w:rPr>
+              <w:t>子类</w:t>
+            </w:r>
+          </w:p>
+        </w:tc>
+        <w:tc>
+          <w:tcPr>
+            <w:tcW w:w="1911" w:type="dxa"/>
+          </w:tcPr>
+          <w:p>
+            <w:pPr>
+              <w:rPr>
+                <w:sz w:val="13"/>
+                <w:szCs w:val="13"/>
+              </w:rPr>
+            </w:pPr>
+            <w:r>
+              <w:rPr>
+                <w:rFonts w:hint="eastAsia"/>
+                <w:sz w:val="13"/>
+                <w:szCs w:val="13"/>
+              </w:rPr>
+              <w:t>输入</w:t>
+            </w:r>
+          </w:p>
+        </w:tc>
+        <w:tc>
+          <w:tcPr>
+            <w:tcW w:w="2013" w:type="dxa"/>
+          </w:tcPr>
+          <w:p>
+            <w:pPr>
+              <w:rPr>
+                <w:sz w:val="13"/>
+                <w:szCs w:val="13"/>
+              </w:rPr>
+            </w:pPr>
+            <w:r>
+              <w:rPr>
+                <w:rFonts w:hint="eastAsia"/>
+                <w:sz w:val="13"/>
+                <w:szCs w:val="13"/>
+              </w:rPr>
+              <w:t>工具和技术</w:t>
+            </w:r>
+          </w:p>
+        </w:tc>
+        <w:tc>
+          <w:tcPr>
+            <w:tcW w:w="1537" w:type="dxa"/>
+          </w:tcPr>
+          <w:p>
+            <w:pPr>
+              <w:rPr>
+                <w:sz w:val="13"/>
+                <w:szCs w:val="13"/>
+              </w:rPr>
+            </w:pPr>
+            <w:r>
+              <w:rPr>
+                <w:rFonts w:hint="eastAsia"/>
+                <w:sz w:val="13"/>
+                <w:szCs w:val="13"/>
+              </w:rPr>
+              <w:t>输出</w:t>
+            </w:r>
+          </w:p>
+        </w:tc>
+      </w:tr>
+      <w:tr>
+        <w:tc>
+          <w:tcPr>
+            <w:tcW w:w="1407" w:type="dxa"/>
+            <w:vMerge w:val="restart"/>
+          </w:tcPr>
+          <w:p>
+            <w:pPr>
+              <w:rPr>
+                <w:sz w:val="13"/>
+                <w:szCs w:val="13"/>
+              </w:rPr>
+            </w:pPr>
+            <w:r>
+              <w:rPr>
+                <w:sz w:val="13"/>
+                <w:szCs w:val="13"/>
+              </w:rPr>
+              <w:t>13</w:t>
+            </w:r>
+            <w:r>
+              <w:rPr>
+                <w:rFonts w:hint="eastAsia"/>
+                <w:sz w:val="13"/>
+                <w:szCs w:val="13"/>
+              </w:rPr>
+              <w:t>项目相关方管理</w:t>
             </w:r>
           </w:p>
         </w:tc>
@@ -27863,14 +29332,15 @@
       <w:pPr>
         <w:pStyle w:val="2"/>
       </w:pPr>
-      <w:bookmarkStart w:id="92" w:name="_Toc86761612"/>
+      <w:bookmarkStart w:id="93" w:name="_Toc86761612"/>
       <w:r>
         <w:rPr>
           <w:rFonts w:hint="eastAsia"/>
         </w:rPr>
+        <w:lastRenderedPageBreak/>
         <w:t>项目管理计划和项目文件</w:t>
       </w:r>
-      <w:bookmarkEnd w:id="92"/>
+      <w:bookmarkEnd w:id="93"/>
     </w:p>
     <w:tbl>
       <w:tblPr>
@@ -30912,7 +32382,6 @@
           <w:p>
             <w:pPr>
               <w:rPr>
-                <w:rFonts w:hint="eastAsia"/>
                 <w:sz w:val="13"/>
                 <w:szCs w:val="13"/>
               </w:rPr>
@@ -31011,18 +32480,16 @@
           <w:p>
             <w:pPr>
               <w:rPr>
-                <w:rFonts w:hint="eastAsia"/>
-                <w:sz w:val="13"/>
-                <w:szCs w:val="13"/>
-              </w:rPr>
-            </w:pPr>
-            <w:r>
-              <w:rPr>
-                <w:rFonts w:hint="eastAsia"/>
-                <w:sz w:val="13"/>
-                <w:szCs w:val="13"/>
-              </w:rPr>
-              <w:lastRenderedPageBreak/>
+                <w:sz w:val="13"/>
+                <w:szCs w:val="13"/>
+              </w:rPr>
+            </w:pPr>
+            <w:r>
+              <w:rPr>
+                <w:rFonts w:hint="eastAsia"/>
+                <w:sz w:val="13"/>
+                <w:szCs w:val="13"/>
+              </w:rPr>
               <w:t>访谈</w:t>
             </w:r>
           </w:p>
@@ -31298,7 +32765,6 @@
           <w:p>
             <w:pPr>
               <w:rPr>
-                <w:rFonts w:hint="eastAsia"/>
                 <w:sz w:val="13"/>
                 <w:szCs w:val="13"/>
               </w:rPr>
@@ -31365,7 +32831,6 @@
           <w:p>
             <w:pPr>
               <w:rPr>
-                <w:rFonts w:hint="eastAsia"/>
                 <w:sz w:val="13"/>
                 <w:szCs w:val="13"/>
               </w:rPr>
@@ -31552,7 +33017,6 @@
           <w:p>
             <w:pPr>
               <w:rPr>
-                <w:rFonts w:hint="eastAsia"/>
                 <w:sz w:val="13"/>
                 <w:szCs w:val="13"/>
               </w:rPr>
@@ -31754,7 +33218,6 @@
           <w:p>
             <w:pPr>
               <w:rPr>
-                <w:rFonts w:hint="eastAsia"/>
                 <w:sz w:val="13"/>
                 <w:szCs w:val="13"/>
               </w:rPr>
@@ -31938,6 +33401,7 @@
                 <w:sz w:val="13"/>
                 <w:szCs w:val="13"/>
               </w:rPr>
+              <w:lastRenderedPageBreak/>
               <w:t>数据分析工具与技术</w:t>
             </w:r>
           </w:p>
@@ -31954,7 +33418,6 @@
           <w:p>
             <w:pPr>
               <w:rPr>
-                <w:rFonts w:hint="eastAsia"/>
                 <w:sz w:val="13"/>
                 <w:szCs w:val="13"/>
               </w:rPr>
@@ -32404,7 +33867,6 @@
           <w:p>
             <w:pPr>
               <w:rPr>
-                <w:rFonts w:hint="eastAsia"/>
                 <w:sz w:val="13"/>
                 <w:szCs w:val="13"/>
               </w:rPr>
@@ -32591,7 +34053,6 @@
           <w:p>
             <w:pPr>
               <w:rPr>
-                <w:rFonts w:hint="eastAsia"/>
                 <w:sz w:val="13"/>
                 <w:szCs w:val="13"/>
               </w:rPr>
@@ -32778,7 +34239,6 @@
           <w:p>
             <w:pPr>
               <w:rPr>
-                <w:rFonts w:hint="eastAsia"/>
                 <w:sz w:val="13"/>
                 <w:szCs w:val="13"/>
               </w:rPr>
@@ -32965,7 +34425,6 @@
           <w:p>
             <w:pPr>
               <w:rPr>
-                <w:rFonts w:hint="eastAsia"/>
                 <w:sz w:val="13"/>
                 <w:szCs w:val="13"/>
               </w:rPr>
@@ -33227,7 +34686,6 @@
           <w:p>
             <w:pPr>
               <w:rPr>
-                <w:rFonts w:hint="eastAsia"/>
                 <w:sz w:val="13"/>
                 <w:szCs w:val="13"/>
               </w:rPr>
@@ -33414,7 +34872,6 @@
           <w:p>
             <w:pPr>
               <w:rPr>
-                <w:rFonts w:hint="eastAsia"/>
                 <w:sz w:val="13"/>
                 <w:szCs w:val="13"/>
               </w:rPr>
@@ -33676,7 +35133,6 @@
           <w:p>
             <w:pPr>
               <w:rPr>
-                <w:rFonts w:hint="eastAsia"/>
                 <w:sz w:val="13"/>
                 <w:szCs w:val="13"/>
               </w:rPr>
@@ -33910,7 +35366,6 @@
           <w:p>
             <w:pPr>
               <w:rPr>
-                <w:rFonts w:hint="eastAsia"/>
                 <w:sz w:val="13"/>
                 <w:szCs w:val="13"/>
               </w:rPr>
@@ -34097,7 +35552,6 @@
           <w:p>
             <w:pPr>
               <w:rPr>
-                <w:rFonts w:hint="eastAsia"/>
                 <w:sz w:val="13"/>
                 <w:szCs w:val="13"/>
               </w:rPr>
@@ -34269,7 +35723,6 @@
           <w:p>
             <w:pPr>
               <w:rPr>
-                <w:rFonts w:hint="eastAsia"/>
                 <w:sz w:val="13"/>
                 <w:szCs w:val="13"/>
               </w:rPr>
@@ -34456,7 +35909,6 @@
           <w:p>
             <w:pPr>
               <w:rPr>
-                <w:rFonts w:hint="eastAsia"/>
                 <w:sz w:val="13"/>
                 <w:szCs w:val="13"/>
               </w:rPr>
@@ -34688,7 +36140,6 @@
           <w:p>
             <w:pPr>
               <w:rPr>
-                <w:rFonts w:hint="eastAsia"/>
                 <w:sz w:val="13"/>
                 <w:szCs w:val="13"/>
               </w:rPr>
@@ -34860,7 +36311,6 @@
           <w:p>
             <w:pPr>
               <w:rPr>
-                <w:rFonts w:hint="eastAsia"/>
                 <w:sz w:val="13"/>
                 <w:szCs w:val="13"/>
               </w:rPr>
@@ -35047,7 +36497,6 @@
           <w:p>
             <w:pPr>
               <w:rPr>
-                <w:rFonts w:hint="eastAsia"/>
                 <w:sz w:val="13"/>
                 <w:szCs w:val="13"/>
               </w:rPr>
@@ -35219,7 +36668,6 @@
           <w:p>
             <w:pPr>
               <w:rPr>
-                <w:rFonts w:hint="eastAsia"/>
                 <w:sz w:val="13"/>
                 <w:szCs w:val="13"/>
               </w:rPr>
@@ -35496,7 +36944,6 @@
           <w:p>
             <w:pPr>
               <w:rPr>
-                <w:rFonts w:hint="eastAsia"/>
                 <w:sz w:val="13"/>
                 <w:szCs w:val="13"/>
               </w:rPr>
@@ -35683,7 +37130,6 @@
           <w:p>
             <w:pPr>
               <w:rPr>
-                <w:rFonts w:hint="eastAsia"/>
                 <w:sz w:val="13"/>
                 <w:szCs w:val="13"/>
               </w:rPr>
@@ -35990,7 +37436,6 @@
           <w:p>
             <w:pPr>
               <w:rPr>
-                <w:rFonts w:hint="eastAsia"/>
                 <w:sz w:val="13"/>
                 <w:szCs w:val="13"/>
               </w:rPr>
@@ -36012,7 +37457,6 @@
           <w:p>
             <w:pPr>
               <w:rPr>
-                <w:rFonts w:hint="eastAsia"/>
                 <w:sz w:val="13"/>
                 <w:szCs w:val="13"/>
               </w:rPr>
@@ -36065,7 +37509,6 @@
           <w:p>
             <w:pPr>
               <w:rPr>
-                <w:rFonts w:hint="eastAsia"/>
                 <w:sz w:val="13"/>
                 <w:szCs w:val="13"/>
               </w:rPr>
@@ -36105,7 +37548,6 @@
           <w:p>
             <w:pPr>
               <w:rPr>
-                <w:rFonts w:hint="eastAsia"/>
                 <w:sz w:val="13"/>
                 <w:szCs w:val="13"/>
               </w:rPr>
@@ -36162,7 +37604,6 @@
           <w:p>
             <w:pPr>
               <w:rPr>
-                <w:rFonts w:hint="eastAsia"/>
                 <w:sz w:val="13"/>
                 <w:szCs w:val="13"/>
               </w:rPr>
@@ -36181,7 +37622,6 @@
           <w:p>
             <w:pPr>
               <w:rPr>
-                <w:rFonts w:hint="eastAsia"/>
                 <w:sz w:val="13"/>
                 <w:szCs w:val="13"/>
               </w:rPr>
@@ -36383,7 +37823,6 @@
           <w:p>
             <w:pPr>
               <w:rPr>
-                <w:rFonts w:hint="eastAsia"/>
                 <w:sz w:val="13"/>
                 <w:szCs w:val="13"/>
               </w:rPr>
@@ -36640,7 +38079,6 @@
           <w:p>
             <w:pPr>
               <w:rPr>
-                <w:rFonts w:hint="eastAsia"/>
                 <w:sz w:val="13"/>
                 <w:szCs w:val="13"/>
               </w:rPr>
@@ -36872,7 +38310,6 @@
           <w:p>
             <w:pPr>
               <w:rPr>
-                <w:rFonts w:hint="eastAsia"/>
                 <w:sz w:val="13"/>
                 <w:szCs w:val="13"/>
               </w:rPr>
@@ -37059,18 +38496,16 @@
           <w:p>
             <w:pPr>
               <w:rPr>
-                <w:rFonts w:hint="eastAsia"/>
-                <w:sz w:val="13"/>
-                <w:szCs w:val="13"/>
-              </w:rPr>
-            </w:pPr>
-            <w:r>
-              <w:rPr>
-                <w:rFonts w:hint="eastAsia"/>
-                <w:sz w:val="13"/>
-                <w:szCs w:val="13"/>
-              </w:rPr>
-              <w:lastRenderedPageBreak/>
+                <w:sz w:val="13"/>
+                <w:szCs w:val="13"/>
+              </w:rPr>
+            </w:pPr>
+            <w:r>
+              <w:rPr>
+                <w:rFonts w:hint="eastAsia"/>
+                <w:sz w:val="13"/>
+                <w:szCs w:val="13"/>
+              </w:rPr>
               <w:t>趋势分析</w:t>
             </w:r>
           </w:p>
@@ -37352,7 +38787,6 @@
           <w:p>
             <w:pPr>
               <w:rPr>
-                <w:rFonts w:hint="eastAsia"/>
                 <w:sz w:val="13"/>
                 <w:szCs w:val="13"/>
               </w:rPr>
@@ -37599,7 +39033,6 @@
           <w:p>
             <w:pPr>
               <w:rPr>
-                <w:rFonts w:hint="eastAsia"/>
                 <w:sz w:val="13"/>
                 <w:szCs w:val="13"/>
               </w:rPr>
@@ -37696,8 +39129,5671 @@
               </w:rPr>
               <w:t>6</w:t>
             </w:r>
-            <w:bookmarkStart w:id="93" w:name="_GoBack"/>
-            <w:bookmarkEnd w:id="93"/>
+          </w:p>
+        </w:tc>
+        <w:tc>
+          <w:tcPr>
+            <w:tcW w:w="754" w:type="dxa"/>
+          </w:tcPr>
+          <w:p>
+            <w:pPr>
+              <w:rPr>
+                <w:sz w:val="13"/>
+                <w:szCs w:val="13"/>
+              </w:rPr>
+            </w:pPr>
+          </w:p>
+        </w:tc>
+        <w:tc>
+          <w:tcPr>
+            <w:tcW w:w="755" w:type="dxa"/>
+          </w:tcPr>
+          <w:p>
+            <w:pPr>
+              <w:rPr>
+                <w:sz w:val="13"/>
+                <w:szCs w:val="13"/>
+              </w:rPr>
+            </w:pPr>
+          </w:p>
+        </w:tc>
+        <w:tc>
+          <w:tcPr>
+            <w:tcW w:w="755" w:type="dxa"/>
+          </w:tcPr>
+          <w:p>
+            <w:pPr>
+              <w:rPr>
+                <w:sz w:val="13"/>
+                <w:szCs w:val="13"/>
+              </w:rPr>
+            </w:pPr>
+          </w:p>
+        </w:tc>
+        <w:tc>
+          <w:tcPr>
+            <w:tcW w:w="755" w:type="dxa"/>
+          </w:tcPr>
+          <w:p>
+            <w:pPr>
+              <w:rPr>
+                <w:sz w:val="13"/>
+                <w:szCs w:val="13"/>
+              </w:rPr>
+            </w:pPr>
+          </w:p>
+        </w:tc>
+        <w:tc>
+          <w:tcPr>
+            <w:tcW w:w="755" w:type="dxa"/>
+          </w:tcPr>
+          <w:p>
+            <w:pPr>
+              <w:rPr>
+                <w:sz w:val="13"/>
+                <w:szCs w:val="13"/>
+              </w:rPr>
+            </w:pPr>
+          </w:p>
+        </w:tc>
+        <w:tc>
+          <w:tcPr>
+            <w:tcW w:w="755" w:type="dxa"/>
+          </w:tcPr>
+          <w:p>
+            <w:pPr>
+              <w:rPr>
+                <w:sz w:val="13"/>
+                <w:szCs w:val="13"/>
+              </w:rPr>
+            </w:pPr>
+          </w:p>
+        </w:tc>
+        <w:tc>
+          <w:tcPr>
+            <w:tcW w:w="755" w:type="dxa"/>
+          </w:tcPr>
+          <w:p>
+            <w:pPr>
+              <w:rPr>
+                <w:sz w:val="13"/>
+                <w:szCs w:val="13"/>
+              </w:rPr>
+            </w:pPr>
+          </w:p>
+        </w:tc>
+      </w:tr>
+      <w:tr>
+        <w:trPr>
+          <w:jc w:val="center"/>
+        </w:trPr>
+        <w:tc>
+          <w:tcPr>
+            <w:tcW w:w="988" w:type="dxa"/>
+          </w:tcPr>
+          <w:p>
+            <w:pPr>
+              <w:rPr>
+                <w:rFonts w:hint="eastAsia"/>
+                <w:sz w:val="13"/>
+                <w:szCs w:val="13"/>
+              </w:rPr>
+            </w:pPr>
+            <w:proofErr w:type="gramStart"/>
+            <w:r>
+              <w:rPr>
+                <w:rFonts w:hint="eastAsia"/>
+                <w:sz w:val="13"/>
+                <w:szCs w:val="13"/>
+              </w:rPr>
+              <w:t>亲和图</w:t>
+            </w:r>
+            <w:proofErr w:type="gramEnd"/>
+          </w:p>
+        </w:tc>
+        <w:tc>
+          <w:tcPr>
+            <w:tcW w:w="708" w:type="dxa"/>
+          </w:tcPr>
+          <w:p>
+            <w:pPr>
+              <w:rPr>
+                <w:sz w:val="13"/>
+                <w:szCs w:val="13"/>
+              </w:rPr>
+            </w:pPr>
+          </w:p>
+        </w:tc>
+        <w:tc>
+          <w:tcPr>
+            <w:tcW w:w="563" w:type="dxa"/>
+          </w:tcPr>
+          <w:p>
+            <w:pPr>
+              <w:rPr>
+                <w:sz w:val="13"/>
+                <w:szCs w:val="13"/>
+              </w:rPr>
+            </w:pPr>
+            <w:r>
+              <w:rPr>
+                <w:rFonts w:hint="eastAsia"/>
+                <w:sz w:val="13"/>
+                <w:szCs w:val="13"/>
+              </w:rPr>
+              <w:t>5.</w:t>
+            </w:r>
+            <w:r>
+              <w:rPr>
+                <w:sz w:val="13"/>
+                <w:szCs w:val="13"/>
+              </w:rPr>
+              <w:t>2</w:t>
+            </w:r>
+          </w:p>
+        </w:tc>
+        <w:tc>
+          <w:tcPr>
+            <w:tcW w:w="753" w:type="dxa"/>
+          </w:tcPr>
+          <w:p>
+            <w:pPr>
+              <w:rPr>
+                <w:rFonts w:hint="eastAsia"/>
+                <w:sz w:val="13"/>
+                <w:szCs w:val="13"/>
+              </w:rPr>
+            </w:pPr>
+          </w:p>
+        </w:tc>
+        <w:tc>
+          <w:tcPr>
+            <w:tcW w:w="754" w:type="dxa"/>
+          </w:tcPr>
+          <w:p>
+            <w:pPr>
+              <w:rPr>
+                <w:sz w:val="13"/>
+                <w:szCs w:val="13"/>
+              </w:rPr>
+            </w:pPr>
+          </w:p>
+        </w:tc>
+        <w:tc>
+          <w:tcPr>
+            <w:tcW w:w="755" w:type="dxa"/>
+          </w:tcPr>
+          <w:p>
+            <w:pPr>
+              <w:rPr>
+                <w:sz w:val="13"/>
+                <w:szCs w:val="13"/>
+              </w:rPr>
+            </w:pPr>
+            <w:r>
+              <w:rPr>
+                <w:rFonts w:hint="eastAsia"/>
+                <w:sz w:val="13"/>
+                <w:szCs w:val="13"/>
+              </w:rPr>
+              <w:t>8.</w:t>
+            </w:r>
+            <w:r>
+              <w:rPr>
+                <w:sz w:val="13"/>
+                <w:szCs w:val="13"/>
+              </w:rPr>
+              <w:t>2</w:t>
+            </w:r>
+          </w:p>
+        </w:tc>
+        <w:tc>
+          <w:tcPr>
+            <w:tcW w:w="755" w:type="dxa"/>
+          </w:tcPr>
+          <w:p>
+            <w:pPr>
+              <w:rPr>
+                <w:sz w:val="13"/>
+                <w:szCs w:val="13"/>
+              </w:rPr>
+            </w:pPr>
+          </w:p>
+        </w:tc>
+        <w:tc>
+          <w:tcPr>
+            <w:tcW w:w="755" w:type="dxa"/>
+          </w:tcPr>
+          <w:p>
+            <w:pPr>
+              <w:rPr>
+                <w:sz w:val="13"/>
+                <w:szCs w:val="13"/>
+              </w:rPr>
+            </w:pPr>
+          </w:p>
+        </w:tc>
+        <w:tc>
+          <w:tcPr>
+            <w:tcW w:w="755" w:type="dxa"/>
+          </w:tcPr>
+          <w:p>
+            <w:pPr>
+              <w:rPr>
+                <w:sz w:val="13"/>
+                <w:szCs w:val="13"/>
+              </w:rPr>
+            </w:pPr>
+          </w:p>
+        </w:tc>
+        <w:tc>
+          <w:tcPr>
+            <w:tcW w:w="755" w:type="dxa"/>
+          </w:tcPr>
+          <w:p>
+            <w:pPr>
+              <w:rPr>
+                <w:sz w:val="13"/>
+                <w:szCs w:val="13"/>
+              </w:rPr>
+            </w:pPr>
+          </w:p>
+        </w:tc>
+        <w:tc>
+          <w:tcPr>
+            <w:tcW w:w="755" w:type="dxa"/>
+          </w:tcPr>
+          <w:p>
+            <w:pPr>
+              <w:rPr>
+                <w:sz w:val="13"/>
+                <w:szCs w:val="13"/>
+              </w:rPr>
+            </w:pPr>
+          </w:p>
+        </w:tc>
+      </w:tr>
+      <w:tr>
+        <w:trPr>
+          <w:jc w:val="center"/>
+        </w:trPr>
+        <w:tc>
+          <w:tcPr>
+            <w:tcW w:w="988" w:type="dxa"/>
+          </w:tcPr>
+          <w:p>
+            <w:pPr>
+              <w:rPr>
+                <w:rFonts w:hint="eastAsia"/>
+                <w:sz w:val="13"/>
+                <w:szCs w:val="13"/>
+              </w:rPr>
+            </w:pPr>
+            <w:r>
+              <w:rPr>
+                <w:rFonts w:hint="eastAsia"/>
+                <w:sz w:val="13"/>
+                <w:szCs w:val="13"/>
+              </w:rPr>
+              <w:lastRenderedPageBreak/>
+              <w:t>因果图</w:t>
+            </w:r>
+          </w:p>
+        </w:tc>
+        <w:tc>
+          <w:tcPr>
+            <w:tcW w:w="708" w:type="dxa"/>
+          </w:tcPr>
+          <w:p>
+            <w:pPr>
+              <w:rPr>
+                <w:sz w:val="13"/>
+                <w:szCs w:val="13"/>
+              </w:rPr>
+            </w:pPr>
+          </w:p>
+        </w:tc>
+        <w:tc>
+          <w:tcPr>
+            <w:tcW w:w="563" w:type="dxa"/>
+          </w:tcPr>
+          <w:p>
+            <w:pPr>
+              <w:rPr>
+                <w:sz w:val="13"/>
+                <w:szCs w:val="13"/>
+              </w:rPr>
+            </w:pPr>
+          </w:p>
+        </w:tc>
+        <w:tc>
+          <w:tcPr>
+            <w:tcW w:w="753" w:type="dxa"/>
+          </w:tcPr>
+          <w:p>
+            <w:pPr>
+              <w:rPr>
+                <w:rFonts w:hint="eastAsia"/>
+                <w:sz w:val="13"/>
+                <w:szCs w:val="13"/>
+              </w:rPr>
+            </w:pPr>
+          </w:p>
+        </w:tc>
+        <w:tc>
+          <w:tcPr>
+            <w:tcW w:w="754" w:type="dxa"/>
+          </w:tcPr>
+          <w:p>
+            <w:pPr>
+              <w:rPr>
+                <w:sz w:val="13"/>
+                <w:szCs w:val="13"/>
+              </w:rPr>
+            </w:pPr>
+          </w:p>
+        </w:tc>
+        <w:tc>
+          <w:tcPr>
+            <w:tcW w:w="755" w:type="dxa"/>
+          </w:tcPr>
+          <w:p>
+            <w:pPr>
+              <w:rPr>
+                <w:sz w:val="13"/>
+                <w:szCs w:val="13"/>
+              </w:rPr>
+            </w:pPr>
+            <w:r>
+              <w:rPr>
+                <w:rFonts w:hint="eastAsia"/>
+                <w:sz w:val="13"/>
+                <w:szCs w:val="13"/>
+              </w:rPr>
+              <w:t>8.</w:t>
+            </w:r>
+            <w:r>
+              <w:rPr>
+                <w:sz w:val="13"/>
+                <w:szCs w:val="13"/>
+              </w:rPr>
+              <w:t>2</w:t>
+            </w:r>
+          </w:p>
+          <w:p>
+            <w:pPr>
+              <w:rPr>
+                <w:sz w:val="13"/>
+                <w:szCs w:val="13"/>
+              </w:rPr>
+            </w:pPr>
+            <w:r>
+              <w:rPr>
+                <w:sz w:val="13"/>
+                <w:szCs w:val="13"/>
+              </w:rPr>
+              <w:t>8</w:t>
+            </w:r>
+            <w:r>
+              <w:rPr>
+                <w:rFonts w:hint="eastAsia"/>
+                <w:sz w:val="13"/>
+                <w:szCs w:val="13"/>
+              </w:rPr>
+              <w:t>.</w:t>
+            </w:r>
+            <w:r>
+              <w:rPr>
+                <w:sz w:val="13"/>
+                <w:szCs w:val="13"/>
+              </w:rPr>
+              <w:t>3</w:t>
+            </w:r>
+          </w:p>
+        </w:tc>
+        <w:tc>
+          <w:tcPr>
+            <w:tcW w:w="755" w:type="dxa"/>
+          </w:tcPr>
+          <w:p>
+            <w:pPr>
+              <w:rPr>
+                <w:sz w:val="13"/>
+                <w:szCs w:val="13"/>
+              </w:rPr>
+            </w:pPr>
+          </w:p>
+        </w:tc>
+        <w:tc>
+          <w:tcPr>
+            <w:tcW w:w="755" w:type="dxa"/>
+          </w:tcPr>
+          <w:p>
+            <w:pPr>
+              <w:rPr>
+                <w:sz w:val="13"/>
+                <w:szCs w:val="13"/>
+              </w:rPr>
+            </w:pPr>
+          </w:p>
+        </w:tc>
+        <w:tc>
+          <w:tcPr>
+            <w:tcW w:w="755" w:type="dxa"/>
+          </w:tcPr>
+          <w:p>
+            <w:pPr>
+              <w:rPr>
+                <w:sz w:val="13"/>
+                <w:szCs w:val="13"/>
+              </w:rPr>
+            </w:pPr>
+          </w:p>
+        </w:tc>
+        <w:tc>
+          <w:tcPr>
+            <w:tcW w:w="755" w:type="dxa"/>
+          </w:tcPr>
+          <w:p>
+            <w:pPr>
+              <w:rPr>
+                <w:sz w:val="13"/>
+                <w:szCs w:val="13"/>
+              </w:rPr>
+            </w:pPr>
+          </w:p>
+        </w:tc>
+        <w:tc>
+          <w:tcPr>
+            <w:tcW w:w="755" w:type="dxa"/>
+          </w:tcPr>
+          <w:p>
+            <w:pPr>
+              <w:rPr>
+                <w:sz w:val="13"/>
+                <w:szCs w:val="13"/>
+              </w:rPr>
+            </w:pPr>
+          </w:p>
+        </w:tc>
+      </w:tr>
+      <w:tr>
+        <w:trPr>
+          <w:jc w:val="center"/>
+        </w:trPr>
+        <w:tc>
+          <w:tcPr>
+            <w:tcW w:w="988" w:type="dxa"/>
+          </w:tcPr>
+          <w:p>
+            <w:pPr>
+              <w:rPr>
+                <w:rFonts w:hint="eastAsia"/>
+                <w:sz w:val="13"/>
+                <w:szCs w:val="13"/>
+              </w:rPr>
+            </w:pPr>
+            <w:r>
+              <w:rPr>
+                <w:rFonts w:hint="eastAsia"/>
+                <w:sz w:val="13"/>
+                <w:szCs w:val="13"/>
+              </w:rPr>
+              <w:t>控制图</w:t>
+            </w:r>
+          </w:p>
+        </w:tc>
+        <w:tc>
+          <w:tcPr>
+            <w:tcW w:w="708" w:type="dxa"/>
+          </w:tcPr>
+          <w:p>
+            <w:pPr>
+              <w:rPr>
+                <w:sz w:val="13"/>
+                <w:szCs w:val="13"/>
+              </w:rPr>
+            </w:pPr>
+          </w:p>
+        </w:tc>
+        <w:tc>
+          <w:tcPr>
+            <w:tcW w:w="563" w:type="dxa"/>
+          </w:tcPr>
+          <w:p>
+            <w:pPr>
+              <w:rPr>
+                <w:sz w:val="13"/>
+                <w:szCs w:val="13"/>
+              </w:rPr>
+            </w:pPr>
+          </w:p>
+        </w:tc>
+        <w:tc>
+          <w:tcPr>
+            <w:tcW w:w="753" w:type="dxa"/>
+          </w:tcPr>
+          <w:p>
+            <w:pPr>
+              <w:rPr>
+                <w:rFonts w:hint="eastAsia"/>
+                <w:sz w:val="13"/>
+                <w:szCs w:val="13"/>
+              </w:rPr>
+            </w:pPr>
+          </w:p>
+        </w:tc>
+        <w:tc>
+          <w:tcPr>
+            <w:tcW w:w="754" w:type="dxa"/>
+          </w:tcPr>
+          <w:p>
+            <w:pPr>
+              <w:rPr>
+                <w:sz w:val="13"/>
+                <w:szCs w:val="13"/>
+              </w:rPr>
+            </w:pPr>
+          </w:p>
+        </w:tc>
+        <w:tc>
+          <w:tcPr>
+            <w:tcW w:w="755" w:type="dxa"/>
+          </w:tcPr>
+          <w:p>
+            <w:pPr>
+              <w:rPr>
+                <w:sz w:val="13"/>
+                <w:szCs w:val="13"/>
+              </w:rPr>
+            </w:pPr>
+            <w:r>
+              <w:rPr>
+                <w:rFonts w:hint="eastAsia"/>
+                <w:sz w:val="13"/>
+                <w:szCs w:val="13"/>
+              </w:rPr>
+              <w:t>8.</w:t>
+            </w:r>
+            <w:r>
+              <w:rPr>
+                <w:sz w:val="13"/>
+                <w:szCs w:val="13"/>
+              </w:rPr>
+              <w:t>3</w:t>
+            </w:r>
+          </w:p>
+        </w:tc>
+        <w:tc>
+          <w:tcPr>
+            <w:tcW w:w="755" w:type="dxa"/>
+          </w:tcPr>
+          <w:p>
+            <w:pPr>
+              <w:rPr>
+                <w:sz w:val="13"/>
+                <w:szCs w:val="13"/>
+              </w:rPr>
+            </w:pPr>
+          </w:p>
+        </w:tc>
+        <w:tc>
+          <w:tcPr>
+            <w:tcW w:w="755" w:type="dxa"/>
+          </w:tcPr>
+          <w:p>
+            <w:pPr>
+              <w:rPr>
+                <w:sz w:val="13"/>
+                <w:szCs w:val="13"/>
+              </w:rPr>
+            </w:pPr>
+          </w:p>
+        </w:tc>
+        <w:tc>
+          <w:tcPr>
+            <w:tcW w:w="755" w:type="dxa"/>
+          </w:tcPr>
+          <w:p>
+            <w:pPr>
+              <w:rPr>
+                <w:sz w:val="13"/>
+                <w:szCs w:val="13"/>
+              </w:rPr>
+            </w:pPr>
+          </w:p>
+        </w:tc>
+        <w:tc>
+          <w:tcPr>
+            <w:tcW w:w="755" w:type="dxa"/>
+          </w:tcPr>
+          <w:p>
+            <w:pPr>
+              <w:rPr>
+                <w:sz w:val="13"/>
+                <w:szCs w:val="13"/>
+              </w:rPr>
+            </w:pPr>
+          </w:p>
+        </w:tc>
+        <w:tc>
+          <w:tcPr>
+            <w:tcW w:w="755" w:type="dxa"/>
+          </w:tcPr>
+          <w:p>
+            <w:pPr>
+              <w:rPr>
+                <w:sz w:val="13"/>
+                <w:szCs w:val="13"/>
+              </w:rPr>
+            </w:pPr>
+          </w:p>
+        </w:tc>
+      </w:tr>
+      <w:tr>
+        <w:trPr>
+          <w:jc w:val="center"/>
+        </w:trPr>
+        <w:tc>
+          <w:tcPr>
+            <w:tcW w:w="988" w:type="dxa"/>
+          </w:tcPr>
+          <w:p>
+            <w:pPr>
+              <w:rPr>
+                <w:rFonts w:hint="eastAsia"/>
+                <w:sz w:val="13"/>
+                <w:szCs w:val="13"/>
+              </w:rPr>
+            </w:pPr>
+            <w:r>
+              <w:rPr>
+                <w:rFonts w:hint="eastAsia"/>
+                <w:sz w:val="13"/>
+                <w:szCs w:val="13"/>
+              </w:rPr>
+              <w:t>流程图</w:t>
+            </w:r>
+          </w:p>
+        </w:tc>
+        <w:tc>
+          <w:tcPr>
+            <w:tcW w:w="708" w:type="dxa"/>
+          </w:tcPr>
+          <w:p>
+            <w:pPr>
+              <w:rPr>
+                <w:sz w:val="13"/>
+                <w:szCs w:val="13"/>
+              </w:rPr>
+            </w:pPr>
+          </w:p>
+        </w:tc>
+        <w:tc>
+          <w:tcPr>
+            <w:tcW w:w="563" w:type="dxa"/>
+          </w:tcPr>
+          <w:p>
+            <w:pPr>
+              <w:rPr>
+                <w:sz w:val="13"/>
+                <w:szCs w:val="13"/>
+              </w:rPr>
+            </w:pPr>
+          </w:p>
+        </w:tc>
+        <w:tc>
+          <w:tcPr>
+            <w:tcW w:w="753" w:type="dxa"/>
+          </w:tcPr>
+          <w:p>
+            <w:pPr>
+              <w:rPr>
+                <w:rFonts w:hint="eastAsia"/>
+                <w:sz w:val="13"/>
+                <w:szCs w:val="13"/>
+              </w:rPr>
+            </w:pPr>
+          </w:p>
+        </w:tc>
+        <w:tc>
+          <w:tcPr>
+            <w:tcW w:w="754" w:type="dxa"/>
+          </w:tcPr>
+          <w:p>
+            <w:pPr>
+              <w:rPr>
+                <w:sz w:val="13"/>
+                <w:szCs w:val="13"/>
+              </w:rPr>
+            </w:pPr>
+          </w:p>
+        </w:tc>
+        <w:tc>
+          <w:tcPr>
+            <w:tcW w:w="755" w:type="dxa"/>
+          </w:tcPr>
+          <w:p>
+            <w:pPr>
+              <w:rPr>
+                <w:sz w:val="13"/>
+                <w:szCs w:val="13"/>
+              </w:rPr>
+            </w:pPr>
+            <w:r>
+              <w:rPr>
+                <w:rFonts w:hint="eastAsia"/>
+                <w:sz w:val="13"/>
+                <w:szCs w:val="13"/>
+              </w:rPr>
+              <w:t>8.</w:t>
+            </w:r>
+            <w:r>
+              <w:rPr>
+                <w:sz w:val="13"/>
+                <w:szCs w:val="13"/>
+              </w:rPr>
+              <w:t>2</w:t>
+            </w:r>
+          </w:p>
+          <w:p>
+            <w:pPr>
+              <w:rPr>
+                <w:sz w:val="13"/>
+                <w:szCs w:val="13"/>
+              </w:rPr>
+            </w:pPr>
+            <w:r>
+              <w:rPr>
+                <w:sz w:val="13"/>
+                <w:szCs w:val="13"/>
+              </w:rPr>
+              <w:t>8</w:t>
+            </w:r>
+            <w:r>
+              <w:rPr>
+                <w:rFonts w:hint="eastAsia"/>
+                <w:sz w:val="13"/>
+                <w:szCs w:val="13"/>
+              </w:rPr>
+              <w:t>.</w:t>
+            </w:r>
+            <w:r>
+              <w:rPr>
+                <w:sz w:val="13"/>
+                <w:szCs w:val="13"/>
+              </w:rPr>
+              <w:t>3</w:t>
+            </w:r>
+          </w:p>
+        </w:tc>
+        <w:tc>
+          <w:tcPr>
+            <w:tcW w:w="755" w:type="dxa"/>
+          </w:tcPr>
+          <w:p>
+            <w:pPr>
+              <w:rPr>
+                <w:sz w:val="13"/>
+                <w:szCs w:val="13"/>
+              </w:rPr>
+            </w:pPr>
+          </w:p>
+        </w:tc>
+        <w:tc>
+          <w:tcPr>
+            <w:tcW w:w="755" w:type="dxa"/>
+          </w:tcPr>
+          <w:p>
+            <w:pPr>
+              <w:rPr>
+                <w:sz w:val="13"/>
+                <w:szCs w:val="13"/>
+              </w:rPr>
+            </w:pPr>
+          </w:p>
+        </w:tc>
+        <w:tc>
+          <w:tcPr>
+            <w:tcW w:w="755" w:type="dxa"/>
+          </w:tcPr>
+          <w:p>
+            <w:pPr>
+              <w:rPr>
+                <w:sz w:val="13"/>
+                <w:szCs w:val="13"/>
+              </w:rPr>
+            </w:pPr>
+          </w:p>
+        </w:tc>
+        <w:tc>
+          <w:tcPr>
+            <w:tcW w:w="755" w:type="dxa"/>
+          </w:tcPr>
+          <w:p>
+            <w:pPr>
+              <w:rPr>
+                <w:sz w:val="13"/>
+                <w:szCs w:val="13"/>
+              </w:rPr>
+            </w:pPr>
+          </w:p>
+        </w:tc>
+        <w:tc>
+          <w:tcPr>
+            <w:tcW w:w="755" w:type="dxa"/>
+          </w:tcPr>
+          <w:p>
+            <w:pPr>
+              <w:rPr>
+                <w:sz w:val="13"/>
+                <w:szCs w:val="13"/>
+              </w:rPr>
+            </w:pPr>
+          </w:p>
+        </w:tc>
+      </w:tr>
+      <w:tr>
+        <w:trPr>
+          <w:jc w:val="center"/>
+        </w:trPr>
+        <w:tc>
+          <w:tcPr>
+            <w:tcW w:w="988" w:type="dxa"/>
+          </w:tcPr>
+          <w:p>
+            <w:pPr>
+              <w:rPr>
+                <w:rFonts w:hint="eastAsia"/>
+                <w:sz w:val="13"/>
+                <w:szCs w:val="13"/>
+              </w:rPr>
+            </w:pPr>
+            <w:proofErr w:type="gramStart"/>
+            <w:r>
+              <w:rPr>
+                <w:rFonts w:hint="eastAsia"/>
+                <w:sz w:val="13"/>
+                <w:szCs w:val="13"/>
+              </w:rPr>
+              <w:t>层级图</w:t>
+            </w:r>
+            <w:proofErr w:type="gramEnd"/>
+          </w:p>
+        </w:tc>
+        <w:tc>
+          <w:tcPr>
+            <w:tcW w:w="708" w:type="dxa"/>
+          </w:tcPr>
+          <w:p>
+            <w:pPr>
+              <w:rPr>
+                <w:sz w:val="13"/>
+                <w:szCs w:val="13"/>
+              </w:rPr>
+            </w:pPr>
+          </w:p>
+        </w:tc>
+        <w:tc>
+          <w:tcPr>
+            <w:tcW w:w="563" w:type="dxa"/>
+          </w:tcPr>
+          <w:p>
+            <w:pPr>
+              <w:rPr>
+                <w:sz w:val="13"/>
+                <w:szCs w:val="13"/>
+              </w:rPr>
+            </w:pPr>
+          </w:p>
+        </w:tc>
+        <w:tc>
+          <w:tcPr>
+            <w:tcW w:w="753" w:type="dxa"/>
+          </w:tcPr>
+          <w:p>
+            <w:pPr>
+              <w:rPr>
+                <w:rFonts w:hint="eastAsia"/>
+                <w:sz w:val="13"/>
+                <w:szCs w:val="13"/>
+              </w:rPr>
+            </w:pPr>
+          </w:p>
+        </w:tc>
+        <w:tc>
+          <w:tcPr>
+            <w:tcW w:w="754" w:type="dxa"/>
+          </w:tcPr>
+          <w:p>
+            <w:pPr>
+              <w:rPr>
+                <w:sz w:val="13"/>
+                <w:szCs w:val="13"/>
+              </w:rPr>
+            </w:pPr>
+          </w:p>
+        </w:tc>
+        <w:tc>
+          <w:tcPr>
+            <w:tcW w:w="755" w:type="dxa"/>
+          </w:tcPr>
+          <w:p>
+            <w:pPr>
+              <w:rPr>
+                <w:sz w:val="13"/>
+                <w:szCs w:val="13"/>
+              </w:rPr>
+            </w:pPr>
+          </w:p>
+        </w:tc>
+        <w:tc>
+          <w:tcPr>
+            <w:tcW w:w="755" w:type="dxa"/>
+          </w:tcPr>
+          <w:p>
+            <w:pPr>
+              <w:rPr>
+                <w:sz w:val="13"/>
+                <w:szCs w:val="13"/>
+              </w:rPr>
+            </w:pPr>
+            <w:r>
+              <w:rPr>
+                <w:rFonts w:hint="eastAsia"/>
+                <w:sz w:val="13"/>
+                <w:szCs w:val="13"/>
+              </w:rPr>
+              <w:t>9.</w:t>
+            </w:r>
+            <w:r>
+              <w:rPr>
+                <w:sz w:val="13"/>
+                <w:szCs w:val="13"/>
+              </w:rPr>
+              <w:t>1</w:t>
+            </w:r>
+          </w:p>
+        </w:tc>
+        <w:tc>
+          <w:tcPr>
+            <w:tcW w:w="755" w:type="dxa"/>
+          </w:tcPr>
+          <w:p>
+            <w:pPr>
+              <w:rPr>
+                <w:sz w:val="13"/>
+                <w:szCs w:val="13"/>
+              </w:rPr>
+            </w:pPr>
+          </w:p>
+        </w:tc>
+        <w:tc>
+          <w:tcPr>
+            <w:tcW w:w="755" w:type="dxa"/>
+          </w:tcPr>
+          <w:p>
+            <w:pPr>
+              <w:rPr>
+                <w:sz w:val="13"/>
+                <w:szCs w:val="13"/>
+              </w:rPr>
+            </w:pPr>
+          </w:p>
+        </w:tc>
+        <w:tc>
+          <w:tcPr>
+            <w:tcW w:w="755" w:type="dxa"/>
+          </w:tcPr>
+          <w:p>
+            <w:pPr>
+              <w:rPr>
+                <w:sz w:val="13"/>
+                <w:szCs w:val="13"/>
+              </w:rPr>
+            </w:pPr>
+          </w:p>
+        </w:tc>
+        <w:tc>
+          <w:tcPr>
+            <w:tcW w:w="755" w:type="dxa"/>
+          </w:tcPr>
+          <w:p>
+            <w:pPr>
+              <w:rPr>
+                <w:sz w:val="13"/>
+                <w:szCs w:val="13"/>
+              </w:rPr>
+            </w:pPr>
+          </w:p>
+        </w:tc>
+      </w:tr>
+      <w:tr>
+        <w:trPr>
+          <w:jc w:val="center"/>
+        </w:trPr>
+        <w:tc>
+          <w:tcPr>
+            <w:tcW w:w="988" w:type="dxa"/>
+          </w:tcPr>
+          <w:p>
+            <w:pPr>
+              <w:rPr>
+                <w:rFonts w:hint="eastAsia"/>
+                <w:sz w:val="13"/>
+                <w:szCs w:val="13"/>
+              </w:rPr>
+            </w:pPr>
+            <w:r>
+              <w:rPr>
+                <w:rFonts w:hint="eastAsia"/>
+                <w:sz w:val="13"/>
+                <w:szCs w:val="13"/>
+              </w:rPr>
+              <w:t>直方图</w:t>
+            </w:r>
+          </w:p>
+        </w:tc>
+        <w:tc>
+          <w:tcPr>
+            <w:tcW w:w="708" w:type="dxa"/>
+          </w:tcPr>
+          <w:p>
+            <w:pPr>
+              <w:rPr>
+                <w:sz w:val="13"/>
+                <w:szCs w:val="13"/>
+              </w:rPr>
+            </w:pPr>
+          </w:p>
+        </w:tc>
+        <w:tc>
+          <w:tcPr>
+            <w:tcW w:w="563" w:type="dxa"/>
+          </w:tcPr>
+          <w:p>
+            <w:pPr>
+              <w:rPr>
+                <w:sz w:val="13"/>
+                <w:szCs w:val="13"/>
+              </w:rPr>
+            </w:pPr>
+          </w:p>
+        </w:tc>
+        <w:tc>
+          <w:tcPr>
+            <w:tcW w:w="753" w:type="dxa"/>
+          </w:tcPr>
+          <w:p>
+            <w:pPr>
+              <w:rPr>
+                <w:rFonts w:hint="eastAsia"/>
+                <w:sz w:val="13"/>
+                <w:szCs w:val="13"/>
+              </w:rPr>
+            </w:pPr>
+          </w:p>
+        </w:tc>
+        <w:tc>
+          <w:tcPr>
+            <w:tcW w:w="754" w:type="dxa"/>
+          </w:tcPr>
+          <w:p>
+            <w:pPr>
+              <w:rPr>
+                <w:sz w:val="13"/>
+                <w:szCs w:val="13"/>
+              </w:rPr>
+            </w:pPr>
+          </w:p>
+        </w:tc>
+        <w:tc>
+          <w:tcPr>
+            <w:tcW w:w="755" w:type="dxa"/>
+          </w:tcPr>
+          <w:p>
+            <w:pPr>
+              <w:rPr>
+                <w:sz w:val="13"/>
+                <w:szCs w:val="13"/>
+              </w:rPr>
+            </w:pPr>
+            <w:r>
+              <w:rPr>
+                <w:rFonts w:hint="eastAsia"/>
+                <w:sz w:val="13"/>
+                <w:szCs w:val="13"/>
+              </w:rPr>
+              <w:t>8.</w:t>
+            </w:r>
+            <w:r>
+              <w:rPr>
+                <w:sz w:val="13"/>
+                <w:szCs w:val="13"/>
+              </w:rPr>
+              <w:t>2</w:t>
+            </w:r>
+          </w:p>
+          <w:p>
+            <w:pPr>
+              <w:rPr>
+                <w:sz w:val="13"/>
+                <w:szCs w:val="13"/>
+              </w:rPr>
+            </w:pPr>
+            <w:r>
+              <w:rPr>
+                <w:sz w:val="13"/>
+                <w:szCs w:val="13"/>
+              </w:rPr>
+              <w:t>8</w:t>
+            </w:r>
+            <w:r>
+              <w:rPr>
+                <w:rFonts w:hint="eastAsia"/>
+                <w:sz w:val="13"/>
+                <w:szCs w:val="13"/>
+              </w:rPr>
+              <w:t>.</w:t>
+            </w:r>
+            <w:r>
+              <w:rPr>
+                <w:sz w:val="13"/>
+                <w:szCs w:val="13"/>
+              </w:rPr>
+              <w:t>3</w:t>
+            </w:r>
+          </w:p>
+        </w:tc>
+        <w:tc>
+          <w:tcPr>
+            <w:tcW w:w="755" w:type="dxa"/>
+          </w:tcPr>
+          <w:p>
+            <w:pPr>
+              <w:rPr>
+                <w:sz w:val="13"/>
+                <w:szCs w:val="13"/>
+              </w:rPr>
+            </w:pPr>
+          </w:p>
+        </w:tc>
+        <w:tc>
+          <w:tcPr>
+            <w:tcW w:w="755" w:type="dxa"/>
+          </w:tcPr>
+          <w:p>
+            <w:pPr>
+              <w:rPr>
+                <w:sz w:val="13"/>
+                <w:szCs w:val="13"/>
+              </w:rPr>
+            </w:pPr>
+          </w:p>
+        </w:tc>
+        <w:tc>
+          <w:tcPr>
+            <w:tcW w:w="755" w:type="dxa"/>
+          </w:tcPr>
+          <w:p>
+            <w:pPr>
+              <w:rPr>
+                <w:sz w:val="13"/>
+                <w:szCs w:val="13"/>
+              </w:rPr>
+            </w:pPr>
+          </w:p>
+        </w:tc>
+        <w:tc>
+          <w:tcPr>
+            <w:tcW w:w="755" w:type="dxa"/>
+          </w:tcPr>
+          <w:p>
+            <w:pPr>
+              <w:rPr>
+                <w:sz w:val="13"/>
+                <w:szCs w:val="13"/>
+              </w:rPr>
+            </w:pPr>
+          </w:p>
+        </w:tc>
+        <w:tc>
+          <w:tcPr>
+            <w:tcW w:w="755" w:type="dxa"/>
+          </w:tcPr>
+          <w:p>
+            <w:pPr>
+              <w:rPr>
+                <w:sz w:val="13"/>
+                <w:szCs w:val="13"/>
+              </w:rPr>
+            </w:pPr>
+          </w:p>
+        </w:tc>
+      </w:tr>
+      <w:tr>
+        <w:trPr>
+          <w:jc w:val="center"/>
+        </w:trPr>
+        <w:tc>
+          <w:tcPr>
+            <w:tcW w:w="988" w:type="dxa"/>
+          </w:tcPr>
+          <w:p>
+            <w:pPr>
+              <w:rPr>
+                <w:rFonts w:hint="eastAsia"/>
+                <w:sz w:val="13"/>
+                <w:szCs w:val="13"/>
+              </w:rPr>
+            </w:pPr>
+            <w:r>
+              <w:rPr>
+                <w:rFonts w:hint="eastAsia"/>
+                <w:sz w:val="13"/>
+                <w:szCs w:val="13"/>
+              </w:rPr>
+              <w:t>逻辑数据模型</w:t>
+            </w:r>
+          </w:p>
+        </w:tc>
+        <w:tc>
+          <w:tcPr>
+            <w:tcW w:w="708" w:type="dxa"/>
+          </w:tcPr>
+          <w:p>
+            <w:pPr>
+              <w:rPr>
+                <w:sz w:val="13"/>
+                <w:szCs w:val="13"/>
+              </w:rPr>
+            </w:pPr>
+          </w:p>
+        </w:tc>
+        <w:tc>
+          <w:tcPr>
+            <w:tcW w:w="563" w:type="dxa"/>
+          </w:tcPr>
+          <w:p>
+            <w:pPr>
+              <w:rPr>
+                <w:sz w:val="13"/>
+                <w:szCs w:val="13"/>
+              </w:rPr>
+            </w:pPr>
+          </w:p>
+        </w:tc>
+        <w:tc>
+          <w:tcPr>
+            <w:tcW w:w="753" w:type="dxa"/>
+          </w:tcPr>
+          <w:p>
+            <w:pPr>
+              <w:rPr>
+                <w:rFonts w:hint="eastAsia"/>
+                <w:sz w:val="13"/>
+                <w:szCs w:val="13"/>
+              </w:rPr>
+            </w:pPr>
+          </w:p>
+        </w:tc>
+        <w:tc>
+          <w:tcPr>
+            <w:tcW w:w="754" w:type="dxa"/>
+          </w:tcPr>
+          <w:p>
+            <w:pPr>
+              <w:rPr>
+                <w:sz w:val="13"/>
+                <w:szCs w:val="13"/>
+              </w:rPr>
+            </w:pPr>
+          </w:p>
+        </w:tc>
+        <w:tc>
+          <w:tcPr>
+            <w:tcW w:w="755" w:type="dxa"/>
+          </w:tcPr>
+          <w:p>
+            <w:pPr>
+              <w:rPr>
+                <w:sz w:val="13"/>
+                <w:szCs w:val="13"/>
+              </w:rPr>
+            </w:pPr>
+            <w:r>
+              <w:rPr>
+                <w:rFonts w:hint="eastAsia"/>
+                <w:sz w:val="13"/>
+                <w:szCs w:val="13"/>
+              </w:rPr>
+              <w:t>8.</w:t>
+            </w:r>
+            <w:r>
+              <w:rPr>
+                <w:sz w:val="13"/>
+                <w:szCs w:val="13"/>
+              </w:rPr>
+              <w:t>1</w:t>
+            </w:r>
+          </w:p>
+        </w:tc>
+        <w:tc>
+          <w:tcPr>
+            <w:tcW w:w="755" w:type="dxa"/>
+          </w:tcPr>
+          <w:p>
+            <w:pPr>
+              <w:rPr>
+                <w:sz w:val="13"/>
+                <w:szCs w:val="13"/>
+              </w:rPr>
+            </w:pPr>
+          </w:p>
+        </w:tc>
+        <w:tc>
+          <w:tcPr>
+            <w:tcW w:w="755" w:type="dxa"/>
+          </w:tcPr>
+          <w:p>
+            <w:pPr>
+              <w:rPr>
+                <w:sz w:val="13"/>
+                <w:szCs w:val="13"/>
+              </w:rPr>
+            </w:pPr>
+          </w:p>
+        </w:tc>
+        <w:tc>
+          <w:tcPr>
+            <w:tcW w:w="755" w:type="dxa"/>
+          </w:tcPr>
+          <w:p>
+            <w:pPr>
+              <w:rPr>
+                <w:sz w:val="13"/>
+                <w:szCs w:val="13"/>
+              </w:rPr>
+            </w:pPr>
+          </w:p>
+        </w:tc>
+        <w:tc>
+          <w:tcPr>
+            <w:tcW w:w="755" w:type="dxa"/>
+          </w:tcPr>
+          <w:p>
+            <w:pPr>
+              <w:rPr>
+                <w:sz w:val="13"/>
+                <w:szCs w:val="13"/>
+              </w:rPr>
+            </w:pPr>
+          </w:p>
+        </w:tc>
+        <w:tc>
+          <w:tcPr>
+            <w:tcW w:w="755" w:type="dxa"/>
+          </w:tcPr>
+          <w:p>
+            <w:pPr>
+              <w:rPr>
+                <w:sz w:val="13"/>
+                <w:szCs w:val="13"/>
+              </w:rPr>
+            </w:pPr>
+          </w:p>
+        </w:tc>
+      </w:tr>
+      <w:tr>
+        <w:trPr>
+          <w:jc w:val="center"/>
+        </w:trPr>
+        <w:tc>
+          <w:tcPr>
+            <w:tcW w:w="988" w:type="dxa"/>
+          </w:tcPr>
+          <w:p>
+            <w:pPr>
+              <w:rPr>
+                <w:rFonts w:hint="eastAsia"/>
+                <w:sz w:val="13"/>
+                <w:szCs w:val="13"/>
+              </w:rPr>
+            </w:pPr>
+            <w:r>
+              <w:rPr>
+                <w:rFonts w:hint="eastAsia"/>
+                <w:sz w:val="13"/>
+                <w:szCs w:val="13"/>
+              </w:rPr>
+              <w:t>矩阵图</w:t>
+            </w:r>
+          </w:p>
+        </w:tc>
+        <w:tc>
+          <w:tcPr>
+            <w:tcW w:w="708" w:type="dxa"/>
+          </w:tcPr>
+          <w:p>
+            <w:pPr>
+              <w:rPr>
+                <w:sz w:val="13"/>
+                <w:szCs w:val="13"/>
+              </w:rPr>
+            </w:pPr>
+          </w:p>
+        </w:tc>
+        <w:tc>
+          <w:tcPr>
+            <w:tcW w:w="563" w:type="dxa"/>
+          </w:tcPr>
+          <w:p>
+            <w:pPr>
+              <w:rPr>
+                <w:sz w:val="13"/>
+                <w:szCs w:val="13"/>
+              </w:rPr>
+            </w:pPr>
+          </w:p>
+        </w:tc>
+        <w:tc>
+          <w:tcPr>
+            <w:tcW w:w="753" w:type="dxa"/>
+          </w:tcPr>
+          <w:p>
+            <w:pPr>
+              <w:rPr>
+                <w:rFonts w:hint="eastAsia"/>
+                <w:sz w:val="13"/>
+                <w:szCs w:val="13"/>
+              </w:rPr>
+            </w:pPr>
+          </w:p>
+        </w:tc>
+        <w:tc>
+          <w:tcPr>
+            <w:tcW w:w="754" w:type="dxa"/>
+          </w:tcPr>
+          <w:p>
+            <w:pPr>
+              <w:rPr>
+                <w:sz w:val="13"/>
+                <w:szCs w:val="13"/>
+              </w:rPr>
+            </w:pPr>
+          </w:p>
+        </w:tc>
+        <w:tc>
+          <w:tcPr>
+            <w:tcW w:w="755" w:type="dxa"/>
+          </w:tcPr>
+          <w:p>
+            <w:pPr>
+              <w:rPr>
+                <w:sz w:val="13"/>
+                <w:szCs w:val="13"/>
+              </w:rPr>
+            </w:pPr>
+            <w:r>
+              <w:rPr>
+                <w:rFonts w:hint="eastAsia"/>
+                <w:sz w:val="13"/>
+                <w:szCs w:val="13"/>
+              </w:rPr>
+              <w:t>8.</w:t>
+            </w:r>
+            <w:r>
+              <w:rPr>
+                <w:sz w:val="13"/>
+                <w:szCs w:val="13"/>
+              </w:rPr>
+              <w:t>1</w:t>
+            </w:r>
+          </w:p>
+          <w:p>
+            <w:pPr>
+              <w:rPr>
+                <w:sz w:val="13"/>
+                <w:szCs w:val="13"/>
+              </w:rPr>
+            </w:pPr>
+            <w:r>
+              <w:rPr>
+                <w:sz w:val="13"/>
+                <w:szCs w:val="13"/>
+              </w:rPr>
+              <w:t>8</w:t>
+            </w:r>
+            <w:r>
+              <w:rPr>
+                <w:rFonts w:hint="eastAsia"/>
+                <w:sz w:val="13"/>
+                <w:szCs w:val="13"/>
+              </w:rPr>
+              <w:t>.</w:t>
+            </w:r>
+            <w:r>
+              <w:rPr>
+                <w:sz w:val="13"/>
+                <w:szCs w:val="13"/>
+              </w:rPr>
+              <w:t>2</w:t>
+            </w:r>
+          </w:p>
+        </w:tc>
+        <w:tc>
+          <w:tcPr>
+            <w:tcW w:w="755" w:type="dxa"/>
+          </w:tcPr>
+          <w:p>
+            <w:pPr>
+              <w:rPr>
+                <w:sz w:val="13"/>
+                <w:szCs w:val="13"/>
+              </w:rPr>
+            </w:pPr>
+          </w:p>
+        </w:tc>
+        <w:tc>
+          <w:tcPr>
+            <w:tcW w:w="755" w:type="dxa"/>
+          </w:tcPr>
+          <w:p>
+            <w:pPr>
+              <w:rPr>
+                <w:sz w:val="13"/>
+                <w:szCs w:val="13"/>
+              </w:rPr>
+            </w:pPr>
+          </w:p>
+        </w:tc>
+        <w:tc>
+          <w:tcPr>
+            <w:tcW w:w="755" w:type="dxa"/>
+          </w:tcPr>
+          <w:p>
+            <w:pPr>
+              <w:rPr>
+                <w:sz w:val="13"/>
+                <w:szCs w:val="13"/>
+              </w:rPr>
+            </w:pPr>
+          </w:p>
+        </w:tc>
+        <w:tc>
+          <w:tcPr>
+            <w:tcW w:w="755" w:type="dxa"/>
+          </w:tcPr>
+          <w:p>
+            <w:pPr>
+              <w:rPr>
+                <w:sz w:val="13"/>
+                <w:szCs w:val="13"/>
+              </w:rPr>
+            </w:pPr>
+          </w:p>
+        </w:tc>
+        <w:tc>
+          <w:tcPr>
+            <w:tcW w:w="755" w:type="dxa"/>
+          </w:tcPr>
+          <w:p>
+            <w:pPr>
+              <w:rPr>
+                <w:sz w:val="13"/>
+                <w:szCs w:val="13"/>
+              </w:rPr>
+            </w:pPr>
+          </w:p>
+        </w:tc>
+      </w:tr>
+      <w:tr>
+        <w:trPr>
+          <w:jc w:val="center"/>
+        </w:trPr>
+        <w:tc>
+          <w:tcPr>
+            <w:tcW w:w="988" w:type="dxa"/>
+          </w:tcPr>
+          <w:p>
+            <w:pPr>
+              <w:rPr>
+                <w:rFonts w:hint="eastAsia"/>
+                <w:sz w:val="13"/>
+                <w:szCs w:val="13"/>
+              </w:rPr>
+            </w:pPr>
+            <w:r>
+              <w:rPr>
+                <w:rFonts w:hint="eastAsia"/>
+                <w:sz w:val="13"/>
+                <w:szCs w:val="13"/>
+              </w:rPr>
+              <w:t>矩阵基础图</w:t>
+            </w:r>
+          </w:p>
+        </w:tc>
+        <w:tc>
+          <w:tcPr>
+            <w:tcW w:w="708" w:type="dxa"/>
+          </w:tcPr>
+          <w:p>
+            <w:pPr>
+              <w:rPr>
+                <w:sz w:val="13"/>
+                <w:szCs w:val="13"/>
+              </w:rPr>
+            </w:pPr>
+          </w:p>
+        </w:tc>
+        <w:tc>
+          <w:tcPr>
+            <w:tcW w:w="563" w:type="dxa"/>
+          </w:tcPr>
+          <w:p>
+            <w:pPr>
+              <w:rPr>
+                <w:sz w:val="13"/>
+                <w:szCs w:val="13"/>
+              </w:rPr>
+            </w:pPr>
+          </w:p>
+        </w:tc>
+        <w:tc>
+          <w:tcPr>
+            <w:tcW w:w="753" w:type="dxa"/>
+          </w:tcPr>
+          <w:p>
+            <w:pPr>
+              <w:rPr>
+                <w:rFonts w:hint="eastAsia"/>
+                <w:sz w:val="13"/>
+                <w:szCs w:val="13"/>
+              </w:rPr>
+            </w:pPr>
+          </w:p>
+        </w:tc>
+        <w:tc>
+          <w:tcPr>
+            <w:tcW w:w="754" w:type="dxa"/>
+          </w:tcPr>
+          <w:p>
+            <w:pPr>
+              <w:rPr>
+                <w:sz w:val="13"/>
+                <w:szCs w:val="13"/>
+              </w:rPr>
+            </w:pPr>
+          </w:p>
+        </w:tc>
+        <w:tc>
+          <w:tcPr>
+            <w:tcW w:w="755" w:type="dxa"/>
+          </w:tcPr>
+          <w:p>
+            <w:pPr>
+              <w:rPr>
+                <w:sz w:val="13"/>
+                <w:szCs w:val="13"/>
+              </w:rPr>
+            </w:pPr>
+          </w:p>
+        </w:tc>
+        <w:tc>
+          <w:tcPr>
+            <w:tcW w:w="755" w:type="dxa"/>
+          </w:tcPr>
+          <w:p>
+            <w:pPr>
+              <w:rPr>
+                <w:sz w:val="13"/>
+                <w:szCs w:val="13"/>
+              </w:rPr>
+            </w:pPr>
+            <w:r>
+              <w:rPr>
+                <w:rFonts w:hint="eastAsia"/>
+                <w:sz w:val="13"/>
+                <w:szCs w:val="13"/>
+              </w:rPr>
+              <w:t>9.</w:t>
+            </w:r>
+            <w:r>
+              <w:rPr>
+                <w:sz w:val="13"/>
+                <w:szCs w:val="13"/>
+              </w:rPr>
+              <w:t>1</w:t>
+            </w:r>
+          </w:p>
+        </w:tc>
+        <w:tc>
+          <w:tcPr>
+            <w:tcW w:w="755" w:type="dxa"/>
+          </w:tcPr>
+          <w:p>
+            <w:pPr>
+              <w:rPr>
+                <w:sz w:val="13"/>
+                <w:szCs w:val="13"/>
+              </w:rPr>
+            </w:pPr>
+          </w:p>
+        </w:tc>
+        <w:tc>
+          <w:tcPr>
+            <w:tcW w:w="755" w:type="dxa"/>
+          </w:tcPr>
+          <w:p>
+            <w:pPr>
+              <w:rPr>
+                <w:sz w:val="13"/>
+                <w:szCs w:val="13"/>
+              </w:rPr>
+            </w:pPr>
+          </w:p>
+        </w:tc>
+        <w:tc>
+          <w:tcPr>
+            <w:tcW w:w="755" w:type="dxa"/>
+          </w:tcPr>
+          <w:p>
+            <w:pPr>
+              <w:rPr>
+                <w:sz w:val="13"/>
+                <w:szCs w:val="13"/>
+              </w:rPr>
+            </w:pPr>
+          </w:p>
+        </w:tc>
+        <w:tc>
+          <w:tcPr>
+            <w:tcW w:w="755" w:type="dxa"/>
+          </w:tcPr>
+          <w:p>
+            <w:pPr>
+              <w:rPr>
+                <w:sz w:val="13"/>
+                <w:szCs w:val="13"/>
+              </w:rPr>
+            </w:pPr>
+          </w:p>
+        </w:tc>
+      </w:tr>
+      <w:tr>
+        <w:trPr>
+          <w:jc w:val="center"/>
+        </w:trPr>
+        <w:tc>
+          <w:tcPr>
+            <w:tcW w:w="988" w:type="dxa"/>
+          </w:tcPr>
+          <w:p>
+            <w:pPr>
+              <w:rPr>
+                <w:rFonts w:hint="eastAsia"/>
+                <w:sz w:val="13"/>
+                <w:szCs w:val="13"/>
+              </w:rPr>
+            </w:pPr>
+            <w:r>
+              <w:rPr>
+                <w:rFonts w:hint="eastAsia"/>
+                <w:sz w:val="13"/>
+                <w:szCs w:val="13"/>
+              </w:rPr>
+              <w:t>思维导图</w:t>
+            </w:r>
+          </w:p>
+        </w:tc>
+        <w:tc>
+          <w:tcPr>
+            <w:tcW w:w="708" w:type="dxa"/>
+          </w:tcPr>
+          <w:p>
+            <w:pPr>
+              <w:rPr>
+                <w:sz w:val="13"/>
+                <w:szCs w:val="13"/>
+              </w:rPr>
+            </w:pPr>
+          </w:p>
+        </w:tc>
+        <w:tc>
+          <w:tcPr>
+            <w:tcW w:w="563" w:type="dxa"/>
+          </w:tcPr>
+          <w:p>
+            <w:pPr>
+              <w:rPr>
+                <w:sz w:val="13"/>
+                <w:szCs w:val="13"/>
+              </w:rPr>
+            </w:pPr>
+          </w:p>
+        </w:tc>
+        <w:tc>
+          <w:tcPr>
+            <w:tcW w:w="753" w:type="dxa"/>
+          </w:tcPr>
+          <w:p>
+            <w:pPr>
+              <w:rPr>
+                <w:rFonts w:hint="eastAsia"/>
+                <w:sz w:val="13"/>
+                <w:szCs w:val="13"/>
+              </w:rPr>
+            </w:pPr>
+          </w:p>
+        </w:tc>
+        <w:tc>
+          <w:tcPr>
+            <w:tcW w:w="754" w:type="dxa"/>
+          </w:tcPr>
+          <w:p>
+            <w:pPr>
+              <w:rPr>
+                <w:sz w:val="13"/>
+                <w:szCs w:val="13"/>
+              </w:rPr>
+            </w:pPr>
+          </w:p>
+        </w:tc>
+        <w:tc>
+          <w:tcPr>
+            <w:tcW w:w="755" w:type="dxa"/>
+          </w:tcPr>
+          <w:p>
+            <w:pPr>
+              <w:rPr>
+                <w:sz w:val="13"/>
+                <w:szCs w:val="13"/>
+              </w:rPr>
+            </w:pPr>
+            <w:r>
+              <w:rPr>
+                <w:rFonts w:hint="eastAsia"/>
+                <w:sz w:val="13"/>
+                <w:szCs w:val="13"/>
+              </w:rPr>
+              <w:t>8.</w:t>
+            </w:r>
+            <w:r>
+              <w:rPr>
+                <w:sz w:val="13"/>
+                <w:szCs w:val="13"/>
+              </w:rPr>
+              <w:t>1</w:t>
+            </w:r>
+          </w:p>
+        </w:tc>
+        <w:tc>
+          <w:tcPr>
+            <w:tcW w:w="755" w:type="dxa"/>
+          </w:tcPr>
+          <w:p>
+            <w:pPr>
+              <w:rPr>
+                <w:sz w:val="13"/>
+                <w:szCs w:val="13"/>
+              </w:rPr>
+            </w:pPr>
+          </w:p>
+        </w:tc>
+        <w:tc>
+          <w:tcPr>
+            <w:tcW w:w="755" w:type="dxa"/>
+          </w:tcPr>
+          <w:p>
+            <w:pPr>
+              <w:rPr>
+                <w:sz w:val="13"/>
+                <w:szCs w:val="13"/>
+              </w:rPr>
+            </w:pPr>
+          </w:p>
+        </w:tc>
+        <w:tc>
+          <w:tcPr>
+            <w:tcW w:w="755" w:type="dxa"/>
+          </w:tcPr>
+          <w:p>
+            <w:pPr>
+              <w:rPr>
+                <w:sz w:val="13"/>
+                <w:szCs w:val="13"/>
+              </w:rPr>
+            </w:pPr>
+          </w:p>
+        </w:tc>
+        <w:tc>
+          <w:tcPr>
+            <w:tcW w:w="755" w:type="dxa"/>
+          </w:tcPr>
+          <w:p>
+            <w:pPr>
+              <w:rPr>
+                <w:sz w:val="13"/>
+                <w:szCs w:val="13"/>
+              </w:rPr>
+            </w:pPr>
+          </w:p>
+        </w:tc>
+        <w:tc>
+          <w:tcPr>
+            <w:tcW w:w="755" w:type="dxa"/>
+          </w:tcPr>
+          <w:p>
+            <w:pPr>
+              <w:rPr>
+                <w:sz w:val="13"/>
+                <w:szCs w:val="13"/>
+              </w:rPr>
+            </w:pPr>
+          </w:p>
+        </w:tc>
+      </w:tr>
+      <w:tr>
+        <w:trPr>
+          <w:jc w:val="center"/>
+        </w:trPr>
+        <w:tc>
+          <w:tcPr>
+            <w:tcW w:w="988" w:type="dxa"/>
+          </w:tcPr>
+          <w:p>
+            <w:pPr>
+              <w:rPr>
+                <w:rFonts w:hint="eastAsia"/>
+                <w:sz w:val="13"/>
+                <w:szCs w:val="13"/>
+              </w:rPr>
+            </w:pPr>
+            <w:r>
+              <w:rPr>
+                <w:rFonts w:hint="eastAsia"/>
+                <w:sz w:val="13"/>
+                <w:szCs w:val="13"/>
+              </w:rPr>
+              <w:t>概率和影响矩阵</w:t>
+            </w:r>
+          </w:p>
+        </w:tc>
+        <w:tc>
+          <w:tcPr>
+            <w:tcW w:w="708" w:type="dxa"/>
+          </w:tcPr>
+          <w:p>
+            <w:pPr>
+              <w:rPr>
+                <w:sz w:val="13"/>
+                <w:szCs w:val="13"/>
+              </w:rPr>
+            </w:pPr>
+          </w:p>
+        </w:tc>
+        <w:tc>
+          <w:tcPr>
+            <w:tcW w:w="563" w:type="dxa"/>
+          </w:tcPr>
+          <w:p>
+            <w:pPr>
+              <w:rPr>
+                <w:sz w:val="13"/>
+                <w:szCs w:val="13"/>
+              </w:rPr>
+            </w:pPr>
+          </w:p>
+        </w:tc>
+        <w:tc>
+          <w:tcPr>
+            <w:tcW w:w="753" w:type="dxa"/>
+          </w:tcPr>
+          <w:p>
+            <w:pPr>
+              <w:rPr>
+                <w:rFonts w:hint="eastAsia"/>
+                <w:sz w:val="13"/>
+                <w:szCs w:val="13"/>
+              </w:rPr>
+            </w:pPr>
+          </w:p>
+        </w:tc>
+        <w:tc>
+          <w:tcPr>
+            <w:tcW w:w="754" w:type="dxa"/>
+          </w:tcPr>
+          <w:p>
+            <w:pPr>
+              <w:rPr>
+                <w:sz w:val="13"/>
+                <w:szCs w:val="13"/>
+              </w:rPr>
+            </w:pPr>
+          </w:p>
+        </w:tc>
+        <w:tc>
+          <w:tcPr>
+            <w:tcW w:w="755" w:type="dxa"/>
+          </w:tcPr>
+          <w:p>
+            <w:pPr>
+              <w:rPr>
+                <w:sz w:val="13"/>
+                <w:szCs w:val="13"/>
+              </w:rPr>
+            </w:pPr>
+          </w:p>
+        </w:tc>
+        <w:tc>
+          <w:tcPr>
+            <w:tcW w:w="755" w:type="dxa"/>
+          </w:tcPr>
+          <w:p>
+            <w:pPr>
+              <w:rPr>
+                <w:sz w:val="13"/>
+                <w:szCs w:val="13"/>
+              </w:rPr>
+            </w:pPr>
+          </w:p>
+        </w:tc>
+        <w:tc>
+          <w:tcPr>
+            <w:tcW w:w="755" w:type="dxa"/>
+          </w:tcPr>
+          <w:p>
+            <w:pPr>
+              <w:rPr>
+                <w:sz w:val="13"/>
+                <w:szCs w:val="13"/>
+              </w:rPr>
+            </w:pPr>
+          </w:p>
+        </w:tc>
+        <w:tc>
+          <w:tcPr>
+            <w:tcW w:w="755" w:type="dxa"/>
+          </w:tcPr>
+          <w:p>
+            <w:pPr>
+              <w:rPr>
+                <w:sz w:val="13"/>
+                <w:szCs w:val="13"/>
+              </w:rPr>
+            </w:pPr>
+            <w:r>
+              <w:rPr>
+                <w:rFonts w:hint="eastAsia"/>
+                <w:sz w:val="13"/>
+                <w:szCs w:val="13"/>
+              </w:rPr>
+              <w:t>1</w:t>
+            </w:r>
+            <w:r>
+              <w:rPr>
+                <w:sz w:val="13"/>
+                <w:szCs w:val="13"/>
+              </w:rPr>
+              <w:t>1</w:t>
+            </w:r>
+            <w:r>
+              <w:rPr>
+                <w:rFonts w:hint="eastAsia"/>
+                <w:sz w:val="13"/>
+                <w:szCs w:val="13"/>
+              </w:rPr>
+              <w:t>.</w:t>
+            </w:r>
+            <w:r>
+              <w:rPr>
+                <w:sz w:val="13"/>
+                <w:szCs w:val="13"/>
+              </w:rPr>
+              <w:t>3</w:t>
+            </w:r>
+          </w:p>
+        </w:tc>
+        <w:tc>
+          <w:tcPr>
+            <w:tcW w:w="755" w:type="dxa"/>
+          </w:tcPr>
+          <w:p>
+            <w:pPr>
+              <w:rPr>
+                <w:sz w:val="13"/>
+                <w:szCs w:val="13"/>
+              </w:rPr>
+            </w:pPr>
+          </w:p>
+        </w:tc>
+        <w:tc>
+          <w:tcPr>
+            <w:tcW w:w="755" w:type="dxa"/>
+          </w:tcPr>
+          <w:p>
+            <w:pPr>
+              <w:rPr>
+                <w:sz w:val="13"/>
+                <w:szCs w:val="13"/>
+              </w:rPr>
+            </w:pPr>
+          </w:p>
+        </w:tc>
+      </w:tr>
+      <w:tr>
+        <w:trPr>
+          <w:jc w:val="center"/>
+        </w:trPr>
+        <w:tc>
+          <w:tcPr>
+            <w:tcW w:w="988" w:type="dxa"/>
+          </w:tcPr>
+          <w:p>
+            <w:pPr>
+              <w:rPr>
+                <w:sz w:val="13"/>
+                <w:szCs w:val="13"/>
+              </w:rPr>
+            </w:pPr>
+            <w:r>
+              <w:rPr>
+                <w:rFonts w:hint="eastAsia"/>
+                <w:sz w:val="13"/>
+                <w:szCs w:val="13"/>
+              </w:rPr>
+              <w:t>散点图</w:t>
+            </w:r>
+          </w:p>
+        </w:tc>
+        <w:tc>
+          <w:tcPr>
+            <w:tcW w:w="708" w:type="dxa"/>
+          </w:tcPr>
+          <w:p>
+            <w:pPr>
+              <w:rPr>
+                <w:sz w:val="13"/>
+                <w:szCs w:val="13"/>
+              </w:rPr>
+            </w:pPr>
+          </w:p>
+        </w:tc>
+        <w:tc>
+          <w:tcPr>
+            <w:tcW w:w="563" w:type="dxa"/>
+          </w:tcPr>
+          <w:p>
+            <w:pPr>
+              <w:rPr>
+                <w:sz w:val="13"/>
+                <w:szCs w:val="13"/>
+              </w:rPr>
+            </w:pPr>
+          </w:p>
+        </w:tc>
+        <w:tc>
+          <w:tcPr>
+            <w:tcW w:w="753" w:type="dxa"/>
+          </w:tcPr>
+          <w:p>
+            <w:pPr>
+              <w:rPr>
+                <w:sz w:val="13"/>
+                <w:szCs w:val="13"/>
+              </w:rPr>
+            </w:pPr>
+          </w:p>
+        </w:tc>
+        <w:tc>
+          <w:tcPr>
+            <w:tcW w:w="754" w:type="dxa"/>
+          </w:tcPr>
+          <w:p>
+            <w:pPr>
+              <w:rPr>
+                <w:sz w:val="13"/>
+                <w:szCs w:val="13"/>
+              </w:rPr>
+            </w:pPr>
+          </w:p>
+        </w:tc>
+        <w:tc>
+          <w:tcPr>
+            <w:tcW w:w="755" w:type="dxa"/>
+          </w:tcPr>
+          <w:p>
+            <w:pPr>
+              <w:rPr>
+                <w:sz w:val="13"/>
+                <w:szCs w:val="13"/>
+              </w:rPr>
+            </w:pPr>
+            <w:r>
+              <w:rPr>
+                <w:rFonts w:hint="eastAsia"/>
+                <w:sz w:val="13"/>
+                <w:szCs w:val="13"/>
+              </w:rPr>
+              <w:t>8.</w:t>
+            </w:r>
+            <w:r>
+              <w:rPr>
+                <w:sz w:val="13"/>
+                <w:szCs w:val="13"/>
+              </w:rPr>
+              <w:t>2</w:t>
+            </w:r>
+          </w:p>
+          <w:p>
+            <w:pPr>
+              <w:rPr>
+                <w:sz w:val="13"/>
+                <w:szCs w:val="13"/>
+              </w:rPr>
+            </w:pPr>
+            <w:r>
+              <w:rPr>
+                <w:sz w:val="13"/>
+                <w:szCs w:val="13"/>
+              </w:rPr>
+              <w:t>8</w:t>
+            </w:r>
+            <w:r>
+              <w:rPr>
+                <w:rFonts w:hint="eastAsia"/>
+                <w:sz w:val="13"/>
+                <w:szCs w:val="13"/>
+              </w:rPr>
+              <w:t>.</w:t>
+            </w:r>
+            <w:r>
+              <w:rPr>
+                <w:sz w:val="13"/>
+                <w:szCs w:val="13"/>
+              </w:rPr>
+              <w:t>3</w:t>
+            </w:r>
+          </w:p>
+        </w:tc>
+        <w:tc>
+          <w:tcPr>
+            <w:tcW w:w="755" w:type="dxa"/>
+          </w:tcPr>
+          <w:p>
+            <w:pPr>
+              <w:rPr>
+                <w:sz w:val="13"/>
+                <w:szCs w:val="13"/>
+              </w:rPr>
+            </w:pPr>
+          </w:p>
+        </w:tc>
+        <w:tc>
+          <w:tcPr>
+            <w:tcW w:w="755" w:type="dxa"/>
+          </w:tcPr>
+          <w:p>
+            <w:pPr>
+              <w:rPr>
+                <w:sz w:val="13"/>
+                <w:szCs w:val="13"/>
+              </w:rPr>
+            </w:pPr>
+          </w:p>
+        </w:tc>
+        <w:tc>
+          <w:tcPr>
+            <w:tcW w:w="755" w:type="dxa"/>
+          </w:tcPr>
+          <w:p>
+            <w:pPr>
+              <w:rPr>
+                <w:sz w:val="13"/>
+                <w:szCs w:val="13"/>
+              </w:rPr>
+            </w:pPr>
+          </w:p>
+        </w:tc>
+        <w:tc>
+          <w:tcPr>
+            <w:tcW w:w="755" w:type="dxa"/>
+          </w:tcPr>
+          <w:p>
+            <w:pPr>
+              <w:rPr>
+                <w:sz w:val="13"/>
+                <w:szCs w:val="13"/>
+              </w:rPr>
+            </w:pPr>
+          </w:p>
+        </w:tc>
+        <w:tc>
+          <w:tcPr>
+            <w:tcW w:w="755" w:type="dxa"/>
+          </w:tcPr>
+          <w:p>
+            <w:pPr>
+              <w:rPr>
+                <w:sz w:val="13"/>
+                <w:szCs w:val="13"/>
+              </w:rPr>
+            </w:pPr>
+          </w:p>
+        </w:tc>
+      </w:tr>
+      <w:tr>
+        <w:trPr>
+          <w:jc w:val="center"/>
+        </w:trPr>
+        <w:tc>
+          <w:tcPr>
+            <w:tcW w:w="988" w:type="dxa"/>
+          </w:tcPr>
+          <w:p>
+            <w:pPr>
+              <w:rPr>
+                <w:sz w:val="13"/>
+                <w:szCs w:val="13"/>
+              </w:rPr>
+            </w:pPr>
+            <w:r>
+              <w:rPr>
+                <w:rFonts w:hint="eastAsia"/>
+                <w:sz w:val="13"/>
+                <w:szCs w:val="13"/>
+              </w:rPr>
+              <w:t>相关方参与度评估矩阵</w:t>
+            </w:r>
+          </w:p>
+        </w:tc>
+        <w:tc>
+          <w:tcPr>
+            <w:tcW w:w="708" w:type="dxa"/>
+          </w:tcPr>
+          <w:p>
+            <w:pPr>
+              <w:rPr>
+                <w:sz w:val="13"/>
+                <w:szCs w:val="13"/>
+              </w:rPr>
+            </w:pPr>
+          </w:p>
+        </w:tc>
+        <w:tc>
+          <w:tcPr>
+            <w:tcW w:w="563" w:type="dxa"/>
+          </w:tcPr>
+          <w:p>
+            <w:pPr>
+              <w:rPr>
+                <w:sz w:val="13"/>
+                <w:szCs w:val="13"/>
+              </w:rPr>
+            </w:pPr>
+          </w:p>
+        </w:tc>
+        <w:tc>
+          <w:tcPr>
+            <w:tcW w:w="753" w:type="dxa"/>
+          </w:tcPr>
+          <w:p>
+            <w:pPr>
+              <w:rPr>
+                <w:sz w:val="13"/>
+                <w:szCs w:val="13"/>
+              </w:rPr>
+            </w:pPr>
+          </w:p>
+        </w:tc>
+        <w:tc>
+          <w:tcPr>
+            <w:tcW w:w="754" w:type="dxa"/>
+          </w:tcPr>
+          <w:p>
+            <w:pPr>
+              <w:rPr>
+                <w:sz w:val="13"/>
+                <w:szCs w:val="13"/>
+              </w:rPr>
+            </w:pPr>
+          </w:p>
+        </w:tc>
+        <w:tc>
+          <w:tcPr>
+            <w:tcW w:w="755" w:type="dxa"/>
+          </w:tcPr>
+          <w:p>
+            <w:pPr>
+              <w:rPr>
+                <w:sz w:val="13"/>
+                <w:szCs w:val="13"/>
+              </w:rPr>
+            </w:pPr>
+          </w:p>
+        </w:tc>
+        <w:tc>
+          <w:tcPr>
+            <w:tcW w:w="755" w:type="dxa"/>
+          </w:tcPr>
+          <w:p>
+            <w:pPr>
+              <w:rPr>
+                <w:sz w:val="13"/>
+                <w:szCs w:val="13"/>
+              </w:rPr>
+            </w:pPr>
+          </w:p>
+        </w:tc>
+        <w:tc>
+          <w:tcPr>
+            <w:tcW w:w="755" w:type="dxa"/>
+          </w:tcPr>
+          <w:p>
+            <w:pPr>
+              <w:rPr>
+                <w:sz w:val="13"/>
+                <w:szCs w:val="13"/>
+              </w:rPr>
+            </w:pPr>
+            <w:r>
+              <w:rPr>
+                <w:rFonts w:hint="eastAsia"/>
+                <w:sz w:val="13"/>
+                <w:szCs w:val="13"/>
+              </w:rPr>
+              <w:t>1</w:t>
+            </w:r>
+            <w:r>
+              <w:rPr>
+                <w:sz w:val="13"/>
+                <w:szCs w:val="13"/>
+              </w:rPr>
+              <w:t>0</w:t>
+            </w:r>
+            <w:r>
+              <w:rPr>
+                <w:rFonts w:hint="eastAsia"/>
+                <w:sz w:val="13"/>
+                <w:szCs w:val="13"/>
+              </w:rPr>
+              <w:t>.</w:t>
+            </w:r>
+            <w:r>
+              <w:rPr>
+                <w:sz w:val="13"/>
+                <w:szCs w:val="13"/>
+              </w:rPr>
+              <w:t>1</w:t>
+            </w:r>
+          </w:p>
+          <w:p>
+            <w:pPr>
+              <w:rPr>
+                <w:sz w:val="13"/>
+                <w:szCs w:val="13"/>
+              </w:rPr>
+            </w:pPr>
+            <w:r>
+              <w:rPr>
+                <w:sz w:val="13"/>
+                <w:szCs w:val="13"/>
+              </w:rPr>
+              <w:t>10</w:t>
+            </w:r>
+            <w:r>
+              <w:rPr>
+                <w:rFonts w:hint="eastAsia"/>
+                <w:sz w:val="13"/>
+                <w:szCs w:val="13"/>
+              </w:rPr>
+              <w:t>.</w:t>
+            </w:r>
+            <w:r>
+              <w:rPr>
+                <w:sz w:val="13"/>
+                <w:szCs w:val="13"/>
+              </w:rPr>
+              <w:t>3</w:t>
+            </w:r>
+          </w:p>
+        </w:tc>
+        <w:tc>
+          <w:tcPr>
+            <w:tcW w:w="755" w:type="dxa"/>
+          </w:tcPr>
+          <w:p>
+            <w:pPr>
+              <w:rPr>
+                <w:sz w:val="13"/>
+                <w:szCs w:val="13"/>
+              </w:rPr>
+            </w:pPr>
+          </w:p>
+        </w:tc>
+        <w:tc>
+          <w:tcPr>
+            <w:tcW w:w="755" w:type="dxa"/>
+          </w:tcPr>
+          <w:p>
+            <w:pPr>
+              <w:rPr>
+                <w:sz w:val="13"/>
+                <w:szCs w:val="13"/>
+              </w:rPr>
+            </w:pPr>
+          </w:p>
+        </w:tc>
+        <w:tc>
+          <w:tcPr>
+            <w:tcW w:w="755" w:type="dxa"/>
+          </w:tcPr>
+          <w:p>
+            <w:pPr>
+              <w:rPr>
+                <w:sz w:val="13"/>
+                <w:szCs w:val="13"/>
+              </w:rPr>
+            </w:pPr>
+            <w:r>
+              <w:rPr>
+                <w:rFonts w:hint="eastAsia"/>
+                <w:sz w:val="13"/>
+                <w:szCs w:val="13"/>
+              </w:rPr>
+              <w:t>1</w:t>
+            </w:r>
+            <w:r>
+              <w:rPr>
+                <w:sz w:val="13"/>
+                <w:szCs w:val="13"/>
+              </w:rPr>
+              <w:t>3</w:t>
+            </w:r>
+            <w:r>
+              <w:rPr>
+                <w:rFonts w:hint="eastAsia"/>
+                <w:sz w:val="13"/>
+                <w:szCs w:val="13"/>
+              </w:rPr>
+              <w:t>.2</w:t>
+            </w:r>
+          </w:p>
+          <w:p>
+            <w:pPr>
+              <w:rPr>
+                <w:rFonts w:hint="eastAsia"/>
+                <w:sz w:val="13"/>
+                <w:szCs w:val="13"/>
+              </w:rPr>
+            </w:pPr>
+            <w:r>
+              <w:rPr>
+                <w:sz w:val="13"/>
+                <w:szCs w:val="13"/>
+              </w:rPr>
+              <w:t>13</w:t>
+            </w:r>
+            <w:r>
+              <w:rPr>
+                <w:rFonts w:hint="eastAsia"/>
+                <w:sz w:val="13"/>
+                <w:szCs w:val="13"/>
+              </w:rPr>
+              <w:t>.</w:t>
+            </w:r>
+            <w:r>
+              <w:rPr>
+                <w:sz w:val="13"/>
+                <w:szCs w:val="13"/>
+              </w:rPr>
+              <w:t>4</w:t>
+            </w:r>
+          </w:p>
+        </w:tc>
+      </w:tr>
+      <w:tr>
+        <w:trPr>
+          <w:jc w:val="center"/>
+        </w:trPr>
+        <w:tc>
+          <w:tcPr>
+            <w:tcW w:w="988" w:type="dxa"/>
+          </w:tcPr>
+          <w:p>
+            <w:pPr>
+              <w:rPr>
+                <w:sz w:val="13"/>
+                <w:szCs w:val="13"/>
+              </w:rPr>
+            </w:pPr>
+            <w:r>
+              <w:rPr>
+                <w:rFonts w:hint="eastAsia"/>
+                <w:sz w:val="13"/>
+                <w:szCs w:val="13"/>
+              </w:rPr>
+              <w:t>相关方映射分析/表现</w:t>
+            </w:r>
+          </w:p>
+        </w:tc>
+        <w:tc>
+          <w:tcPr>
+            <w:tcW w:w="708" w:type="dxa"/>
+          </w:tcPr>
+          <w:p>
+            <w:pPr>
+              <w:rPr>
+                <w:sz w:val="13"/>
+                <w:szCs w:val="13"/>
+              </w:rPr>
+            </w:pPr>
+          </w:p>
+        </w:tc>
+        <w:tc>
+          <w:tcPr>
+            <w:tcW w:w="563" w:type="dxa"/>
+          </w:tcPr>
+          <w:p>
+            <w:pPr>
+              <w:rPr>
+                <w:sz w:val="13"/>
+                <w:szCs w:val="13"/>
+              </w:rPr>
+            </w:pPr>
+          </w:p>
+        </w:tc>
+        <w:tc>
+          <w:tcPr>
+            <w:tcW w:w="753" w:type="dxa"/>
+          </w:tcPr>
+          <w:p>
+            <w:pPr>
+              <w:rPr>
+                <w:sz w:val="13"/>
+                <w:szCs w:val="13"/>
+              </w:rPr>
+            </w:pPr>
+          </w:p>
+        </w:tc>
+        <w:tc>
+          <w:tcPr>
+            <w:tcW w:w="754" w:type="dxa"/>
+          </w:tcPr>
+          <w:p>
+            <w:pPr>
+              <w:rPr>
+                <w:sz w:val="13"/>
+                <w:szCs w:val="13"/>
+              </w:rPr>
+            </w:pPr>
+          </w:p>
+        </w:tc>
+        <w:tc>
+          <w:tcPr>
+            <w:tcW w:w="755" w:type="dxa"/>
+          </w:tcPr>
+          <w:p>
+            <w:pPr>
+              <w:rPr>
+                <w:sz w:val="13"/>
+                <w:szCs w:val="13"/>
+              </w:rPr>
+            </w:pPr>
+          </w:p>
+        </w:tc>
+        <w:tc>
+          <w:tcPr>
+            <w:tcW w:w="755" w:type="dxa"/>
+          </w:tcPr>
+          <w:p>
+            <w:pPr>
+              <w:rPr>
+                <w:sz w:val="13"/>
+                <w:szCs w:val="13"/>
+              </w:rPr>
+            </w:pPr>
+          </w:p>
+        </w:tc>
+        <w:tc>
+          <w:tcPr>
+            <w:tcW w:w="755" w:type="dxa"/>
+          </w:tcPr>
+          <w:p>
+            <w:pPr>
+              <w:rPr>
+                <w:sz w:val="13"/>
+                <w:szCs w:val="13"/>
+              </w:rPr>
+            </w:pPr>
+          </w:p>
+        </w:tc>
+        <w:tc>
+          <w:tcPr>
+            <w:tcW w:w="755" w:type="dxa"/>
+          </w:tcPr>
+          <w:p>
+            <w:pPr>
+              <w:rPr>
+                <w:sz w:val="13"/>
+                <w:szCs w:val="13"/>
+              </w:rPr>
+            </w:pPr>
+          </w:p>
+        </w:tc>
+        <w:tc>
+          <w:tcPr>
+            <w:tcW w:w="755" w:type="dxa"/>
+          </w:tcPr>
+          <w:p>
+            <w:pPr>
+              <w:rPr>
+                <w:sz w:val="13"/>
+                <w:szCs w:val="13"/>
+              </w:rPr>
+            </w:pPr>
+          </w:p>
+        </w:tc>
+        <w:tc>
+          <w:tcPr>
+            <w:tcW w:w="755" w:type="dxa"/>
+          </w:tcPr>
+          <w:p>
+            <w:pPr>
+              <w:rPr>
+                <w:sz w:val="13"/>
+                <w:szCs w:val="13"/>
+              </w:rPr>
+            </w:pPr>
+            <w:r>
+              <w:rPr>
+                <w:rFonts w:hint="eastAsia"/>
+                <w:sz w:val="13"/>
+                <w:szCs w:val="13"/>
+              </w:rPr>
+              <w:t>1</w:t>
+            </w:r>
+            <w:r>
+              <w:rPr>
+                <w:sz w:val="13"/>
+                <w:szCs w:val="13"/>
+              </w:rPr>
+              <w:t>3</w:t>
+            </w:r>
+            <w:r>
+              <w:rPr>
+                <w:rFonts w:hint="eastAsia"/>
+                <w:sz w:val="13"/>
+                <w:szCs w:val="13"/>
+              </w:rPr>
+              <w:t>.</w:t>
+            </w:r>
+            <w:r>
+              <w:rPr>
+                <w:sz w:val="13"/>
+                <w:szCs w:val="13"/>
+              </w:rPr>
+              <w:t>1</w:t>
+            </w:r>
+          </w:p>
+        </w:tc>
+      </w:tr>
+      <w:tr>
+        <w:trPr>
+          <w:jc w:val="center"/>
+        </w:trPr>
+        <w:tc>
+          <w:tcPr>
+            <w:tcW w:w="988" w:type="dxa"/>
+          </w:tcPr>
+          <w:p>
+            <w:pPr>
+              <w:rPr>
+                <w:sz w:val="13"/>
+                <w:szCs w:val="13"/>
+              </w:rPr>
+            </w:pPr>
+            <w:r>
+              <w:rPr>
+                <w:rFonts w:hint="eastAsia"/>
+                <w:sz w:val="13"/>
+                <w:szCs w:val="13"/>
+              </w:rPr>
+              <w:t>面向文本的格式</w:t>
+            </w:r>
+          </w:p>
+        </w:tc>
+        <w:tc>
+          <w:tcPr>
+            <w:tcW w:w="708" w:type="dxa"/>
+          </w:tcPr>
+          <w:p>
+            <w:pPr>
+              <w:rPr>
+                <w:sz w:val="13"/>
+                <w:szCs w:val="13"/>
+              </w:rPr>
+            </w:pPr>
+          </w:p>
+        </w:tc>
+        <w:tc>
+          <w:tcPr>
+            <w:tcW w:w="563" w:type="dxa"/>
+          </w:tcPr>
+          <w:p>
+            <w:pPr>
+              <w:rPr>
+                <w:sz w:val="13"/>
+                <w:szCs w:val="13"/>
+              </w:rPr>
+            </w:pPr>
+          </w:p>
+        </w:tc>
+        <w:tc>
+          <w:tcPr>
+            <w:tcW w:w="753" w:type="dxa"/>
+          </w:tcPr>
+          <w:p>
+            <w:pPr>
+              <w:rPr>
+                <w:sz w:val="13"/>
+                <w:szCs w:val="13"/>
+              </w:rPr>
+            </w:pPr>
+          </w:p>
+        </w:tc>
+        <w:tc>
+          <w:tcPr>
+            <w:tcW w:w="754" w:type="dxa"/>
+          </w:tcPr>
+          <w:p>
+            <w:pPr>
+              <w:rPr>
+                <w:sz w:val="13"/>
+                <w:szCs w:val="13"/>
+              </w:rPr>
+            </w:pPr>
+          </w:p>
+        </w:tc>
+        <w:tc>
+          <w:tcPr>
+            <w:tcW w:w="755" w:type="dxa"/>
+          </w:tcPr>
+          <w:p>
+            <w:pPr>
+              <w:rPr>
+                <w:sz w:val="13"/>
+                <w:szCs w:val="13"/>
+              </w:rPr>
+            </w:pPr>
+          </w:p>
+        </w:tc>
+        <w:tc>
+          <w:tcPr>
+            <w:tcW w:w="755" w:type="dxa"/>
+          </w:tcPr>
+          <w:p>
+            <w:pPr>
+              <w:rPr>
+                <w:sz w:val="13"/>
+                <w:szCs w:val="13"/>
+              </w:rPr>
+            </w:pPr>
+            <w:r>
+              <w:rPr>
+                <w:rFonts w:hint="eastAsia"/>
+                <w:sz w:val="13"/>
+                <w:szCs w:val="13"/>
+              </w:rPr>
+              <w:t>9.</w:t>
+            </w:r>
+            <w:r>
+              <w:rPr>
+                <w:sz w:val="13"/>
+                <w:szCs w:val="13"/>
+              </w:rPr>
+              <w:t>1</w:t>
+            </w:r>
+          </w:p>
+        </w:tc>
+        <w:tc>
+          <w:tcPr>
+            <w:tcW w:w="755" w:type="dxa"/>
+          </w:tcPr>
+          <w:p>
+            <w:pPr>
+              <w:rPr>
+                <w:sz w:val="13"/>
+                <w:szCs w:val="13"/>
+              </w:rPr>
+            </w:pPr>
+          </w:p>
+        </w:tc>
+        <w:tc>
+          <w:tcPr>
+            <w:tcW w:w="755" w:type="dxa"/>
+          </w:tcPr>
+          <w:p>
+            <w:pPr>
+              <w:rPr>
+                <w:sz w:val="13"/>
+                <w:szCs w:val="13"/>
+              </w:rPr>
+            </w:pPr>
+          </w:p>
+        </w:tc>
+        <w:tc>
+          <w:tcPr>
+            <w:tcW w:w="755" w:type="dxa"/>
+          </w:tcPr>
+          <w:p>
+            <w:pPr>
+              <w:rPr>
+                <w:sz w:val="13"/>
+                <w:szCs w:val="13"/>
+              </w:rPr>
+            </w:pPr>
+          </w:p>
+        </w:tc>
+        <w:tc>
+          <w:tcPr>
+            <w:tcW w:w="755" w:type="dxa"/>
+          </w:tcPr>
+          <w:p>
+            <w:pPr>
+              <w:rPr>
+                <w:sz w:val="13"/>
+                <w:szCs w:val="13"/>
+              </w:rPr>
+            </w:pPr>
+          </w:p>
+        </w:tc>
+      </w:tr>
+      <w:tr>
+        <w:trPr>
+          <w:jc w:val="center"/>
+        </w:trPr>
+        <w:tc>
+          <w:tcPr>
+            <w:tcW w:w="8296" w:type="dxa"/>
+            <w:gridSpan w:val="11"/>
+            <w:shd w:val="clear" w:color="auto" w:fill="FFD966" w:themeFill="accent4" w:themeFillTint="99"/>
+          </w:tcPr>
+          <w:p>
+            <w:pPr>
+              <w:rPr>
+                <w:rFonts w:hint="eastAsia"/>
+                <w:sz w:val="13"/>
+                <w:szCs w:val="13"/>
+              </w:rPr>
+            </w:pPr>
+            <w:r>
+              <w:rPr>
+                <w:rFonts w:hint="eastAsia"/>
+                <w:sz w:val="13"/>
+                <w:szCs w:val="13"/>
+              </w:rPr>
+              <w:t>决策工具与技术</w:t>
+            </w:r>
+          </w:p>
+        </w:tc>
+      </w:tr>
+      <w:tr>
+        <w:trPr>
+          <w:jc w:val="center"/>
+        </w:trPr>
+        <w:tc>
+          <w:tcPr>
+            <w:tcW w:w="988" w:type="dxa"/>
+          </w:tcPr>
+          <w:p>
+            <w:pPr>
+              <w:rPr>
+                <w:sz w:val="13"/>
+                <w:szCs w:val="13"/>
+              </w:rPr>
+            </w:pPr>
+            <w:r>
+              <w:rPr>
+                <w:rFonts w:hint="eastAsia"/>
+                <w:sz w:val="13"/>
+                <w:szCs w:val="13"/>
+              </w:rPr>
+              <w:t>多标准决策分析</w:t>
+            </w:r>
+          </w:p>
+        </w:tc>
+        <w:tc>
+          <w:tcPr>
+            <w:tcW w:w="708" w:type="dxa"/>
+          </w:tcPr>
+          <w:p>
+            <w:pPr>
+              <w:rPr>
+                <w:sz w:val="13"/>
+                <w:szCs w:val="13"/>
+              </w:rPr>
+            </w:pPr>
+            <w:r>
+              <w:rPr>
+                <w:rFonts w:hint="eastAsia"/>
+                <w:sz w:val="13"/>
+                <w:szCs w:val="13"/>
+              </w:rPr>
+              <w:t>4.</w:t>
+            </w:r>
+            <w:r>
+              <w:rPr>
+                <w:sz w:val="13"/>
+                <w:szCs w:val="13"/>
+              </w:rPr>
+              <w:t>6</w:t>
+            </w:r>
+          </w:p>
+        </w:tc>
+        <w:tc>
+          <w:tcPr>
+            <w:tcW w:w="563" w:type="dxa"/>
+          </w:tcPr>
+          <w:p>
+            <w:pPr>
+              <w:rPr>
+                <w:sz w:val="13"/>
+                <w:szCs w:val="13"/>
+              </w:rPr>
+            </w:pPr>
+            <w:r>
+              <w:rPr>
+                <w:sz w:val="13"/>
+                <w:szCs w:val="13"/>
+              </w:rPr>
+              <w:t>5</w:t>
+            </w:r>
+            <w:r>
+              <w:rPr>
+                <w:rFonts w:hint="eastAsia"/>
+                <w:sz w:val="13"/>
+                <w:szCs w:val="13"/>
+              </w:rPr>
+              <w:t>.</w:t>
+            </w:r>
+            <w:r>
+              <w:rPr>
+                <w:sz w:val="13"/>
+                <w:szCs w:val="13"/>
+              </w:rPr>
+              <w:t>2</w:t>
+            </w:r>
+          </w:p>
+          <w:p>
+            <w:pPr>
+              <w:rPr>
+                <w:sz w:val="13"/>
+                <w:szCs w:val="13"/>
+              </w:rPr>
+            </w:pPr>
+            <w:r>
+              <w:rPr>
+                <w:sz w:val="13"/>
+                <w:szCs w:val="13"/>
+              </w:rPr>
+              <w:t>5</w:t>
+            </w:r>
+            <w:r>
+              <w:rPr>
+                <w:rFonts w:hint="eastAsia"/>
+                <w:sz w:val="13"/>
+                <w:szCs w:val="13"/>
+              </w:rPr>
+              <w:t>.</w:t>
+            </w:r>
+            <w:r>
+              <w:rPr>
+                <w:sz w:val="13"/>
+                <w:szCs w:val="13"/>
+              </w:rPr>
+              <w:t>3</w:t>
+            </w:r>
+          </w:p>
+        </w:tc>
+        <w:tc>
+          <w:tcPr>
+            <w:tcW w:w="753" w:type="dxa"/>
+          </w:tcPr>
+          <w:p>
+            <w:pPr>
+              <w:rPr>
+                <w:sz w:val="13"/>
+                <w:szCs w:val="13"/>
+              </w:rPr>
+            </w:pPr>
+          </w:p>
+        </w:tc>
+        <w:tc>
+          <w:tcPr>
+            <w:tcW w:w="754" w:type="dxa"/>
+          </w:tcPr>
+          <w:p>
+            <w:pPr>
+              <w:rPr>
+                <w:sz w:val="13"/>
+                <w:szCs w:val="13"/>
+              </w:rPr>
+            </w:pPr>
+          </w:p>
+        </w:tc>
+        <w:tc>
+          <w:tcPr>
+            <w:tcW w:w="755" w:type="dxa"/>
+          </w:tcPr>
+          <w:p>
+            <w:pPr>
+              <w:rPr>
+                <w:sz w:val="13"/>
+                <w:szCs w:val="13"/>
+              </w:rPr>
+            </w:pPr>
+            <w:r>
+              <w:rPr>
+                <w:rFonts w:hint="eastAsia"/>
+                <w:sz w:val="13"/>
+                <w:szCs w:val="13"/>
+              </w:rPr>
+              <w:t>8.</w:t>
+            </w:r>
+            <w:r>
+              <w:rPr>
+                <w:sz w:val="13"/>
+                <w:szCs w:val="13"/>
+              </w:rPr>
+              <w:t>1</w:t>
+            </w:r>
+          </w:p>
+          <w:p>
+            <w:pPr>
+              <w:rPr>
+                <w:sz w:val="13"/>
+                <w:szCs w:val="13"/>
+              </w:rPr>
+            </w:pPr>
+            <w:r>
+              <w:rPr>
+                <w:sz w:val="13"/>
+                <w:szCs w:val="13"/>
+              </w:rPr>
+              <w:t>8</w:t>
+            </w:r>
+            <w:r>
+              <w:rPr>
+                <w:rFonts w:hint="eastAsia"/>
+                <w:sz w:val="13"/>
+                <w:szCs w:val="13"/>
+              </w:rPr>
+              <w:t>.</w:t>
+            </w:r>
+            <w:r>
+              <w:rPr>
+                <w:sz w:val="13"/>
+                <w:szCs w:val="13"/>
+              </w:rPr>
+              <w:t>2</w:t>
+            </w:r>
+          </w:p>
+        </w:tc>
+        <w:tc>
+          <w:tcPr>
+            <w:tcW w:w="755" w:type="dxa"/>
+          </w:tcPr>
+          <w:p>
+            <w:pPr>
+              <w:rPr>
+                <w:sz w:val="13"/>
+                <w:szCs w:val="13"/>
+              </w:rPr>
+            </w:pPr>
+            <w:r>
+              <w:rPr>
+                <w:rFonts w:hint="eastAsia"/>
+                <w:sz w:val="13"/>
+                <w:szCs w:val="13"/>
+              </w:rPr>
+              <w:t>9.</w:t>
+            </w:r>
+            <w:r>
+              <w:rPr>
+                <w:sz w:val="13"/>
+                <w:szCs w:val="13"/>
+              </w:rPr>
+              <w:t>3</w:t>
+            </w:r>
+          </w:p>
+        </w:tc>
+        <w:tc>
+          <w:tcPr>
+            <w:tcW w:w="755" w:type="dxa"/>
+          </w:tcPr>
+          <w:p>
+            <w:pPr>
+              <w:rPr>
+                <w:sz w:val="13"/>
+                <w:szCs w:val="13"/>
+              </w:rPr>
+            </w:pPr>
+          </w:p>
+        </w:tc>
+        <w:tc>
+          <w:tcPr>
+            <w:tcW w:w="755" w:type="dxa"/>
+          </w:tcPr>
+          <w:p>
+            <w:pPr>
+              <w:rPr>
+                <w:sz w:val="13"/>
+                <w:szCs w:val="13"/>
+              </w:rPr>
+            </w:pPr>
+            <w:r>
+              <w:rPr>
+                <w:sz w:val="13"/>
+                <w:szCs w:val="13"/>
+              </w:rPr>
+              <w:t>11</w:t>
+            </w:r>
+            <w:r>
+              <w:rPr>
+                <w:rFonts w:hint="eastAsia"/>
+                <w:sz w:val="13"/>
+                <w:szCs w:val="13"/>
+              </w:rPr>
+              <w:t>.</w:t>
+            </w:r>
+            <w:r>
+              <w:rPr>
+                <w:sz w:val="13"/>
+                <w:szCs w:val="13"/>
+              </w:rPr>
+              <w:t>5</w:t>
+            </w:r>
+          </w:p>
+        </w:tc>
+        <w:tc>
+          <w:tcPr>
+            <w:tcW w:w="755" w:type="dxa"/>
+          </w:tcPr>
+          <w:p>
+            <w:pPr>
+              <w:rPr>
+                <w:sz w:val="13"/>
+                <w:szCs w:val="13"/>
+              </w:rPr>
+            </w:pPr>
+          </w:p>
+        </w:tc>
+        <w:tc>
+          <w:tcPr>
+            <w:tcW w:w="755" w:type="dxa"/>
+          </w:tcPr>
+          <w:p>
+            <w:pPr>
+              <w:rPr>
+                <w:sz w:val="13"/>
+                <w:szCs w:val="13"/>
+              </w:rPr>
+            </w:pPr>
+            <w:r>
+              <w:rPr>
+                <w:rFonts w:hint="eastAsia"/>
+                <w:sz w:val="13"/>
+                <w:szCs w:val="13"/>
+              </w:rPr>
+              <w:t>1</w:t>
+            </w:r>
+            <w:r>
+              <w:rPr>
+                <w:sz w:val="13"/>
+                <w:szCs w:val="13"/>
+              </w:rPr>
+              <w:t>3</w:t>
+            </w:r>
+            <w:r>
+              <w:rPr>
+                <w:rFonts w:hint="eastAsia"/>
+                <w:sz w:val="13"/>
+                <w:szCs w:val="13"/>
+              </w:rPr>
+              <w:t>.</w:t>
+            </w:r>
+            <w:r>
+              <w:rPr>
+                <w:sz w:val="13"/>
+                <w:szCs w:val="13"/>
+              </w:rPr>
+              <w:t>4</w:t>
+            </w:r>
+          </w:p>
+        </w:tc>
+      </w:tr>
+      <w:tr>
+        <w:trPr>
+          <w:jc w:val="center"/>
+        </w:trPr>
+        <w:tc>
+          <w:tcPr>
+            <w:tcW w:w="988" w:type="dxa"/>
+          </w:tcPr>
+          <w:p>
+            <w:pPr>
+              <w:rPr>
+                <w:rFonts w:hint="eastAsia"/>
+                <w:sz w:val="13"/>
+                <w:szCs w:val="13"/>
+              </w:rPr>
+            </w:pPr>
+            <w:r>
+              <w:rPr>
+                <w:rFonts w:hint="eastAsia"/>
+                <w:sz w:val="13"/>
+                <w:szCs w:val="13"/>
+              </w:rPr>
+              <w:t>投票</w:t>
+            </w:r>
+          </w:p>
+        </w:tc>
+        <w:tc>
+          <w:tcPr>
+            <w:tcW w:w="708" w:type="dxa"/>
+          </w:tcPr>
+          <w:p>
+            <w:pPr>
+              <w:rPr>
+                <w:sz w:val="13"/>
+                <w:szCs w:val="13"/>
+              </w:rPr>
+            </w:pPr>
+            <w:r>
+              <w:rPr>
+                <w:sz w:val="13"/>
+                <w:szCs w:val="13"/>
+              </w:rPr>
+              <w:t>4</w:t>
+            </w:r>
+            <w:r>
+              <w:rPr>
+                <w:rFonts w:hint="eastAsia"/>
+                <w:sz w:val="13"/>
+                <w:szCs w:val="13"/>
+              </w:rPr>
+              <w:t>.</w:t>
+            </w:r>
+            <w:r>
+              <w:rPr>
+                <w:sz w:val="13"/>
+                <w:szCs w:val="13"/>
+              </w:rPr>
+              <w:t>5</w:t>
+            </w:r>
+          </w:p>
+          <w:p>
+            <w:pPr>
+              <w:rPr>
+                <w:sz w:val="13"/>
+                <w:szCs w:val="13"/>
+              </w:rPr>
+            </w:pPr>
+            <w:r>
+              <w:rPr>
+                <w:sz w:val="13"/>
+                <w:szCs w:val="13"/>
+              </w:rPr>
+              <w:t>4</w:t>
+            </w:r>
+            <w:r>
+              <w:rPr>
+                <w:rFonts w:hint="eastAsia"/>
+                <w:sz w:val="13"/>
+                <w:szCs w:val="13"/>
+              </w:rPr>
+              <w:t>.</w:t>
+            </w:r>
+            <w:r>
+              <w:rPr>
+                <w:sz w:val="13"/>
+                <w:szCs w:val="13"/>
+              </w:rPr>
+              <w:t>6</w:t>
+            </w:r>
+          </w:p>
+        </w:tc>
+        <w:tc>
+          <w:tcPr>
+            <w:tcW w:w="563" w:type="dxa"/>
+          </w:tcPr>
+          <w:p>
+            <w:pPr>
+              <w:rPr>
+                <w:sz w:val="13"/>
+                <w:szCs w:val="13"/>
+              </w:rPr>
+            </w:pPr>
+            <w:r>
+              <w:rPr>
+                <w:rFonts w:hint="eastAsia"/>
+                <w:sz w:val="13"/>
+                <w:szCs w:val="13"/>
+              </w:rPr>
+              <w:t>5.</w:t>
+            </w:r>
+            <w:r>
+              <w:rPr>
+                <w:sz w:val="13"/>
+                <w:szCs w:val="13"/>
+              </w:rPr>
+              <w:t>2</w:t>
+            </w:r>
+          </w:p>
+          <w:p>
+            <w:pPr>
+              <w:rPr>
+                <w:sz w:val="13"/>
+                <w:szCs w:val="13"/>
+              </w:rPr>
+            </w:pPr>
+            <w:r>
+              <w:rPr>
+                <w:sz w:val="13"/>
+                <w:szCs w:val="13"/>
+              </w:rPr>
+              <w:t>5</w:t>
+            </w:r>
+            <w:r>
+              <w:rPr>
+                <w:rFonts w:hint="eastAsia"/>
+                <w:sz w:val="13"/>
+                <w:szCs w:val="13"/>
+              </w:rPr>
+              <w:t>.</w:t>
+            </w:r>
+            <w:r>
+              <w:rPr>
+                <w:sz w:val="13"/>
+                <w:szCs w:val="13"/>
+              </w:rPr>
+              <w:t>3</w:t>
+            </w:r>
+          </w:p>
+        </w:tc>
+        <w:tc>
+          <w:tcPr>
+            <w:tcW w:w="753" w:type="dxa"/>
+          </w:tcPr>
+          <w:p>
+            <w:pPr>
+              <w:rPr>
+                <w:sz w:val="13"/>
+                <w:szCs w:val="13"/>
+              </w:rPr>
+            </w:pPr>
+            <w:r>
+              <w:rPr>
+                <w:rFonts w:hint="eastAsia"/>
+                <w:sz w:val="13"/>
+                <w:szCs w:val="13"/>
+              </w:rPr>
+              <w:t>6.</w:t>
+            </w:r>
+            <w:r>
+              <w:rPr>
+                <w:sz w:val="13"/>
+                <w:szCs w:val="13"/>
+              </w:rPr>
+              <w:t>4</w:t>
+            </w:r>
+          </w:p>
+        </w:tc>
+        <w:tc>
+          <w:tcPr>
+            <w:tcW w:w="754" w:type="dxa"/>
+          </w:tcPr>
+          <w:p>
+            <w:pPr>
+              <w:rPr>
+                <w:sz w:val="13"/>
+                <w:szCs w:val="13"/>
+              </w:rPr>
+            </w:pPr>
+            <w:r>
+              <w:rPr>
+                <w:rFonts w:hint="eastAsia"/>
+                <w:sz w:val="13"/>
+                <w:szCs w:val="13"/>
+              </w:rPr>
+              <w:t>7.</w:t>
+            </w:r>
+            <w:r>
+              <w:rPr>
+                <w:sz w:val="13"/>
+                <w:szCs w:val="13"/>
+              </w:rPr>
+              <w:t>2</w:t>
+            </w:r>
+          </w:p>
+        </w:tc>
+        <w:tc>
+          <w:tcPr>
+            <w:tcW w:w="755" w:type="dxa"/>
+          </w:tcPr>
+          <w:p>
+            <w:pPr>
+              <w:rPr>
+                <w:sz w:val="13"/>
+                <w:szCs w:val="13"/>
+              </w:rPr>
+            </w:pPr>
+          </w:p>
+        </w:tc>
+        <w:tc>
+          <w:tcPr>
+            <w:tcW w:w="755" w:type="dxa"/>
+          </w:tcPr>
+          <w:p>
+            <w:pPr>
+              <w:rPr>
+                <w:sz w:val="13"/>
+                <w:szCs w:val="13"/>
+              </w:rPr>
+            </w:pPr>
+          </w:p>
+        </w:tc>
+        <w:tc>
+          <w:tcPr>
+            <w:tcW w:w="755" w:type="dxa"/>
+          </w:tcPr>
+          <w:p>
+            <w:pPr>
+              <w:rPr>
+                <w:sz w:val="13"/>
+                <w:szCs w:val="13"/>
+              </w:rPr>
+            </w:pPr>
+          </w:p>
+        </w:tc>
+        <w:tc>
+          <w:tcPr>
+            <w:tcW w:w="755" w:type="dxa"/>
+          </w:tcPr>
+          <w:p>
+            <w:pPr>
+              <w:rPr>
+                <w:sz w:val="13"/>
+                <w:szCs w:val="13"/>
+              </w:rPr>
+            </w:pPr>
+          </w:p>
+        </w:tc>
+        <w:tc>
+          <w:tcPr>
+            <w:tcW w:w="755" w:type="dxa"/>
+          </w:tcPr>
+          <w:p>
+            <w:pPr>
+              <w:rPr>
+                <w:sz w:val="13"/>
+                <w:szCs w:val="13"/>
+              </w:rPr>
+            </w:pPr>
+          </w:p>
+        </w:tc>
+        <w:tc>
+          <w:tcPr>
+            <w:tcW w:w="755" w:type="dxa"/>
+          </w:tcPr>
+          <w:p>
+            <w:pPr>
+              <w:rPr>
+                <w:sz w:val="13"/>
+                <w:szCs w:val="13"/>
+              </w:rPr>
+            </w:pPr>
+            <w:r>
+              <w:rPr>
+                <w:rFonts w:hint="eastAsia"/>
+                <w:sz w:val="13"/>
+                <w:szCs w:val="13"/>
+              </w:rPr>
+              <w:t>1</w:t>
+            </w:r>
+            <w:r>
+              <w:rPr>
+                <w:sz w:val="13"/>
+                <w:szCs w:val="13"/>
+              </w:rPr>
+              <w:t>3</w:t>
+            </w:r>
+            <w:r>
+              <w:rPr>
+                <w:rFonts w:hint="eastAsia"/>
+                <w:sz w:val="13"/>
+                <w:szCs w:val="13"/>
+              </w:rPr>
+              <w:t>.</w:t>
+            </w:r>
+            <w:r>
+              <w:rPr>
+                <w:sz w:val="13"/>
+                <w:szCs w:val="13"/>
+              </w:rPr>
+              <w:t>4</w:t>
+            </w:r>
+          </w:p>
+        </w:tc>
+      </w:tr>
+      <w:tr>
+        <w:trPr>
+          <w:jc w:val="center"/>
+        </w:trPr>
+        <w:tc>
+          <w:tcPr>
+            <w:tcW w:w="8296" w:type="dxa"/>
+            <w:gridSpan w:val="11"/>
+            <w:shd w:val="clear" w:color="auto" w:fill="FFD966" w:themeFill="accent4" w:themeFillTint="99"/>
+          </w:tcPr>
+          <w:p>
+            <w:pPr>
+              <w:rPr>
+                <w:sz w:val="13"/>
+                <w:szCs w:val="13"/>
+              </w:rPr>
+            </w:pPr>
+            <w:r>
+              <w:rPr>
+                <w:rFonts w:hint="eastAsia"/>
+                <w:sz w:val="13"/>
+                <w:szCs w:val="13"/>
+              </w:rPr>
+              <w:t>沟通技巧工具与技术</w:t>
+            </w:r>
+          </w:p>
+        </w:tc>
+      </w:tr>
+      <w:tr>
+        <w:trPr>
+          <w:jc w:val="center"/>
+        </w:trPr>
+        <w:tc>
+          <w:tcPr>
+            <w:tcW w:w="988" w:type="dxa"/>
+          </w:tcPr>
+          <w:p>
+            <w:pPr>
+              <w:rPr>
+                <w:rFonts w:hint="eastAsia"/>
+                <w:sz w:val="13"/>
+                <w:szCs w:val="13"/>
+              </w:rPr>
+            </w:pPr>
+            <w:r>
+              <w:rPr>
+                <w:rFonts w:hint="eastAsia"/>
+                <w:sz w:val="13"/>
+                <w:szCs w:val="13"/>
+              </w:rPr>
+              <w:t>反馈</w:t>
+            </w:r>
+          </w:p>
+        </w:tc>
+        <w:tc>
+          <w:tcPr>
+            <w:tcW w:w="708" w:type="dxa"/>
+          </w:tcPr>
+          <w:p>
+            <w:pPr>
+              <w:rPr>
+                <w:sz w:val="13"/>
+                <w:szCs w:val="13"/>
+              </w:rPr>
+            </w:pPr>
+          </w:p>
+        </w:tc>
+        <w:tc>
+          <w:tcPr>
+            <w:tcW w:w="563" w:type="dxa"/>
+          </w:tcPr>
+          <w:p>
+            <w:pPr>
+              <w:rPr>
+                <w:sz w:val="13"/>
+                <w:szCs w:val="13"/>
+              </w:rPr>
+            </w:pPr>
+          </w:p>
+        </w:tc>
+        <w:tc>
+          <w:tcPr>
+            <w:tcW w:w="753" w:type="dxa"/>
+          </w:tcPr>
+          <w:p>
+            <w:pPr>
+              <w:rPr>
+                <w:sz w:val="13"/>
+                <w:szCs w:val="13"/>
+              </w:rPr>
+            </w:pPr>
+          </w:p>
+        </w:tc>
+        <w:tc>
+          <w:tcPr>
+            <w:tcW w:w="754" w:type="dxa"/>
+          </w:tcPr>
+          <w:p>
+            <w:pPr>
+              <w:rPr>
+                <w:sz w:val="13"/>
+                <w:szCs w:val="13"/>
+              </w:rPr>
+            </w:pPr>
+          </w:p>
+        </w:tc>
+        <w:tc>
+          <w:tcPr>
+            <w:tcW w:w="755" w:type="dxa"/>
+          </w:tcPr>
+          <w:p>
+            <w:pPr>
+              <w:rPr>
+                <w:sz w:val="13"/>
+                <w:szCs w:val="13"/>
+              </w:rPr>
+            </w:pPr>
+          </w:p>
+        </w:tc>
+        <w:tc>
+          <w:tcPr>
+            <w:tcW w:w="755" w:type="dxa"/>
+          </w:tcPr>
+          <w:p>
+            <w:pPr>
+              <w:rPr>
+                <w:sz w:val="13"/>
+                <w:szCs w:val="13"/>
+              </w:rPr>
+            </w:pPr>
+          </w:p>
+        </w:tc>
+        <w:tc>
+          <w:tcPr>
+            <w:tcW w:w="755" w:type="dxa"/>
+          </w:tcPr>
+          <w:p>
+            <w:pPr>
+              <w:rPr>
+                <w:sz w:val="13"/>
+                <w:szCs w:val="13"/>
+              </w:rPr>
+            </w:pPr>
+            <w:r>
+              <w:rPr>
+                <w:rFonts w:hint="eastAsia"/>
+                <w:sz w:val="13"/>
+                <w:szCs w:val="13"/>
+              </w:rPr>
+              <w:t>1</w:t>
+            </w:r>
+            <w:r>
+              <w:rPr>
+                <w:sz w:val="13"/>
+                <w:szCs w:val="13"/>
+              </w:rPr>
+              <w:t>0</w:t>
+            </w:r>
+            <w:r>
+              <w:rPr>
+                <w:rFonts w:hint="eastAsia"/>
+                <w:sz w:val="13"/>
+                <w:szCs w:val="13"/>
+              </w:rPr>
+              <w:t>.</w:t>
+            </w:r>
+            <w:r>
+              <w:rPr>
+                <w:sz w:val="13"/>
+                <w:szCs w:val="13"/>
+              </w:rPr>
+              <w:t>2</w:t>
+            </w:r>
+          </w:p>
+        </w:tc>
+        <w:tc>
+          <w:tcPr>
+            <w:tcW w:w="755" w:type="dxa"/>
+          </w:tcPr>
+          <w:p>
+            <w:pPr>
+              <w:rPr>
+                <w:sz w:val="13"/>
+                <w:szCs w:val="13"/>
+              </w:rPr>
+            </w:pPr>
+          </w:p>
+        </w:tc>
+        <w:tc>
+          <w:tcPr>
+            <w:tcW w:w="755" w:type="dxa"/>
+          </w:tcPr>
+          <w:p>
+            <w:pPr>
+              <w:rPr>
+                <w:sz w:val="13"/>
+                <w:szCs w:val="13"/>
+              </w:rPr>
+            </w:pPr>
+          </w:p>
+        </w:tc>
+        <w:tc>
+          <w:tcPr>
+            <w:tcW w:w="755" w:type="dxa"/>
+          </w:tcPr>
+          <w:p>
+            <w:pPr>
+              <w:rPr>
+                <w:sz w:val="13"/>
+                <w:szCs w:val="13"/>
+              </w:rPr>
+            </w:pPr>
+            <w:r>
+              <w:rPr>
+                <w:rFonts w:hint="eastAsia"/>
+                <w:sz w:val="13"/>
+                <w:szCs w:val="13"/>
+              </w:rPr>
+              <w:t>1</w:t>
+            </w:r>
+            <w:r>
+              <w:rPr>
+                <w:sz w:val="13"/>
+                <w:szCs w:val="13"/>
+              </w:rPr>
+              <w:t>3</w:t>
+            </w:r>
+            <w:r>
+              <w:rPr>
+                <w:rFonts w:hint="eastAsia"/>
+                <w:sz w:val="13"/>
+                <w:szCs w:val="13"/>
+              </w:rPr>
+              <w:t>.</w:t>
+            </w:r>
+            <w:r>
+              <w:rPr>
+                <w:sz w:val="13"/>
+                <w:szCs w:val="13"/>
+              </w:rPr>
+              <w:t>4</w:t>
+            </w:r>
+          </w:p>
+        </w:tc>
+      </w:tr>
+      <w:tr>
+        <w:trPr>
+          <w:jc w:val="center"/>
+        </w:trPr>
+        <w:tc>
+          <w:tcPr>
+            <w:tcW w:w="988" w:type="dxa"/>
+          </w:tcPr>
+          <w:p>
+            <w:pPr>
+              <w:rPr>
+                <w:rFonts w:hint="eastAsia"/>
+                <w:sz w:val="13"/>
+                <w:szCs w:val="13"/>
+              </w:rPr>
+            </w:pPr>
+            <w:r>
+              <w:rPr>
+                <w:rFonts w:hint="eastAsia"/>
+                <w:sz w:val="13"/>
+                <w:szCs w:val="13"/>
+              </w:rPr>
+              <w:t>演示</w:t>
+            </w:r>
+          </w:p>
+        </w:tc>
+        <w:tc>
+          <w:tcPr>
+            <w:tcW w:w="708" w:type="dxa"/>
+          </w:tcPr>
+          <w:p>
+            <w:pPr>
+              <w:rPr>
+                <w:sz w:val="13"/>
+                <w:szCs w:val="13"/>
+              </w:rPr>
+            </w:pPr>
+          </w:p>
+        </w:tc>
+        <w:tc>
+          <w:tcPr>
+            <w:tcW w:w="563" w:type="dxa"/>
+          </w:tcPr>
+          <w:p>
+            <w:pPr>
+              <w:rPr>
+                <w:sz w:val="13"/>
+                <w:szCs w:val="13"/>
+              </w:rPr>
+            </w:pPr>
+          </w:p>
+        </w:tc>
+        <w:tc>
+          <w:tcPr>
+            <w:tcW w:w="753" w:type="dxa"/>
+          </w:tcPr>
+          <w:p>
+            <w:pPr>
+              <w:rPr>
+                <w:sz w:val="13"/>
+                <w:szCs w:val="13"/>
+              </w:rPr>
+            </w:pPr>
+          </w:p>
+        </w:tc>
+        <w:tc>
+          <w:tcPr>
+            <w:tcW w:w="754" w:type="dxa"/>
+          </w:tcPr>
+          <w:p>
+            <w:pPr>
+              <w:rPr>
+                <w:sz w:val="13"/>
+                <w:szCs w:val="13"/>
+              </w:rPr>
+            </w:pPr>
+          </w:p>
+        </w:tc>
+        <w:tc>
+          <w:tcPr>
+            <w:tcW w:w="755" w:type="dxa"/>
+          </w:tcPr>
+          <w:p>
+            <w:pPr>
+              <w:rPr>
+                <w:sz w:val="13"/>
+                <w:szCs w:val="13"/>
+              </w:rPr>
+            </w:pPr>
+          </w:p>
+        </w:tc>
+        <w:tc>
+          <w:tcPr>
+            <w:tcW w:w="755" w:type="dxa"/>
+          </w:tcPr>
+          <w:p>
+            <w:pPr>
+              <w:rPr>
+                <w:sz w:val="13"/>
+                <w:szCs w:val="13"/>
+              </w:rPr>
+            </w:pPr>
+          </w:p>
+        </w:tc>
+        <w:tc>
+          <w:tcPr>
+            <w:tcW w:w="755" w:type="dxa"/>
+          </w:tcPr>
+          <w:p>
+            <w:pPr>
+              <w:rPr>
+                <w:sz w:val="13"/>
+                <w:szCs w:val="13"/>
+              </w:rPr>
+            </w:pPr>
+            <w:r>
+              <w:rPr>
+                <w:rFonts w:hint="eastAsia"/>
+                <w:sz w:val="13"/>
+                <w:szCs w:val="13"/>
+              </w:rPr>
+              <w:t>1</w:t>
+            </w:r>
+            <w:r>
+              <w:rPr>
+                <w:sz w:val="13"/>
+                <w:szCs w:val="13"/>
+              </w:rPr>
+              <w:t>0</w:t>
+            </w:r>
+            <w:r>
+              <w:rPr>
+                <w:rFonts w:hint="eastAsia"/>
+                <w:sz w:val="13"/>
+                <w:szCs w:val="13"/>
+              </w:rPr>
+              <w:t>.</w:t>
+            </w:r>
+            <w:r>
+              <w:rPr>
+                <w:sz w:val="13"/>
+                <w:szCs w:val="13"/>
+              </w:rPr>
+              <w:t>2</w:t>
+            </w:r>
+          </w:p>
+        </w:tc>
+        <w:tc>
+          <w:tcPr>
+            <w:tcW w:w="755" w:type="dxa"/>
+          </w:tcPr>
+          <w:p>
+            <w:pPr>
+              <w:rPr>
+                <w:sz w:val="13"/>
+                <w:szCs w:val="13"/>
+              </w:rPr>
+            </w:pPr>
+          </w:p>
+        </w:tc>
+        <w:tc>
+          <w:tcPr>
+            <w:tcW w:w="755" w:type="dxa"/>
+          </w:tcPr>
+          <w:p>
+            <w:pPr>
+              <w:rPr>
+                <w:sz w:val="13"/>
+                <w:szCs w:val="13"/>
+              </w:rPr>
+            </w:pPr>
+          </w:p>
+        </w:tc>
+        <w:tc>
+          <w:tcPr>
+            <w:tcW w:w="755" w:type="dxa"/>
+          </w:tcPr>
+          <w:p>
+            <w:pPr>
+              <w:rPr>
+                <w:sz w:val="13"/>
+                <w:szCs w:val="13"/>
+              </w:rPr>
+            </w:pPr>
+            <w:r>
+              <w:rPr>
+                <w:rFonts w:hint="eastAsia"/>
+                <w:sz w:val="13"/>
+                <w:szCs w:val="13"/>
+              </w:rPr>
+              <w:t>1</w:t>
+            </w:r>
+            <w:r>
+              <w:rPr>
+                <w:sz w:val="13"/>
+                <w:szCs w:val="13"/>
+              </w:rPr>
+              <w:t>3</w:t>
+            </w:r>
+            <w:r>
+              <w:rPr>
+                <w:rFonts w:hint="eastAsia"/>
+                <w:sz w:val="13"/>
+                <w:szCs w:val="13"/>
+              </w:rPr>
+              <w:t>.</w:t>
+            </w:r>
+            <w:r>
+              <w:rPr>
+                <w:sz w:val="13"/>
+                <w:szCs w:val="13"/>
+              </w:rPr>
+              <w:t>4</w:t>
+            </w:r>
+          </w:p>
+        </w:tc>
+      </w:tr>
+      <w:tr>
+        <w:trPr>
+          <w:jc w:val="center"/>
+        </w:trPr>
+        <w:tc>
+          <w:tcPr>
+            <w:tcW w:w="988" w:type="dxa"/>
+          </w:tcPr>
+          <w:p>
+            <w:pPr>
+              <w:rPr>
+                <w:rFonts w:hint="eastAsia"/>
+                <w:sz w:val="13"/>
+                <w:szCs w:val="13"/>
+              </w:rPr>
+            </w:pPr>
+          </w:p>
+        </w:tc>
+        <w:tc>
+          <w:tcPr>
+            <w:tcW w:w="708" w:type="dxa"/>
+          </w:tcPr>
+          <w:p>
+            <w:pPr>
+              <w:rPr>
+                <w:sz w:val="13"/>
+                <w:szCs w:val="13"/>
+              </w:rPr>
+            </w:pPr>
+          </w:p>
+        </w:tc>
+        <w:tc>
+          <w:tcPr>
+            <w:tcW w:w="563" w:type="dxa"/>
+          </w:tcPr>
+          <w:p>
+            <w:pPr>
+              <w:rPr>
+                <w:sz w:val="13"/>
+                <w:szCs w:val="13"/>
+              </w:rPr>
+            </w:pPr>
+          </w:p>
+        </w:tc>
+        <w:tc>
+          <w:tcPr>
+            <w:tcW w:w="753" w:type="dxa"/>
+          </w:tcPr>
+          <w:p>
+            <w:pPr>
+              <w:rPr>
+                <w:sz w:val="13"/>
+                <w:szCs w:val="13"/>
+              </w:rPr>
+            </w:pPr>
+          </w:p>
+        </w:tc>
+        <w:tc>
+          <w:tcPr>
+            <w:tcW w:w="754" w:type="dxa"/>
+          </w:tcPr>
+          <w:p>
+            <w:pPr>
+              <w:rPr>
+                <w:sz w:val="13"/>
+                <w:szCs w:val="13"/>
+              </w:rPr>
+            </w:pPr>
+          </w:p>
+        </w:tc>
+        <w:tc>
+          <w:tcPr>
+            <w:tcW w:w="755" w:type="dxa"/>
+          </w:tcPr>
+          <w:p>
+            <w:pPr>
+              <w:rPr>
+                <w:sz w:val="13"/>
+                <w:szCs w:val="13"/>
+              </w:rPr>
+            </w:pPr>
+          </w:p>
+        </w:tc>
+        <w:tc>
+          <w:tcPr>
+            <w:tcW w:w="755" w:type="dxa"/>
+          </w:tcPr>
+          <w:p>
+            <w:pPr>
+              <w:rPr>
+                <w:sz w:val="13"/>
+                <w:szCs w:val="13"/>
+              </w:rPr>
+            </w:pPr>
+          </w:p>
+        </w:tc>
+        <w:tc>
+          <w:tcPr>
+            <w:tcW w:w="755" w:type="dxa"/>
+          </w:tcPr>
+          <w:p>
+            <w:pPr>
+              <w:rPr>
+                <w:sz w:val="13"/>
+                <w:szCs w:val="13"/>
+              </w:rPr>
+            </w:pPr>
+          </w:p>
+        </w:tc>
+        <w:tc>
+          <w:tcPr>
+            <w:tcW w:w="755" w:type="dxa"/>
+          </w:tcPr>
+          <w:p>
+            <w:pPr>
+              <w:rPr>
+                <w:sz w:val="13"/>
+                <w:szCs w:val="13"/>
+              </w:rPr>
+            </w:pPr>
+          </w:p>
+        </w:tc>
+        <w:tc>
+          <w:tcPr>
+            <w:tcW w:w="755" w:type="dxa"/>
+          </w:tcPr>
+          <w:p>
+            <w:pPr>
+              <w:rPr>
+                <w:sz w:val="13"/>
+                <w:szCs w:val="13"/>
+              </w:rPr>
+            </w:pPr>
+          </w:p>
+        </w:tc>
+        <w:tc>
+          <w:tcPr>
+            <w:tcW w:w="755" w:type="dxa"/>
+          </w:tcPr>
+          <w:p>
+            <w:pPr>
+              <w:rPr>
+                <w:sz w:val="13"/>
+                <w:szCs w:val="13"/>
+              </w:rPr>
+            </w:pPr>
+          </w:p>
+        </w:tc>
+      </w:tr>
+      <w:tr>
+        <w:trPr>
+          <w:jc w:val="center"/>
+        </w:trPr>
+        <w:tc>
+          <w:tcPr>
+            <w:tcW w:w="988" w:type="dxa"/>
+          </w:tcPr>
+          <w:p>
+            <w:pPr>
+              <w:rPr>
+                <w:rFonts w:hint="eastAsia"/>
+                <w:sz w:val="13"/>
+                <w:szCs w:val="13"/>
+              </w:rPr>
+            </w:pPr>
+          </w:p>
+        </w:tc>
+        <w:tc>
+          <w:tcPr>
+            <w:tcW w:w="708" w:type="dxa"/>
+          </w:tcPr>
+          <w:p>
+            <w:pPr>
+              <w:rPr>
+                <w:sz w:val="13"/>
+                <w:szCs w:val="13"/>
+              </w:rPr>
+            </w:pPr>
+          </w:p>
+        </w:tc>
+        <w:tc>
+          <w:tcPr>
+            <w:tcW w:w="563" w:type="dxa"/>
+          </w:tcPr>
+          <w:p>
+            <w:pPr>
+              <w:rPr>
+                <w:sz w:val="13"/>
+                <w:szCs w:val="13"/>
+              </w:rPr>
+            </w:pPr>
+          </w:p>
+        </w:tc>
+        <w:tc>
+          <w:tcPr>
+            <w:tcW w:w="753" w:type="dxa"/>
+          </w:tcPr>
+          <w:p>
+            <w:pPr>
+              <w:rPr>
+                <w:sz w:val="13"/>
+                <w:szCs w:val="13"/>
+              </w:rPr>
+            </w:pPr>
+          </w:p>
+        </w:tc>
+        <w:tc>
+          <w:tcPr>
+            <w:tcW w:w="754" w:type="dxa"/>
+          </w:tcPr>
+          <w:p>
+            <w:pPr>
+              <w:rPr>
+                <w:sz w:val="13"/>
+                <w:szCs w:val="13"/>
+              </w:rPr>
+            </w:pPr>
+          </w:p>
+        </w:tc>
+        <w:tc>
+          <w:tcPr>
+            <w:tcW w:w="755" w:type="dxa"/>
+          </w:tcPr>
+          <w:p>
+            <w:pPr>
+              <w:rPr>
+                <w:sz w:val="13"/>
+                <w:szCs w:val="13"/>
+              </w:rPr>
+            </w:pPr>
+          </w:p>
+        </w:tc>
+        <w:tc>
+          <w:tcPr>
+            <w:tcW w:w="755" w:type="dxa"/>
+          </w:tcPr>
+          <w:p>
+            <w:pPr>
+              <w:rPr>
+                <w:sz w:val="13"/>
+                <w:szCs w:val="13"/>
+              </w:rPr>
+            </w:pPr>
+          </w:p>
+        </w:tc>
+        <w:tc>
+          <w:tcPr>
+            <w:tcW w:w="755" w:type="dxa"/>
+          </w:tcPr>
+          <w:p>
+            <w:pPr>
+              <w:rPr>
+                <w:sz w:val="13"/>
+                <w:szCs w:val="13"/>
+              </w:rPr>
+            </w:pPr>
+          </w:p>
+        </w:tc>
+        <w:tc>
+          <w:tcPr>
+            <w:tcW w:w="755" w:type="dxa"/>
+          </w:tcPr>
+          <w:p>
+            <w:pPr>
+              <w:rPr>
+                <w:sz w:val="13"/>
+                <w:szCs w:val="13"/>
+              </w:rPr>
+            </w:pPr>
+          </w:p>
+        </w:tc>
+        <w:tc>
+          <w:tcPr>
+            <w:tcW w:w="755" w:type="dxa"/>
+          </w:tcPr>
+          <w:p>
+            <w:pPr>
+              <w:rPr>
+                <w:sz w:val="13"/>
+                <w:szCs w:val="13"/>
+              </w:rPr>
+            </w:pPr>
+          </w:p>
+        </w:tc>
+        <w:tc>
+          <w:tcPr>
+            <w:tcW w:w="755" w:type="dxa"/>
+          </w:tcPr>
+          <w:p>
+            <w:pPr>
+              <w:rPr>
+                <w:sz w:val="13"/>
+                <w:szCs w:val="13"/>
+              </w:rPr>
+            </w:pPr>
+          </w:p>
+        </w:tc>
+      </w:tr>
+      <w:tr>
+        <w:trPr>
+          <w:jc w:val="center"/>
+        </w:trPr>
+        <w:tc>
+          <w:tcPr>
+            <w:tcW w:w="988" w:type="dxa"/>
+          </w:tcPr>
+          <w:p>
+            <w:pPr>
+              <w:rPr>
+                <w:rFonts w:hint="eastAsia"/>
+                <w:sz w:val="13"/>
+                <w:szCs w:val="13"/>
+              </w:rPr>
+            </w:pPr>
+          </w:p>
+        </w:tc>
+        <w:tc>
+          <w:tcPr>
+            <w:tcW w:w="708" w:type="dxa"/>
+          </w:tcPr>
+          <w:p>
+            <w:pPr>
+              <w:rPr>
+                <w:sz w:val="13"/>
+                <w:szCs w:val="13"/>
+              </w:rPr>
+            </w:pPr>
+          </w:p>
+        </w:tc>
+        <w:tc>
+          <w:tcPr>
+            <w:tcW w:w="563" w:type="dxa"/>
+          </w:tcPr>
+          <w:p>
+            <w:pPr>
+              <w:rPr>
+                <w:sz w:val="13"/>
+                <w:szCs w:val="13"/>
+              </w:rPr>
+            </w:pPr>
+          </w:p>
+        </w:tc>
+        <w:tc>
+          <w:tcPr>
+            <w:tcW w:w="753" w:type="dxa"/>
+          </w:tcPr>
+          <w:p>
+            <w:pPr>
+              <w:rPr>
+                <w:sz w:val="13"/>
+                <w:szCs w:val="13"/>
+              </w:rPr>
+            </w:pPr>
+          </w:p>
+        </w:tc>
+        <w:tc>
+          <w:tcPr>
+            <w:tcW w:w="754" w:type="dxa"/>
+          </w:tcPr>
+          <w:p>
+            <w:pPr>
+              <w:rPr>
+                <w:sz w:val="13"/>
+                <w:szCs w:val="13"/>
+              </w:rPr>
+            </w:pPr>
+          </w:p>
+        </w:tc>
+        <w:tc>
+          <w:tcPr>
+            <w:tcW w:w="755" w:type="dxa"/>
+          </w:tcPr>
+          <w:p>
+            <w:pPr>
+              <w:rPr>
+                <w:sz w:val="13"/>
+                <w:szCs w:val="13"/>
+              </w:rPr>
+            </w:pPr>
+          </w:p>
+        </w:tc>
+        <w:tc>
+          <w:tcPr>
+            <w:tcW w:w="755" w:type="dxa"/>
+          </w:tcPr>
+          <w:p>
+            <w:pPr>
+              <w:rPr>
+                <w:sz w:val="13"/>
+                <w:szCs w:val="13"/>
+              </w:rPr>
+            </w:pPr>
+          </w:p>
+        </w:tc>
+        <w:tc>
+          <w:tcPr>
+            <w:tcW w:w="755" w:type="dxa"/>
+          </w:tcPr>
+          <w:p>
+            <w:pPr>
+              <w:rPr>
+                <w:sz w:val="13"/>
+                <w:szCs w:val="13"/>
+              </w:rPr>
+            </w:pPr>
+          </w:p>
+        </w:tc>
+        <w:tc>
+          <w:tcPr>
+            <w:tcW w:w="755" w:type="dxa"/>
+          </w:tcPr>
+          <w:p>
+            <w:pPr>
+              <w:rPr>
+                <w:sz w:val="13"/>
+                <w:szCs w:val="13"/>
+              </w:rPr>
+            </w:pPr>
+          </w:p>
+        </w:tc>
+        <w:tc>
+          <w:tcPr>
+            <w:tcW w:w="755" w:type="dxa"/>
+          </w:tcPr>
+          <w:p>
+            <w:pPr>
+              <w:rPr>
+                <w:sz w:val="13"/>
+                <w:szCs w:val="13"/>
+              </w:rPr>
+            </w:pPr>
+          </w:p>
+        </w:tc>
+        <w:tc>
+          <w:tcPr>
+            <w:tcW w:w="755" w:type="dxa"/>
+          </w:tcPr>
+          <w:p>
+            <w:pPr>
+              <w:rPr>
+                <w:sz w:val="13"/>
+                <w:szCs w:val="13"/>
+              </w:rPr>
+            </w:pPr>
+          </w:p>
+        </w:tc>
+      </w:tr>
+      <w:tr>
+        <w:trPr>
+          <w:jc w:val="center"/>
+        </w:trPr>
+        <w:tc>
+          <w:tcPr>
+            <w:tcW w:w="988" w:type="dxa"/>
+          </w:tcPr>
+          <w:p>
+            <w:pPr>
+              <w:rPr>
+                <w:rFonts w:hint="eastAsia"/>
+                <w:sz w:val="13"/>
+                <w:szCs w:val="13"/>
+              </w:rPr>
+            </w:pPr>
+          </w:p>
+        </w:tc>
+        <w:tc>
+          <w:tcPr>
+            <w:tcW w:w="708" w:type="dxa"/>
+          </w:tcPr>
+          <w:p>
+            <w:pPr>
+              <w:rPr>
+                <w:sz w:val="13"/>
+                <w:szCs w:val="13"/>
+              </w:rPr>
+            </w:pPr>
+          </w:p>
+        </w:tc>
+        <w:tc>
+          <w:tcPr>
+            <w:tcW w:w="563" w:type="dxa"/>
+          </w:tcPr>
+          <w:p>
+            <w:pPr>
+              <w:rPr>
+                <w:sz w:val="13"/>
+                <w:szCs w:val="13"/>
+              </w:rPr>
+            </w:pPr>
+          </w:p>
+        </w:tc>
+        <w:tc>
+          <w:tcPr>
+            <w:tcW w:w="753" w:type="dxa"/>
+          </w:tcPr>
+          <w:p>
+            <w:pPr>
+              <w:rPr>
+                <w:sz w:val="13"/>
+                <w:szCs w:val="13"/>
+              </w:rPr>
+            </w:pPr>
+          </w:p>
+        </w:tc>
+        <w:tc>
+          <w:tcPr>
+            <w:tcW w:w="754" w:type="dxa"/>
+          </w:tcPr>
+          <w:p>
+            <w:pPr>
+              <w:rPr>
+                <w:sz w:val="13"/>
+                <w:szCs w:val="13"/>
+              </w:rPr>
+            </w:pPr>
+          </w:p>
+        </w:tc>
+        <w:tc>
+          <w:tcPr>
+            <w:tcW w:w="755" w:type="dxa"/>
+          </w:tcPr>
+          <w:p>
+            <w:pPr>
+              <w:rPr>
+                <w:sz w:val="13"/>
+                <w:szCs w:val="13"/>
+              </w:rPr>
+            </w:pPr>
+          </w:p>
+        </w:tc>
+        <w:tc>
+          <w:tcPr>
+            <w:tcW w:w="755" w:type="dxa"/>
+          </w:tcPr>
+          <w:p>
+            <w:pPr>
+              <w:rPr>
+                <w:sz w:val="13"/>
+                <w:szCs w:val="13"/>
+              </w:rPr>
+            </w:pPr>
+          </w:p>
+        </w:tc>
+        <w:tc>
+          <w:tcPr>
+            <w:tcW w:w="755" w:type="dxa"/>
+          </w:tcPr>
+          <w:p>
+            <w:pPr>
+              <w:rPr>
+                <w:sz w:val="13"/>
+                <w:szCs w:val="13"/>
+              </w:rPr>
+            </w:pPr>
+          </w:p>
+        </w:tc>
+        <w:tc>
+          <w:tcPr>
+            <w:tcW w:w="755" w:type="dxa"/>
+          </w:tcPr>
+          <w:p>
+            <w:pPr>
+              <w:rPr>
+                <w:sz w:val="13"/>
+                <w:szCs w:val="13"/>
+              </w:rPr>
+            </w:pPr>
+          </w:p>
+        </w:tc>
+        <w:tc>
+          <w:tcPr>
+            <w:tcW w:w="755" w:type="dxa"/>
+          </w:tcPr>
+          <w:p>
+            <w:pPr>
+              <w:rPr>
+                <w:sz w:val="13"/>
+                <w:szCs w:val="13"/>
+              </w:rPr>
+            </w:pPr>
+          </w:p>
+        </w:tc>
+        <w:tc>
+          <w:tcPr>
+            <w:tcW w:w="755" w:type="dxa"/>
+          </w:tcPr>
+          <w:p>
+            <w:pPr>
+              <w:rPr>
+                <w:sz w:val="13"/>
+                <w:szCs w:val="13"/>
+              </w:rPr>
+            </w:pPr>
+          </w:p>
+        </w:tc>
+      </w:tr>
+      <w:tr>
+        <w:trPr>
+          <w:jc w:val="center"/>
+        </w:trPr>
+        <w:tc>
+          <w:tcPr>
+            <w:tcW w:w="988" w:type="dxa"/>
+          </w:tcPr>
+          <w:p>
+            <w:pPr>
+              <w:rPr>
+                <w:rFonts w:hint="eastAsia"/>
+                <w:sz w:val="13"/>
+                <w:szCs w:val="13"/>
+              </w:rPr>
+            </w:pPr>
+          </w:p>
+        </w:tc>
+        <w:tc>
+          <w:tcPr>
+            <w:tcW w:w="708" w:type="dxa"/>
+          </w:tcPr>
+          <w:p>
+            <w:pPr>
+              <w:rPr>
+                <w:sz w:val="13"/>
+                <w:szCs w:val="13"/>
+              </w:rPr>
+            </w:pPr>
+          </w:p>
+        </w:tc>
+        <w:tc>
+          <w:tcPr>
+            <w:tcW w:w="563" w:type="dxa"/>
+          </w:tcPr>
+          <w:p>
+            <w:pPr>
+              <w:rPr>
+                <w:sz w:val="13"/>
+                <w:szCs w:val="13"/>
+              </w:rPr>
+            </w:pPr>
+          </w:p>
+        </w:tc>
+        <w:tc>
+          <w:tcPr>
+            <w:tcW w:w="753" w:type="dxa"/>
+          </w:tcPr>
+          <w:p>
+            <w:pPr>
+              <w:rPr>
+                <w:sz w:val="13"/>
+                <w:szCs w:val="13"/>
+              </w:rPr>
+            </w:pPr>
+          </w:p>
+        </w:tc>
+        <w:tc>
+          <w:tcPr>
+            <w:tcW w:w="754" w:type="dxa"/>
+          </w:tcPr>
+          <w:p>
+            <w:pPr>
+              <w:rPr>
+                <w:sz w:val="13"/>
+                <w:szCs w:val="13"/>
+              </w:rPr>
+            </w:pPr>
+          </w:p>
+        </w:tc>
+        <w:tc>
+          <w:tcPr>
+            <w:tcW w:w="755" w:type="dxa"/>
+          </w:tcPr>
+          <w:p>
+            <w:pPr>
+              <w:rPr>
+                <w:sz w:val="13"/>
+                <w:szCs w:val="13"/>
+              </w:rPr>
+            </w:pPr>
+          </w:p>
+        </w:tc>
+        <w:tc>
+          <w:tcPr>
+            <w:tcW w:w="755" w:type="dxa"/>
+          </w:tcPr>
+          <w:p>
+            <w:pPr>
+              <w:rPr>
+                <w:sz w:val="13"/>
+                <w:szCs w:val="13"/>
+              </w:rPr>
+            </w:pPr>
+          </w:p>
+        </w:tc>
+        <w:tc>
+          <w:tcPr>
+            <w:tcW w:w="755" w:type="dxa"/>
+          </w:tcPr>
+          <w:p>
+            <w:pPr>
+              <w:rPr>
+                <w:sz w:val="13"/>
+                <w:szCs w:val="13"/>
+              </w:rPr>
+            </w:pPr>
+          </w:p>
+        </w:tc>
+        <w:tc>
+          <w:tcPr>
+            <w:tcW w:w="755" w:type="dxa"/>
+          </w:tcPr>
+          <w:p>
+            <w:pPr>
+              <w:rPr>
+                <w:sz w:val="13"/>
+                <w:szCs w:val="13"/>
+              </w:rPr>
+            </w:pPr>
+          </w:p>
+        </w:tc>
+        <w:tc>
+          <w:tcPr>
+            <w:tcW w:w="755" w:type="dxa"/>
+          </w:tcPr>
+          <w:p>
+            <w:pPr>
+              <w:rPr>
+                <w:sz w:val="13"/>
+                <w:szCs w:val="13"/>
+              </w:rPr>
+            </w:pPr>
+          </w:p>
+        </w:tc>
+        <w:tc>
+          <w:tcPr>
+            <w:tcW w:w="755" w:type="dxa"/>
+          </w:tcPr>
+          <w:p>
+            <w:pPr>
+              <w:rPr>
+                <w:sz w:val="13"/>
+                <w:szCs w:val="13"/>
+              </w:rPr>
+            </w:pPr>
+          </w:p>
+        </w:tc>
+      </w:tr>
+      <w:tr>
+        <w:trPr>
+          <w:jc w:val="center"/>
+        </w:trPr>
+        <w:tc>
+          <w:tcPr>
+            <w:tcW w:w="988" w:type="dxa"/>
+          </w:tcPr>
+          <w:p>
+            <w:pPr>
+              <w:rPr>
+                <w:rFonts w:hint="eastAsia"/>
+                <w:sz w:val="13"/>
+                <w:szCs w:val="13"/>
+              </w:rPr>
+            </w:pPr>
+          </w:p>
+        </w:tc>
+        <w:tc>
+          <w:tcPr>
+            <w:tcW w:w="708" w:type="dxa"/>
+          </w:tcPr>
+          <w:p>
+            <w:pPr>
+              <w:rPr>
+                <w:sz w:val="13"/>
+                <w:szCs w:val="13"/>
+              </w:rPr>
+            </w:pPr>
+          </w:p>
+        </w:tc>
+        <w:tc>
+          <w:tcPr>
+            <w:tcW w:w="563" w:type="dxa"/>
+          </w:tcPr>
+          <w:p>
+            <w:pPr>
+              <w:rPr>
+                <w:sz w:val="13"/>
+                <w:szCs w:val="13"/>
+              </w:rPr>
+            </w:pPr>
+          </w:p>
+        </w:tc>
+        <w:tc>
+          <w:tcPr>
+            <w:tcW w:w="753" w:type="dxa"/>
+          </w:tcPr>
+          <w:p>
+            <w:pPr>
+              <w:rPr>
+                <w:sz w:val="13"/>
+                <w:szCs w:val="13"/>
+              </w:rPr>
+            </w:pPr>
+          </w:p>
+        </w:tc>
+        <w:tc>
+          <w:tcPr>
+            <w:tcW w:w="754" w:type="dxa"/>
+          </w:tcPr>
+          <w:p>
+            <w:pPr>
+              <w:rPr>
+                <w:sz w:val="13"/>
+                <w:szCs w:val="13"/>
+              </w:rPr>
+            </w:pPr>
+          </w:p>
+        </w:tc>
+        <w:tc>
+          <w:tcPr>
+            <w:tcW w:w="755" w:type="dxa"/>
+          </w:tcPr>
+          <w:p>
+            <w:pPr>
+              <w:rPr>
+                <w:sz w:val="13"/>
+                <w:szCs w:val="13"/>
+              </w:rPr>
+            </w:pPr>
+          </w:p>
+        </w:tc>
+        <w:tc>
+          <w:tcPr>
+            <w:tcW w:w="755" w:type="dxa"/>
+          </w:tcPr>
+          <w:p>
+            <w:pPr>
+              <w:rPr>
+                <w:sz w:val="13"/>
+                <w:szCs w:val="13"/>
+              </w:rPr>
+            </w:pPr>
+          </w:p>
+        </w:tc>
+        <w:tc>
+          <w:tcPr>
+            <w:tcW w:w="755" w:type="dxa"/>
+          </w:tcPr>
+          <w:p>
+            <w:pPr>
+              <w:rPr>
+                <w:sz w:val="13"/>
+                <w:szCs w:val="13"/>
+              </w:rPr>
+            </w:pPr>
+          </w:p>
+        </w:tc>
+        <w:tc>
+          <w:tcPr>
+            <w:tcW w:w="755" w:type="dxa"/>
+          </w:tcPr>
+          <w:p>
+            <w:pPr>
+              <w:rPr>
+                <w:sz w:val="13"/>
+                <w:szCs w:val="13"/>
+              </w:rPr>
+            </w:pPr>
+          </w:p>
+        </w:tc>
+        <w:tc>
+          <w:tcPr>
+            <w:tcW w:w="755" w:type="dxa"/>
+          </w:tcPr>
+          <w:p>
+            <w:pPr>
+              <w:rPr>
+                <w:sz w:val="13"/>
+                <w:szCs w:val="13"/>
+              </w:rPr>
+            </w:pPr>
+          </w:p>
+        </w:tc>
+        <w:tc>
+          <w:tcPr>
+            <w:tcW w:w="755" w:type="dxa"/>
+          </w:tcPr>
+          <w:p>
+            <w:pPr>
+              <w:rPr>
+                <w:sz w:val="13"/>
+                <w:szCs w:val="13"/>
+              </w:rPr>
+            </w:pPr>
+          </w:p>
+        </w:tc>
+      </w:tr>
+      <w:tr>
+        <w:trPr>
+          <w:jc w:val="center"/>
+        </w:trPr>
+        <w:tc>
+          <w:tcPr>
+            <w:tcW w:w="988" w:type="dxa"/>
+          </w:tcPr>
+          <w:p>
+            <w:pPr>
+              <w:rPr>
+                <w:rFonts w:hint="eastAsia"/>
+                <w:sz w:val="13"/>
+                <w:szCs w:val="13"/>
+              </w:rPr>
+            </w:pPr>
+          </w:p>
+        </w:tc>
+        <w:tc>
+          <w:tcPr>
+            <w:tcW w:w="708" w:type="dxa"/>
+          </w:tcPr>
+          <w:p>
+            <w:pPr>
+              <w:rPr>
+                <w:sz w:val="13"/>
+                <w:szCs w:val="13"/>
+              </w:rPr>
+            </w:pPr>
+          </w:p>
+        </w:tc>
+        <w:tc>
+          <w:tcPr>
+            <w:tcW w:w="563" w:type="dxa"/>
+          </w:tcPr>
+          <w:p>
+            <w:pPr>
+              <w:rPr>
+                <w:sz w:val="13"/>
+                <w:szCs w:val="13"/>
+              </w:rPr>
+            </w:pPr>
+          </w:p>
+        </w:tc>
+        <w:tc>
+          <w:tcPr>
+            <w:tcW w:w="753" w:type="dxa"/>
+          </w:tcPr>
+          <w:p>
+            <w:pPr>
+              <w:rPr>
+                <w:sz w:val="13"/>
+                <w:szCs w:val="13"/>
+              </w:rPr>
+            </w:pPr>
+          </w:p>
+        </w:tc>
+        <w:tc>
+          <w:tcPr>
+            <w:tcW w:w="754" w:type="dxa"/>
+          </w:tcPr>
+          <w:p>
+            <w:pPr>
+              <w:rPr>
+                <w:sz w:val="13"/>
+                <w:szCs w:val="13"/>
+              </w:rPr>
+            </w:pPr>
+          </w:p>
+        </w:tc>
+        <w:tc>
+          <w:tcPr>
+            <w:tcW w:w="755" w:type="dxa"/>
+          </w:tcPr>
+          <w:p>
+            <w:pPr>
+              <w:rPr>
+                <w:sz w:val="13"/>
+                <w:szCs w:val="13"/>
+              </w:rPr>
+            </w:pPr>
+          </w:p>
+        </w:tc>
+        <w:tc>
+          <w:tcPr>
+            <w:tcW w:w="755" w:type="dxa"/>
+          </w:tcPr>
+          <w:p>
+            <w:pPr>
+              <w:rPr>
+                <w:sz w:val="13"/>
+                <w:szCs w:val="13"/>
+              </w:rPr>
+            </w:pPr>
+          </w:p>
+        </w:tc>
+        <w:tc>
+          <w:tcPr>
+            <w:tcW w:w="755" w:type="dxa"/>
+          </w:tcPr>
+          <w:p>
+            <w:pPr>
+              <w:rPr>
+                <w:sz w:val="13"/>
+                <w:szCs w:val="13"/>
+              </w:rPr>
+            </w:pPr>
+          </w:p>
+        </w:tc>
+        <w:tc>
+          <w:tcPr>
+            <w:tcW w:w="755" w:type="dxa"/>
+          </w:tcPr>
+          <w:p>
+            <w:pPr>
+              <w:rPr>
+                <w:sz w:val="13"/>
+                <w:szCs w:val="13"/>
+              </w:rPr>
+            </w:pPr>
+          </w:p>
+        </w:tc>
+        <w:tc>
+          <w:tcPr>
+            <w:tcW w:w="755" w:type="dxa"/>
+          </w:tcPr>
+          <w:p>
+            <w:pPr>
+              <w:rPr>
+                <w:sz w:val="13"/>
+                <w:szCs w:val="13"/>
+              </w:rPr>
+            </w:pPr>
+          </w:p>
+        </w:tc>
+        <w:tc>
+          <w:tcPr>
+            <w:tcW w:w="755" w:type="dxa"/>
+          </w:tcPr>
+          <w:p>
+            <w:pPr>
+              <w:rPr>
+                <w:sz w:val="13"/>
+                <w:szCs w:val="13"/>
+              </w:rPr>
+            </w:pPr>
+          </w:p>
+        </w:tc>
+      </w:tr>
+      <w:tr>
+        <w:trPr>
+          <w:jc w:val="center"/>
+        </w:trPr>
+        <w:tc>
+          <w:tcPr>
+            <w:tcW w:w="988" w:type="dxa"/>
+          </w:tcPr>
+          <w:p>
+            <w:pPr>
+              <w:rPr>
+                <w:rFonts w:hint="eastAsia"/>
+                <w:sz w:val="13"/>
+                <w:szCs w:val="13"/>
+              </w:rPr>
+            </w:pPr>
+          </w:p>
+        </w:tc>
+        <w:tc>
+          <w:tcPr>
+            <w:tcW w:w="708" w:type="dxa"/>
+          </w:tcPr>
+          <w:p>
+            <w:pPr>
+              <w:rPr>
+                <w:sz w:val="13"/>
+                <w:szCs w:val="13"/>
+              </w:rPr>
+            </w:pPr>
+          </w:p>
+        </w:tc>
+        <w:tc>
+          <w:tcPr>
+            <w:tcW w:w="563" w:type="dxa"/>
+          </w:tcPr>
+          <w:p>
+            <w:pPr>
+              <w:rPr>
+                <w:sz w:val="13"/>
+                <w:szCs w:val="13"/>
+              </w:rPr>
+            </w:pPr>
+          </w:p>
+        </w:tc>
+        <w:tc>
+          <w:tcPr>
+            <w:tcW w:w="753" w:type="dxa"/>
+          </w:tcPr>
+          <w:p>
+            <w:pPr>
+              <w:rPr>
+                <w:sz w:val="13"/>
+                <w:szCs w:val="13"/>
+              </w:rPr>
+            </w:pPr>
+          </w:p>
+        </w:tc>
+        <w:tc>
+          <w:tcPr>
+            <w:tcW w:w="754" w:type="dxa"/>
+          </w:tcPr>
+          <w:p>
+            <w:pPr>
+              <w:rPr>
+                <w:sz w:val="13"/>
+                <w:szCs w:val="13"/>
+              </w:rPr>
+            </w:pPr>
+          </w:p>
+        </w:tc>
+        <w:tc>
+          <w:tcPr>
+            <w:tcW w:w="755" w:type="dxa"/>
+          </w:tcPr>
+          <w:p>
+            <w:pPr>
+              <w:rPr>
+                <w:sz w:val="13"/>
+                <w:szCs w:val="13"/>
+              </w:rPr>
+            </w:pPr>
+          </w:p>
+        </w:tc>
+        <w:tc>
+          <w:tcPr>
+            <w:tcW w:w="755" w:type="dxa"/>
+          </w:tcPr>
+          <w:p>
+            <w:pPr>
+              <w:rPr>
+                <w:sz w:val="13"/>
+                <w:szCs w:val="13"/>
+              </w:rPr>
+            </w:pPr>
+          </w:p>
+        </w:tc>
+        <w:tc>
+          <w:tcPr>
+            <w:tcW w:w="755" w:type="dxa"/>
+          </w:tcPr>
+          <w:p>
+            <w:pPr>
+              <w:rPr>
+                <w:sz w:val="13"/>
+                <w:szCs w:val="13"/>
+              </w:rPr>
+            </w:pPr>
+          </w:p>
+        </w:tc>
+        <w:tc>
+          <w:tcPr>
+            <w:tcW w:w="755" w:type="dxa"/>
+          </w:tcPr>
+          <w:p>
+            <w:pPr>
+              <w:rPr>
+                <w:sz w:val="13"/>
+                <w:szCs w:val="13"/>
+              </w:rPr>
+            </w:pPr>
+          </w:p>
+        </w:tc>
+        <w:tc>
+          <w:tcPr>
+            <w:tcW w:w="755" w:type="dxa"/>
+          </w:tcPr>
+          <w:p>
+            <w:pPr>
+              <w:rPr>
+                <w:sz w:val="13"/>
+                <w:szCs w:val="13"/>
+              </w:rPr>
+            </w:pPr>
+          </w:p>
+        </w:tc>
+        <w:tc>
+          <w:tcPr>
+            <w:tcW w:w="755" w:type="dxa"/>
+          </w:tcPr>
+          <w:p>
+            <w:pPr>
+              <w:rPr>
+                <w:sz w:val="13"/>
+                <w:szCs w:val="13"/>
+              </w:rPr>
+            </w:pPr>
+          </w:p>
+        </w:tc>
+      </w:tr>
+      <w:tr>
+        <w:trPr>
+          <w:jc w:val="center"/>
+        </w:trPr>
+        <w:tc>
+          <w:tcPr>
+            <w:tcW w:w="988" w:type="dxa"/>
+          </w:tcPr>
+          <w:p>
+            <w:pPr>
+              <w:rPr>
+                <w:rFonts w:hint="eastAsia"/>
+                <w:sz w:val="13"/>
+                <w:szCs w:val="13"/>
+              </w:rPr>
+            </w:pPr>
+          </w:p>
+        </w:tc>
+        <w:tc>
+          <w:tcPr>
+            <w:tcW w:w="708" w:type="dxa"/>
+          </w:tcPr>
+          <w:p>
+            <w:pPr>
+              <w:rPr>
+                <w:sz w:val="13"/>
+                <w:szCs w:val="13"/>
+              </w:rPr>
+            </w:pPr>
+          </w:p>
+        </w:tc>
+        <w:tc>
+          <w:tcPr>
+            <w:tcW w:w="563" w:type="dxa"/>
+          </w:tcPr>
+          <w:p>
+            <w:pPr>
+              <w:rPr>
+                <w:sz w:val="13"/>
+                <w:szCs w:val="13"/>
+              </w:rPr>
+            </w:pPr>
+          </w:p>
+        </w:tc>
+        <w:tc>
+          <w:tcPr>
+            <w:tcW w:w="753" w:type="dxa"/>
+          </w:tcPr>
+          <w:p>
+            <w:pPr>
+              <w:rPr>
+                <w:sz w:val="13"/>
+                <w:szCs w:val="13"/>
+              </w:rPr>
+            </w:pPr>
+          </w:p>
+        </w:tc>
+        <w:tc>
+          <w:tcPr>
+            <w:tcW w:w="754" w:type="dxa"/>
+          </w:tcPr>
+          <w:p>
+            <w:pPr>
+              <w:rPr>
+                <w:sz w:val="13"/>
+                <w:szCs w:val="13"/>
+              </w:rPr>
+            </w:pPr>
+          </w:p>
+        </w:tc>
+        <w:tc>
+          <w:tcPr>
+            <w:tcW w:w="755" w:type="dxa"/>
+          </w:tcPr>
+          <w:p>
+            <w:pPr>
+              <w:rPr>
+                <w:sz w:val="13"/>
+                <w:szCs w:val="13"/>
+              </w:rPr>
+            </w:pPr>
+          </w:p>
+        </w:tc>
+        <w:tc>
+          <w:tcPr>
+            <w:tcW w:w="755" w:type="dxa"/>
+          </w:tcPr>
+          <w:p>
+            <w:pPr>
+              <w:rPr>
+                <w:sz w:val="13"/>
+                <w:szCs w:val="13"/>
+              </w:rPr>
+            </w:pPr>
+          </w:p>
+        </w:tc>
+        <w:tc>
+          <w:tcPr>
+            <w:tcW w:w="755" w:type="dxa"/>
+          </w:tcPr>
+          <w:p>
+            <w:pPr>
+              <w:rPr>
+                <w:sz w:val="13"/>
+                <w:szCs w:val="13"/>
+              </w:rPr>
+            </w:pPr>
+          </w:p>
+        </w:tc>
+        <w:tc>
+          <w:tcPr>
+            <w:tcW w:w="755" w:type="dxa"/>
+          </w:tcPr>
+          <w:p>
+            <w:pPr>
+              <w:rPr>
+                <w:sz w:val="13"/>
+                <w:szCs w:val="13"/>
+              </w:rPr>
+            </w:pPr>
+          </w:p>
+        </w:tc>
+        <w:tc>
+          <w:tcPr>
+            <w:tcW w:w="755" w:type="dxa"/>
+          </w:tcPr>
+          <w:p>
+            <w:pPr>
+              <w:rPr>
+                <w:sz w:val="13"/>
+                <w:szCs w:val="13"/>
+              </w:rPr>
+            </w:pPr>
+          </w:p>
+        </w:tc>
+        <w:tc>
+          <w:tcPr>
+            <w:tcW w:w="755" w:type="dxa"/>
+          </w:tcPr>
+          <w:p>
+            <w:pPr>
+              <w:rPr>
+                <w:sz w:val="13"/>
+                <w:szCs w:val="13"/>
+              </w:rPr>
+            </w:pPr>
+          </w:p>
+        </w:tc>
+      </w:tr>
+      <w:tr>
+        <w:trPr>
+          <w:jc w:val="center"/>
+        </w:trPr>
+        <w:tc>
+          <w:tcPr>
+            <w:tcW w:w="988" w:type="dxa"/>
+          </w:tcPr>
+          <w:p>
+            <w:pPr>
+              <w:rPr>
+                <w:rFonts w:hint="eastAsia"/>
+                <w:sz w:val="13"/>
+                <w:szCs w:val="13"/>
+              </w:rPr>
+            </w:pPr>
+          </w:p>
+        </w:tc>
+        <w:tc>
+          <w:tcPr>
+            <w:tcW w:w="708" w:type="dxa"/>
+          </w:tcPr>
+          <w:p>
+            <w:pPr>
+              <w:rPr>
+                <w:sz w:val="13"/>
+                <w:szCs w:val="13"/>
+              </w:rPr>
+            </w:pPr>
+          </w:p>
+        </w:tc>
+        <w:tc>
+          <w:tcPr>
+            <w:tcW w:w="563" w:type="dxa"/>
+          </w:tcPr>
+          <w:p>
+            <w:pPr>
+              <w:rPr>
+                <w:sz w:val="13"/>
+                <w:szCs w:val="13"/>
+              </w:rPr>
+            </w:pPr>
+          </w:p>
+        </w:tc>
+        <w:tc>
+          <w:tcPr>
+            <w:tcW w:w="753" w:type="dxa"/>
+          </w:tcPr>
+          <w:p>
+            <w:pPr>
+              <w:rPr>
+                <w:sz w:val="13"/>
+                <w:szCs w:val="13"/>
+              </w:rPr>
+            </w:pPr>
+          </w:p>
+        </w:tc>
+        <w:tc>
+          <w:tcPr>
+            <w:tcW w:w="754" w:type="dxa"/>
+          </w:tcPr>
+          <w:p>
+            <w:pPr>
+              <w:rPr>
+                <w:sz w:val="13"/>
+                <w:szCs w:val="13"/>
+              </w:rPr>
+            </w:pPr>
+          </w:p>
+        </w:tc>
+        <w:tc>
+          <w:tcPr>
+            <w:tcW w:w="755" w:type="dxa"/>
+          </w:tcPr>
+          <w:p>
+            <w:pPr>
+              <w:rPr>
+                <w:sz w:val="13"/>
+                <w:szCs w:val="13"/>
+              </w:rPr>
+            </w:pPr>
+          </w:p>
+        </w:tc>
+        <w:tc>
+          <w:tcPr>
+            <w:tcW w:w="755" w:type="dxa"/>
+          </w:tcPr>
+          <w:p>
+            <w:pPr>
+              <w:rPr>
+                <w:sz w:val="13"/>
+                <w:szCs w:val="13"/>
+              </w:rPr>
+            </w:pPr>
+          </w:p>
+        </w:tc>
+        <w:tc>
+          <w:tcPr>
+            <w:tcW w:w="755" w:type="dxa"/>
+          </w:tcPr>
+          <w:p>
+            <w:pPr>
+              <w:rPr>
+                <w:sz w:val="13"/>
+                <w:szCs w:val="13"/>
+              </w:rPr>
+            </w:pPr>
+          </w:p>
+        </w:tc>
+        <w:tc>
+          <w:tcPr>
+            <w:tcW w:w="755" w:type="dxa"/>
+          </w:tcPr>
+          <w:p>
+            <w:pPr>
+              <w:rPr>
+                <w:sz w:val="13"/>
+                <w:szCs w:val="13"/>
+              </w:rPr>
+            </w:pPr>
+          </w:p>
+        </w:tc>
+        <w:tc>
+          <w:tcPr>
+            <w:tcW w:w="755" w:type="dxa"/>
+          </w:tcPr>
+          <w:p>
+            <w:pPr>
+              <w:rPr>
+                <w:sz w:val="13"/>
+                <w:szCs w:val="13"/>
+              </w:rPr>
+            </w:pPr>
+          </w:p>
+        </w:tc>
+        <w:tc>
+          <w:tcPr>
+            <w:tcW w:w="755" w:type="dxa"/>
+          </w:tcPr>
+          <w:p>
+            <w:pPr>
+              <w:rPr>
+                <w:sz w:val="13"/>
+                <w:szCs w:val="13"/>
+              </w:rPr>
+            </w:pPr>
+          </w:p>
+        </w:tc>
+      </w:tr>
+      <w:tr>
+        <w:trPr>
+          <w:jc w:val="center"/>
+        </w:trPr>
+        <w:tc>
+          <w:tcPr>
+            <w:tcW w:w="988" w:type="dxa"/>
+          </w:tcPr>
+          <w:p>
+            <w:pPr>
+              <w:rPr>
+                <w:rFonts w:hint="eastAsia"/>
+                <w:sz w:val="13"/>
+                <w:szCs w:val="13"/>
+              </w:rPr>
+            </w:pPr>
+          </w:p>
+        </w:tc>
+        <w:tc>
+          <w:tcPr>
+            <w:tcW w:w="708" w:type="dxa"/>
+          </w:tcPr>
+          <w:p>
+            <w:pPr>
+              <w:rPr>
+                <w:sz w:val="13"/>
+                <w:szCs w:val="13"/>
+              </w:rPr>
+            </w:pPr>
+          </w:p>
+        </w:tc>
+        <w:tc>
+          <w:tcPr>
+            <w:tcW w:w="563" w:type="dxa"/>
+          </w:tcPr>
+          <w:p>
+            <w:pPr>
+              <w:rPr>
+                <w:sz w:val="13"/>
+                <w:szCs w:val="13"/>
+              </w:rPr>
+            </w:pPr>
+          </w:p>
+        </w:tc>
+        <w:tc>
+          <w:tcPr>
+            <w:tcW w:w="753" w:type="dxa"/>
+          </w:tcPr>
+          <w:p>
+            <w:pPr>
+              <w:rPr>
+                <w:sz w:val="13"/>
+                <w:szCs w:val="13"/>
+              </w:rPr>
+            </w:pPr>
           </w:p>
         </w:tc>
         <w:tc>
@@ -40498,7 +47594,7 @@
 </file>
 
 <file path=customXml/itemProps2.xml><?xml version="1.0" encoding="utf-8"?>
-<ds:datastoreItem xmlns:ds="http://schemas.openxmlformats.org/officeDocument/2006/customXml" ds:itemID="{CBF30B29-F55A-469E-994A-CDDD0E605689}">
+<ds:datastoreItem xmlns:ds="http://schemas.openxmlformats.org/officeDocument/2006/customXml" ds:itemID="{F89EAB79-AE2A-4CDD-A36B-AC5DDBF40133}">
   <ds:schemaRefs>
     <ds:schemaRef ds:uri="http://schemas.openxmlformats.org/officeDocument/2006/bibliography"/>
   </ds:schemaRefs>

--- a/PMP/PMP笔记.docx
+++ b/PMP/PMP笔记.docx
@@ -9821,9 +9821,6 @@
     <w:p>
       <w:pPr>
         <w:pStyle w:val="4"/>
-        <w:rPr>
-          <w:rFonts w:hint="eastAsia"/>
-        </w:rPr>
       </w:pPr>
       <w:r>
         <w:rPr>
@@ -9840,13 +9837,7 @@
         <w:rPr>
           <w:rFonts w:hint="eastAsia"/>
         </w:rPr>
-        <w:t>规划范围管理：</w:t>
-      </w:r>
-      <w:r>
-        <w:rPr>
-          <w:rFonts w:hint="eastAsia"/>
-        </w:rPr>
-        <w:t>工具与技术</w:t>
+        <w:t>规划范围管理：工具与技术</w:t>
       </w:r>
     </w:p>
     <w:p>
@@ -9874,9 +9865,6 @@
     <w:p>
       <w:pPr>
         <w:pStyle w:val="4"/>
-        <w:rPr>
-          <w:rFonts w:hint="eastAsia"/>
-        </w:rPr>
       </w:pPr>
       <w:r>
         <w:rPr>
@@ -9893,13 +9881,7 @@
         <w:rPr>
           <w:rFonts w:hint="eastAsia"/>
         </w:rPr>
-        <w:t>规划范围管理：</w:t>
-      </w:r>
-      <w:r>
-        <w:rPr>
-          <w:rFonts w:hint="eastAsia"/>
-        </w:rPr>
-        <w:t>输出</w:t>
+        <w:t>规划范围管理：输出</w:t>
       </w:r>
     </w:p>
     <w:p>
@@ -9916,9 +9898,6 @@
     <w:p>
       <w:pPr>
         <w:pStyle w:val="4"/>
-        <w:rPr>
-          <w:rFonts w:hint="eastAsia"/>
-        </w:rPr>
       </w:pPr>
       <w:r>
         <w:rPr>
@@ -10019,9 +9998,6 @@
     <w:p>
       <w:pPr>
         <w:pStyle w:val="4"/>
-        <w:rPr>
-          <w:rFonts w:hint="eastAsia"/>
-        </w:rPr>
       </w:pPr>
       <w:r>
         <w:rPr>
@@ -10121,9 +10097,6 @@
     <w:p>
       <w:pPr>
         <w:pStyle w:val="4"/>
-        <w:rPr>
-          <w:rFonts w:hint="eastAsia"/>
-        </w:rPr>
       </w:pPr>
       <w:r>
         <w:rPr>
@@ -10158,9 +10131,6 @@
     <w:p>
       <w:pPr>
         <w:pStyle w:val="4"/>
-        <w:rPr>
-          <w:rFonts w:hint="eastAsia"/>
-        </w:rPr>
       </w:pPr>
       <w:r>
         <w:rPr>
@@ -10238,9 +10208,6 @@
     <w:p>
       <w:pPr>
         <w:pStyle w:val="4"/>
-        <w:rPr>
-          <w:rFonts w:hint="eastAsia"/>
-        </w:rPr>
       </w:pPr>
       <w:r>
         <w:rPr>
@@ -10308,9 +10275,6 @@
     <w:p>
       <w:pPr>
         <w:pStyle w:val="4"/>
-        <w:rPr>
-          <w:rFonts w:hint="eastAsia"/>
-        </w:rPr>
       </w:pPr>
       <w:r>
         <w:rPr>
@@ -10329,8 +10293,6 @@
         </w:rPr>
         <w:t>定义范围：输出</w:t>
       </w:r>
-      <w:bookmarkStart w:id="78" w:name="_GoBack"/>
-      <w:bookmarkEnd w:id="78"/>
     </w:p>
     <w:p>
       <w:pPr>
@@ -10354,13 +10316,7 @@
         <w:t>项目文件更新</w:t>
       </w:r>
     </w:p>
-    <w:p>
-      <w:pPr>
-        <w:rPr>
-          <w:rFonts w:hint="eastAsia"/>
-        </w:rPr>
-      </w:pPr>
-    </w:p>
+    <w:p/>
     <w:p>
       <w:pPr>
         <w:pStyle w:val="2"/>
@@ -10384,6 +10340,175 @@
     </w:p>
     <w:p>
       <w:pPr>
+        <w:pStyle w:val="3"/>
+      </w:pPr>
+      <w:r>
+        <w:rPr>
+          <w:rFonts w:hint="eastAsia"/>
+        </w:rPr>
+        <w:t>创建W</w:t>
+      </w:r>
+      <w:r>
+        <w:t>BS</w:t>
+      </w:r>
+      <w:r>
+        <w:rPr>
+          <w:rFonts w:hint="eastAsia"/>
+        </w:rPr>
+        <w:t>：输入</w:t>
+      </w:r>
+    </w:p>
+    <w:p>
+      <w:pPr>
+        <w:pStyle w:val="4"/>
+      </w:pPr>
+      <w:r>
+        <w:rPr>
+          <w:rFonts w:hint="eastAsia"/>
+        </w:rPr>
+        <w:t>项目管理计划</w:t>
+      </w:r>
+    </w:p>
+    <w:p>
+      <w:pPr>
+        <w:pStyle w:val="4"/>
+      </w:pPr>
+      <w:r>
+        <w:rPr>
+          <w:rFonts w:hint="eastAsia"/>
+        </w:rPr>
+        <w:t>项目文件</w:t>
+      </w:r>
+    </w:p>
+    <w:p>
+      <w:pPr>
+        <w:pStyle w:val="4"/>
+      </w:pPr>
+      <w:r>
+        <w:rPr>
+          <w:rFonts w:hint="eastAsia"/>
+        </w:rPr>
+        <w:t>事业环境因素</w:t>
+      </w:r>
+    </w:p>
+    <w:p>
+      <w:pPr>
+        <w:pStyle w:val="4"/>
+        <w:rPr>
+          <w:rFonts w:hint="eastAsia"/>
+        </w:rPr>
+      </w:pPr>
+      <w:r>
+        <w:rPr>
+          <w:rFonts w:hint="eastAsia"/>
+        </w:rPr>
+        <w:t>组织过程资产</w:t>
+      </w:r>
+    </w:p>
+    <w:p>
+      <w:pPr>
+        <w:pStyle w:val="3"/>
+      </w:pPr>
+      <w:r>
+        <w:rPr>
+          <w:rFonts w:hint="eastAsia"/>
+        </w:rPr>
+        <w:t>创建W</w:t>
+      </w:r>
+      <w:r>
+        <w:t>BS</w:t>
+      </w:r>
+      <w:r>
+        <w:rPr>
+          <w:rFonts w:hint="eastAsia"/>
+        </w:rPr>
+        <w:t>：</w:t>
+      </w:r>
+      <w:r>
+        <w:rPr>
+          <w:rFonts w:hint="eastAsia"/>
+        </w:rPr>
+        <w:t>工具与技术</w:t>
+      </w:r>
+    </w:p>
+    <w:p>
+      <w:pPr>
+        <w:pStyle w:val="4"/>
+      </w:pPr>
+      <w:r>
+        <w:rPr>
+          <w:rFonts w:hint="eastAsia"/>
+        </w:rPr>
+        <w:t>专家判断</w:t>
+      </w:r>
+    </w:p>
+    <w:p>
+      <w:pPr>
+        <w:pStyle w:val="4"/>
+        <w:rPr>
+          <w:rFonts w:hint="eastAsia"/>
+        </w:rPr>
+      </w:pPr>
+      <w:r>
+        <w:rPr>
+          <w:rFonts w:hint="eastAsia"/>
+        </w:rPr>
+        <w:t>分解</w:t>
+      </w:r>
+    </w:p>
+    <w:p>
+      <w:pPr>
+        <w:pStyle w:val="3"/>
+      </w:pPr>
+      <w:r>
+        <w:rPr>
+          <w:rFonts w:hint="eastAsia"/>
+        </w:rPr>
+        <w:t>创建W</w:t>
+      </w:r>
+      <w:r>
+        <w:t>BS</w:t>
+      </w:r>
+      <w:r>
+        <w:rPr>
+          <w:rFonts w:hint="eastAsia"/>
+        </w:rPr>
+        <w:t>：</w:t>
+      </w:r>
+      <w:r>
+        <w:rPr>
+          <w:rFonts w:hint="eastAsia"/>
+        </w:rPr>
+        <w:t>输出</w:t>
+      </w:r>
+    </w:p>
+    <w:p>
+      <w:pPr>
+        <w:pStyle w:val="4"/>
+      </w:pPr>
+      <w:r>
+        <w:rPr>
+          <w:rFonts w:hint="eastAsia"/>
+        </w:rPr>
+        <w:t>范围基准</w:t>
+      </w:r>
+    </w:p>
+    <w:p>
+      <w:pPr>
+        <w:pStyle w:val="4"/>
+        <w:rPr>
+          <w:rFonts w:hint="eastAsia"/>
+        </w:rPr>
+      </w:pPr>
+      <w:r>
+        <w:rPr>
+          <w:rFonts w:hint="eastAsia"/>
+        </w:rPr>
+        <w:t>项目文件更新</w:t>
+      </w:r>
+    </w:p>
+    <w:p>
+      <w:pPr>
         <w:pStyle w:val="2"/>
       </w:pPr>
       <w:r>
@@ -10395,6 +10520,171 @@
     </w:p>
     <w:p>
       <w:pPr>
+        <w:pStyle w:val="3"/>
+      </w:pPr>
+      <w:r>
+        <w:rPr>
+          <w:rFonts w:hint="eastAsia"/>
+        </w:rPr>
+        <w:t>确认范围：输入</w:t>
+      </w:r>
+    </w:p>
+    <w:p>
+      <w:pPr>
+        <w:pStyle w:val="4"/>
+      </w:pPr>
+      <w:r>
+        <w:rPr>
+          <w:rFonts w:hint="eastAsia"/>
+        </w:rPr>
+        <w:t>项目管理计划</w:t>
+      </w:r>
+    </w:p>
+    <w:p>
+      <w:pPr>
+        <w:pStyle w:val="4"/>
+      </w:pPr>
+      <w:r>
+        <w:rPr>
+          <w:rFonts w:hint="eastAsia"/>
+        </w:rPr>
+        <w:lastRenderedPageBreak/>
+        <w:t>项目文件</w:t>
+      </w:r>
+    </w:p>
+    <w:p>
+      <w:pPr>
+        <w:pStyle w:val="4"/>
+      </w:pPr>
+      <w:r>
+        <w:rPr>
+          <w:rFonts w:hint="eastAsia"/>
+        </w:rPr>
+        <w:t>核实的可交付成果</w:t>
+      </w:r>
+    </w:p>
+    <w:p>
+      <w:pPr>
+        <w:pStyle w:val="4"/>
+        <w:rPr>
+          <w:rFonts w:hint="eastAsia"/>
+        </w:rPr>
+      </w:pPr>
+      <w:r>
+        <w:rPr>
+          <w:rFonts w:hint="eastAsia"/>
+        </w:rPr>
+        <w:t>工作绩效数据</w:t>
+      </w:r>
+    </w:p>
+    <w:p>
+      <w:pPr>
+        <w:pStyle w:val="3"/>
+      </w:pPr>
+      <w:r>
+        <w:rPr>
+          <w:rFonts w:hint="eastAsia"/>
+        </w:rPr>
+        <w:t>确认范围：</w:t>
+      </w:r>
+      <w:r>
+        <w:rPr>
+          <w:rFonts w:hint="eastAsia"/>
+        </w:rPr>
+        <w:t>工具与技术</w:t>
+      </w:r>
+    </w:p>
+    <w:p>
+      <w:pPr>
+        <w:pStyle w:val="4"/>
+      </w:pPr>
+      <w:r>
+        <w:rPr>
+          <w:rFonts w:hint="eastAsia"/>
+        </w:rPr>
+        <w:t>检查</w:t>
+      </w:r>
+    </w:p>
+    <w:p>
+      <w:pPr>
+        <w:pStyle w:val="4"/>
+        <w:rPr>
+          <w:rFonts w:hint="eastAsia"/>
+        </w:rPr>
+      </w:pPr>
+      <w:r>
+        <w:rPr>
+          <w:rFonts w:hint="eastAsia"/>
+        </w:rPr>
+        <w:t>决策</w:t>
+      </w:r>
+    </w:p>
+    <w:p>
+      <w:pPr>
+        <w:pStyle w:val="3"/>
+      </w:pPr>
+      <w:r>
+        <w:rPr>
+          <w:rFonts w:hint="eastAsia"/>
+        </w:rPr>
+        <w:t>确认范围：</w:t>
+      </w:r>
+      <w:r>
+        <w:rPr>
+          <w:rFonts w:hint="eastAsia"/>
+        </w:rPr>
+        <w:t>输出</w:t>
+      </w:r>
+    </w:p>
+    <w:p>
+      <w:pPr>
+        <w:pStyle w:val="4"/>
+      </w:pPr>
+      <w:r>
+        <w:rPr>
+          <w:rFonts w:hint="eastAsia"/>
+        </w:rPr>
+        <w:t>验收的可交付成果</w:t>
+      </w:r>
+    </w:p>
+    <w:p>
+      <w:pPr>
+        <w:pStyle w:val="4"/>
+      </w:pPr>
+      <w:r>
+        <w:rPr>
+          <w:rFonts w:hint="eastAsia"/>
+        </w:rPr>
+        <w:t>工作绩效信息</w:t>
+      </w:r>
+    </w:p>
+    <w:p>
+      <w:pPr>
+        <w:pStyle w:val="4"/>
+      </w:pPr>
+      <w:r>
+        <w:rPr>
+          <w:rFonts w:hint="eastAsia"/>
+        </w:rPr>
+        <w:t>变更请求</w:t>
+      </w:r>
+    </w:p>
+    <w:p>
+      <w:pPr>
+        <w:pStyle w:val="4"/>
+        <w:rPr>
+          <w:rFonts w:hint="eastAsia"/>
+        </w:rPr>
+      </w:pPr>
+      <w:r>
+        <w:rPr>
+          <w:rFonts w:hint="eastAsia"/>
+        </w:rPr>
+        <w:t>项目文件更新</w:t>
+      </w:r>
+    </w:p>
+    <w:p>
+      <w:pPr>
         <w:pStyle w:val="2"/>
       </w:pPr>
       <w:r>
@@ -10406,6 +10696,160 @@
     </w:p>
     <w:p>
       <w:pPr>
+        <w:pStyle w:val="3"/>
+      </w:pPr>
+      <w:r>
+        <w:rPr>
+          <w:rFonts w:hint="eastAsia"/>
+        </w:rPr>
+        <w:t>控制范围：输入</w:t>
+      </w:r>
+    </w:p>
+    <w:p>
+      <w:pPr>
+        <w:pStyle w:val="4"/>
+      </w:pPr>
+      <w:r>
+        <w:rPr>
+          <w:rFonts w:hint="eastAsia"/>
+        </w:rPr>
+        <w:t>项目管理计划</w:t>
+      </w:r>
+    </w:p>
+    <w:p>
+      <w:pPr>
+        <w:pStyle w:val="4"/>
+      </w:pPr>
+      <w:r>
+        <w:rPr>
+          <w:rFonts w:hint="eastAsia"/>
+        </w:rPr>
+        <w:t>项目文件</w:t>
+      </w:r>
+    </w:p>
+    <w:p>
+      <w:pPr>
+        <w:pStyle w:val="4"/>
+      </w:pPr>
+      <w:r>
+        <w:rPr>
+          <w:rFonts w:hint="eastAsia"/>
+        </w:rPr>
+        <w:lastRenderedPageBreak/>
+        <w:t>工作绩效数据</w:t>
+      </w:r>
+    </w:p>
+    <w:p>
+      <w:pPr>
+        <w:pStyle w:val="4"/>
+        <w:rPr>
+          <w:rFonts w:hint="eastAsia"/>
+        </w:rPr>
+      </w:pPr>
+      <w:r>
+        <w:rPr>
+          <w:rFonts w:hint="eastAsia"/>
+        </w:rPr>
+        <w:t>组织过程资产</w:t>
+      </w:r>
+    </w:p>
+    <w:p>
+      <w:pPr>
+        <w:pStyle w:val="3"/>
+      </w:pPr>
+      <w:r>
+        <w:rPr>
+          <w:rFonts w:hint="eastAsia"/>
+        </w:rPr>
+        <w:t>控制范围：</w:t>
+      </w:r>
+      <w:r>
+        <w:rPr>
+          <w:rFonts w:hint="eastAsia"/>
+        </w:rPr>
+        <w:t>工具与技术</w:t>
+      </w:r>
+    </w:p>
+    <w:p>
+      <w:pPr>
+        <w:pStyle w:val="4"/>
+        <w:rPr>
+          <w:rFonts w:hint="eastAsia"/>
+        </w:rPr>
+      </w:pPr>
+      <w:r>
+        <w:rPr>
+          <w:rFonts w:hint="eastAsia"/>
+        </w:rPr>
+        <w:t>数据分析</w:t>
+      </w:r>
+    </w:p>
+    <w:p>
+      <w:pPr>
+        <w:pStyle w:val="3"/>
+      </w:pPr>
+      <w:r>
+        <w:rPr>
+          <w:rFonts w:hint="eastAsia"/>
+        </w:rPr>
+        <w:t>控制范围：</w:t>
+      </w:r>
+      <w:r>
+        <w:rPr>
+          <w:rFonts w:hint="eastAsia"/>
+        </w:rPr>
+        <w:t>输出</w:t>
+      </w:r>
+    </w:p>
+    <w:p>
+      <w:pPr>
+        <w:pStyle w:val="4"/>
+      </w:pPr>
+      <w:r>
+        <w:rPr>
+          <w:rFonts w:hint="eastAsia"/>
+        </w:rPr>
+        <w:t>工作绩效信息</w:t>
+      </w:r>
+    </w:p>
+    <w:p>
+      <w:pPr>
+        <w:pStyle w:val="4"/>
+      </w:pPr>
+      <w:r>
+        <w:rPr>
+          <w:rFonts w:hint="eastAsia"/>
+        </w:rPr>
+        <w:t>变更请求</w:t>
+      </w:r>
+    </w:p>
+    <w:p>
+      <w:pPr>
+        <w:pStyle w:val="4"/>
+      </w:pPr>
+      <w:r>
+        <w:rPr>
+          <w:rFonts w:hint="eastAsia"/>
+        </w:rPr>
+        <w:t>项目管理计划更新</w:t>
+      </w:r>
+    </w:p>
+    <w:p>
+      <w:pPr>
+        <w:pStyle w:val="4"/>
+        <w:rPr>
+          <w:rFonts w:hint="eastAsia"/>
+        </w:rPr>
+      </w:pPr>
+      <w:r>
+        <w:rPr>
+          <w:rFonts w:hint="eastAsia"/>
+        </w:rPr>
+        <w:t>项目文件更新</w:t>
+      </w:r>
+    </w:p>
+    <w:p>
+      <w:pPr>
         <w:pStyle w:val="1"/>
       </w:pPr>
       <w:r>
@@ -10428,6 +10872,149 @@
     </w:p>
     <w:p>
       <w:pPr>
+        <w:pStyle w:val="3"/>
+      </w:pPr>
+      <w:r>
+        <w:rPr>
+          <w:rFonts w:hint="eastAsia"/>
+        </w:rPr>
+        <w:t>规划进度管理：输入</w:t>
+      </w:r>
+    </w:p>
+    <w:p>
+      <w:pPr>
+        <w:pStyle w:val="4"/>
+      </w:pPr>
+      <w:r>
+        <w:rPr>
+          <w:rFonts w:hint="eastAsia"/>
+        </w:rPr>
+        <w:t>项目章程</w:t>
+      </w:r>
+    </w:p>
+    <w:p>
+      <w:pPr>
+        <w:pStyle w:val="4"/>
+      </w:pPr>
+      <w:r>
+        <w:rPr>
+          <w:rFonts w:hint="eastAsia"/>
+        </w:rPr>
+        <w:t>项目管理计划</w:t>
+      </w:r>
+    </w:p>
+    <w:p>
+      <w:pPr>
+        <w:pStyle w:val="4"/>
+      </w:pPr>
+      <w:r>
+        <w:rPr>
+          <w:rFonts w:hint="eastAsia"/>
+        </w:rPr>
+        <w:t>事业环境因素</w:t>
+      </w:r>
+    </w:p>
+    <w:p>
+      <w:pPr>
+        <w:pStyle w:val="4"/>
+        <w:rPr>
+          <w:rFonts w:hint="eastAsia"/>
+        </w:rPr>
+      </w:pPr>
+      <w:r>
+        <w:rPr>
+          <w:rFonts w:hint="eastAsia"/>
+        </w:rPr>
+        <w:lastRenderedPageBreak/>
+        <w:t>组织过程资产</w:t>
+      </w:r>
+    </w:p>
+    <w:p>
+      <w:pPr>
+        <w:pStyle w:val="3"/>
+      </w:pPr>
+      <w:r>
+        <w:rPr>
+          <w:rFonts w:hint="eastAsia"/>
+        </w:rPr>
+        <w:t>规划进度管理：</w:t>
+      </w:r>
+      <w:r>
+        <w:rPr>
+          <w:rFonts w:hint="eastAsia"/>
+        </w:rPr>
+        <w:t>工具与技术</w:t>
+      </w:r>
+    </w:p>
+    <w:p>
+      <w:pPr>
+        <w:pStyle w:val="4"/>
+      </w:pPr>
+      <w:r>
+        <w:rPr>
+          <w:rFonts w:hint="eastAsia"/>
+        </w:rPr>
+        <w:t>专家判断</w:t>
+      </w:r>
+    </w:p>
+    <w:p>
+      <w:pPr>
+        <w:pStyle w:val="4"/>
+      </w:pPr>
+      <w:r>
+        <w:rPr>
+          <w:rFonts w:hint="eastAsia"/>
+        </w:rPr>
+        <w:t>数据分析</w:t>
+      </w:r>
+    </w:p>
+    <w:p>
+      <w:pPr>
+        <w:pStyle w:val="4"/>
+        <w:rPr>
+          <w:rFonts w:hint="eastAsia"/>
+        </w:rPr>
+      </w:pPr>
+      <w:r>
+        <w:rPr>
+          <w:rFonts w:hint="eastAsia"/>
+        </w:rPr>
+        <w:t>会议</w:t>
+      </w:r>
+    </w:p>
+    <w:p>
+      <w:pPr>
+        <w:pStyle w:val="3"/>
+      </w:pPr>
+      <w:r>
+        <w:rPr>
+          <w:rFonts w:hint="eastAsia"/>
+        </w:rPr>
+        <w:t>规划进度管理：</w:t>
+      </w:r>
+      <w:r>
+        <w:rPr>
+          <w:rFonts w:hint="eastAsia"/>
+        </w:rPr>
+        <w:t>输出</w:t>
+      </w:r>
+    </w:p>
+    <w:p>
+      <w:pPr>
+        <w:pStyle w:val="4"/>
+        <w:rPr>
+          <w:rFonts w:hint="eastAsia"/>
+        </w:rPr>
+      </w:pPr>
+      <w:r>
+        <w:rPr>
+          <w:rFonts w:hint="eastAsia"/>
+        </w:rPr>
+        <w:t>进度管理计划</w:t>
+      </w:r>
+    </w:p>
+    <w:p>
+      <w:pPr>
         <w:pStyle w:val="2"/>
       </w:pPr>
       <w:r>
@@ -10439,6 +11026,196 @@
     </w:p>
     <w:p>
       <w:pPr>
+        <w:pStyle w:val="3"/>
+      </w:pPr>
+      <w:r>
+        <w:rPr>
+          <w:rFonts w:hint="eastAsia"/>
+        </w:rPr>
+        <w:t>定义活动：输入</w:t>
+      </w:r>
+    </w:p>
+    <w:p>
+      <w:pPr>
+        <w:pStyle w:val="4"/>
+      </w:pPr>
+      <w:r>
+        <w:rPr>
+          <w:rFonts w:hint="eastAsia"/>
+        </w:rPr>
+        <w:t>项目管理计划</w:t>
+      </w:r>
+    </w:p>
+    <w:p>
+      <w:pPr>
+        <w:pStyle w:val="4"/>
+      </w:pPr>
+      <w:r>
+        <w:rPr>
+          <w:rFonts w:hint="eastAsia"/>
+        </w:rPr>
+        <w:t>事业环境因素</w:t>
+      </w:r>
+    </w:p>
+    <w:p>
+      <w:pPr>
+        <w:pStyle w:val="4"/>
+        <w:rPr>
+          <w:rFonts w:hint="eastAsia"/>
+        </w:rPr>
+      </w:pPr>
+      <w:r>
+        <w:rPr>
+          <w:rFonts w:hint="eastAsia"/>
+        </w:rPr>
+        <w:t>组织过程资产</w:t>
+      </w:r>
+    </w:p>
+    <w:p>
+      <w:pPr>
+        <w:pStyle w:val="3"/>
+      </w:pPr>
+      <w:r>
+        <w:rPr>
+          <w:rFonts w:hint="eastAsia"/>
+        </w:rPr>
+        <w:t>定义活动：</w:t>
+      </w:r>
+      <w:r>
+        <w:rPr>
+          <w:rFonts w:hint="eastAsia"/>
+        </w:rPr>
+        <w:t>工具与技术</w:t>
+      </w:r>
+    </w:p>
+    <w:p>
+      <w:pPr>
+        <w:pStyle w:val="4"/>
+      </w:pPr>
+      <w:r>
+        <w:rPr>
+          <w:rFonts w:hint="eastAsia"/>
+        </w:rPr>
+        <w:t>专家判断</w:t>
+      </w:r>
+    </w:p>
+    <w:p>
+      <w:pPr>
+        <w:pStyle w:val="4"/>
+      </w:pPr>
+      <w:r>
+        <w:rPr>
+          <w:rFonts w:hint="eastAsia"/>
+        </w:rPr>
+        <w:t>分解</w:t>
+      </w:r>
+    </w:p>
+    <w:p>
+      <w:pPr>
+        <w:pStyle w:val="4"/>
+      </w:pPr>
+      <w:r>
+        <w:rPr>
+          <w:rFonts w:hint="eastAsia"/>
+        </w:rPr>
+        <w:lastRenderedPageBreak/>
+        <w:t>滚动式规划</w:t>
+      </w:r>
+    </w:p>
+    <w:p>
+      <w:pPr>
+        <w:pStyle w:val="4"/>
+        <w:rPr>
+          <w:rFonts w:hint="eastAsia"/>
+        </w:rPr>
+      </w:pPr>
+      <w:r>
+        <w:rPr>
+          <w:rFonts w:hint="eastAsia"/>
+        </w:rPr>
+        <w:t>会议</w:t>
+      </w:r>
+    </w:p>
+    <w:p>
+      <w:pPr>
+        <w:pStyle w:val="3"/>
+        <w:rPr>
+          <w:rFonts w:hint="eastAsia"/>
+        </w:rPr>
+      </w:pPr>
+      <w:r>
+        <w:rPr>
+          <w:rFonts w:hint="eastAsia"/>
+        </w:rPr>
+        <w:t>定义活动：</w:t>
+      </w:r>
+      <w:r>
+        <w:rPr>
+          <w:rFonts w:hint="eastAsia"/>
+        </w:rPr>
+        <w:t>输出</w:t>
+      </w:r>
+    </w:p>
+    <w:p>
+      <w:pPr>
+        <w:pStyle w:val="4"/>
+      </w:pPr>
+      <w:r>
+        <w:rPr>
+          <w:rFonts w:hint="eastAsia"/>
+        </w:rPr>
+        <w:t>活动清单</w:t>
+      </w:r>
+    </w:p>
+    <w:p>
+      <w:pPr>
+        <w:pStyle w:val="4"/>
+      </w:pPr>
+      <w:r>
+        <w:rPr>
+          <w:rFonts w:hint="eastAsia"/>
+        </w:rPr>
+        <w:t>活动属性</w:t>
+      </w:r>
+    </w:p>
+    <w:p>
+      <w:pPr>
+        <w:pStyle w:val="4"/>
+      </w:pPr>
+      <w:r>
+        <w:rPr>
+          <w:rFonts w:hint="eastAsia"/>
+        </w:rPr>
+        <w:t>里程碑清单</w:t>
+      </w:r>
+    </w:p>
+    <w:p>
+      <w:pPr>
+        <w:pStyle w:val="4"/>
+      </w:pPr>
+      <w:r>
+        <w:rPr>
+          <w:rFonts w:hint="eastAsia"/>
+        </w:rPr>
+        <w:t>变更请求</w:t>
+      </w:r>
+    </w:p>
+    <w:p>
+      <w:pPr>
+        <w:pStyle w:val="4"/>
+        <w:rPr>
+          <w:rFonts w:hint="eastAsia"/>
+        </w:rPr>
+      </w:pPr>
+      <w:r>
+        <w:rPr>
+          <w:rFonts w:hint="eastAsia"/>
+        </w:rPr>
+        <w:t>项目管理计划更新</w:t>
+      </w:r>
+    </w:p>
+    <w:p>
+      <w:pPr>
         <w:pStyle w:val="2"/>
       </w:pPr>
       <w:r>
@@ -10450,6 +11227,179 @@
     </w:p>
     <w:p>
       <w:pPr>
+        <w:pStyle w:val="3"/>
+      </w:pPr>
+      <w:r>
+        <w:rPr>
+          <w:rFonts w:hint="eastAsia"/>
+        </w:rPr>
+        <w:t>排列活动顺序：输入</w:t>
+      </w:r>
+    </w:p>
+    <w:p>
+      <w:pPr>
+        <w:pStyle w:val="4"/>
+      </w:pPr>
+      <w:r>
+        <w:rPr>
+          <w:rFonts w:hint="eastAsia"/>
+        </w:rPr>
+        <w:t>项目管理计划</w:t>
+      </w:r>
+    </w:p>
+    <w:p>
+      <w:pPr>
+        <w:pStyle w:val="4"/>
+      </w:pPr>
+      <w:r>
+        <w:rPr>
+          <w:rFonts w:hint="eastAsia"/>
+        </w:rPr>
+        <w:t>项目文件</w:t>
+      </w:r>
+    </w:p>
+    <w:p>
+      <w:pPr>
+        <w:pStyle w:val="4"/>
+      </w:pPr>
+      <w:r>
+        <w:rPr>
+          <w:rFonts w:hint="eastAsia"/>
+        </w:rPr>
+        <w:t>事业环境因素</w:t>
+      </w:r>
+    </w:p>
+    <w:p>
+      <w:pPr>
+        <w:pStyle w:val="4"/>
+        <w:rPr>
+          <w:rFonts w:hint="eastAsia"/>
+        </w:rPr>
+      </w:pPr>
+      <w:r>
+        <w:rPr>
+          <w:rFonts w:hint="eastAsia"/>
+        </w:rPr>
+        <w:t>组织过程资产</w:t>
+      </w:r>
+    </w:p>
+    <w:p>
+      <w:pPr>
+        <w:pStyle w:val="3"/>
+      </w:pPr>
+      <w:r>
+        <w:rPr>
+          <w:rFonts w:hint="eastAsia"/>
+        </w:rPr>
+        <w:t>排列活动顺序：</w:t>
+      </w:r>
+      <w:r>
+        <w:rPr>
+          <w:rFonts w:hint="eastAsia"/>
+        </w:rPr>
+        <w:t>工具与技术</w:t>
+      </w:r>
+    </w:p>
+    <w:p>
+      <w:pPr>
+        <w:pStyle w:val="4"/>
+      </w:pPr>
+      <w:proofErr w:type="gramStart"/>
+      <w:r>
+        <w:rPr>
+          <w:rFonts w:hint="eastAsia"/>
+        </w:rPr>
+        <w:lastRenderedPageBreak/>
+        <w:t>紧前关系</w:t>
+      </w:r>
+      <w:proofErr w:type="gramEnd"/>
+      <w:r>
+        <w:rPr>
+          <w:rFonts w:hint="eastAsia"/>
+        </w:rPr>
+        <w:t>绘图法</w:t>
+      </w:r>
+    </w:p>
+    <w:p>
+      <w:pPr>
+        <w:pStyle w:val="4"/>
+      </w:pPr>
+      <w:r>
+        <w:rPr>
+          <w:rFonts w:hint="eastAsia"/>
+        </w:rPr>
+        <w:t>确定和整合依赖关系</w:t>
+      </w:r>
+    </w:p>
+    <w:p>
+      <w:pPr>
+        <w:pStyle w:val="4"/>
+      </w:pPr>
+      <w:r>
+        <w:rPr>
+          <w:rFonts w:hint="eastAsia"/>
+        </w:rPr>
+        <w:t>提前量和滞后量</w:t>
+      </w:r>
+    </w:p>
+    <w:p>
+      <w:pPr>
+        <w:pStyle w:val="4"/>
+        <w:rPr>
+          <w:rFonts w:hint="eastAsia"/>
+        </w:rPr>
+      </w:pPr>
+      <w:r>
+        <w:rPr>
+          <w:rFonts w:hint="eastAsia"/>
+        </w:rPr>
+        <w:t>项目管理信息系统</w:t>
+      </w:r>
+    </w:p>
+    <w:p>
+      <w:pPr>
+        <w:pStyle w:val="3"/>
+      </w:pPr>
+      <w:r>
+        <w:rPr>
+          <w:rFonts w:hint="eastAsia"/>
+        </w:rPr>
+        <w:t>排列活动顺序：</w:t>
+      </w:r>
+      <w:r>
+        <w:rPr>
+          <w:rFonts w:hint="eastAsia"/>
+        </w:rPr>
+        <w:t>输出</w:t>
+      </w:r>
+    </w:p>
+    <w:p>
+      <w:pPr>
+        <w:pStyle w:val="4"/>
+      </w:pPr>
+      <w:r>
+        <w:rPr>
+          <w:rFonts w:hint="eastAsia"/>
+        </w:rPr>
+        <w:t>项目进度网络图</w:t>
+      </w:r>
+    </w:p>
+    <w:p>
+      <w:pPr>
+        <w:pStyle w:val="4"/>
+        <w:rPr>
+          <w:rFonts w:hint="eastAsia"/>
+        </w:rPr>
+      </w:pPr>
+      <w:r>
+        <w:rPr>
+          <w:rFonts w:hint="eastAsia"/>
+        </w:rPr>
+        <w:t>项目文件更新</w:t>
+      </w:r>
+    </w:p>
+    <w:p>
+      <w:pPr>
         <w:pStyle w:val="2"/>
       </w:pPr>
       <w:r>
@@ -10461,6 +11411,226 @@
     </w:p>
     <w:p>
       <w:pPr>
+        <w:pStyle w:val="3"/>
+      </w:pPr>
+      <w:r>
+        <w:rPr>
+          <w:rFonts w:hint="eastAsia"/>
+        </w:rPr>
+        <w:t>估算活动持续时间：输入</w:t>
+      </w:r>
+    </w:p>
+    <w:p>
+      <w:pPr>
+        <w:pStyle w:val="4"/>
+      </w:pPr>
+      <w:r>
+        <w:rPr>
+          <w:rFonts w:hint="eastAsia"/>
+        </w:rPr>
+        <w:t>项目管理计划</w:t>
+      </w:r>
+    </w:p>
+    <w:p>
+      <w:pPr>
+        <w:pStyle w:val="4"/>
+      </w:pPr>
+      <w:r>
+        <w:rPr>
+          <w:rFonts w:hint="eastAsia"/>
+        </w:rPr>
+        <w:t>项目文件</w:t>
+      </w:r>
+    </w:p>
+    <w:p>
+      <w:pPr>
+        <w:pStyle w:val="4"/>
+      </w:pPr>
+      <w:r>
+        <w:rPr>
+          <w:rFonts w:hint="eastAsia"/>
+        </w:rPr>
+        <w:t>事业环境因素</w:t>
+      </w:r>
+    </w:p>
+    <w:p>
+      <w:pPr>
+        <w:pStyle w:val="4"/>
+        <w:rPr>
+          <w:rFonts w:hint="eastAsia"/>
+        </w:rPr>
+      </w:pPr>
+      <w:r>
+        <w:rPr>
+          <w:rFonts w:hint="eastAsia"/>
+        </w:rPr>
+        <w:t>组织过程资产</w:t>
+      </w:r>
+    </w:p>
+    <w:p>
+      <w:pPr>
+        <w:pStyle w:val="3"/>
+      </w:pPr>
+      <w:r>
+        <w:rPr>
+          <w:rFonts w:hint="eastAsia"/>
+        </w:rPr>
+        <w:t>估算活动持续时间：</w:t>
+      </w:r>
+      <w:r>
+        <w:rPr>
+          <w:rFonts w:hint="eastAsia"/>
+        </w:rPr>
+        <w:t>工具与技术</w:t>
+      </w:r>
+    </w:p>
+    <w:p>
+      <w:pPr>
+        <w:pStyle w:val="4"/>
+      </w:pPr>
+      <w:r>
+        <w:rPr>
+          <w:rFonts w:hint="eastAsia"/>
+        </w:rPr>
+        <w:t>专家判断</w:t>
+      </w:r>
+    </w:p>
+    <w:p>
+      <w:pPr>
+        <w:pStyle w:val="4"/>
+      </w:pPr>
+      <w:r>
+        <w:rPr>
+          <w:rFonts w:hint="eastAsia"/>
+        </w:rPr>
+        <w:lastRenderedPageBreak/>
+        <w:t>类比估算</w:t>
+      </w:r>
+    </w:p>
+    <w:p>
+      <w:pPr>
+        <w:pStyle w:val="4"/>
+      </w:pPr>
+      <w:r>
+        <w:rPr>
+          <w:rFonts w:hint="eastAsia"/>
+        </w:rPr>
+        <w:t>参数估算</w:t>
+      </w:r>
+    </w:p>
+    <w:p>
+      <w:pPr>
+        <w:pStyle w:val="4"/>
+      </w:pPr>
+      <w:r>
+        <w:rPr>
+          <w:rFonts w:hint="eastAsia"/>
+        </w:rPr>
+        <w:t>三点估算</w:t>
+      </w:r>
+    </w:p>
+    <w:p>
+      <w:pPr>
+        <w:pStyle w:val="4"/>
+      </w:pPr>
+      <w:r>
+        <w:rPr>
+          <w:rFonts w:hint="eastAsia"/>
+        </w:rPr>
+        <w:t>自下而上估算</w:t>
+      </w:r>
+    </w:p>
+    <w:p>
+      <w:pPr>
+        <w:pStyle w:val="4"/>
+      </w:pPr>
+      <w:r>
+        <w:rPr>
+          <w:rFonts w:hint="eastAsia"/>
+        </w:rPr>
+        <w:t>数据分析</w:t>
+      </w:r>
+    </w:p>
+    <w:p>
+      <w:pPr>
+        <w:pStyle w:val="4"/>
+      </w:pPr>
+      <w:r>
+        <w:rPr>
+          <w:rFonts w:hint="eastAsia"/>
+        </w:rPr>
+        <w:t>决策</w:t>
+      </w:r>
+    </w:p>
+    <w:p>
+      <w:pPr>
+        <w:pStyle w:val="4"/>
+        <w:rPr>
+          <w:rFonts w:hint="eastAsia"/>
+        </w:rPr>
+      </w:pPr>
+      <w:r>
+        <w:rPr>
+          <w:rFonts w:hint="eastAsia"/>
+        </w:rPr>
+        <w:t>会议</w:t>
+      </w:r>
+    </w:p>
+    <w:p>
+      <w:pPr>
+        <w:pStyle w:val="3"/>
+      </w:pPr>
+      <w:r>
+        <w:rPr>
+          <w:rFonts w:hint="eastAsia"/>
+        </w:rPr>
+        <w:t>估算活动持续时间：</w:t>
+      </w:r>
+      <w:r>
+        <w:rPr>
+          <w:rFonts w:hint="eastAsia"/>
+        </w:rPr>
+        <w:t>输出</w:t>
+      </w:r>
+    </w:p>
+    <w:p>
+      <w:pPr>
+        <w:pStyle w:val="4"/>
+      </w:pPr>
+      <w:r>
+        <w:rPr>
+          <w:rFonts w:hint="eastAsia"/>
+        </w:rPr>
+        <w:t>持续时间估算</w:t>
+      </w:r>
+    </w:p>
+    <w:p>
+      <w:pPr>
+        <w:pStyle w:val="4"/>
+      </w:pPr>
+      <w:r>
+        <w:rPr>
+          <w:rFonts w:hint="eastAsia"/>
+        </w:rPr>
+        <w:t>估算依据</w:t>
+      </w:r>
+    </w:p>
+    <w:p>
+      <w:pPr>
+        <w:pStyle w:val="4"/>
+        <w:rPr>
+          <w:rFonts w:hint="eastAsia"/>
+        </w:rPr>
+      </w:pPr>
+      <w:r>
+        <w:rPr>
+          <w:rFonts w:hint="eastAsia"/>
+        </w:rPr>
+        <w:t>项目文件更新</w:t>
+      </w:r>
+    </w:p>
+    <w:p>
+      <w:pPr>
         <w:pStyle w:val="2"/>
       </w:pPr>
       <w:r>
@@ -10472,6 +11642,279 @@
     </w:p>
     <w:p>
       <w:pPr>
+        <w:pStyle w:val="3"/>
+      </w:pPr>
+      <w:r>
+        <w:rPr>
+          <w:rFonts w:hint="eastAsia"/>
+        </w:rPr>
+        <w:t>制定进度计划：输入</w:t>
+      </w:r>
+    </w:p>
+    <w:p>
+      <w:pPr>
+        <w:pStyle w:val="4"/>
+      </w:pPr>
+      <w:r>
+        <w:rPr>
+          <w:rFonts w:hint="eastAsia"/>
+        </w:rPr>
+        <w:t>项目管理计划</w:t>
+      </w:r>
+    </w:p>
+    <w:p>
+      <w:pPr>
+        <w:pStyle w:val="4"/>
+      </w:pPr>
+      <w:r>
+        <w:rPr>
+          <w:rFonts w:hint="eastAsia"/>
+        </w:rPr>
+        <w:t>项目文件</w:t>
+      </w:r>
+    </w:p>
+    <w:p>
+      <w:pPr>
+        <w:pStyle w:val="4"/>
+      </w:pPr>
+      <w:r>
+        <w:rPr>
+          <w:rFonts w:hint="eastAsia"/>
+        </w:rPr>
+        <w:lastRenderedPageBreak/>
+        <w:t>协议</w:t>
+      </w:r>
+    </w:p>
+    <w:p>
+      <w:r>
+        <w:rPr>
+          <w:rFonts w:hint="eastAsia"/>
+        </w:rPr>
+        <w:t>事业环境因素</w:t>
+      </w:r>
+    </w:p>
+    <w:p>
+      <w:pPr>
+        <w:rPr>
+          <w:rFonts w:hint="eastAsia"/>
+        </w:rPr>
+      </w:pPr>
+      <w:r>
+        <w:rPr>
+          <w:rFonts w:hint="eastAsia"/>
+        </w:rPr>
+        <w:t>组织过程资产</w:t>
+      </w:r>
+    </w:p>
+    <w:p>
+      <w:pPr>
+        <w:pStyle w:val="3"/>
+      </w:pPr>
+      <w:r>
+        <w:rPr>
+          <w:rFonts w:hint="eastAsia"/>
+        </w:rPr>
+        <w:lastRenderedPageBreak/>
+        <w:t>制定进度计划：</w:t>
+      </w:r>
+      <w:r>
+        <w:rPr>
+          <w:rFonts w:hint="eastAsia"/>
+        </w:rPr>
+        <w:t>工具与技术</w:t>
+      </w:r>
+    </w:p>
+    <w:p>
+      <w:pPr>
+        <w:pStyle w:val="4"/>
+      </w:pPr>
+      <w:r>
+        <w:rPr>
+          <w:rFonts w:hint="eastAsia"/>
+        </w:rPr>
+        <w:t>进度网络分析</w:t>
+      </w:r>
+    </w:p>
+    <w:p>
+      <w:pPr>
+        <w:pStyle w:val="4"/>
+      </w:pPr>
+      <w:r>
+        <w:rPr>
+          <w:rFonts w:hint="eastAsia"/>
+        </w:rPr>
+        <w:t>关键路径法</w:t>
+      </w:r>
+    </w:p>
+    <w:p>
+      <w:pPr>
+        <w:pStyle w:val="4"/>
+      </w:pPr>
+      <w:r>
+        <w:rPr>
+          <w:rFonts w:hint="eastAsia"/>
+        </w:rPr>
+        <w:t>资源优化</w:t>
+      </w:r>
+    </w:p>
+    <w:p>
+      <w:pPr>
+        <w:pStyle w:val="4"/>
+      </w:pPr>
+      <w:r>
+        <w:rPr>
+          <w:rFonts w:hint="eastAsia"/>
+        </w:rPr>
+        <w:t>数据分析</w:t>
+      </w:r>
+    </w:p>
+    <w:p>
+      <w:pPr>
+        <w:pStyle w:val="4"/>
+      </w:pPr>
+      <w:r>
+        <w:rPr>
+          <w:rFonts w:hint="eastAsia"/>
+        </w:rPr>
+        <w:t>提前量和滞后量</w:t>
+      </w:r>
+    </w:p>
+    <w:p>
+      <w:pPr>
+        <w:pStyle w:val="4"/>
+      </w:pPr>
+      <w:r>
+        <w:rPr>
+          <w:rFonts w:hint="eastAsia"/>
+        </w:rPr>
+        <w:t>进度压缩</w:t>
+      </w:r>
+    </w:p>
+    <w:p>
+      <w:pPr>
+        <w:pStyle w:val="4"/>
+      </w:pPr>
+      <w:r>
+        <w:rPr>
+          <w:rFonts w:hint="eastAsia"/>
+        </w:rPr>
+        <w:t>项目管理信息系统</w:t>
+      </w:r>
+    </w:p>
+    <w:p>
+      <w:pPr>
+        <w:pStyle w:val="4"/>
+        <w:rPr>
+          <w:rFonts w:hint="eastAsia"/>
+        </w:rPr>
+      </w:pPr>
+      <w:r>
+        <w:rPr>
+          <w:rFonts w:hint="eastAsia"/>
+        </w:rPr>
+        <w:t>敏捷发布规划</w:t>
+      </w:r>
+    </w:p>
+    <w:p>
+      <w:pPr>
+        <w:pStyle w:val="3"/>
+      </w:pPr>
+      <w:r>
+        <w:rPr>
+          <w:rFonts w:hint="eastAsia"/>
+        </w:rPr>
+        <w:t>制定进度计划：</w:t>
+      </w:r>
+      <w:r>
+        <w:rPr>
+          <w:rFonts w:hint="eastAsia"/>
+        </w:rPr>
+        <w:t>输出</w:t>
+      </w:r>
+    </w:p>
+    <w:p>
+      <w:pPr>
+        <w:pStyle w:val="4"/>
+      </w:pPr>
+      <w:r>
+        <w:rPr>
+          <w:rFonts w:hint="eastAsia"/>
+        </w:rPr>
+        <w:t>进度基准</w:t>
+      </w:r>
+    </w:p>
+    <w:p>
+      <w:pPr>
+        <w:pStyle w:val="4"/>
+      </w:pPr>
+      <w:r>
+        <w:rPr>
+          <w:rFonts w:hint="eastAsia"/>
+        </w:rPr>
+        <w:t>项目进度计划</w:t>
+      </w:r>
+    </w:p>
+    <w:p>
+      <w:pPr>
+        <w:pStyle w:val="4"/>
+      </w:pPr>
+      <w:r>
+        <w:rPr>
+          <w:rFonts w:hint="eastAsia"/>
+        </w:rPr>
+        <w:t>进度数据</w:t>
+      </w:r>
+    </w:p>
+    <w:p>
+      <w:pPr>
+        <w:pStyle w:val="4"/>
+      </w:pPr>
+      <w:r>
+        <w:rPr>
+          <w:rFonts w:hint="eastAsia"/>
+        </w:rPr>
+        <w:t>项目日历</w:t>
+      </w:r>
+    </w:p>
+    <w:p>
+      <w:pPr>
+        <w:pStyle w:val="4"/>
+      </w:pPr>
+      <w:r>
+        <w:rPr>
+          <w:rFonts w:hint="eastAsia"/>
+        </w:rPr>
+        <w:t>变更请求</w:t>
+      </w:r>
+    </w:p>
+    <w:p>
+      <w:pPr>
+        <w:pStyle w:val="4"/>
+      </w:pPr>
+      <w:r>
+        <w:rPr>
+          <w:rFonts w:hint="eastAsia"/>
+        </w:rPr>
+        <w:lastRenderedPageBreak/>
+        <w:t>项目管理计划更新</w:t>
+      </w:r>
+    </w:p>
+    <w:p>
+      <w:pPr>
+        <w:pStyle w:val="4"/>
+        <w:rPr>
+          <w:rFonts w:hint="eastAsia"/>
+        </w:rPr>
+      </w:pPr>
+      <w:r>
+        <w:rPr>
+          <w:rFonts w:hint="eastAsia"/>
+        </w:rPr>
+        <w:t>项目文件更新</w:t>
+      </w:r>
+    </w:p>
+    <w:p>
+      <w:pPr>
         <w:pStyle w:val="2"/>
       </w:pPr>
       <w:r>
@@ -10483,6 +11926,226 @@
     </w:p>
     <w:p>
       <w:pPr>
+        <w:pStyle w:val="3"/>
+      </w:pPr>
+      <w:r>
+        <w:rPr>
+          <w:rFonts w:hint="eastAsia"/>
+        </w:rPr>
+        <w:t>控制进度：输入</w:t>
+      </w:r>
+    </w:p>
+    <w:p>
+      <w:pPr>
+        <w:pStyle w:val="4"/>
+      </w:pPr>
+      <w:r>
+        <w:rPr>
+          <w:rFonts w:hint="eastAsia"/>
+        </w:rPr>
+        <w:t>项目管理计划</w:t>
+      </w:r>
+    </w:p>
+    <w:p>
+      <w:pPr>
+        <w:pStyle w:val="4"/>
+      </w:pPr>
+      <w:r>
+        <w:rPr>
+          <w:rFonts w:hint="eastAsia"/>
+        </w:rPr>
+        <w:t>项目文件</w:t>
+      </w:r>
+    </w:p>
+    <w:p>
+      <w:pPr>
+        <w:pStyle w:val="4"/>
+      </w:pPr>
+      <w:r>
+        <w:rPr>
+          <w:rFonts w:hint="eastAsia"/>
+        </w:rPr>
+        <w:t>工作绩效数据</w:t>
+      </w:r>
+    </w:p>
+    <w:p>
+      <w:pPr>
+        <w:pStyle w:val="4"/>
+        <w:rPr>
+          <w:rFonts w:hint="eastAsia"/>
+        </w:rPr>
+      </w:pPr>
+      <w:r>
+        <w:rPr>
+          <w:rFonts w:hint="eastAsia"/>
+        </w:rPr>
+        <w:t>组织过程资产</w:t>
+      </w:r>
+    </w:p>
+    <w:p>
+      <w:pPr>
+        <w:pStyle w:val="3"/>
+      </w:pPr>
+      <w:r>
+        <w:rPr>
+          <w:rFonts w:hint="eastAsia"/>
+        </w:rPr>
+        <w:t>控制进度：</w:t>
+      </w:r>
+      <w:r>
+        <w:rPr>
+          <w:rFonts w:hint="eastAsia"/>
+        </w:rPr>
+        <w:t>工具与技术</w:t>
+      </w:r>
+    </w:p>
+    <w:p>
+      <w:pPr>
+        <w:pStyle w:val="4"/>
+      </w:pPr>
+      <w:r>
+        <w:rPr>
+          <w:rFonts w:hint="eastAsia"/>
+        </w:rPr>
+        <w:t>数据分析</w:t>
+      </w:r>
+    </w:p>
+    <w:p>
+      <w:pPr>
+        <w:pStyle w:val="4"/>
+      </w:pPr>
+      <w:r>
+        <w:rPr>
+          <w:rFonts w:hint="eastAsia"/>
+        </w:rPr>
+        <w:t>关键路径法</w:t>
+      </w:r>
+    </w:p>
+    <w:p>
+      <w:pPr>
+        <w:pStyle w:val="4"/>
+      </w:pPr>
+      <w:r>
+        <w:rPr>
+          <w:rFonts w:hint="eastAsia"/>
+        </w:rPr>
+        <w:t>项目管理信息系统</w:t>
+      </w:r>
+    </w:p>
+    <w:p>
+      <w:pPr>
+        <w:pStyle w:val="4"/>
+      </w:pPr>
+      <w:r>
+        <w:rPr>
+          <w:rFonts w:hint="eastAsia"/>
+        </w:rPr>
+        <w:t>资源优化</w:t>
+      </w:r>
+    </w:p>
+    <w:p>
+      <w:pPr>
+        <w:pStyle w:val="4"/>
+      </w:pPr>
+      <w:r>
+        <w:rPr>
+          <w:rFonts w:hint="eastAsia"/>
+        </w:rPr>
+        <w:t>提前量和滞后量</w:t>
+      </w:r>
+    </w:p>
+    <w:p>
+      <w:pPr>
+        <w:pStyle w:val="4"/>
+        <w:rPr>
+          <w:rFonts w:hint="eastAsia"/>
+        </w:rPr>
+      </w:pPr>
+      <w:r>
+        <w:rPr>
+          <w:rFonts w:hint="eastAsia"/>
+        </w:rPr>
+        <w:t>进度压缩</w:t>
+      </w:r>
+    </w:p>
+    <w:p>
+      <w:pPr>
+        <w:pStyle w:val="3"/>
+      </w:pPr>
+      <w:r>
+        <w:rPr>
+          <w:rFonts w:hint="eastAsia"/>
+        </w:rPr>
+        <w:lastRenderedPageBreak/>
+        <w:t>控制进度：</w:t>
+      </w:r>
+      <w:r>
+        <w:rPr>
+          <w:rFonts w:hint="eastAsia"/>
+        </w:rPr>
+        <w:t>输出</w:t>
+      </w:r>
+    </w:p>
+    <w:p>
+      <w:pPr>
+        <w:pStyle w:val="4"/>
+      </w:pPr>
+      <w:r>
+        <w:rPr>
+          <w:rFonts w:hint="eastAsia"/>
+        </w:rPr>
+        <w:t>工作绩效信息</w:t>
+      </w:r>
+    </w:p>
+    <w:p>
+      <w:pPr>
+        <w:pStyle w:val="4"/>
+      </w:pPr>
+      <w:r>
+        <w:rPr>
+          <w:rFonts w:hint="eastAsia"/>
+        </w:rPr>
+        <w:t>进度预测</w:t>
+      </w:r>
+    </w:p>
+    <w:p>
+      <w:pPr>
+        <w:pStyle w:val="4"/>
+      </w:pPr>
+      <w:r>
+        <w:rPr>
+          <w:rFonts w:hint="eastAsia"/>
+        </w:rPr>
+        <w:t>变更请求</w:t>
+      </w:r>
+    </w:p>
+    <w:p>
+      <w:pPr>
+        <w:pStyle w:val="4"/>
+      </w:pPr>
+      <w:r>
+        <w:rPr>
+          <w:rFonts w:hint="eastAsia"/>
+        </w:rPr>
+        <w:t>项目管理计划更新</w:t>
+      </w:r>
+    </w:p>
+    <w:p>
+      <w:pPr>
+        <w:pStyle w:val="4"/>
+        <w:rPr>
+          <w:rFonts w:hint="eastAsia"/>
+        </w:rPr>
+      </w:pPr>
+      <w:r>
+        <w:rPr>
+          <w:rFonts w:hint="eastAsia"/>
+        </w:rPr>
+        <w:t>项目文件更新</w:t>
+      </w:r>
+    </w:p>
+    <w:p>
+      <w:pPr>
         <w:pStyle w:val="1"/>
       </w:pPr>
       <w:r>
@@ -10505,6 +12168,151 @@
     </w:p>
     <w:p>
       <w:pPr>
+        <w:pStyle w:val="3"/>
+      </w:pPr>
+      <w:r>
+        <w:rPr>
+          <w:rFonts w:hint="eastAsia"/>
+        </w:rPr>
+        <w:t>规划成本管理：输入</w:t>
+      </w:r>
+    </w:p>
+    <w:p>
+      <w:pPr>
+        <w:pStyle w:val="4"/>
+      </w:pPr>
+      <w:bookmarkStart w:id="78" w:name="_GoBack"/>
+      <w:r>
+        <w:rPr>
+          <w:rFonts w:hint="eastAsia"/>
+        </w:rPr>
+        <w:t>项目章程</w:t>
+      </w:r>
+    </w:p>
+    <w:p>
+      <w:pPr>
+        <w:pStyle w:val="4"/>
+      </w:pPr>
+      <w:r>
+        <w:rPr>
+          <w:rFonts w:hint="eastAsia"/>
+        </w:rPr>
+        <w:t>项目管理计划</w:t>
+      </w:r>
+    </w:p>
+    <w:p>
+      <w:pPr>
+        <w:pStyle w:val="4"/>
+      </w:pPr>
+      <w:r>
+        <w:rPr>
+          <w:rFonts w:hint="eastAsia"/>
+        </w:rPr>
+        <w:t>事业环境因素</w:t>
+      </w:r>
+    </w:p>
+    <w:p>
+      <w:pPr>
+        <w:pStyle w:val="4"/>
+        <w:rPr>
+          <w:rFonts w:hint="eastAsia"/>
+        </w:rPr>
+      </w:pPr>
+      <w:r>
+        <w:rPr>
+          <w:rFonts w:hint="eastAsia"/>
+        </w:rPr>
+        <w:t>组织过程资产</w:t>
+      </w:r>
+    </w:p>
+    <w:bookmarkEnd w:id="78"/>
+    <w:p>
+      <w:pPr>
+        <w:pStyle w:val="3"/>
+      </w:pPr>
+      <w:r>
+        <w:rPr>
+          <w:rFonts w:hint="eastAsia"/>
+        </w:rPr>
+        <w:t>规划成本管理：</w:t>
+      </w:r>
+      <w:r>
+        <w:rPr>
+          <w:rFonts w:hint="eastAsia"/>
+        </w:rPr>
+        <w:t>工具与技术</w:t>
+      </w:r>
+    </w:p>
+    <w:p>
+      <w:pPr>
+        <w:pStyle w:val="4"/>
+      </w:pPr>
+      <w:r>
+        <w:rPr>
+          <w:rFonts w:hint="eastAsia"/>
+        </w:rPr>
+        <w:t>专家判断</w:t>
+      </w:r>
+    </w:p>
+    <w:p>
+      <w:pPr>
+        <w:pStyle w:val="4"/>
+      </w:pPr>
+      <w:r>
+        <w:rPr>
+          <w:rFonts w:hint="eastAsia"/>
+        </w:rPr>
+        <w:lastRenderedPageBreak/>
+        <w:t>数据分析</w:t>
+      </w:r>
+    </w:p>
+    <w:p>
+      <w:pPr>
+        <w:pStyle w:val="4"/>
+        <w:rPr>
+          <w:rFonts w:hint="eastAsia"/>
+        </w:rPr>
+      </w:pPr>
+      <w:r>
+        <w:rPr>
+          <w:rFonts w:hint="eastAsia"/>
+        </w:rPr>
+        <w:t>会议</w:t>
+      </w:r>
+    </w:p>
+    <w:p>
+      <w:pPr>
+        <w:pStyle w:val="3"/>
+      </w:pPr>
+      <w:r>
+        <w:rPr>
+          <w:rFonts w:hint="eastAsia"/>
+        </w:rPr>
+        <w:t>规划成本管理：</w:t>
+      </w:r>
+      <w:r>
+        <w:rPr>
+          <w:rFonts w:hint="eastAsia"/>
+        </w:rPr>
+        <w:t>输出</w:t>
+      </w:r>
+    </w:p>
+    <w:p>
+      <w:pPr>
+        <w:pStyle w:val="4"/>
+        <w:rPr>
+          <w:rFonts w:hint="eastAsia"/>
+        </w:rPr>
+      </w:pPr>
+      <w:r>
+        <w:rPr>
+          <w:rFonts w:hint="eastAsia"/>
+        </w:rPr>
+        <w:t>成本管理计划</w:t>
+      </w:r>
+    </w:p>
+    <w:p>
+      <w:pPr>
         <w:pStyle w:val="2"/>
       </w:pPr>
       <w:r>
@@ -10516,6 +12324,226 @@
     </w:p>
     <w:p>
       <w:pPr>
+        <w:pStyle w:val="3"/>
+      </w:pPr>
+      <w:r>
+        <w:rPr>
+          <w:rFonts w:hint="eastAsia"/>
+        </w:rPr>
+        <w:t>估算成本：输入</w:t>
+      </w:r>
+    </w:p>
+    <w:p>
+      <w:pPr>
+        <w:pStyle w:val="4"/>
+      </w:pPr>
+      <w:r>
+        <w:rPr>
+          <w:rFonts w:hint="eastAsia"/>
+        </w:rPr>
+        <w:t>项目管理计划</w:t>
+      </w:r>
+    </w:p>
+    <w:p>
+      <w:pPr>
+        <w:pStyle w:val="4"/>
+      </w:pPr>
+      <w:r>
+        <w:rPr>
+          <w:rFonts w:hint="eastAsia"/>
+        </w:rPr>
+        <w:t>项目文件</w:t>
+      </w:r>
+    </w:p>
+    <w:p>
+      <w:pPr>
+        <w:pStyle w:val="4"/>
+      </w:pPr>
+      <w:r>
+        <w:rPr>
+          <w:rFonts w:hint="eastAsia"/>
+        </w:rPr>
+        <w:t>事业环境因素</w:t>
+      </w:r>
+    </w:p>
+    <w:p>
+      <w:pPr>
+        <w:pStyle w:val="4"/>
+        <w:rPr>
+          <w:rFonts w:hint="eastAsia"/>
+        </w:rPr>
+      </w:pPr>
+      <w:r>
+        <w:rPr>
+          <w:rFonts w:hint="eastAsia"/>
+        </w:rPr>
+        <w:t>组织过程资产</w:t>
+      </w:r>
+    </w:p>
+    <w:p>
+      <w:pPr>
+        <w:pStyle w:val="3"/>
+      </w:pPr>
+      <w:r>
+        <w:rPr>
+          <w:rFonts w:hint="eastAsia"/>
+        </w:rPr>
+        <w:t>估算成本：</w:t>
+      </w:r>
+      <w:r>
+        <w:rPr>
+          <w:rFonts w:hint="eastAsia"/>
+        </w:rPr>
+        <w:t>工具与技术</w:t>
+      </w:r>
+    </w:p>
+    <w:p>
+      <w:pPr>
+        <w:pStyle w:val="4"/>
+      </w:pPr>
+      <w:r>
+        <w:rPr>
+          <w:rFonts w:hint="eastAsia"/>
+        </w:rPr>
+        <w:t>专家判断</w:t>
+      </w:r>
+    </w:p>
+    <w:p>
+      <w:pPr>
+        <w:pStyle w:val="4"/>
+      </w:pPr>
+      <w:r>
+        <w:rPr>
+          <w:rFonts w:hint="eastAsia"/>
+        </w:rPr>
+        <w:t>类比估算</w:t>
+      </w:r>
+    </w:p>
+    <w:p>
+      <w:pPr>
+        <w:pStyle w:val="4"/>
+      </w:pPr>
+      <w:r>
+        <w:rPr>
+          <w:rFonts w:hint="eastAsia"/>
+        </w:rPr>
+        <w:t>参数估算</w:t>
+      </w:r>
+    </w:p>
+    <w:p>
+      <w:pPr>
+        <w:pStyle w:val="4"/>
+      </w:pPr>
+      <w:r>
+        <w:rPr>
+          <w:rFonts w:hint="eastAsia"/>
+        </w:rPr>
+        <w:t>自下而上估算</w:t>
+      </w:r>
+    </w:p>
+    <w:p>
+      <w:pPr>
+        <w:pStyle w:val="4"/>
+      </w:pPr>
+      <w:r>
+        <w:rPr>
+          <w:rFonts w:hint="eastAsia"/>
+        </w:rPr>
+        <w:lastRenderedPageBreak/>
+        <w:t>三点估算</w:t>
+      </w:r>
+    </w:p>
+    <w:p>
+      <w:pPr>
+        <w:pStyle w:val="4"/>
+      </w:pPr>
+      <w:r>
+        <w:rPr>
+          <w:rFonts w:hint="eastAsia"/>
+        </w:rPr>
+        <w:t>数据分析</w:t>
+      </w:r>
+    </w:p>
+    <w:p>
+      <w:pPr>
+        <w:pStyle w:val="4"/>
+      </w:pPr>
+      <w:r>
+        <w:rPr>
+          <w:rFonts w:hint="eastAsia"/>
+        </w:rPr>
+        <w:t>项目管理信息系统</w:t>
+      </w:r>
+    </w:p>
+    <w:p>
+      <w:pPr>
+        <w:pStyle w:val="4"/>
+        <w:rPr>
+          <w:rFonts w:hint="eastAsia"/>
+        </w:rPr>
+      </w:pPr>
+      <w:r>
+        <w:rPr>
+          <w:rFonts w:hint="eastAsia"/>
+        </w:rPr>
+        <w:t>决策</w:t>
+      </w:r>
+    </w:p>
+    <w:p>
+      <w:pPr>
+        <w:pStyle w:val="3"/>
+      </w:pPr>
+      <w:r>
+        <w:rPr>
+          <w:rFonts w:hint="eastAsia"/>
+        </w:rPr>
+        <w:t>估算成本：</w:t>
+      </w:r>
+      <w:r>
+        <w:rPr>
+          <w:rFonts w:hint="eastAsia"/>
+        </w:rPr>
+        <w:t>输出</w:t>
+      </w:r>
+    </w:p>
+    <w:p>
+      <w:pPr>
+        <w:pStyle w:val="4"/>
+      </w:pPr>
+      <w:r>
+        <w:rPr>
+          <w:rFonts w:hint="eastAsia"/>
+        </w:rPr>
+        <w:t>成本估算</w:t>
+      </w:r>
+    </w:p>
+    <w:p>
+      <w:pPr>
+        <w:pStyle w:val="4"/>
+      </w:pPr>
+      <w:r>
+        <w:rPr>
+          <w:rFonts w:hint="eastAsia"/>
+        </w:rPr>
+        <w:t>估算依据</w:t>
+      </w:r>
+    </w:p>
+    <w:p>
+      <w:pPr>
+        <w:pStyle w:val="4"/>
+        <w:rPr>
+          <w:rFonts w:hint="eastAsia"/>
+        </w:rPr>
+      </w:pPr>
+      <w:r>
+        <w:rPr>
+          <w:rFonts w:hint="eastAsia"/>
+        </w:rPr>
+        <w:t>项目文件更新</w:t>
+      </w:r>
+    </w:p>
+    <w:p>
+      <w:pPr>
         <w:pStyle w:val="2"/>
       </w:pPr>
       <w:r>
@@ -10527,6 +12555,226 @@
     </w:p>
     <w:p>
       <w:pPr>
+        <w:pStyle w:val="3"/>
+      </w:pPr>
+      <w:r>
+        <w:rPr>
+          <w:rFonts w:hint="eastAsia"/>
+        </w:rPr>
+        <w:t>制定预算：输入</w:t>
+      </w:r>
+    </w:p>
+    <w:p>
+      <w:pPr>
+        <w:pStyle w:val="4"/>
+      </w:pPr>
+      <w:r>
+        <w:rPr>
+          <w:rFonts w:hint="eastAsia"/>
+        </w:rPr>
+        <w:t>项目管理计划</w:t>
+      </w:r>
+    </w:p>
+    <w:p>
+      <w:pPr>
+        <w:pStyle w:val="4"/>
+      </w:pPr>
+      <w:r>
+        <w:rPr>
+          <w:rFonts w:hint="eastAsia"/>
+        </w:rPr>
+        <w:t>项目文件</w:t>
+      </w:r>
+    </w:p>
+    <w:p>
+      <w:pPr>
+        <w:pStyle w:val="4"/>
+      </w:pPr>
+      <w:r>
+        <w:rPr>
+          <w:rFonts w:hint="eastAsia"/>
+        </w:rPr>
+        <w:t>商业文件</w:t>
+      </w:r>
+    </w:p>
+    <w:p>
+      <w:pPr>
+        <w:pStyle w:val="4"/>
+      </w:pPr>
+      <w:r>
+        <w:rPr>
+          <w:rFonts w:hint="eastAsia"/>
+        </w:rPr>
+        <w:t>协议</w:t>
+      </w:r>
+    </w:p>
+    <w:p>
+      <w:pPr>
+        <w:pStyle w:val="4"/>
+      </w:pPr>
+      <w:r>
+        <w:rPr>
+          <w:rFonts w:hint="eastAsia"/>
+        </w:rPr>
+        <w:t>事业环境因素</w:t>
+      </w:r>
+    </w:p>
+    <w:p>
+      <w:pPr>
+        <w:pStyle w:val="4"/>
+        <w:rPr>
+          <w:rFonts w:hint="eastAsia"/>
+        </w:rPr>
+      </w:pPr>
+      <w:r>
+        <w:rPr>
+          <w:rFonts w:hint="eastAsia"/>
+        </w:rPr>
+        <w:lastRenderedPageBreak/>
+        <w:t>组织过程资产</w:t>
+      </w:r>
+    </w:p>
+    <w:p>
+      <w:pPr>
+        <w:pStyle w:val="3"/>
+      </w:pPr>
+      <w:r>
+        <w:rPr>
+          <w:rFonts w:hint="eastAsia"/>
+        </w:rPr>
+        <w:t>制定预算：</w:t>
+      </w:r>
+      <w:r>
+        <w:rPr>
+          <w:rFonts w:hint="eastAsia"/>
+        </w:rPr>
+        <w:t>工具与技术</w:t>
+      </w:r>
+    </w:p>
+    <w:p>
+      <w:pPr>
+        <w:pStyle w:val="4"/>
+      </w:pPr>
+      <w:r>
+        <w:rPr>
+          <w:rFonts w:hint="eastAsia"/>
+        </w:rPr>
+        <w:t>专家判断</w:t>
+      </w:r>
+    </w:p>
+    <w:p>
+      <w:pPr>
+        <w:pStyle w:val="4"/>
+      </w:pPr>
+      <w:r>
+        <w:rPr>
+          <w:rFonts w:hint="eastAsia"/>
+        </w:rPr>
+        <w:t>成本汇总</w:t>
+      </w:r>
+    </w:p>
+    <w:p>
+      <w:pPr>
+        <w:pStyle w:val="4"/>
+      </w:pPr>
+      <w:r>
+        <w:rPr>
+          <w:rFonts w:hint="eastAsia"/>
+        </w:rPr>
+        <w:t>数据分析</w:t>
+      </w:r>
+    </w:p>
+    <w:p>
+      <w:pPr>
+        <w:pStyle w:val="4"/>
+      </w:pPr>
+      <w:r>
+        <w:rPr>
+          <w:rFonts w:hint="eastAsia"/>
+        </w:rPr>
+        <w:t>历史信息审核</w:t>
+      </w:r>
+    </w:p>
+    <w:p>
+      <w:pPr>
+        <w:pStyle w:val="4"/>
+      </w:pPr>
+      <w:r>
+        <w:rPr>
+          <w:rFonts w:hint="eastAsia"/>
+        </w:rPr>
+        <w:t>资金限制平衡</w:t>
+      </w:r>
+    </w:p>
+    <w:p>
+      <w:pPr>
+        <w:pStyle w:val="4"/>
+        <w:rPr>
+          <w:rFonts w:hint="eastAsia"/>
+        </w:rPr>
+      </w:pPr>
+      <w:r>
+        <w:rPr>
+          <w:rFonts w:hint="eastAsia"/>
+        </w:rPr>
+        <w:t>融资</w:t>
+      </w:r>
+    </w:p>
+    <w:p>
+      <w:pPr>
+        <w:pStyle w:val="3"/>
+      </w:pPr>
+      <w:r>
+        <w:rPr>
+          <w:rFonts w:hint="eastAsia"/>
+        </w:rPr>
+        <w:t>制定预算：</w:t>
+      </w:r>
+      <w:r>
+        <w:rPr>
+          <w:rFonts w:hint="eastAsia"/>
+        </w:rPr>
+        <w:t>输出</w:t>
+      </w:r>
+    </w:p>
+    <w:p>
+      <w:pPr>
+        <w:pStyle w:val="4"/>
+      </w:pPr>
+      <w:r>
+        <w:rPr>
+          <w:rFonts w:hint="eastAsia"/>
+        </w:rPr>
+        <w:t>成本基准</w:t>
+      </w:r>
+    </w:p>
+    <w:p>
+      <w:pPr>
+        <w:pStyle w:val="4"/>
+      </w:pPr>
+      <w:r>
+        <w:rPr>
+          <w:rFonts w:hint="eastAsia"/>
+        </w:rPr>
+        <w:t>项目资金需求</w:t>
+      </w:r>
+    </w:p>
+    <w:p>
+      <w:pPr>
+        <w:pStyle w:val="4"/>
+        <w:rPr>
+          <w:rFonts w:hint="eastAsia"/>
+        </w:rPr>
+      </w:pPr>
+      <w:r>
+        <w:rPr>
+          <w:rFonts w:hint="eastAsia"/>
+        </w:rPr>
+        <w:t>项目文件更新</w:t>
+      </w:r>
+    </w:p>
+    <w:p>
+      <w:pPr>
         <w:pStyle w:val="2"/>
       </w:pPr>
       <w:r>
@@ -10538,14 +12786,465 @@
     </w:p>
     <w:p>
       <w:pPr>
+        <w:pStyle w:val="3"/>
+      </w:pPr>
+      <w:r>
+        <w:rPr>
+          <w:rFonts w:hint="eastAsia"/>
+        </w:rPr>
+        <w:lastRenderedPageBreak/>
+        <w:t>控制成本：输入</w:t>
+      </w:r>
+    </w:p>
+    <w:p>
+      <w:pPr>
+        <w:pStyle w:val="4"/>
+      </w:pPr>
+      <w:r>
+        <w:rPr>
+          <w:rFonts w:hint="eastAsia"/>
+        </w:rPr>
+        <w:t>项目管理计划</w:t>
+      </w:r>
+    </w:p>
+    <w:p>
+      <w:pPr>
+        <w:pStyle w:val="4"/>
+      </w:pPr>
+      <w:r>
+        <w:rPr>
+          <w:rFonts w:hint="eastAsia"/>
+        </w:rPr>
+        <w:t>项目文件</w:t>
+      </w:r>
+    </w:p>
+    <w:p>
+      <w:pPr>
+        <w:pStyle w:val="4"/>
+      </w:pPr>
+      <w:r>
+        <w:rPr>
+          <w:rFonts w:hint="eastAsia"/>
+        </w:rPr>
+        <w:t>项目资金需求</w:t>
+      </w:r>
+    </w:p>
+    <w:p>
+      <w:pPr>
+        <w:pStyle w:val="4"/>
+      </w:pPr>
+      <w:r>
+        <w:rPr>
+          <w:rFonts w:hint="eastAsia"/>
+        </w:rPr>
+        <w:t>工作绩效数据</w:t>
+      </w:r>
+    </w:p>
+    <w:p>
+      <w:pPr>
+        <w:pStyle w:val="4"/>
+        <w:rPr>
+          <w:rFonts w:hint="eastAsia"/>
+        </w:rPr>
+      </w:pPr>
+      <w:r>
+        <w:rPr>
+          <w:rFonts w:hint="eastAsia"/>
+        </w:rPr>
+        <w:t>组织过程资产</w:t>
+      </w:r>
+    </w:p>
+    <w:p>
+      <w:pPr>
+        <w:pStyle w:val="3"/>
+      </w:pPr>
+      <w:r>
+        <w:rPr>
+          <w:rFonts w:hint="eastAsia"/>
+        </w:rPr>
+        <w:t>控制成本：</w:t>
+      </w:r>
+      <w:r>
+        <w:rPr>
+          <w:rFonts w:hint="eastAsia"/>
+        </w:rPr>
+        <w:t>工具与技术</w:t>
+      </w:r>
+    </w:p>
+    <w:p>
+      <w:pPr>
+        <w:pStyle w:val="4"/>
+      </w:pPr>
+      <w:r>
+        <w:rPr>
+          <w:rFonts w:hint="eastAsia"/>
+        </w:rPr>
+        <w:t>专家判断</w:t>
+      </w:r>
+    </w:p>
+    <w:p>
+      <w:pPr>
+        <w:pStyle w:val="4"/>
+      </w:pPr>
+      <w:r>
+        <w:rPr>
+          <w:rFonts w:hint="eastAsia"/>
+        </w:rPr>
+        <w:t>数据分析</w:t>
+      </w:r>
+    </w:p>
+    <w:p>
+      <w:pPr>
+        <w:pStyle w:val="4"/>
+      </w:pPr>
+      <w:r>
+        <w:rPr>
+          <w:rFonts w:hint="eastAsia"/>
+        </w:rPr>
+        <w:t>完工尚需绩效指数</w:t>
+      </w:r>
+    </w:p>
+    <w:p>
+      <w:pPr>
+        <w:pStyle w:val="4"/>
+        <w:rPr>
+          <w:rFonts w:hint="eastAsia"/>
+        </w:rPr>
+      </w:pPr>
+      <w:r>
+        <w:rPr>
+          <w:rFonts w:hint="eastAsia"/>
+        </w:rPr>
+        <w:t>项目管理信息系统</w:t>
+      </w:r>
+    </w:p>
+    <w:p>
+      <w:pPr>
+        <w:pStyle w:val="3"/>
+      </w:pPr>
+      <w:r>
+        <w:rPr>
+          <w:rFonts w:hint="eastAsia"/>
+        </w:rPr>
+        <w:t>控制成本：</w:t>
+      </w:r>
+      <w:r>
+        <w:rPr>
+          <w:rFonts w:hint="eastAsia"/>
+        </w:rPr>
+        <w:t>输出</w:t>
+      </w:r>
+    </w:p>
+    <w:p>
+      <w:pPr>
+        <w:pStyle w:val="4"/>
+      </w:pPr>
+      <w:r>
+        <w:rPr>
+          <w:rFonts w:hint="eastAsia"/>
+        </w:rPr>
+        <w:t>工作绩效信息</w:t>
+      </w:r>
+    </w:p>
+    <w:p>
+      <w:pPr>
+        <w:pStyle w:val="4"/>
+      </w:pPr>
+      <w:r>
+        <w:rPr>
+          <w:rFonts w:hint="eastAsia"/>
+        </w:rPr>
+        <w:t>成本预测</w:t>
+      </w:r>
+    </w:p>
+    <w:p>
+      <w:pPr>
+        <w:pStyle w:val="4"/>
+      </w:pPr>
+      <w:r>
+        <w:rPr>
+          <w:rFonts w:hint="eastAsia"/>
+        </w:rPr>
+        <w:t>变更请求</w:t>
+      </w:r>
+    </w:p>
+    <w:p>
+      <w:pPr>
+        <w:pStyle w:val="4"/>
+      </w:pPr>
+      <w:r>
+        <w:rPr>
+          <w:rFonts w:hint="eastAsia"/>
+        </w:rPr>
+        <w:lastRenderedPageBreak/>
+        <w:t>项目管理计划更新</w:t>
+      </w:r>
+    </w:p>
+    <w:p>
+      <w:pPr>
+        <w:pStyle w:val="4"/>
+        <w:rPr>
+          <w:rFonts w:hint="eastAsia"/>
+        </w:rPr>
+      </w:pPr>
+      <w:r>
+        <w:rPr>
+          <w:rFonts w:hint="eastAsia"/>
+        </w:rPr>
+        <w:t>项目文件更新</w:t>
+      </w:r>
+    </w:p>
+    <w:p>
+      <w:pPr>
         <w:pStyle w:val="1"/>
       </w:pPr>
       <w:r>
         <w:rPr>
           <w:rFonts w:hint="eastAsia"/>
         </w:rPr>
+        <w:t>项目质量管理</w:t>
+      </w:r>
+    </w:p>
+    <w:p>
+      <w:pPr>
+        <w:pStyle w:val="2"/>
+      </w:pPr>
+      <w:r>
+        <w:rPr>
+          <w:rFonts w:hint="eastAsia"/>
+        </w:rPr>
+        <w:t>规划质量管理</w:t>
+      </w:r>
+    </w:p>
+    <w:p>
+      <w:pPr>
+        <w:pStyle w:val="3"/>
+      </w:pPr>
+      <w:r>
+        <w:rPr>
+          <w:rFonts w:hint="eastAsia"/>
+        </w:rPr>
+        <w:t>规划质量管理：输入</w:t>
+      </w:r>
+    </w:p>
+    <w:p>
+      <w:pPr>
+        <w:pStyle w:val="4"/>
+      </w:pPr>
+      <w:r>
+        <w:rPr>
+          <w:rFonts w:hint="eastAsia"/>
+        </w:rPr>
+        <w:t>项目章程</w:t>
+      </w:r>
+    </w:p>
+    <w:p>
+      <w:pPr>
+        <w:pStyle w:val="4"/>
+      </w:pPr>
+      <w:r>
+        <w:rPr>
+          <w:rFonts w:hint="eastAsia"/>
+        </w:rPr>
+        <w:t>项目管理计划</w:t>
+      </w:r>
+    </w:p>
+    <w:p>
+      <w:pPr>
+        <w:pStyle w:val="4"/>
+      </w:pPr>
+      <w:r>
+        <w:rPr>
+          <w:rFonts w:hint="eastAsia"/>
+        </w:rPr>
+        <w:t>项目文件</w:t>
+      </w:r>
+    </w:p>
+    <w:p>
+      <w:pPr>
+        <w:pStyle w:val="4"/>
+      </w:pPr>
+      <w:r>
+        <w:rPr>
+          <w:rFonts w:hint="eastAsia"/>
+        </w:rPr>
+        <w:t>事业环境因素</w:t>
+      </w:r>
+    </w:p>
+    <w:p>
+      <w:pPr>
+        <w:pStyle w:val="4"/>
+        <w:rPr>
+          <w:rFonts w:hint="eastAsia"/>
+        </w:rPr>
+      </w:pPr>
+      <w:r>
+        <w:rPr>
+          <w:rFonts w:hint="eastAsia"/>
+        </w:rPr>
+        <w:t>组织过程资产</w:t>
+      </w:r>
+    </w:p>
+    <w:p>
+      <w:pPr>
+        <w:pStyle w:val="3"/>
+      </w:pPr>
+      <w:r>
+        <w:rPr>
+          <w:rFonts w:hint="eastAsia"/>
+        </w:rPr>
+        <w:t>规划质量管理：</w:t>
+      </w:r>
+      <w:r>
+        <w:rPr>
+          <w:rFonts w:hint="eastAsia"/>
+        </w:rPr>
+        <w:t>工具与技术</w:t>
+      </w:r>
+    </w:p>
+    <w:p>
+      <w:pPr>
+        <w:pStyle w:val="4"/>
+      </w:pPr>
+      <w:r>
+        <w:rPr>
+          <w:rFonts w:hint="eastAsia"/>
+        </w:rPr>
+        <w:t>专家判断</w:t>
+      </w:r>
+    </w:p>
+    <w:p>
+      <w:pPr>
+        <w:pStyle w:val="4"/>
+      </w:pPr>
+      <w:r>
+        <w:rPr>
+          <w:rFonts w:hint="eastAsia"/>
+        </w:rPr>
+        <w:t>数据收集</w:t>
+      </w:r>
+    </w:p>
+    <w:p>
+      <w:pPr>
+        <w:pStyle w:val="4"/>
+      </w:pPr>
+      <w:r>
+        <w:rPr>
+          <w:rFonts w:hint="eastAsia"/>
+        </w:rPr>
+        <w:t>数据分析</w:t>
+      </w:r>
+    </w:p>
+    <w:p>
+      <w:pPr>
+        <w:pStyle w:val="4"/>
+      </w:pPr>
+      <w:r>
+        <w:rPr>
+          <w:rFonts w:hint="eastAsia"/>
+        </w:rPr>
+        <w:t>决策</w:t>
+      </w:r>
+    </w:p>
+    <w:p>
+      <w:pPr>
+        <w:pStyle w:val="4"/>
+      </w:pPr>
+      <w:r>
+        <w:rPr>
+          <w:rFonts w:hint="eastAsia"/>
+        </w:rPr>
         <w:lastRenderedPageBreak/>
-        <w:t>项目质量管理</w:t>
+        <w:t>数据表现</w:t>
+      </w:r>
+    </w:p>
+    <w:p>
+      <w:pPr>
+        <w:pStyle w:val="4"/>
+      </w:pPr>
+      <w:r>
+        <w:rPr>
+          <w:rFonts w:hint="eastAsia"/>
+        </w:rPr>
+        <w:t>测试与检查的规划</w:t>
+      </w:r>
+    </w:p>
+    <w:p>
+      <w:pPr>
+        <w:pStyle w:val="4"/>
+        <w:rPr>
+          <w:rFonts w:hint="eastAsia"/>
+        </w:rPr>
+      </w:pPr>
+      <w:r>
+        <w:rPr>
+          <w:rFonts w:hint="eastAsia"/>
+        </w:rPr>
+        <w:t>会议</w:t>
+      </w:r>
+    </w:p>
+    <w:p>
+      <w:pPr>
+        <w:pStyle w:val="3"/>
+      </w:pPr>
+      <w:r>
+        <w:rPr>
+          <w:rFonts w:hint="eastAsia"/>
+        </w:rPr>
+        <w:t>规划质量管理：</w:t>
+      </w:r>
+      <w:r>
+        <w:rPr>
+          <w:rFonts w:hint="eastAsia"/>
+        </w:rPr>
+        <w:t>输出</w:t>
+      </w:r>
+    </w:p>
+    <w:p>
+      <w:pPr>
+        <w:pStyle w:val="4"/>
+      </w:pPr>
+      <w:r>
+        <w:rPr>
+          <w:rFonts w:hint="eastAsia"/>
+        </w:rPr>
+        <w:t>质量管理计划</w:t>
+      </w:r>
+    </w:p>
+    <w:p>
+      <w:pPr>
+        <w:pStyle w:val="4"/>
+      </w:pPr>
+      <w:r>
+        <w:rPr>
+          <w:rFonts w:hint="eastAsia"/>
+        </w:rPr>
+        <w:t>质量测量指标</w:t>
+      </w:r>
+    </w:p>
+    <w:p>
+      <w:pPr>
+        <w:pStyle w:val="4"/>
+      </w:pPr>
+      <w:r>
+        <w:rPr>
+          <w:rFonts w:hint="eastAsia"/>
+        </w:rPr>
+        <w:t>项目管理计划更新</w:t>
+      </w:r>
+    </w:p>
+    <w:p>
+      <w:pPr>
+        <w:pStyle w:val="4"/>
+        <w:rPr>
+          <w:rFonts w:hint="eastAsia"/>
+        </w:rPr>
+      </w:pPr>
+      <w:r>
+        <w:rPr>
+          <w:rFonts w:hint="eastAsia"/>
+        </w:rPr>
+        <w:t>项目文件更新</w:t>
       </w:r>
     </w:p>
     <w:p>
@@ -10556,7 +13255,250 @@
         <w:rPr>
           <w:rFonts w:hint="eastAsia"/>
         </w:rPr>
-        <w:t>规划质量管理</w:t>
+        <w:t>管理质量</w:t>
+      </w:r>
+    </w:p>
+    <w:p>
+      <w:pPr>
+        <w:pStyle w:val="3"/>
+      </w:pPr>
+      <w:r>
+        <w:rPr>
+          <w:rFonts w:hint="eastAsia"/>
+        </w:rPr>
+        <w:t>管理质量：输入</w:t>
+      </w:r>
+    </w:p>
+    <w:p>
+      <w:pPr>
+        <w:pStyle w:val="4"/>
+      </w:pPr>
+      <w:r>
+        <w:rPr>
+          <w:rFonts w:hint="eastAsia"/>
+        </w:rPr>
+        <w:t>项目管理计划</w:t>
+      </w:r>
+    </w:p>
+    <w:p>
+      <w:pPr>
+        <w:pStyle w:val="4"/>
+      </w:pPr>
+      <w:r>
+        <w:rPr>
+          <w:rFonts w:hint="eastAsia"/>
+        </w:rPr>
+        <w:t>项目文件</w:t>
+      </w:r>
+    </w:p>
+    <w:p>
+      <w:pPr>
+        <w:pStyle w:val="4"/>
+        <w:rPr>
+          <w:rFonts w:hint="eastAsia"/>
+        </w:rPr>
+      </w:pPr>
+      <w:r>
+        <w:rPr>
+          <w:rFonts w:hint="eastAsia"/>
+        </w:rPr>
+        <w:t>组织过程资产</w:t>
+      </w:r>
+    </w:p>
+    <w:p>
+      <w:pPr>
+        <w:pStyle w:val="3"/>
+      </w:pPr>
+      <w:r>
+        <w:rPr>
+          <w:rFonts w:hint="eastAsia"/>
+        </w:rPr>
+        <w:t>管理质量：</w:t>
+      </w:r>
+      <w:r>
+        <w:rPr>
+          <w:rFonts w:hint="eastAsia"/>
+        </w:rPr>
+        <w:t>工具与技术</w:t>
+      </w:r>
+    </w:p>
+    <w:p>
+      <w:pPr>
+        <w:pStyle w:val="4"/>
+      </w:pPr>
+      <w:r>
+        <w:rPr>
+          <w:rFonts w:hint="eastAsia"/>
+        </w:rPr>
+        <w:t>数据收集</w:t>
+      </w:r>
+    </w:p>
+    <w:p>
+      <w:pPr>
+        <w:pStyle w:val="4"/>
+      </w:pPr>
+      <w:r>
+        <w:rPr>
+          <w:rFonts w:hint="eastAsia"/>
+        </w:rPr>
+        <w:lastRenderedPageBreak/>
+        <w:t>数据分析</w:t>
+      </w:r>
+    </w:p>
+    <w:p>
+      <w:pPr>
+        <w:pStyle w:val="4"/>
+      </w:pPr>
+      <w:r>
+        <w:rPr>
+          <w:rFonts w:hint="eastAsia"/>
+        </w:rPr>
+        <w:t>决策</w:t>
+      </w:r>
+    </w:p>
+    <w:p>
+      <w:pPr>
+        <w:pStyle w:val="4"/>
+      </w:pPr>
+      <w:r>
+        <w:rPr>
+          <w:rFonts w:hint="eastAsia"/>
+        </w:rPr>
+        <w:t>数据表现</w:t>
+      </w:r>
+    </w:p>
+    <w:p>
+      <w:pPr>
+        <w:pStyle w:val="4"/>
+      </w:pPr>
+      <w:r>
+        <w:rPr>
+          <w:rFonts w:hint="eastAsia"/>
+        </w:rPr>
+        <w:t>审计</w:t>
+      </w:r>
+    </w:p>
+    <w:p>
+      <w:pPr>
+        <w:pStyle w:val="4"/>
+      </w:pPr>
+      <w:r>
+        <w:rPr>
+          <w:rFonts w:hint="eastAsia"/>
+        </w:rPr>
+        <w:t>面试</w:t>
+      </w:r>
+      <w:r>
+        <w:rPr>
+          <w:rFonts w:hint="eastAsia"/>
+        </w:rPr>
+        <w:t>X</w:t>
+      </w:r>
+      <w:r>
+        <w:rPr>
+          <w:rFonts w:hint="eastAsia"/>
+        </w:rPr>
+        <w:t>的设计</w:t>
+      </w:r>
+    </w:p>
+    <w:p>
+      <w:pPr>
+        <w:pStyle w:val="4"/>
+      </w:pPr>
+      <w:r>
+        <w:rPr>
+          <w:rFonts w:hint="eastAsia"/>
+        </w:rPr>
+        <w:t>问题解决</w:t>
+      </w:r>
+    </w:p>
+    <w:p>
+      <w:pPr>
+        <w:pStyle w:val="4"/>
+        <w:rPr>
+          <w:rFonts w:hint="eastAsia"/>
+        </w:rPr>
+      </w:pPr>
+      <w:r>
+        <w:rPr>
+          <w:rFonts w:hint="eastAsia"/>
+        </w:rPr>
+        <w:t>质量改进方法</w:t>
+      </w:r>
+    </w:p>
+    <w:p>
+      <w:pPr>
+        <w:pStyle w:val="3"/>
+      </w:pPr>
+      <w:r>
+        <w:rPr>
+          <w:rFonts w:hint="eastAsia"/>
+        </w:rPr>
+        <w:t>管理质量：</w:t>
+      </w:r>
+      <w:r>
+        <w:rPr>
+          <w:rFonts w:hint="eastAsia"/>
+        </w:rPr>
+        <w:t>输出</w:t>
+      </w:r>
+    </w:p>
+    <w:p>
+      <w:pPr>
+        <w:pStyle w:val="4"/>
+      </w:pPr>
+      <w:r>
+        <w:rPr>
+          <w:rFonts w:hint="eastAsia"/>
+        </w:rPr>
+        <w:t>质量报告</w:t>
+      </w:r>
+    </w:p>
+    <w:p>
+      <w:pPr>
+        <w:pStyle w:val="4"/>
+      </w:pPr>
+      <w:r>
+        <w:rPr>
+          <w:rFonts w:hint="eastAsia"/>
+        </w:rPr>
+        <w:t>测试与评估文件</w:t>
+      </w:r>
+    </w:p>
+    <w:p>
+      <w:pPr>
+        <w:pStyle w:val="4"/>
+      </w:pPr>
+      <w:r>
+        <w:rPr>
+          <w:rFonts w:hint="eastAsia"/>
+        </w:rPr>
+        <w:t>变更请求</w:t>
+      </w:r>
+    </w:p>
+    <w:p>
+      <w:pPr>
+        <w:pStyle w:val="4"/>
+      </w:pPr>
+      <w:r>
+        <w:rPr>
+          <w:rFonts w:hint="eastAsia"/>
+        </w:rPr>
+        <w:t>项目管理计划更新</w:t>
+      </w:r>
+    </w:p>
+    <w:p>
+      <w:pPr>
+        <w:pStyle w:val="4"/>
+        <w:rPr>
+          <w:rFonts w:hint="eastAsia"/>
+        </w:rPr>
+      </w:pPr>
+      <w:r>
+        <w:rPr>
+          <w:rFonts w:hint="eastAsia"/>
+        </w:rPr>
+        <w:t>项目文件更新</w:t>
       </w:r>
     </w:p>
     <w:p>
@@ -10567,7 +13509,296 @@
         <w:rPr>
           <w:rFonts w:hint="eastAsia"/>
         </w:rPr>
-        <w:t>管理质量</w:t>
+        <w:t>控制质量</w:t>
+      </w:r>
+    </w:p>
+    <w:p>
+      <w:pPr>
+        <w:pStyle w:val="3"/>
+      </w:pPr>
+      <w:r>
+        <w:rPr>
+          <w:rFonts w:hint="eastAsia"/>
+        </w:rPr>
+        <w:t>控制质量：输入</w:t>
+      </w:r>
+    </w:p>
+    <w:p>
+      <w:pPr>
+        <w:pStyle w:val="4"/>
+      </w:pPr>
+      <w:r>
+        <w:rPr>
+          <w:rFonts w:hint="eastAsia"/>
+        </w:rPr>
+        <w:lastRenderedPageBreak/>
+        <w:t>项目管理计划</w:t>
+      </w:r>
+    </w:p>
+    <w:p>
+      <w:pPr>
+        <w:pStyle w:val="4"/>
+      </w:pPr>
+      <w:r>
+        <w:rPr>
+          <w:rFonts w:hint="eastAsia"/>
+        </w:rPr>
+        <w:t>质量管理计划</w:t>
+      </w:r>
+    </w:p>
+    <w:p>
+      <w:pPr>
+        <w:pStyle w:val="4"/>
+      </w:pPr>
+      <w:r>
+        <w:rPr>
+          <w:rFonts w:hint="eastAsia"/>
+        </w:rPr>
+        <w:t>批准的变更请求</w:t>
+      </w:r>
+    </w:p>
+    <w:p>
+      <w:pPr>
+        <w:pStyle w:val="4"/>
+      </w:pPr>
+      <w:r>
+        <w:rPr>
+          <w:rFonts w:hint="eastAsia"/>
+        </w:rPr>
+        <w:t>可交付成果</w:t>
+      </w:r>
+    </w:p>
+    <w:p>
+      <w:pPr>
+        <w:pStyle w:val="4"/>
+      </w:pPr>
+      <w:r>
+        <w:rPr>
+          <w:rFonts w:hint="eastAsia"/>
+        </w:rPr>
+        <w:t>工作绩效数据</w:t>
+      </w:r>
+    </w:p>
+    <w:p>
+      <w:pPr>
+        <w:pStyle w:val="4"/>
+      </w:pPr>
+      <w:r>
+        <w:rPr>
+          <w:rFonts w:hint="eastAsia"/>
+        </w:rPr>
+        <w:t>事业环境因素</w:t>
+      </w:r>
+    </w:p>
+    <w:p>
+      <w:pPr>
+        <w:pStyle w:val="4"/>
+        <w:rPr>
+          <w:rFonts w:hint="eastAsia"/>
+        </w:rPr>
+      </w:pPr>
+      <w:r>
+        <w:rPr>
+          <w:rFonts w:hint="eastAsia"/>
+        </w:rPr>
+        <w:t>组织过程资产</w:t>
+      </w:r>
+    </w:p>
+    <w:p>
+      <w:pPr>
+        <w:pStyle w:val="3"/>
+      </w:pPr>
+      <w:r>
+        <w:rPr>
+          <w:rFonts w:hint="eastAsia"/>
+        </w:rPr>
+        <w:t>控制质量：</w:t>
+      </w:r>
+      <w:r>
+        <w:rPr>
+          <w:rFonts w:hint="eastAsia"/>
+        </w:rPr>
+        <w:t>工具与技术</w:t>
+      </w:r>
+    </w:p>
+    <w:p>
+      <w:pPr>
+        <w:pStyle w:val="4"/>
+      </w:pPr>
+      <w:r>
+        <w:rPr>
+          <w:rFonts w:hint="eastAsia"/>
+        </w:rPr>
+        <w:t>工具与技术</w:t>
+      </w:r>
+    </w:p>
+    <w:p>
+      <w:pPr>
+        <w:pStyle w:val="4"/>
+      </w:pPr>
+      <w:r>
+        <w:rPr>
+          <w:rFonts w:hint="eastAsia"/>
+        </w:rPr>
+        <w:t>数据分析</w:t>
+      </w:r>
+    </w:p>
+    <w:p>
+      <w:pPr>
+        <w:pStyle w:val="4"/>
+      </w:pPr>
+      <w:r>
+        <w:rPr>
+          <w:rFonts w:hint="eastAsia"/>
+        </w:rPr>
+        <w:t>检查</w:t>
+      </w:r>
+    </w:p>
+    <w:p>
+      <w:pPr>
+        <w:pStyle w:val="4"/>
+      </w:pPr>
+      <w:r>
+        <w:rPr>
+          <w:rFonts w:hint="eastAsia"/>
+        </w:rPr>
+        <w:t>测试</w:t>
+      </w:r>
+      <w:r>
+        <w:rPr>
+          <w:rFonts w:hint="eastAsia"/>
+        </w:rPr>
+        <w:t>/</w:t>
+      </w:r>
+      <w:r>
+        <w:rPr>
+          <w:rFonts w:hint="eastAsia"/>
+        </w:rPr>
+        <w:t>产品评估</w:t>
+      </w:r>
+    </w:p>
+    <w:p>
+      <w:pPr>
+        <w:pStyle w:val="4"/>
+      </w:pPr>
+      <w:r>
+        <w:rPr>
+          <w:rFonts w:hint="eastAsia"/>
+        </w:rPr>
+        <w:t>数据表现</w:t>
+      </w:r>
+    </w:p>
+    <w:p>
+      <w:pPr>
+        <w:pStyle w:val="4"/>
+        <w:rPr>
+          <w:rFonts w:hint="eastAsia"/>
+        </w:rPr>
+      </w:pPr>
+      <w:r>
+        <w:rPr>
+          <w:rFonts w:hint="eastAsia"/>
+        </w:rPr>
+        <w:t>会议</w:t>
+      </w:r>
+    </w:p>
+    <w:p>
+      <w:pPr>
+        <w:pStyle w:val="3"/>
+      </w:pPr>
+      <w:r>
+        <w:rPr>
+          <w:rFonts w:hint="eastAsia"/>
+        </w:rPr>
+        <w:t>控制质量：</w:t>
+      </w:r>
+      <w:r>
+        <w:rPr>
+          <w:rFonts w:hint="eastAsia"/>
+        </w:rPr>
+        <w:t>输出</w:t>
+      </w:r>
+    </w:p>
+    <w:p>
+      <w:pPr>
+        <w:pStyle w:val="4"/>
+      </w:pPr>
+      <w:r>
+        <w:rPr>
+          <w:rFonts w:hint="eastAsia"/>
+        </w:rPr>
+        <w:lastRenderedPageBreak/>
+        <w:t>质量控制测试结果</w:t>
+      </w:r>
+    </w:p>
+    <w:p>
+      <w:pPr>
+        <w:pStyle w:val="4"/>
+      </w:pPr>
+      <w:r>
+        <w:rPr>
+          <w:rFonts w:hint="eastAsia"/>
+        </w:rPr>
+        <w:t>核实的可交付成果</w:t>
+      </w:r>
+    </w:p>
+    <w:p>
+      <w:pPr>
+        <w:pStyle w:val="4"/>
+      </w:pPr>
+      <w:r>
+        <w:rPr>
+          <w:rFonts w:hint="eastAsia"/>
+        </w:rPr>
+        <w:t>工作绩效信息</w:t>
+      </w:r>
+    </w:p>
+    <w:p>
+      <w:pPr>
+        <w:pStyle w:val="4"/>
+      </w:pPr>
+      <w:r>
+        <w:rPr>
+          <w:rFonts w:hint="eastAsia"/>
+        </w:rPr>
+        <w:t>变更请求</w:t>
+      </w:r>
+    </w:p>
+    <w:p>
+      <w:pPr>
+        <w:pStyle w:val="4"/>
+      </w:pPr>
+      <w:r>
+        <w:rPr>
+          <w:rFonts w:hint="eastAsia"/>
+        </w:rPr>
+        <w:t>项目管理计划更新</w:t>
+      </w:r>
+    </w:p>
+    <w:p>
+      <w:pPr>
+        <w:pStyle w:val="4"/>
+        <w:rPr>
+          <w:rFonts w:hint="eastAsia"/>
+        </w:rPr>
+      </w:pPr>
+      <w:r>
+        <w:rPr>
+          <w:rFonts w:hint="eastAsia"/>
+        </w:rPr>
+        <w:t>项目文件更新</w:t>
+      </w:r>
+    </w:p>
+    <w:p>
+      <w:pPr>
+        <w:pStyle w:val="1"/>
+      </w:pPr>
+      <w:r>
+        <w:rPr>
+          <w:rFonts w:hint="eastAsia"/>
+        </w:rPr>
+        <w:lastRenderedPageBreak/>
+        <w:t>项目资源管理</w:t>
       </w:r>
     </w:p>
     <w:p>
@@ -10578,7 +13809,351 @@
         <w:rPr>
           <w:rFonts w:hint="eastAsia"/>
         </w:rPr>
-        <w:t>控制质量</w:t>
+        <w:t>规划资源管理</w:t>
+      </w:r>
+    </w:p>
+    <w:p>
+      <w:pPr>
+        <w:pStyle w:val="3"/>
+      </w:pPr>
+      <w:r>
+        <w:rPr>
+          <w:rFonts w:hint="eastAsia"/>
+        </w:rPr>
+        <w:t>规划资源管理：输入</w:t>
+      </w:r>
+    </w:p>
+    <w:p>
+      <w:pPr>
+        <w:pStyle w:val="3"/>
+      </w:pPr>
+      <w:r>
+        <w:rPr>
+          <w:rFonts w:hint="eastAsia"/>
+        </w:rPr>
+        <w:t>规划资源管理：</w:t>
+      </w:r>
+      <w:r>
+        <w:rPr>
+          <w:rFonts w:hint="eastAsia"/>
+        </w:rPr>
+        <w:t>工具与技术</w:t>
+      </w:r>
+    </w:p>
+    <w:p>
+      <w:pPr>
+        <w:pStyle w:val="3"/>
+        <w:rPr>
+          <w:rFonts w:hint="eastAsia"/>
+        </w:rPr>
+      </w:pPr>
+      <w:r>
+        <w:rPr>
+          <w:rFonts w:hint="eastAsia"/>
+        </w:rPr>
+        <w:t>规划资源管理：</w:t>
+      </w:r>
+      <w:r>
+        <w:rPr>
+          <w:rFonts w:hint="eastAsia"/>
+        </w:rPr>
+        <w:t>输出</w:t>
+      </w:r>
+    </w:p>
+    <w:p>
+      <w:pPr>
+        <w:pStyle w:val="2"/>
+      </w:pPr>
+      <w:r>
+        <w:rPr>
+          <w:rFonts w:hint="eastAsia"/>
+        </w:rPr>
+        <w:t>估算活动资源</w:t>
+      </w:r>
+    </w:p>
+    <w:p>
+      <w:pPr>
+        <w:pStyle w:val="3"/>
+      </w:pPr>
+      <w:r>
+        <w:rPr>
+          <w:rFonts w:hint="eastAsia"/>
+        </w:rPr>
+        <w:t>估算活动资源：输入</w:t>
+      </w:r>
+    </w:p>
+    <w:p>
+      <w:pPr>
+        <w:pStyle w:val="3"/>
+      </w:pPr>
+      <w:r>
+        <w:rPr>
+          <w:rFonts w:hint="eastAsia"/>
+        </w:rPr>
+        <w:t>估算活动资源：</w:t>
+      </w:r>
+      <w:r>
+        <w:rPr>
+          <w:rFonts w:hint="eastAsia"/>
+        </w:rPr>
+        <w:t>工具与技术</w:t>
+      </w:r>
+    </w:p>
+    <w:p>
+      <w:pPr>
+        <w:pStyle w:val="3"/>
+        <w:rPr>
+          <w:rFonts w:hint="eastAsia"/>
+        </w:rPr>
+      </w:pPr>
+      <w:r>
+        <w:rPr>
+          <w:rFonts w:hint="eastAsia"/>
+        </w:rPr>
+        <w:t>估算活动资源：</w:t>
+      </w:r>
+      <w:r>
+        <w:rPr>
+          <w:rFonts w:hint="eastAsia"/>
+        </w:rPr>
+        <w:t>输出</w:t>
+      </w:r>
+    </w:p>
+    <w:p>
+      <w:pPr>
+        <w:pStyle w:val="2"/>
+      </w:pPr>
+      <w:r>
+        <w:rPr>
+          <w:rFonts w:hint="eastAsia"/>
+        </w:rPr>
+        <w:t>获取资源</w:t>
+      </w:r>
+    </w:p>
+    <w:p>
+      <w:pPr>
+        <w:pStyle w:val="3"/>
+      </w:pPr>
+      <w:r>
+        <w:rPr>
+          <w:rFonts w:hint="eastAsia"/>
+        </w:rPr>
+        <w:t>获取资源：输入</w:t>
+      </w:r>
+    </w:p>
+    <w:p>
+      <w:pPr>
+        <w:pStyle w:val="3"/>
+      </w:pPr>
+      <w:r>
+        <w:rPr>
+          <w:rFonts w:hint="eastAsia"/>
+        </w:rPr>
+        <w:t>获取资源：</w:t>
+      </w:r>
+      <w:r>
+        <w:rPr>
+          <w:rFonts w:hint="eastAsia"/>
+        </w:rPr>
+        <w:t>工具与技术</w:t>
+      </w:r>
+    </w:p>
+    <w:p>
+      <w:pPr>
+        <w:pStyle w:val="3"/>
+        <w:rPr>
+          <w:rFonts w:hint="eastAsia"/>
+        </w:rPr>
+      </w:pPr>
+      <w:r>
+        <w:rPr>
+          <w:rFonts w:hint="eastAsia"/>
+        </w:rPr>
+        <w:t>获取资源：</w:t>
+      </w:r>
+      <w:r>
+        <w:rPr>
+          <w:rFonts w:hint="eastAsia"/>
+        </w:rPr>
+        <w:t>输出</w:t>
+      </w:r>
+    </w:p>
+    <w:p>
+      <w:pPr>
+        <w:pStyle w:val="2"/>
+      </w:pPr>
+      <w:r>
+        <w:rPr>
+          <w:rFonts w:hint="eastAsia"/>
+        </w:rPr>
+        <w:t>创建团队</w:t>
+      </w:r>
+    </w:p>
+    <w:p>
+      <w:pPr>
+        <w:pStyle w:val="3"/>
+      </w:pPr>
+      <w:r>
+        <w:rPr>
+          <w:rFonts w:hint="eastAsia"/>
+        </w:rPr>
+        <w:t>创建团队：输入</w:t>
+      </w:r>
+    </w:p>
+    <w:p>
+      <w:pPr>
+        <w:pStyle w:val="3"/>
+      </w:pPr>
+      <w:r>
+        <w:rPr>
+          <w:rFonts w:hint="eastAsia"/>
+        </w:rPr>
+        <w:lastRenderedPageBreak/>
+        <w:t>创建团队：</w:t>
+      </w:r>
+      <w:r>
+        <w:rPr>
+          <w:rFonts w:hint="eastAsia"/>
+        </w:rPr>
+        <w:t>工具与技术</w:t>
+      </w:r>
+    </w:p>
+    <w:p>
+      <w:pPr>
+        <w:pStyle w:val="3"/>
+        <w:rPr>
+          <w:rFonts w:hint="eastAsia"/>
+        </w:rPr>
+      </w:pPr>
+      <w:r>
+        <w:rPr>
+          <w:rFonts w:hint="eastAsia"/>
+        </w:rPr>
+        <w:t>创建团队：</w:t>
+      </w:r>
+      <w:r>
+        <w:rPr>
+          <w:rFonts w:hint="eastAsia"/>
+        </w:rPr>
+        <w:t>输出</w:t>
+      </w:r>
+    </w:p>
+    <w:p>
+      <w:pPr>
+        <w:pStyle w:val="2"/>
+      </w:pPr>
+      <w:r>
+        <w:rPr>
+          <w:rFonts w:hint="eastAsia"/>
+        </w:rPr>
+        <w:t>管理团队</w:t>
+      </w:r>
+    </w:p>
+    <w:p>
+      <w:pPr>
+        <w:pStyle w:val="3"/>
+      </w:pPr>
+      <w:r>
+        <w:rPr>
+          <w:rFonts w:hint="eastAsia"/>
+        </w:rPr>
+        <w:t>管理团队：输入</w:t>
+      </w:r>
+    </w:p>
+    <w:p>
+      <w:pPr>
+        <w:pStyle w:val="3"/>
+      </w:pPr>
+      <w:r>
+        <w:rPr>
+          <w:rFonts w:hint="eastAsia"/>
+        </w:rPr>
+        <w:t>管理团队：</w:t>
+      </w:r>
+      <w:r>
+        <w:rPr>
+          <w:rFonts w:hint="eastAsia"/>
+        </w:rPr>
+        <w:t>工具与技术</w:t>
+      </w:r>
+    </w:p>
+    <w:p>
+      <w:pPr>
+        <w:pStyle w:val="3"/>
+        <w:rPr>
+          <w:rFonts w:hint="eastAsia"/>
+        </w:rPr>
+      </w:pPr>
+      <w:r>
+        <w:rPr>
+          <w:rFonts w:hint="eastAsia"/>
+        </w:rPr>
+        <w:t>管理团队：</w:t>
+      </w:r>
+      <w:r>
+        <w:rPr>
+          <w:rFonts w:hint="eastAsia"/>
+        </w:rPr>
+        <w:t>输出</w:t>
+      </w:r>
+    </w:p>
+    <w:p>
+      <w:pPr>
+        <w:pStyle w:val="2"/>
+      </w:pPr>
+      <w:r>
+        <w:rPr>
+          <w:rFonts w:hint="eastAsia"/>
+        </w:rPr>
+        <w:t>控制资源</w:t>
+      </w:r>
+    </w:p>
+    <w:p>
+      <w:pPr>
+        <w:pStyle w:val="3"/>
+      </w:pPr>
+      <w:r>
+        <w:rPr>
+          <w:rFonts w:hint="eastAsia"/>
+        </w:rPr>
+        <w:t>控制资源：输入</w:t>
+      </w:r>
+    </w:p>
+    <w:p>
+      <w:pPr>
+        <w:pStyle w:val="3"/>
+      </w:pPr>
+      <w:r>
+        <w:rPr>
+          <w:rFonts w:hint="eastAsia"/>
+        </w:rPr>
+        <w:t>控制资源：</w:t>
+      </w:r>
+      <w:r>
+        <w:rPr>
+          <w:rFonts w:hint="eastAsia"/>
+        </w:rPr>
+        <w:t>工具与技术</w:t>
+      </w:r>
+    </w:p>
+    <w:p>
+      <w:pPr>
+        <w:pStyle w:val="3"/>
+        <w:rPr>
+          <w:rFonts w:hint="eastAsia"/>
+        </w:rPr>
+      </w:pPr>
+      <w:r>
+        <w:rPr>
+          <w:rFonts w:hint="eastAsia"/>
+        </w:rPr>
+        <w:t>控制资源：</w:t>
+      </w:r>
+      <w:r>
+        <w:rPr>
+          <w:rFonts w:hint="eastAsia"/>
+        </w:rPr>
+        <w:t>输出</w:t>
       </w:r>
     </w:p>
     <w:p>
@@ -10589,7 +14164,7 @@
         <w:rPr>
           <w:rFonts w:hint="eastAsia"/>
         </w:rPr>
-        <w:t>项目资源管理</w:t>
+        <w:t>项目沟通管理</w:t>
       </w:r>
     </w:p>
     <w:p>
@@ -10600,7 +14175,55 @@
         <w:rPr>
           <w:rFonts w:hint="eastAsia"/>
         </w:rPr>
-        <w:t>规划资源管理</w:t>
+        <w:t>规划沟通</w:t>
+      </w:r>
+    </w:p>
+    <w:p>
+      <w:pPr>
+        <w:pStyle w:val="3"/>
+      </w:pPr>
+      <w:r>
+        <w:rPr>
+          <w:rFonts w:hint="eastAsia"/>
+        </w:rPr>
+        <w:t>规划沟通：输入</w:t>
+      </w:r>
+    </w:p>
+    <w:p>
+      <w:pPr>
+        <w:pStyle w:val="3"/>
+      </w:pPr>
+      <w:r>
+        <w:rPr>
+          <w:rFonts w:hint="eastAsia"/>
+        </w:rPr>
+        <w:t>规划沟通：</w:t>
+      </w:r>
+      <w:r>
+        <w:rPr>
+          <w:rFonts w:hint="eastAsia"/>
+        </w:rPr>
+        <w:t>工具与技术</w:t>
+      </w:r>
+    </w:p>
+    <w:p>
+      <w:pPr>
+        <w:pStyle w:val="3"/>
+        <w:rPr>
+          <w:rFonts w:hint="eastAsia"/>
+        </w:rPr>
+      </w:pPr>
+      <w:r>
+        <w:rPr>
+          <w:rFonts w:hint="eastAsia"/>
+        </w:rPr>
+        <w:t>规划沟通：</w:t>
+      </w:r>
+      <w:r>
+        <w:rPr>
+          <w:rFonts w:hint="eastAsia"/>
+        </w:rPr>
+        <w:t>输出</w:t>
       </w:r>
     </w:p>
     <w:p>
@@ -10611,7 +14234,56 @@
         <w:rPr>
           <w:rFonts w:hint="eastAsia"/>
         </w:rPr>
-        <w:t>估算活动资源</w:t>
+        <w:lastRenderedPageBreak/>
+        <w:t>管理沟通</w:t>
+      </w:r>
+    </w:p>
+    <w:p>
+      <w:pPr>
+        <w:pStyle w:val="3"/>
+      </w:pPr>
+      <w:r>
+        <w:rPr>
+          <w:rFonts w:hint="eastAsia"/>
+        </w:rPr>
+        <w:t>管理沟通：输入</w:t>
+      </w:r>
+    </w:p>
+    <w:p>
+      <w:pPr>
+        <w:pStyle w:val="3"/>
+      </w:pPr>
+      <w:r>
+        <w:rPr>
+          <w:rFonts w:hint="eastAsia"/>
+        </w:rPr>
+        <w:t>管理沟通：</w:t>
+      </w:r>
+      <w:r>
+        <w:rPr>
+          <w:rFonts w:hint="eastAsia"/>
+        </w:rPr>
+        <w:t>工具与技术</w:t>
+      </w:r>
+    </w:p>
+    <w:p>
+      <w:pPr>
+        <w:pStyle w:val="3"/>
+        <w:rPr>
+          <w:rFonts w:hint="eastAsia"/>
+        </w:rPr>
+      </w:pPr>
+      <w:r>
+        <w:rPr>
+          <w:rFonts w:hint="eastAsia"/>
+        </w:rPr>
+        <w:t>管理沟通：</w:t>
+      </w:r>
+      <w:r>
+        <w:rPr>
+          <w:rFonts w:hint="eastAsia"/>
+        </w:rPr>
+        <w:t>输出</w:t>
       </w:r>
     </w:p>
     <w:p>
@@ -10622,7 +14294,66 @@
         <w:rPr>
           <w:rFonts w:hint="eastAsia"/>
         </w:rPr>
-        <w:t>获取资源</w:t>
+        <w:t>监督沟通</w:t>
+      </w:r>
+    </w:p>
+    <w:p>
+      <w:pPr>
+        <w:pStyle w:val="3"/>
+      </w:pPr>
+      <w:r>
+        <w:rPr>
+          <w:rFonts w:hint="eastAsia"/>
+        </w:rPr>
+        <w:t>监督沟通：输入</w:t>
+      </w:r>
+    </w:p>
+    <w:p>
+      <w:pPr>
+        <w:pStyle w:val="3"/>
+      </w:pPr>
+      <w:r>
+        <w:rPr>
+          <w:rFonts w:hint="eastAsia"/>
+        </w:rPr>
+        <w:t>监督沟通：</w:t>
+      </w:r>
+      <w:r>
+        <w:rPr>
+          <w:rFonts w:hint="eastAsia"/>
+        </w:rPr>
+        <w:t>工具与技术</w:t>
+      </w:r>
+    </w:p>
+    <w:p>
+      <w:pPr>
+        <w:pStyle w:val="3"/>
+        <w:rPr>
+          <w:rFonts w:hint="eastAsia"/>
+        </w:rPr>
+      </w:pPr>
+      <w:r>
+        <w:rPr>
+          <w:rFonts w:hint="eastAsia"/>
+        </w:rPr>
+        <w:t>监督沟通：</w:t>
+      </w:r>
+      <w:r>
+        <w:rPr>
+          <w:rFonts w:hint="eastAsia"/>
+        </w:rPr>
+        <w:t>输出</w:t>
+      </w:r>
+    </w:p>
+    <w:p>
+      <w:pPr>
+        <w:pStyle w:val="1"/>
+      </w:pPr>
+      <w:r>
+        <w:rPr>
+          <w:rFonts w:hint="eastAsia"/>
+        </w:rPr>
+        <w:t>项目风险管理</w:t>
       </w:r>
     </w:p>
     <w:p>
@@ -10633,7 +14364,55 @@
         <w:rPr>
           <w:rFonts w:hint="eastAsia"/>
         </w:rPr>
-        <w:t>创建团队</w:t>
+        <w:t>规划风险管理</w:t>
+      </w:r>
+    </w:p>
+    <w:p>
+      <w:pPr>
+        <w:pStyle w:val="3"/>
+      </w:pPr>
+      <w:r>
+        <w:rPr>
+          <w:rFonts w:hint="eastAsia"/>
+        </w:rPr>
+        <w:t>规划风险管理：输入</w:t>
+      </w:r>
+    </w:p>
+    <w:p>
+      <w:pPr>
+        <w:pStyle w:val="3"/>
+      </w:pPr>
+      <w:r>
+        <w:rPr>
+          <w:rFonts w:hint="eastAsia"/>
+        </w:rPr>
+        <w:t>规划风险管理：</w:t>
+      </w:r>
+      <w:r>
+        <w:rPr>
+          <w:rFonts w:hint="eastAsia"/>
+        </w:rPr>
+        <w:t>工具与技术</w:t>
+      </w:r>
+    </w:p>
+    <w:p>
+      <w:pPr>
+        <w:pStyle w:val="3"/>
+        <w:rPr>
+          <w:rFonts w:hint="eastAsia"/>
+        </w:rPr>
+      </w:pPr>
+      <w:r>
+        <w:rPr>
+          <w:rFonts w:hint="eastAsia"/>
+        </w:rPr>
+        <w:t>规划风险管理：</w:t>
+      </w:r>
+      <w:r>
+        <w:rPr>
+          <w:rFonts w:hint="eastAsia"/>
+        </w:rPr>
+        <w:t>输出</w:t>
       </w:r>
     </w:p>
     <w:p>
@@ -10644,7 +14423,56 @@
         <w:rPr>
           <w:rFonts w:hint="eastAsia"/>
         </w:rPr>
-        <w:t>管理团队</w:t>
+        <w:t>识别风险</w:t>
+      </w:r>
+    </w:p>
+    <w:p>
+      <w:pPr>
+        <w:pStyle w:val="3"/>
+      </w:pPr>
+      <w:r>
+        <w:rPr>
+          <w:rFonts w:hint="eastAsia"/>
+        </w:rPr>
+        <w:t>识别风险：输入</w:t>
+      </w:r>
+    </w:p>
+    <w:p>
+      <w:pPr>
+        <w:pStyle w:val="3"/>
+      </w:pPr>
+      <w:r>
+        <w:rPr>
+          <w:rFonts w:hint="eastAsia"/>
+        </w:rPr>
+        <w:lastRenderedPageBreak/>
+        <w:t>识别风险：</w:t>
+      </w:r>
+      <w:r>
+        <w:rPr>
+          <w:rFonts w:hint="eastAsia"/>
+        </w:rPr>
+        <w:t>工具与技术</w:t>
+      </w:r>
+    </w:p>
+    <w:p>
+      <w:pPr>
+        <w:pStyle w:val="3"/>
+        <w:rPr>
+          <w:rFonts w:hint="eastAsia"/>
+        </w:rPr>
+      </w:pPr>
+      <w:r>
+        <w:rPr>
+          <w:rFonts w:hint="eastAsia"/>
+        </w:rPr>
+        <w:t>识别风险：</w:t>
+      </w:r>
+      <w:r>
+        <w:rPr>
+          <w:rFonts w:hint="eastAsia"/>
+        </w:rPr>
+        <w:t>输出</w:t>
       </w:r>
     </w:p>
     <w:p>
@@ -10655,7 +14483,322 @@
         <w:rPr>
           <w:rFonts w:hint="eastAsia"/>
         </w:rPr>
-        <w:t>控制资源</w:t>
+        <w:t>实施定性风险分析</w:t>
+      </w:r>
+    </w:p>
+    <w:p>
+      <w:pPr>
+        <w:pStyle w:val="3"/>
+      </w:pPr>
+      <w:r>
+        <w:rPr>
+          <w:rFonts w:hint="eastAsia"/>
+        </w:rPr>
+        <w:t>实施定性风险分析：输入</w:t>
+      </w:r>
+    </w:p>
+    <w:p>
+      <w:pPr>
+        <w:pStyle w:val="3"/>
+      </w:pPr>
+      <w:r>
+        <w:rPr>
+          <w:rFonts w:hint="eastAsia"/>
+        </w:rPr>
+        <w:t>实施定性风险分析：</w:t>
+      </w:r>
+      <w:r>
+        <w:rPr>
+          <w:rFonts w:hint="eastAsia"/>
+        </w:rPr>
+        <w:t>工具与技术</w:t>
+      </w:r>
+    </w:p>
+    <w:p>
+      <w:pPr>
+        <w:pStyle w:val="3"/>
+        <w:rPr>
+          <w:rFonts w:hint="eastAsia"/>
+        </w:rPr>
+      </w:pPr>
+      <w:r>
+        <w:rPr>
+          <w:rFonts w:hint="eastAsia"/>
+        </w:rPr>
+        <w:t>实施定性风险分析：</w:t>
+      </w:r>
+      <w:r>
+        <w:rPr>
+          <w:rFonts w:hint="eastAsia"/>
+        </w:rPr>
+        <w:t>输出</w:t>
+      </w:r>
+    </w:p>
+    <w:p>
+      <w:pPr>
+        <w:pStyle w:val="2"/>
+      </w:pPr>
+      <w:r>
+        <w:rPr>
+          <w:rFonts w:hint="eastAsia"/>
+        </w:rPr>
+        <w:t>实施定量风险分析</w:t>
+      </w:r>
+    </w:p>
+    <w:p>
+      <w:pPr>
+        <w:pStyle w:val="3"/>
+      </w:pPr>
+      <w:r>
+        <w:rPr>
+          <w:rFonts w:hint="eastAsia"/>
+        </w:rPr>
+        <w:t>实施</w:t>
+      </w:r>
+      <w:r>
+        <w:rPr>
+          <w:rFonts w:hint="eastAsia"/>
+        </w:rPr>
+        <w:t>定量</w:t>
+      </w:r>
+      <w:r>
+        <w:rPr>
+          <w:rFonts w:hint="eastAsia"/>
+        </w:rPr>
+        <w:t>风险分析：</w:t>
+      </w:r>
+      <w:r>
+        <w:rPr>
+          <w:rFonts w:hint="eastAsia"/>
+        </w:rPr>
+        <w:t>输入</w:t>
+      </w:r>
+    </w:p>
+    <w:p>
+      <w:pPr>
+        <w:pStyle w:val="3"/>
+      </w:pPr>
+      <w:r>
+        <w:rPr>
+          <w:rFonts w:hint="eastAsia"/>
+        </w:rPr>
+        <w:t>实施定量风险分析：</w:t>
+      </w:r>
+      <w:r>
+        <w:rPr>
+          <w:rFonts w:hint="eastAsia"/>
+        </w:rPr>
+        <w:t>工具与技术</w:t>
+      </w:r>
+    </w:p>
+    <w:p>
+      <w:pPr>
+        <w:pStyle w:val="3"/>
+        <w:rPr>
+          <w:rFonts w:hint="eastAsia"/>
+        </w:rPr>
+      </w:pPr>
+      <w:r>
+        <w:rPr>
+          <w:rFonts w:hint="eastAsia"/>
+        </w:rPr>
+        <w:t>实施定量风险分析：</w:t>
+      </w:r>
+      <w:r>
+        <w:rPr>
+          <w:rFonts w:hint="eastAsia"/>
+        </w:rPr>
+        <w:t>输出</w:t>
+      </w:r>
+    </w:p>
+    <w:p>
+      <w:pPr>
+        <w:pStyle w:val="2"/>
+      </w:pPr>
+      <w:r>
+        <w:rPr>
+          <w:rFonts w:hint="eastAsia"/>
+        </w:rPr>
+        <w:t>规范风险应对</w:t>
+      </w:r>
+    </w:p>
+    <w:p>
+      <w:pPr>
+        <w:pStyle w:val="3"/>
+      </w:pPr>
+      <w:r>
+        <w:rPr>
+          <w:rFonts w:hint="eastAsia"/>
+        </w:rPr>
+        <w:t>规划风险应对：输入</w:t>
+      </w:r>
+    </w:p>
+    <w:p>
+      <w:pPr>
+        <w:pStyle w:val="3"/>
+      </w:pPr>
+      <w:r>
+        <w:rPr>
+          <w:rFonts w:hint="eastAsia"/>
+        </w:rPr>
+        <w:t>规划风险应对：</w:t>
+      </w:r>
+      <w:r>
+        <w:rPr>
+          <w:rFonts w:hint="eastAsia"/>
+        </w:rPr>
+        <w:t>工具与技术</w:t>
+      </w:r>
+    </w:p>
+    <w:p>
+      <w:pPr>
+        <w:pStyle w:val="3"/>
+        <w:rPr>
+          <w:rFonts w:hint="eastAsia"/>
+        </w:rPr>
+      </w:pPr>
+      <w:r>
+        <w:rPr>
+          <w:rFonts w:hint="eastAsia"/>
+        </w:rPr>
+        <w:t>规划风险应对：</w:t>
+      </w:r>
+      <w:r>
+        <w:rPr>
+          <w:rFonts w:hint="eastAsia"/>
+        </w:rPr>
+        <w:t>输出</w:t>
+      </w:r>
+    </w:p>
+    <w:p>
+      <w:pPr>
+        <w:pStyle w:val="2"/>
+      </w:pPr>
+      <w:r>
+        <w:rPr>
+          <w:rFonts w:hint="eastAsia"/>
+        </w:rPr>
+        <w:t>实施风险应对</w:t>
+      </w:r>
+    </w:p>
+    <w:p>
+      <w:pPr>
+        <w:pStyle w:val="3"/>
+      </w:pPr>
+      <w:r>
+        <w:rPr>
+          <w:rFonts w:hint="eastAsia"/>
+        </w:rPr>
+        <w:t>实施</w:t>
+      </w:r>
+      <w:r>
+        <w:rPr>
+          <w:rFonts w:hint="eastAsia"/>
+        </w:rPr>
+        <w:t>风险应对：</w:t>
+      </w:r>
+      <w:r>
+        <w:rPr>
+          <w:rFonts w:hint="eastAsia"/>
+        </w:rPr>
+        <w:t>输入</w:t>
+      </w:r>
+    </w:p>
+    <w:p>
+      <w:pPr>
+        <w:pStyle w:val="3"/>
+      </w:pPr>
+      <w:r>
+        <w:rPr>
+          <w:rFonts w:hint="eastAsia"/>
+        </w:rPr>
+        <w:lastRenderedPageBreak/>
+        <w:t>实施风险应对：</w:t>
+      </w:r>
+      <w:r>
+        <w:rPr>
+          <w:rFonts w:hint="eastAsia"/>
+        </w:rPr>
+        <w:t>工具与技术</w:t>
+      </w:r>
+    </w:p>
+    <w:p>
+      <w:pPr>
+        <w:pStyle w:val="3"/>
+        <w:rPr>
+          <w:rFonts w:hint="eastAsia"/>
+        </w:rPr>
+      </w:pPr>
+      <w:r>
+        <w:rPr>
+          <w:rFonts w:hint="eastAsia"/>
+        </w:rPr>
+        <w:t>实施风险应对：</w:t>
+      </w:r>
+      <w:r>
+        <w:rPr>
+          <w:rFonts w:hint="eastAsia"/>
+        </w:rPr>
+        <w:t>输出</w:t>
+      </w:r>
+    </w:p>
+    <w:p>
+      <w:pPr>
+        <w:pStyle w:val="2"/>
+      </w:pPr>
+      <w:r>
+        <w:rPr>
+          <w:rFonts w:hint="eastAsia"/>
+        </w:rPr>
+        <w:t>监督风险</w:t>
+      </w:r>
+    </w:p>
+    <w:p>
+      <w:pPr>
+        <w:pStyle w:val="3"/>
+      </w:pPr>
+      <w:r>
+        <w:rPr>
+          <w:rFonts w:hint="eastAsia"/>
+        </w:rPr>
+        <w:t>监督风险：输入</w:t>
+      </w:r>
+    </w:p>
+    <w:p>
+      <w:pPr>
+        <w:pStyle w:val="3"/>
+      </w:pPr>
+      <w:r>
+        <w:rPr>
+          <w:rFonts w:hint="eastAsia"/>
+        </w:rPr>
+        <w:t>监督风险：</w:t>
+      </w:r>
+      <w:r>
+        <w:rPr>
+          <w:rFonts w:hint="eastAsia"/>
+        </w:rPr>
+        <w:t>工具与技术</w:t>
+      </w:r>
+    </w:p>
+    <w:p>
+      <w:pPr>
+        <w:pStyle w:val="3"/>
+        <w:rPr>
+          <w:rFonts w:hint="eastAsia"/>
+        </w:rPr>
+      </w:pPr>
+      <w:r>
+        <w:rPr>
+          <w:rFonts w:hint="eastAsia"/>
+        </w:rPr>
+        <w:t>监督风险：</w:t>
+      </w:r>
+      <w:r>
+        <w:rPr>
+          <w:rFonts w:hint="eastAsia"/>
+        </w:rPr>
+        <w:t>输出</w:t>
       </w:r>
     </w:p>
     <w:p>
@@ -10666,7 +14809,7 @@
         <w:rPr>
           <w:rFonts w:hint="eastAsia"/>
         </w:rPr>
-        <w:t>项目沟通管理</w:t>
+        <w:t>项目采购管理</w:t>
       </w:r>
     </w:p>
     <w:p>
@@ -10677,7 +14820,55 @@
         <w:rPr>
           <w:rFonts w:hint="eastAsia"/>
         </w:rPr>
-        <w:t>规划沟通</w:t>
+        <w:t>规划采购</w:t>
+      </w:r>
+    </w:p>
+    <w:p>
+      <w:pPr>
+        <w:pStyle w:val="3"/>
+      </w:pPr>
+      <w:r>
+        <w:rPr>
+          <w:rFonts w:hint="eastAsia"/>
+        </w:rPr>
+        <w:t>规划采购：输入</w:t>
+      </w:r>
+    </w:p>
+    <w:p>
+      <w:pPr>
+        <w:pStyle w:val="3"/>
+      </w:pPr>
+      <w:r>
+        <w:rPr>
+          <w:rFonts w:hint="eastAsia"/>
+        </w:rPr>
+        <w:t>规划采购：</w:t>
+      </w:r>
+      <w:r>
+        <w:rPr>
+          <w:rFonts w:hint="eastAsia"/>
+        </w:rPr>
+        <w:t>工具与技术</w:t>
+      </w:r>
+    </w:p>
+    <w:p>
+      <w:pPr>
+        <w:pStyle w:val="3"/>
+        <w:rPr>
+          <w:rFonts w:hint="eastAsia"/>
+        </w:rPr>
+      </w:pPr>
+      <w:r>
+        <w:rPr>
+          <w:rFonts w:hint="eastAsia"/>
+        </w:rPr>
+        <w:t>规划采购：</w:t>
+      </w:r>
+      <w:r>
+        <w:rPr>
+          <w:rFonts w:hint="eastAsia"/>
+        </w:rPr>
+        <w:t>输出</w:t>
       </w:r>
     </w:p>
     <w:p>
@@ -10688,7 +14879,67 @@
         <w:rPr>
           <w:rFonts w:hint="eastAsia"/>
         </w:rPr>
-        <w:t>管理沟通</w:t>
+        <w:t>实施采购</w:t>
+      </w:r>
+    </w:p>
+    <w:p>
+      <w:pPr>
+        <w:pStyle w:val="3"/>
+      </w:pPr>
+      <w:r>
+        <w:rPr>
+          <w:rFonts w:hint="eastAsia"/>
+        </w:rPr>
+        <w:t>实施</w:t>
+      </w:r>
+      <w:r>
+        <w:rPr>
+          <w:rFonts w:hint="eastAsia"/>
+        </w:rPr>
+        <w:t>采购：</w:t>
+      </w:r>
+      <w:r>
+        <w:rPr>
+          <w:rFonts w:hint="eastAsia"/>
+        </w:rPr>
+        <w:t>输入</w:t>
+      </w:r>
+    </w:p>
+    <w:p>
+      <w:pPr>
+        <w:pStyle w:val="3"/>
+      </w:pPr>
+      <w:r>
+        <w:rPr>
+          <w:rFonts w:hint="eastAsia"/>
+        </w:rPr>
+        <w:t>实施采购：</w:t>
+      </w:r>
+      <w:r>
+        <w:rPr>
+          <w:rFonts w:hint="eastAsia"/>
+        </w:rPr>
+        <w:t>工具与技术</w:t>
+      </w:r>
+    </w:p>
+    <w:p>
+      <w:pPr>
+        <w:pStyle w:val="3"/>
+        <w:rPr>
+          <w:rFonts w:hint="eastAsia"/>
+        </w:rPr>
+      </w:pPr>
+      <w:r>
+        <w:rPr>
+          <w:rFonts w:hint="eastAsia"/>
+        </w:rPr>
+        <w:t>实施采购：</w:t>
+      </w:r>
+      <w:r>
+        <w:rPr>
+          <w:rFonts w:hint="eastAsia"/>
+        </w:rPr>
+        <w:t>输出</w:t>
       </w:r>
     </w:p>
     <w:p>
@@ -10700,7 +14951,55 @@
           <w:rFonts w:hint="eastAsia"/>
         </w:rPr>
         <w:lastRenderedPageBreak/>
-        <w:t>监督沟通</w:t>
+        <w:t>控制采购</w:t>
+      </w:r>
+    </w:p>
+    <w:p>
+      <w:pPr>
+        <w:pStyle w:val="3"/>
+      </w:pPr>
+      <w:r>
+        <w:rPr>
+          <w:rFonts w:hint="eastAsia"/>
+        </w:rPr>
+        <w:t>控制采购：输入</w:t>
+      </w:r>
+    </w:p>
+    <w:p>
+      <w:pPr>
+        <w:pStyle w:val="3"/>
+      </w:pPr>
+      <w:r>
+        <w:rPr>
+          <w:rFonts w:hint="eastAsia"/>
+        </w:rPr>
+        <w:t>控制采购：</w:t>
+      </w:r>
+      <w:r>
+        <w:rPr>
+          <w:rFonts w:hint="eastAsia"/>
+        </w:rPr>
+        <w:t>工具与技术</w:t>
+      </w:r>
+    </w:p>
+    <w:p>
+      <w:pPr>
+        <w:pStyle w:val="3"/>
+        <w:rPr>
+          <w:rFonts w:hint="eastAsia"/>
+        </w:rPr>
+      </w:pPr>
+      <w:r>
+        <w:rPr>
+          <w:rFonts w:hint="eastAsia"/>
+        </w:rPr>
+        <w:t>控制采购：</w:t>
+      </w:r>
+      <w:r>
+        <w:rPr>
+          <w:rFonts w:hint="eastAsia"/>
+        </w:rPr>
+        <w:t>输出</w:t>
       </w:r>
     </w:p>
     <w:p>
@@ -10711,7 +15010,7 @@
         <w:rPr>
           <w:rFonts w:hint="eastAsia"/>
         </w:rPr>
-        <w:t>项目风险管理</w:t>
+        <w:t>相关方参与管理</w:t>
       </w:r>
     </w:p>
     <w:p>
@@ -10722,7 +15021,55 @@
         <w:rPr>
           <w:rFonts w:hint="eastAsia"/>
         </w:rPr>
-        <w:t>规划风险管理</w:t>
+        <w:t>识别相关方</w:t>
+      </w:r>
+    </w:p>
+    <w:p>
+      <w:pPr>
+        <w:pStyle w:val="3"/>
+      </w:pPr>
+      <w:r>
+        <w:rPr>
+          <w:rFonts w:hint="eastAsia"/>
+        </w:rPr>
+        <w:t>识别相关方：输入</w:t>
+      </w:r>
+    </w:p>
+    <w:p>
+      <w:pPr>
+        <w:pStyle w:val="3"/>
+      </w:pPr>
+      <w:r>
+        <w:rPr>
+          <w:rFonts w:hint="eastAsia"/>
+        </w:rPr>
+        <w:t>识别相关方：</w:t>
+      </w:r>
+      <w:r>
+        <w:rPr>
+          <w:rFonts w:hint="eastAsia"/>
+        </w:rPr>
+        <w:t>工具与技术</w:t>
+      </w:r>
+    </w:p>
+    <w:p>
+      <w:pPr>
+        <w:pStyle w:val="3"/>
+        <w:rPr>
+          <w:rFonts w:hint="eastAsia"/>
+        </w:rPr>
+      </w:pPr>
+      <w:r>
+        <w:rPr>
+          <w:rFonts w:hint="eastAsia"/>
+        </w:rPr>
+        <w:t>识别相关方：</w:t>
+      </w:r>
+      <w:r>
+        <w:rPr>
+          <w:rFonts w:hint="eastAsia"/>
+        </w:rPr>
+        <w:t>输出</w:t>
       </w:r>
     </w:p>
     <w:p>
@@ -10733,7 +15080,55 @@
         <w:rPr>
           <w:rFonts w:hint="eastAsia"/>
         </w:rPr>
-        <w:t>识别风险</w:t>
+        <w:t>规划相关方参与</w:t>
+      </w:r>
+    </w:p>
+    <w:p>
+      <w:pPr>
+        <w:pStyle w:val="3"/>
+      </w:pPr>
+      <w:r>
+        <w:rPr>
+          <w:rFonts w:hint="eastAsia"/>
+        </w:rPr>
+        <w:t>规划相关方参与：输入</w:t>
+      </w:r>
+    </w:p>
+    <w:p>
+      <w:pPr>
+        <w:pStyle w:val="3"/>
+      </w:pPr>
+      <w:r>
+        <w:rPr>
+          <w:rFonts w:hint="eastAsia"/>
+        </w:rPr>
+        <w:t>规划相关方参与：</w:t>
+      </w:r>
+      <w:r>
+        <w:rPr>
+          <w:rFonts w:hint="eastAsia"/>
+        </w:rPr>
+        <w:t>工具与技术</w:t>
+      </w:r>
+    </w:p>
+    <w:p>
+      <w:pPr>
+        <w:pStyle w:val="3"/>
+        <w:rPr>
+          <w:rFonts w:hint="eastAsia"/>
+        </w:rPr>
+      </w:pPr>
+      <w:r>
+        <w:rPr>
+          <w:rFonts w:hint="eastAsia"/>
+        </w:rPr>
+        <w:t>规划相关方参与：</w:t>
+      </w:r>
+      <w:r>
+        <w:rPr>
+          <w:rFonts w:hint="eastAsia"/>
+        </w:rPr>
+        <w:t>输出</w:t>
       </w:r>
     </w:p>
     <w:p>
@@ -10744,7 +15139,56 @@
         <w:rPr>
           <w:rFonts w:hint="eastAsia"/>
         </w:rPr>
-        <w:t>实施定性风险分析</w:t>
+        <w:t>管理相关方参与</w:t>
+      </w:r>
+    </w:p>
+    <w:p>
+      <w:pPr>
+        <w:pStyle w:val="3"/>
+      </w:pPr>
+      <w:r>
+        <w:rPr>
+          <w:rFonts w:hint="eastAsia"/>
+        </w:rPr>
+        <w:t>管理相关方参与：输入</w:t>
+      </w:r>
+    </w:p>
+    <w:p>
+      <w:pPr>
+        <w:pStyle w:val="3"/>
+      </w:pPr>
+      <w:r>
+        <w:rPr>
+          <w:rFonts w:hint="eastAsia"/>
+        </w:rPr>
+        <w:lastRenderedPageBreak/>
+        <w:t>管理相关方参与：</w:t>
+      </w:r>
+      <w:r>
+        <w:rPr>
+          <w:rFonts w:hint="eastAsia"/>
+        </w:rPr>
+        <w:t>工具与技术</w:t>
+      </w:r>
+    </w:p>
+    <w:p>
+      <w:pPr>
+        <w:pStyle w:val="3"/>
+        <w:rPr>
+          <w:rFonts w:hint="eastAsia"/>
+        </w:rPr>
+      </w:pPr>
+      <w:r>
+        <w:rPr>
+          <w:rFonts w:hint="eastAsia"/>
+        </w:rPr>
+        <w:t>管理相关方参与：</w:t>
+      </w:r>
+      <w:r>
+        <w:rPr>
+          <w:rFonts w:hint="eastAsia"/>
+        </w:rPr>
+        <w:t>输出</w:t>
       </w:r>
     </w:p>
     <w:p>
@@ -10755,140 +15199,55 @@
         <w:rPr>
           <w:rFonts w:hint="eastAsia"/>
         </w:rPr>
-        <w:t>实施定量风险分析</w:t>
-      </w:r>
-    </w:p>
-    <w:p>
-      <w:pPr>
-        <w:pStyle w:val="2"/>
-      </w:pPr>
-      <w:r>
-        <w:rPr>
-          <w:rFonts w:hint="eastAsia"/>
-        </w:rPr>
-        <w:t>规范风险应对</w:t>
-      </w:r>
-    </w:p>
-    <w:p>
-      <w:pPr>
-        <w:pStyle w:val="2"/>
-      </w:pPr>
-      <w:r>
-        <w:rPr>
-          <w:rFonts w:hint="eastAsia"/>
-        </w:rPr>
-        <w:t>实施风险应对</w:t>
-      </w:r>
-    </w:p>
-    <w:p>
-      <w:pPr>
-        <w:pStyle w:val="2"/>
-      </w:pPr>
-      <w:r>
-        <w:rPr>
-          <w:rFonts w:hint="eastAsia"/>
-        </w:rPr>
-        <w:t>监督风险</w:t>
-      </w:r>
-    </w:p>
-    <w:p>
-      <w:pPr>
-        <w:pStyle w:val="1"/>
-      </w:pPr>
-      <w:r>
-        <w:rPr>
-          <w:rFonts w:hint="eastAsia"/>
-        </w:rPr>
-        <w:t>项目采购管理</w:t>
-      </w:r>
-    </w:p>
-    <w:p>
-      <w:pPr>
-        <w:pStyle w:val="2"/>
-      </w:pPr>
-      <w:r>
-        <w:rPr>
-          <w:rFonts w:hint="eastAsia"/>
-        </w:rPr>
-        <w:t>规划采购</w:t>
-      </w:r>
-    </w:p>
-    <w:p>
-      <w:pPr>
-        <w:pStyle w:val="2"/>
-      </w:pPr>
-      <w:r>
-        <w:rPr>
-          <w:rFonts w:hint="eastAsia"/>
-        </w:rPr>
-        <w:t>实施采购</w:t>
-      </w:r>
-    </w:p>
-    <w:p>
-      <w:pPr>
-        <w:pStyle w:val="2"/>
-      </w:pPr>
-      <w:r>
-        <w:rPr>
-          <w:rFonts w:hint="eastAsia"/>
-        </w:rPr>
-        <w:t>控制采购</w:t>
-      </w:r>
-    </w:p>
-    <w:p>
-      <w:pPr>
-        <w:pStyle w:val="1"/>
-      </w:pPr>
-      <w:r>
-        <w:rPr>
-          <w:rFonts w:hint="eastAsia"/>
-        </w:rPr>
-        <w:t>相关方参与管理</w:t>
-      </w:r>
-    </w:p>
-    <w:p>
-      <w:pPr>
-        <w:pStyle w:val="2"/>
-      </w:pPr>
-      <w:r>
-        <w:rPr>
-          <w:rFonts w:hint="eastAsia"/>
-        </w:rPr>
-        <w:lastRenderedPageBreak/>
-        <w:t>识别相关方</w:t>
-      </w:r>
-    </w:p>
-    <w:p>
-      <w:pPr>
-        <w:pStyle w:val="2"/>
-      </w:pPr>
-      <w:r>
-        <w:rPr>
-          <w:rFonts w:hint="eastAsia"/>
-        </w:rPr>
-        <w:t>规划相关方参与</w:t>
-      </w:r>
-    </w:p>
-    <w:p>
-      <w:pPr>
-        <w:pStyle w:val="2"/>
-      </w:pPr>
-      <w:r>
-        <w:rPr>
-          <w:rFonts w:hint="eastAsia"/>
-        </w:rPr>
-        <w:t>管理相关方参与</w:t>
-      </w:r>
-    </w:p>
-    <w:p>
-      <w:pPr>
-        <w:pStyle w:val="2"/>
-      </w:pPr>
-      <w:r>
-        <w:rPr>
-          <w:rFonts w:hint="eastAsia"/>
-        </w:rPr>
         <w:t>监督相关方参与</w:t>
+      </w:r>
+    </w:p>
+    <w:p>
+      <w:pPr>
+        <w:pStyle w:val="3"/>
+      </w:pPr>
+      <w:r>
+        <w:rPr>
+          <w:rFonts w:hint="eastAsia"/>
+        </w:rPr>
+        <w:t>监督相关方参与：输入</w:t>
+      </w:r>
+    </w:p>
+    <w:p>
+      <w:pPr>
+        <w:pStyle w:val="3"/>
+      </w:pPr>
+      <w:r>
+        <w:rPr>
+          <w:rFonts w:hint="eastAsia"/>
+        </w:rPr>
+        <w:t>监督相关方参与：</w:t>
+      </w:r>
+      <w:r>
+        <w:rPr>
+          <w:rFonts w:hint="eastAsia"/>
+        </w:rPr>
+        <w:t>工具与技术</w:t>
+      </w:r>
+    </w:p>
+    <w:p>
+      <w:pPr>
+        <w:pStyle w:val="3"/>
+        <w:rPr>
+          <w:rFonts w:hint="eastAsia"/>
+        </w:rPr>
+      </w:pPr>
+      <w:r>
+        <w:rPr>
+          <w:rFonts w:hint="eastAsia"/>
+        </w:rPr>
+        <w:t>监督相关方参与：</w:t>
+      </w:r>
+      <w:r>
+        <w:rPr>
+          <w:rFonts w:hint="eastAsia"/>
+        </w:rPr>
+        <w:t>输出</w:t>
       </w:r>
     </w:p>
     <w:p>
@@ -11731,6 +16090,7 @@
                 <w:sz w:val="13"/>
                 <w:szCs w:val="13"/>
               </w:rPr>
+              <w:lastRenderedPageBreak/>
               <w:t>0</w:t>
             </w:r>
             <w:r>
@@ -11842,7 +16202,6 @@
         <w:rPr>
           <w:rFonts w:hint="eastAsia"/>
         </w:rPr>
-        <w:lastRenderedPageBreak/>
         <w:t>项目管理过程组与知识领域</w:t>
       </w:r>
       <w:bookmarkEnd w:id="81"/>
@@ -22425,7 +26784,6 @@
                 <w:sz w:val="13"/>
                 <w:szCs w:val="13"/>
               </w:rPr>
-              <w:lastRenderedPageBreak/>
               <w:t xml:space="preserve">   ●资源需求</w:t>
             </w:r>
           </w:p>
@@ -22495,7 +26853,6 @@
                 <w:sz w:val="13"/>
                 <w:szCs w:val="13"/>
               </w:rPr>
-              <w:lastRenderedPageBreak/>
               <w:t>1、专家判断</w:t>
             </w:r>
           </w:p>
@@ -24266,7 +28623,6 @@
         <w:rPr>
           <w:rFonts w:hint="eastAsia"/>
         </w:rPr>
-        <w:lastRenderedPageBreak/>
         <w:t>项目成本管理</w:t>
       </w:r>
       <w:bookmarkEnd w:id="86"/>
@@ -25841,7 +30197,6 @@
                 <w:sz w:val="13"/>
                 <w:szCs w:val="13"/>
               </w:rPr>
-              <w:lastRenderedPageBreak/>
               <w:t>4、工作绩效数据</w:t>
             </w:r>
           </w:p>
@@ -25879,7 +30234,6 @@
                 <w:sz w:val="13"/>
                 <w:szCs w:val="13"/>
               </w:rPr>
-              <w:lastRenderedPageBreak/>
               <w:t>1、专家判断</w:t>
             </w:r>
           </w:p>
@@ -26002,7 +30356,6 @@
                 <w:sz w:val="13"/>
                 <w:szCs w:val="13"/>
               </w:rPr>
-              <w:lastRenderedPageBreak/>
               <w:t>4、项目管理信息系统</w:t>
             </w:r>
           </w:p>
@@ -26023,7 +30376,6 @@
                 <w:sz w:val="13"/>
                 <w:szCs w:val="13"/>
               </w:rPr>
-              <w:lastRenderedPageBreak/>
               <w:t>1</w:t>
             </w:r>
             <w:r>
@@ -26144,7 +30496,6 @@
                 <w:sz w:val="13"/>
                 <w:szCs w:val="13"/>
               </w:rPr>
-              <w:lastRenderedPageBreak/>
               <w:t>6、</w:t>
             </w:r>
             <w:r>
@@ -29851,7 +34202,6 @@
         <w:rPr>
           <w:rFonts w:hint="eastAsia"/>
         </w:rPr>
-        <w:lastRenderedPageBreak/>
         <w:t>项目管理计划和项目文件</w:t>
       </w:r>
       <w:bookmarkEnd w:id="93"/>
@@ -48062,7 +52412,7 @@
 </file>
 
 <file path=customXml/itemProps2.xml><?xml version="1.0" encoding="utf-8"?>
-<ds:datastoreItem xmlns:ds="http://schemas.openxmlformats.org/officeDocument/2006/customXml" ds:itemID="{793CF5FD-94FE-42AE-BEE6-ECE9A97F228D}">
+<ds:datastoreItem xmlns:ds="http://schemas.openxmlformats.org/officeDocument/2006/customXml" ds:itemID="{66D35743-D462-4505-9E64-7635F0AEBF11}">
   <ds:schemaRefs>
     <ds:schemaRef ds:uri="http://schemas.openxmlformats.org/officeDocument/2006/bibliography"/>
   </ds:schemaRefs>
